--- a/docs/cipla/Cipla_Master_Data_Upload_Programs_Guide.docx
+++ b/docs/cipla/Cipla_Master_Data_Upload_Programs_Guide.docx
@@ -29,7 +29,7 @@
           <w:sz w:val="32"/>
           <w:szCs w:val="32"/>
         </w:rPr>
-        <w:t xml:space="preserve">Mass Upload Programs - Overview and Test Guide</w:t>
+        <w:t xml:space="preserve">Download / Upload Programs - Overview and Test Guide</w:t>
       </w:r>
     </w:p>
     <w:tbl>
@@ -170,29 +170,18 @@
               <w:rPr>
                 <w:rFonts w:ascii="Arial" w:cs="Arial" w:eastAsia="Arial" w:hAnsi="Arial"/>
               </w:rPr>
-              <w:t xml:space="preserve">ZSDS_CUST_TMPL_DOWNLOAD - Customer master template download / upload</w:t>
-            </w:r>
-          </w:p>
-          <w:p>
-            <w:pPr>
-              <w:spacing w:after="40"/>
-            </w:pPr>
-            <w:r>
-              <w:rPr>
-                <w:rFonts w:ascii="Arial" w:cs="Arial" w:eastAsia="Arial" w:hAnsi="Arial"/>
-              </w:rPr>
-              <w:t xml:space="preserve">ZMMS_BP_MASS_UPLOAD - Vendor (Business Partner) master mass upload</w:t>
-            </w:r>
-          </w:p>
-          <w:p>
-            <w:pPr>
-              <w:spacing w:after="40"/>
-            </w:pPr>
-            <w:r>
-              <w:rPr>
-                <w:rFonts w:ascii="Arial" w:cs="Arial" w:eastAsia="Arial" w:hAnsi="Arial"/>
-              </w:rPr>
-              <w:t xml:space="preserve">ZBCS_MASS_UPLOAD_EXTRACT - Vendor sample file from existing master data</w:t>
+              <w:t xml:space="preserve">ZSDS_CUST_TMPL_DOWNLOAD - Customer master download / upload</w:t>
+            </w:r>
+          </w:p>
+          <w:p>
+            <w:pPr>
+              <w:spacing w:after="40"/>
+            </w:pPr>
+            <w:r>
+              <w:rPr>
+                <w:rFonts w:ascii="Arial" w:cs="Arial" w:eastAsia="Arial" w:hAnsi="Arial"/>
+              </w:rPr>
+              <w:t xml:space="preserve">ZMMS_BP_MASS_UPLOAD - Vendor (Business Partner) master download / upload</w:t>
             </w:r>
           </w:p>
         </w:tc>
@@ -366,7 +355,7 @@
               <w:rPr>
                 <w:rFonts w:ascii="Arial" w:cs="Arial" w:eastAsia="Arial" w:hAnsi="Arial"/>
               </w:rPr>
-              <w:t xml:space="preserve">1.0 - 30 September 2026</w:t>
+              <w:t xml:space="preserve">1.1 - 30 September 2026</w:t>
             </w:r>
           </w:p>
         </w:tc>
@@ -425,7 +414,7 @@
         <w:rPr>
           <w:rFonts w:ascii="Arial" w:cs="Arial" w:eastAsia="Arial" w:hAnsi="Arial"/>
         </w:rPr>
-        <w:t xml:space="preserve">1. The three programs at a glance</w:t>
+        <w:t xml:space="preserve">1. The two programs at a glance</w:t>
       </w:r>
     </w:p>
     <w:p>
@@ -436,7 +425,7 @@
         <w:rPr>
           <w:rFonts w:ascii="Arial" w:cs="Arial" w:eastAsia="Arial" w:hAnsi="Arial"/>
         </w:rPr>
-        <w:t xml:space="preserve">Your existing LSMW templates were recorded against transactions XD01, XK01, XK02 and XK05. In SAP S/4HANA these transactions are replaced by the Business Partner (transaction BP), so the recordings can no longer run. The three programs below replace them. They create and change master data through the standard SAP Business Partner interface, so every check, number range and authorisation that applies in transaction BP applies here too.</w:t>
+        <w:t xml:space="preserve">Your existing LSMW templates were recorded against transactions XD01, XK01, XK02 and XK05. In SAP S/4HANA these transactions are replaced by the Business Partner (transaction BP), so the recordings can no longer run. The two programs below replace them - one for customers and one for vendors, each of which both downloads and uploads. They create and change master data through the standard SAP Business Partner interface, so every check, number range and authorisation that applies in transaction BP applies here too.</w:t>
       </w:r>
     </w:p>
     <w:tbl>
@@ -638,7 +627,7 @@
               <w:rPr>
                 <w:rFonts w:ascii="Arial" w:cs="Arial" w:eastAsia="Arial" w:hAnsi="Arial"/>
               </w:rPr>
-              <w:t xml:space="preserve">Customer master: create, extend to a new company code / sales area, block and unblock</w:t>
+              <w:t xml:space="preserve">Customer master: create, extend to a new sales area, block and unblock</w:t>
             </w:r>
           </w:p>
         </w:tc>
@@ -696,7 +685,7 @@
               <w:rPr>
                 <w:rFonts w:ascii="Arial" w:cs="Arial" w:eastAsia="Arial" w:hAnsi="Arial"/>
               </w:rPr>
-              <w:t xml:space="preserve">Uploads the vendor workbook, one scenario (tab) at a time.</w:t>
+              <w:t xml:space="preserve">Downloads a tab of the vendor workbook - empty or filled with existing vendors - and uploads a filled tab back into SAP, one scenario (tab) at a time.</w:t>
             </w:r>
           </w:p>
         </w:tc>
@@ -725,92 +714,6 @@
                 <w:rFonts w:ascii="Arial" w:cs="Arial" w:eastAsia="Arial" w:hAnsi="Arial"/>
               </w:rPr>
               <w:t xml:space="preserve">Vendor master: create, TDS, TAN exemption, bank keys, bank details, extension, CIN, partner functions, block / unblock</w:t>
-            </w:r>
-          </w:p>
-        </w:tc>
-      </w:tr>
-      <w:tr>
-        <w:tc>
-          <w:tcPr>
-            <w:tcW w:type="dxa" w:w="2347"/>
-            <w:tcBorders>
-              <w:top w:val="single" w:color="A6A6A6" w:sz="4"/>
-              <w:left w:val="single" w:color="A6A6A6" w:sz="4"/>
-              <w:bottom w:val="single" w:color="A6A6A6" w:sz="4"/>
-              <w:right w:val="single" w:color="A6A6A6" w:sz="4"/>
-            </w:tcBorders>
-            <w:tcMar>
-              <w:top w:type="dxa" w:w="60"/>
-              <w:left w:type="dxa" w:w="100"/>
-              <w:bottom w:type="dxa" w:w="60"/>
-              <w:right w:type="dxa" w:w="100"/>
-            </w:tcMar>
-          </w:tcPr>
-          <w:p>
-            <w:pPr>
-              <w:spacing w:after="40"/>
-            </w:pPr>
-            <w:r>
-              <w:rPr>
-                <w:rFonts w:ascii="Arial" w:cs="Arial" w:eastAsia="Arial" w:hAnsi="Arial"/>
-              </w:rPr>
-              <w:t xml:space="preserve">ZBCS_MASS_UPLOAD_EXTRACT</w:t>
-            </w:r>
-          </w:p>
-        </w:tc>
-        <w:tc>
-          <w:tcPr>
-            <w:tcW w:type="dxa" w:w="3971"/>
-            <w:tcBorders>
-              <w:top w:val="single" w:color="A6A6A6" w:sz="4"/>
-              <w:left w:val="single" w:color="A6A6A6" w:sz="4"/>
-              <w:bottom w:val="single" w:color="A6A6A6" w:sz="4"/>
-              <w:right w:val="single" w:color="A6A6A6" w:sz="4"/>
-            </w:tcBorders>
-            <w:tcMar>
-              <w:top w:type="dxa" w:w="60"/>
-              <w:left w:type="dxa" w:w="100"/>
-              <w:bottom w:type="dxa" w:w="60"/>
-              <w:right w:type="dxa" w:w="100"/>
-            </w:tcMar>
-          </w:tcPr>
-          <w:p>
-            <w:pPr>
-              <w:spacing w:after="40"/>
-            </w:pPr>
-            <w:r>
-              <w:rPr>
-                <w:rFonts w:ascii="Arial" w:cs="Arial" w:eastAsia="Arial" w:hAnsi="Arial"/>
-              </w:rPr>
-              <w:t xml:space="preserve">Writes an Excel file of existing vendors in exactly the layout ZMMS_BP_MASS_UPLOAD reads.</w:t>
-            </w:r>
-          </w:p>
-        </w:tc>
-        <w:tc>
-          <w:tcPr>
-            <w:tcW w:type="dxa" w:w="2708"/>
-            <w:tcBorders>
-              <w:top w:val="single" w:color="A6A6A6" w:sz="4"/>
-              <w:left w:val="single" w:color="A6A6A6" w:sz="4"/>
-              <w:bottom w:val="single" w:color="A6A6A6" w:sz="4"/>
-              <w:right w:val="single" w:color="A6A6A6" w:sz="4"/>
-            </w:tcBorders>
-            <w:tcMar>
-              <w:top w:type="dxa" w:w="60"/>
-              <w:left w:type="dxa" w:w="100"/>
-              <w:bottom w:type="dxa" w:w="60"/>
-              <w:right w:type="dxa" w:w="100"/>
-            </w:tcMar>
-          </w:tcPr>
-          <w:p>
-            <w:pPr>
-              <w:spacing w:after="40"/>
-            </w:pPr>
-            <w:r>
-              <w:rPr>
-                <w:rFonts w:ascii="Arial" w:cs="Arial" w:eastAsia="Arial" w:hAnsi="Arial"/>
-              </w:rPr>
-              <w:t xml:space="preserve">Getting a correctly laid-out vendor file to start from, and checking the vendor upload</w:t>
             </w:r>
           </w:p>
         </w:tc>
@@ -862,7 +765,7 @@
               <w:rPr>
                 <w:rFonts w:ascii="Arial" w:cs="Arial" w:eastAsia="Arial" w:hAnsi="Arial"/>
               </w:rPr>
-              <w:t xml:space="preserve">The earlier customer upload program ZSDS_CUST_MASS_UPLOAD is replaced by ZSDS_CUST_TMPL_DOWNLOAD and is no longer used. Its layouts belonged to the old LSMW workbook and did not match the current customer templates.</w:t>
+              <w:t xml:space="preserve">Two earlier programs are no longer used. ZSDS_CUST_MASS_UPLOAD (customer upload) is replaced by ZSDS_CUST_TMPL_DOWNLOAD; its layouts belonged to the old LSMW workbook and did not match the current customer templates. ZBCS_MASS_UPLOAD_EXTRACT (vendor sample file) is now the download mode of ZMMS_BP_MASS_UPLOAD.</w:t>
             </w:r>
           </w:p>
         </w:tc>
@@ -870,13 +773,24 @@
     </w:tbl>
     <w:p>
       <w:pPr>
+        <w:spacing w:after="120"/>
+      </w:pPr>
+      <w:r>
+        <w:rPr>
+          <w:rFonts w:ascii="Arial" w:cs="Arial" w:eastAsia="Arial" w:hAnsi="Arial"/>
+        </w:rPr>
+        <w:t xml:space="preserve">In both programs a download and an upload use one and the same column definition, so a file the program downloads is always a file it can upload.</w:t>
+      </w:r>
+    </w:p>
+    <w:p>
+      <w:pPr>
         <w:pStyle w:val="Heading1"/>
       </w:pPr>
       <w:r>
         <w:rPr>
           <w:rFonts w:ascii="Arial" w:cs="Arial" w:eastAsia="Arial" w:hAnsi="Arial"/>
         </w:rPr>
-        <w:t xml:space="preserve">2. Rules that apply to all three programs</w:t>
+        <w:t xml:space="preserve">2. Rules that apply to both programs</w:t>
       </w:r>
     </w:p>
     <w:p>
@@ -898,7 +812,7 @@
         <w:rPr>
           <w:rFonts w:ascii="Arial" w:cs="Arial" w:eastAsia="Arial" w:hAnsi="Arial"/>
         </w:rPr>
-        <w:t xml:space="preserve">Both upload programs have a </w:t>
+        <w:t xml:space="preserve">The upload of both programs has a </w:t>
       </w:r>
       <w:r>
         <w:rPr>
@@ -3979,7 +3893,7 @@
         <w:rPr>
           <w:rFonts w:ascii="Arial" w:cs="Arial" w:eastAsia="Arial" w:hAnsi="Arial"/>
         </w:rPr>
-        <w:t xml:space="preserve">4. ZMMS_BP_MASS_UPLOAD - Vendor master mass upload</w:t>
+        <w:t xml:space="preserve">4. ZMMS_BP_MASS_UPLOAD - Vendor master download / upload</w:t>
       </w:r>
     </w:p>
     <w:p>
@@ -4001,7 +3915,55 @@
         <w:rPr>
           <w:rFonts w:ascii="Arial" w:cs="Arial" w:eastAsia="Arial" w:hAnsi="Arial"/>
         </w:rPr>
-        <w:t xml:space="preserve">One program for every vendor mass change. A radio button selects the scenario, and with it the columns the program looks for in the file. The layouts are those of your existing vendor workbook, so no re-keying is needed.</w:t>
+        <w:t xml:space="preserve">One program for every vendor mass change, in both directions. A radio button selects the scenario - the tab of your vendor workbook - and the same layout is used to download and to upload it, so no re-keying is needed.</w:t>
+      </w:r>
+    </w:p>
+    <w:p>
+      <w:pPr>
+        <w:pStyle w:val="ListParagraph"/>
+        <w:numPr>
+          <w:ilvl w:val="0"/>
+          <w:numId w:val="2"/>
+        </w:numPr>
+        <w:spacing w:after="60"/>
+      </w:pPr>
+      <w:r>
+        <w:rPr>
+          <w:rFonts w:ascii="Arial" w:cs="Arial" w:eastAsia="Arial" w:hAnsi="Arial"/>
+          <w:b/>
+          <w:bCs/>
+        </w:rPr>
+        <w:t xml:space="preserve">Download</w:t>
+      </w:r>
+      <w:r>
+        <w:rPr>
+          <w:rFonts w:ascii="Arial" w:cs="Arial" w:eastAsia="Arial" w:hAnsi="Arial"/>
+        </w:rPr>
+        <w:t xml:space="preserve"> - reads existing vendors and writes them into the scenario’s tab: a correctly laid-out file to start from, filled with real values, or with headings only. It changes nothing in SAP.</w:t>
+      </w:r>
+    </w:p>
+    <w:p>
+      <w:pPr>
+        <w:pStyle w:val="ListParagraph"/>
+        <w:numPr>
+          <w:ilvl w:val="0"/>
+          <w:numId w:val="2"/>
+        </w:numPr>
+        <w:spacing w:after="60"/>
+      </w:pPr>
+      <w:r>
+        <w:rPr>
+          <w:rFonts w:ascii="Arial" w:cs="Arial" w:eastAsia="Arial" w:hAnsi="Arial"/>
+          <w:b/>
+          <w:bCs/>
+        </w:rPr>
+        <w:t xml:space="preserve">Upload</w:t>
+      </w:r>
+      <w:r>
+        <w:rPr>
+          <w:rFonts w:ascii="Arial" w:cs="Arial" w:eastAsia="Arial" w:hAnsi="Arial"/>
+        </w:rPr>
+        <w:t xml:space="preserve"> - reads a filled tab and posts it.</w:t>
       </w:r>
     </w:p>
     <w:tbl>
@@ -4117,7 +4079,7 @@
                 <w:bCs/>
                 <w:color w:val="1F4E79"/>
               </w:rPr>
-              <w:t xml:space="preserve">What it does</w:t>
+              <w:t xml:space="preserve">What an upload does</w:t>
             </w:r>
           </w:p>
         </w:tc>
@@ -4147,7 +4109,7 @@
               <w:rPr>
                 <w:rFonts w:ascii="Arial" w:cs="Arial" w:eastAsia="Arial" w:hAnsi="Arial"/>
               </w:rPr>
-              <w:t xml:space="preserve">Vendor / BP creation - all company codes</w:t>
+              <w:t xml:space="preserve">Vendor / BP creation - all CC</w:t>
             </w:r>
           </w:p>
         </w:tc>
@@ -5018,7 +4980,7 @@
               <w:rPr>
                 <w:rFonts w:ascii="Arial" w:cs="Arial" w:eastAsia="Arial" w:hAnsi="Arial"/>
               </w:rPr>
-              <w:t xml:space="preserve">Scenario</w:t>
+              <w:t xml:space="preserve">Download a workbook / Upload a filled workbook</w:t>
             </w:r>
           </w:p>
         </w:tc>
@@ -5046,7 +5008,7 @@
               <w:rPr>
                 <w:rFonts w:ascii="Arial" w:cs="Arial" w:eastAsia="Arial" w:hAnsi="Arial"/>
               </w:rPr>
-              <w:t xml:space="preserve">One of the nine radio buttons above</w:t>
+              <w:t xml:space="preserve">Choose the direction. The screen shows only the fields that apply.</w:t>
             </w:r>
           </w:p>
         </w:tc>
@@ -5076,7 +5038,7 @@
               <w:rPr>
                 <w:rFonts w:ascii="Arial" w:cs="Arial" w:eastAsia="Arial" w:hAnsi="Arial"/>
               </w:rPr>
-              <w:t xml:space="preserve">Upload workbook</w:t>
+              <w:t xml:space="preserve">Scenario</w:t>
             </w:r>
           </w:p>
         </w:tc>
@@ -5104,7 +5066,7 @@
               <w:rPr>
                 <w:rFonts w:ascii="Arial" w:cs="Arial" w:eastAsia="Arial" w:hAnsi="Arial"/>
               </w:rPr>
-              <w:t xml:space="preserve">The file to load (.xlsx). F4 opens the file dialog.</w:t>
+              <w:t xml:space="preserve">One of the nine radio buttons above</w:t>
             </w:r>
           </w:p>
         </w:tc>
@@ -5134,7 +5096,7 @@
               <w:rPr>
                 <w:rFonts w:ascii="Arial" w:cs="Arial" w:eastAsia="Arial" w:hAnsi="Arial"/>
               </w:rPr>
-              <w:t xml:space="preserve">File is on the PC / application server</w:t>
+              <w:t xml:space="preserve">Business partner / Supplier</w:t>
             </w:r>
           </w:p>
         </w:tc>
@@ -5162,7 +5124,7 @@
               <w:rPr>
                 <w:rFonts w:ascii="Arial" w:cs="Arial" w:eastAsia="Arial" w:hAnsi="Arial"/>
               </w:rPr>
-              <w:t xml:space="preserve">Where the file is. Use PC for normal work.</w:t>
+              <w:t xml:space="preserve">Download only: which existing vendors to write</w:t>
             </w:r>
           </w:p>
         </w:tc>
@@ -5192,7 +5154,7 @@
               <w:rPr>
                 <w:rFonts w:ascii="Arial" w:cs="Arial" w:eastAsia="Arial" w:hAnsi="Arial"/>
               </w:rPr>
-              <w:t xml:space="preserve">Test run (nothing is posted)</w:t>
+              <w:t xml:space="preserve">Rows at most</w:t>
             </w:r>
           </w:p>
         </w:tc>
@@ -5220,7 +5182,7 @@
               <w:rPr>
                 <w:rFonts w:ascii="Arial" w:cs="Arial" w:eastAsia="Arial" w:hAnsi="Arial"/>
               </w:rPr>
-              <w:t xml:space="preserve">Ticked by default - see 2.1</w:t>
+              <w:t xml:space="preserve">Download only: limit on the number of rows written (default 20)</w:t>
             </w:r>
           </w:p>
         </w:tc>
@@ -5250,7 +5212,7 @@
               <w:rPr>
                 <w:rFonts w:ascii="Arial" w:cs="Arial" w:eastAsia="Arial" w:hAnsi="Arial"/>
               </w:rPr>
-              <w:t xml:space="preserve">Stop at the first faulty row</w:t>
+              <w:t xml:space="preserve">Test run (nothing is posted)</w:t>
             </w:r>
           </w:p>
         </w:tc>
@@ -5278,7 +5240,7 @@
               <w:rPr>
                 <w:rFonts w:ascii="Arial" w:cs="Arial" w:eastAsia="Arial" w:hAnsi="Arial"/>
               </w:rPr>
-              <w:t xml:space="preserve">Stops at the first error instead of working through the whole file</w:t>
+              <w:t xml:space="preserve">Upload only. Ticked by default - see 2.1</w:t>
             </w:r>
           </w:p>
         </w:tc>
@@ -5308,6 +5270,64 @@
               <w:rPr>
                 <w:rFonts w:ascii="Arial" w:cs="Arial" w:eastAsia="Arial" w:hAnsi="Arial"/>
               </w:rPr>
+              <w:t xml:space="preserve">Stop at the first faulty row</w:t>
+            </w:r>
+          </w:p>
+        </w:tc>
+        <w:tc>
+          <w:tcPr>
+            <w:tcW w:type="dxa" w:w="5957"/>
+            <w:tcBorders>
+              <w:top w:val="single" w:color="A6A6A6" w:sz="4"/>
+              <w:left w:val="single" w:color="A6A6A6" w:sz="4"/>
+              <w:bottom w:val="single" w:color="A6A6A6" w:sz="4"/>
+              <w:right w:val="single" w:color="A6A6A6" w:sz="4"/>
+            </w:tcBorders>
+            <w:tcMar>
+              <w:top w:type="dxa" w:w="60"/>
+              <w:left w:type="dxa" w:w="100"/>
+              <w:bottom w:type="dxa" w:w="60"/>
+              <w:right w:type="dxa" w:w="100"/>
+            </w:tcMar>
+          </w:tcPr>
+          <w:p>
+            <w:pPr>
+              <w:spacing w:after="40"/>
+            </w:pPr>
+            <w:r>
+              <w:rPr>
+                <w:rFonts w:ascii="Arial" w:cs="Arial" w:eastAsia="Arial" w:hAnsi="Arial"/>
+              </w:rPr>
+              <w:t xml:space="preserve">Upload only. Stops at the first error instead of working through the whole file</w:t>
+            </w:r>
+          </w:p>
+        </w:tc>
+      </w:tr>
+      <w:tr>
+        <w:tc>
+          <w:tcPr>
+            <w:tcW w:type="dxa" w:w="3069"/>
+            <w:tcBorders>
+              <w:top w:val="single" w:color="A6A6A6" w:sz="4"/>
+              <w:left w:val="single" w:color="A6A6A6" w:sz="4"/>
+              <w:bottom w:val="single" w:color="A6A6A6" w:sz="4"/>
+              <w:right w:val="single" w:color="A6A6A6" w:sz="4"/>
+            </w:tcBorders>
+            <w:tcMar>
+              <w:top w:type="dxa" w:w="60"/>
+              <w:left w:type="dxa" w:w="100"/>
+              <w:bottom w:type="dxa" w:w="60"/>
+              <w:right w:type="dxa" w:w="100"/>
+            </w:tcMar>
+          </w:tcPr>
+          <w:p>
+            <w:pPr>
+              <w:spacing w:after="40"/>
+            </w:pPr>
+            <w:r>
+              <w:rPr>
+                <w:rFonts w:ascii="Arial" w:cs="Arial" w:eastAsia="Arial" w:hAnsi="Arial"/>
+              </w:rPr>
               <w:t xml:space="preserve">Heading rows to skip</w:t>
             </w:r>
           </w:p>
@@ -5336,7 +5356,181 @@
               <w:rPr>
                 <w:rFonts w:ascii="Arial" w:cs="Arial" w:eastAsia="Arial" w:hAnsi="Arial"/>
               </w:rPr>
-              <w:t xml:space="preserve">Leave at 1</w:t>
+              <w:t xml:space="preserve">Upload only. Leave at 1</w:t>
+            </w:r>
+          </w:p>
+        </w:tc>
+      </w:tr>
+      <w:tr>
+        <w:tc>
+          <w:tcPr>
+            <w:tcW w:type="dxa" w:w="3069"/>
+            <w:tcBorders>
+              <w:top w:val="single" w:color="A6A6A6" w:sz="4"/>
+              <w:left w:val="single" w:color="A6A6A6" w:sz="4"/>
+              <w:bottom w:val="single" w:color="A6A6A6" w:sz="4"/>
+              <w:right w:val="single" w:color="A6A6A6" w:sz="4"/>
+            </w:tcBorders>
+            <w:tcMar>
+              <w:top w:type="dxa" w:w="60"/>
+              <w:left w:type="dxa" w:w="100"/>
+              <w:bottom w:type="dxa" w:w="60"/>
+              <w:right w:type="dxa" w:w="100"/>
+            </w:tcMar>
+          </w:tcPr>
+          <w:p>
+            <w:pPr>
+              <w:spacing w:after="40"/>
+            </w:pPr>
+            <w:r>
+              <w:rPr>
+                <w:rFonts w:ascii="Arial" w:cs="Arial" w:eastAsia="Arial" w:hAnsi="Arial"/>
+              </w:rPr>
+              <w:t xml:space="preserve">File</w:t>
+            </w:r>
+          </w:p>
+        </w:tc>
+        <w:tc>
+          <w:tcPr>
+            <w:tcW w:type="dxa" w:w="5957"/>
+            <w:tcBorders>
+              <w:top w:val="single" w:color="A6A6A6" w:sz="4"/>
+              <w:left w:val="single" w:color="A6A6A6" w:sz="4"/>
+              <w:bottom w:val="single" w:color="A6A6A6" w:sz="4"/>
+              <w:right w:val="single" w:color="A6A6A6" w:sz="4"/>
+            </w:tcBorders>
+            <w:tcMar>
+              <w:top w:type="dxa" w:w="60"/>
+              <w:left w:type="dxa" w:w="100"/>
+              <w:bottom w:type="dxa" w:w="60"/>
+              <w:right w:type="dxa" w:w="100"/>
+            </w:tcMar>
+          </w:tcPr>
+          <w:p>
+            <w:pPr>
+              <w:spacing w:after="40"/>
+            </w:pPr>
+            <w:r>
+              <w:rPr>
+                <w:rFonts w:ascii="Arial" w:cs="Arial" w:eastAsia="Arial" w:hAnsi="Arial"/>
+              </w:rPr>
+              <w:t xml:space="preserve">Download: where to save (a name is proposed per scenario). Upload: the file to read. F4 opens the file dialog.</w:t>
+            </w:r>
+          </w:p>
+        </w:tc>
+      </w:tr>
+      <w:tr>
+        <w:tc>
+          <w:tcPr>
+            <w:tcW w:type="dxa" w:w="3069"/>
+            <w:tcBorders>
+              <w:top w:val="single" w:color="A6A6A6" w:sz="4"/>
+              <w:left w:val="single" w:color="A6A6A6" w:sz="4"/>
+              <w:bottom w:val="single" w:color="A6A6A6" w:sz="4"/>
+              <w:right w:val="single" w:color="A6A6A6" w:sz="4"/>
+            </w:tcBorders>
+            <w:tcMar>
+              <w:top w:type="dxa" w:w="60"/>
+              <w:left w:type="dxa" w:w="100"/>
+              <w:bottom w:type="dxa" w:w="60"/>
+              <w:right w:type="dxa" w:w="100"/>
+            </w:tcMar>
+          </w:tcPr>
+          <w:p>
+            <w:pPr>
+              <w:spacing w:after="40"/>
+            </w:pPr>
+            <w:r>
+              <w:rPr>
+                <w:rFonts w:ascii="Arial" w:cs="Arial" w:eastAsia="Arial" w:hAnsi="Arial"/>
+              </w:rPr>
+              <w:t xml:space="preserve">On the PC / On the application server</w:t>
+            </w:r>
+          </w:p>
+        </w:tc>
+        <w:tc>
+          <w:tcPr>
+            <w:tcW w:type="dxa" w:w="5957"/>
+            <w:tcBorders>
+              <w:top w:val="single" w:color="A6A6A6" w:sz="4"/>
+              <w:left w:val="single" w:color="A6A6A6" w:sz="4"/>
+              <w:bottom w:val="single" w:color="A6A6A6" w:sz="4"/>
+              <w:right w:val="single" w:color="A6A6A6" w:sz="4"/>
+            </w:tcBorders>
+            <w:tcMar>
+              <w:top w:type="dxa" w:w="60"/>
+              <w:left w:type="dxa" w:w="100"/>
+              <w:bottom w:type="dxa" w:w="60"/>
+              <w:right w:type="dxa" w:w="100"/>
+            </w:tcMar>
+          </w:tcPr>
+          <w:p>
+            <w:pPr>
+              <w:spacing w:after="40"/>
+            </w:pPr>
+            <w:r>
+              <w:rPr>
+                <w:rFonts w:ascii="Arial" w:cs="Arial" w:eastAsia="Arial" w:hAnsi="Arial"/>
+              </w:rPr>
+              <w:t xml:space="preserve">Where the file is. Use PC for normal work.</w:t>
+            </w:r>
+          </w:p>
+        </w:tc>
+      </w:tr>
+      <w:tr>
+        <w:tc>
+          <w:tcPr>
+            <w:tcW w:type="dxa" w:w="3069"/>
+            <w:tcBorders>
+              <w:top w:val="single" w:color="A6A6A6" w:sz="4"/>
+              <w:left w:val="single" w:color="A6A6A6" w:sz="4"/>
+              <w:bottom w:val="single" w:color="A6A6A6" w:sz="4"/>
+              <w:right w:val="single" w:color="A6A6A6" w:sz="4"/>
+            </w:tcBorders>
+            <w:tcMar>
+              <w:top w:type="dxa" w:w="60"/>
+              <w:left w:type="dxa" w:w="100"/>
+              <w:bottom w:type="dxa" w:w="60"/>
+              <w:right w:type="dxa" w:w="100"/>
+            </w:tcMar>
+          </w:tcPr>
+          <w:p>
+            <w:pPr>
+              <w:spacing w:after="40"/>
+            </w:pPr>
+            <w:r>
+              <w:rPr>
+                <w:rFonts w:ascii="Arial" w:cs="Arial" w:eastAsia="Arial" w:hAnsi="Arial"/>
+              </w:rPr>
+              <w:t xml:space="preserve">Headings only (empty template)</w:t>
+            </w:r>
+          </w:p>
+        </w:tc>
+        <w:tc>
+          <w:tcPr>
+            <w:tcW w:type="dxa" w:w="5957"/>
+            <w:tcBorders>
+              <w:top w:val="single" w:color="A6A6A6" w:sz="4"/>
+              <w:left w:val="single" w:color="A6A6A6" w:sz="4"/>
+              <w:bottom w:val="single" w:color="A6A6A6" w:sz="4"/>
+              <w:right w:val="single" w:color="A6A6A6" w:sz="4"/>
+            </w:tcBorders>
+            <w:tcMar>
+              <w:top w:type="dxa" w:w="60"/>
+              <w:left w:type="dxa" w:w="100"/>
+              <w:bottom w:type="dxa" w:w="60"/>
+              <w:right w:type="dxa" w:w="100"/>
+            </w:tcMar>
+          </w:tcPr>
+          <w:p>
+            <w:pPr>
+              <w:spacing w:after="40"/>
+            </w:pPr>
+            <w:r>
+              <w:rPr>
+                <w:rFonts w:ascii="Arial" w:cs="Arial" w:eastAsia="Arial" w:hAnsi="Arial"/>
+              </w:rPr>
+              <w:t xml:space="preserve">Download only: write the headings without data</w:t>
             </w:r>
           </w:p>
         </w:tc>
@@ -5499,7 +5693,7 @@
         <w:rPr>
           <w:rFonts w:ascii="Arial" w:cs="Arial" w:eastAsia="Arial" w:hAnsi="Arial"/>
         </w:rPr>
-        <w:t xml:space="preserve">4.4 How to check it</w:t>
+        <w:t xml:space="preserve">4.4 How to check the download</w:t>
       </w:r>
     </w:p>
     <w:p>
@@ -5515,7 +5709,7 @@
         <w:rPr>
           <w:rFonts w:ascii="Arial" w:cs="Arial" w:eastAsia="Arial" w:hAnsi="Arial"/>
         </w:rPr>
-        <w:t xml:space="preserve">Pick a scenario, select the file and execute with </w:t>
+        <w:t xml:space="preserve">Choose </w:t>
       </w:r>
       <w:r>
         <w:rPr>
@@ -5523,27 +5717,13 @@
           <w:b/>
           <w:bCs/>
         </w:rPr>
-        <w:t xml:space="preserve">Test run</w:t>
-      </w:r>
-      <w:r>
-        <w:rPr>
-          <w:rFonts w:ascii="Arial" w:cs="Arial" w:eastAsia="Arial" w:hAnsi="Arial"/>
-        </w:rPr>
-        <w:t xml:space="preserve"> ticked. </w:t>
-      </w:r>
-      <w:r>
-        <w:rPr>
-          <w:rFonts w:ascii="Arial" w:cs="Arial" w:eastAsia="Arial" w:hAnsi="Arial"/>
-          <w:b/>
-          <w:bCs/>
-        </w:rPr>
-        <w:t xml:space="preserve">Expected:</w:t>
-      </w:r>
-      <w:r>
-        <w:rPr>
-          <w:rFonts w:ascii="Arial" w:cs="Arial" w:eastAsia="Arial" w:hAnsi="Arial"/>
-        </w:rPr>
-        <w:t xml:space="preserve"> one line per row; green where the row would post; red with a reason where it would not.</w:t>
+        <w:t xml:space="preserve">Download a workbook</w:t>
+      </w:r>
+      <w:r>
+        <w:rPr>
+          <w:rFonts w:ascii="Arial" w:cs="Arial" w:eastAsia="Arial" w:hAnsi="Arial"/>
+        </w:rPr>
+        <w:t xml:space="preserve">, a scenario, and two or three existing vendors. Execute.</w:t>
       </w:r>
     </w:p>
     <w:p>
@@ -5559,7 +5739,21 @@
         <w:rPr>
           <w:rFonts w:ascii="Arial" w:cs="Arial" w:eastAsia="Arial" w:hAnsi="Arial"/>
         </w:rPr>
-        <w:t xml:space="preserve">Correct the file for any red lines and repeat until the test run is clean.</w:t>
+        <w:t xml:space="preserve">Open the file. </w:t>
+      </w:r>
+      <w:r>
+        <w:rPr>
+          <w:rFonts w:ascii="Arial" w:cs="Arial" w:eastAsia="Arial" w:hAnsi="Arial"/>
+          <w:b/>
+          <w:bCs/>
+        </w:rPr>
+        <w:t xml:space="preserve">Expected:</w:t>
+      </w:r>
+      <w:r>
+        <w:rPr>
+          <w:rFonts w:ascii="Arial" w:cs="Arial" w:eastAsia="Arial" w:hAnsi="Arial"/>
+        </w:rPr>
+        <w:t xml:space="preserve"> the headings of the vendor workbook tab for that scenario, one row per vendor (or per company code, purchasing organisation, bank account, withholding tax type or partner function, depending on the scenario). Compare a few values with transaction BP.</w:t>
       </w:r>
     </w:p>
     <w:p>
@@ -5575,7 +5769,7 @@
         <w:rPr>
           <w:rFonts w:ascii="Arial" w:cs="Arial" w:eastAsia="Arial" w:hAnsi="Arial"/>
         </w:rPr>
-        <w:t xml:space="preserve">Untick Test run and execute. </w:t>
+        <w:t xml:space="preserve">Tick </w:t>
       </w:r>
       <w:r>
         <w:rPr>
@@ -5583,13 +5777,38 @@
           <w:b/>
           <w:bCs/>
         </w:rPr>
+        <w:t xml:space="preserve">Headings only</w:t>
+      </w:r>
+      <w:r>
+        <w:rPr>
+          <w:rFonts w:ascii="Arial" w:cs="Arial" w:eastAsia="Arial" w:hAnsi="Arial"/>
+        </w:rPr>
+        <w:t xml:space="preserve"> and execute. </w:t>
+      </w:r>
+      <w:r>
+        <w:rPr>
+          <w:rFonts w:ascii="Arial" w:cs="Arial" w:eastAsia="Arial" w:hAnsi="Arial"/>
+          <w:b/>
+          <w:bCs/>
+        </w:rPr>
         <w:t xml:space="preserve">Expected:</w:t>
       </w:r>
       <w:r>
         <w:rPr>
           <w:rFonts w:ascii="Arial" w:cs="Arial" w:eastAsia="Arial" w:hAnsi="Arial"/>
         </w:rPr>
-        <w:t xml:space="preserve"> the same lines, now saying the row was posted; for a new vendor, the new vendor number.</w:t>
+        <w:t xml:space="preserve"> a file with the headings and no data.</w:t>
+      </w:r>
+    </w:p>
+    <w:p>
+      <w:pPr>
+        <w:pStyle w:val="Heading2"/>
+      </w:pPr>
+      <w:r>
+        <w:rPr>
+          <w:rFonts w:ascii="Arial" w:cs="Arial" w:eastAsia="Arial" w:hAnsi="Arial"/>
+        </w:rPr>
+        <w:t xml:space="preserve">4.5 How to check the upload</w:t>
       </w:r>
     </w:p>
     <w:p>
@@ -5597,15 +5816,157 @@
         <w:pStyle w:val="ListParagraph"/>
         <w:numPr>
           <w:ilvl w:val="0"/>
-          <w:numId w:val="6"/>
+          <w:numId w:val="7"/>
         </w:numPr>
         <w:spacing w:after="60"/>
       </w:pPr>
       <w:r>
         <w:rPr>
           <w:rFonts w:ascii="Arial" w:cs="Arial" w:eastAsia="Arial" w:hAnsi="Arial"/>
-        </w:rPr>
-        <w:t xml:space="preserve">Check the result in SAP using the table in 4.5.</w:t>
+          <w:b/>
+          <w:bCs/>
+        </w:rPr>
+        <w:t xml:space="preserve">Round trip.</w:t>
+      </w:r>
+      <w:r>
+        <w:rPr>
+          <w:rFonts w:ascii="Arial" w:cs="Arial" w:eastAsia="Arial" w:hAnsi="Arial"/>
+        </w:rPr>
+        <w:t xml:space="preserve"> Upload the file you just downloaded, same scenario, with </w:t>
+      </w:r>
+      <w:r>
+        <w:rPr>
+          <w:rFonts w:ascii="Arial" w:cs="Arial" w:eastAsia="Arial" w:hAnsi="Arial"/>
+          <w:b/>
+          <w:bCs/>
+        </w:rPr>
+        <w:t xml:space="preserve">Test run</w:t>
+      </w:r>
+      <w:r>
+        <w:rPr>
+          <w:rFonts w:ascii="Arial" w:cs="Arial" w:eastAsia="Arial" w:hAnsi="Arial"/>
+        </w:rPr>
+        <w:t xml:space="preserve"> ticked. </w:t>
+      </w:r>
+      <w:r>
+        <w:rPr>
+          <w:rFonts w:ascii="Arial" w:cs="Arial" w:eastAsia="Arial" w:hAnsi="Arial"/>
+          <w:b/>
+          <w:bCs/>
+        </w:rPr>
+        <w:t xml:space="preserve">Expected:</w:t>
+      </w:r>
+      <w:r>
+        <w:rPr>
+          <w:rFonts w:ascii="Arial" w:cs="Arial" w:eastAsia="Arial" w:hAnsi="Arial"/>
+        </w:rPr>
+        <w:t xml:space="preserve"> green lines, no errors. This proves the file and the program agree.</w:t>
+      </w:r>
+    </w:p>
+    <w:p>
+      <w:pPr>
+        <w:pStyle w:val="ListParagraph"/>
+        <w:numPr>
+          <w:ilvl w:val="0"/>
+          <w:numId w:val="7"/>
+        </w:numPr>
+        <w:spacing w:after="60"/>
+      </w:pPr>
+      <w:r>
+        <w:rPr>
+          <w:rFonts w:ascii="Arial" w:cs="Arial" w:eastAsia="Arial" w:hAnsi="Arial"/>
+        </w:rPr>
+        <w:t xml:space="preserve">Fill a tab with the rows you want to load, select it and execute with </w:t>
+      </w:r>
+      <w:r>
+        <w:rPr>
+          <w:rFonts w:ascii="Arial" w:cs="Arial" w:eastAsia="Arial" w:hAnsi="Arial"/>
+          <w:b/>
+          <w:bCs/>
+        </w:rPr>
+        <w:t xml:space="preserve">Test run</w:t>
+      </w:r>
+      <w:r>
+        <w:rPr>
+          <w:rFonts w:ascii="Arial" w:cs="Arial" w:eastAsia="Arial" w:hAnsi="Arial"/>
+        </w:rPr>
+        <w:t xml:space="preserve"> ticked. </w:t>
+      </w:r>
+      <w:r>
+        <w:rPr>
+          <w:rFonts w:ascii="Arial" w:cs="Arial" w:eastAsia="Arial" w:hAnsi="Arial"/>
+          <w:b/>
+          <w:bCs/>
+        </w:rPr>
+        <w:t xml:space="preserve">Expected:</w:t>
+      </w:r>
+      <w:r>
+        <w:rPr>
+          <w:rFonts w:ascii="Arial" w:cs="Arial" w:eastAsia="Arial" w:hAnsi="Arial"/>
+        </w:rPr>
+        <w:t xml:space="preserve"> one line per row; green where the row would post; red with a reason where it would not.</w:t>
+      </w:r>
+    </w:p>
+    <w:p>
+      <w:pPr>
+        <w:pStyle w:val="ListParagraph"/>
+        <w:numPr>
+          <w:ilvl w:val="0"/>
+          <w:numId w:val="7"/>
+        </w:numPr>
+        <w:spacing w:after="60"/>
+      </w:pPr>
+      <w:r>
+        <w:rPr>
+          <w:rFonts w:ascii="Arial" w:cs="Arial" w:eastAsia="Arial" w:hAnsi="Arial"/>
+        </w:rPr>
+        <w:t xml:space="preserve">Correct the file for any red lines and repeat until the test run is clean.</w:t>
+      </w:r>
+    </w:p>
+    <w:p>
+      <w:pPr>
+        <w:pStyle w:val="ListParagraph"/>
+        <w:numPr>
+          <w:ilvl w:val="0"/>
+          <w:numId w:val="7"/>
+        </w:numPr>
+        <w:spacing w:after="60"/>
+      </w:pPr>
+      <w:r>
+        <w:rPr>
+          <w:rFonts w:ascii="Arial" w:cs="Arial" w:eastAsia="Arial" w:hAnsi="Arial"/>
+        </w:rPr>
+        <w:t xml:space="preserve">Untick Test run and execute. </w:t>
+      </w:r>
+      <w:r>
+        <w:rPr>
+          <w:rFonts w:ascii="Arial" w:cs="Arial" w:eastAsia="Arial" w:hAnsi="Arial"/>
+          <w:b/>
+          <w:bCs/>
+        </w:rPr>
+        <w:t xml:space="preserve">Expected:</w:t>
+      </w:r>
+      <w:r>
+        <w:rPr>
+          <w:rFonts w:ascii="Arial" w:cs="Arial" w:eastAsia="Arial" w:hAnsi="Arial"/>
+        </w:rPr>
+        <w:t xml:space="preserve"> the same lines, now saying the row was posted; for a new vendor, the new vendor number.</w:t>
+      </w:r>
+    </w:p>
+    <w:p>
+      <w:pPr>
+        <w:pStyle w:val="ListParagraph"/>
+        <w:numPr>
+          <w:ilvl w:val="0"/>
+          <w:numId w:val="7"/>
+        </w:numPr>
+        <w:spacing w:after="60"/>
+      </w:pPr>
+      <w:r>
+        <w:rPr>
+          <w:rFonts w:ascii="Arial" w:cs="Arial" w:eastAsia="Arial" w:hAnsi="Arial"/>
+        </w:rPr>
+        <w:t xml:space="preserve">Check the result in SAP using the table in 4.6.</w:t>
       </w:r>
     </w:p>
     <w:p>
@@ -5616,7 +5977,7 @@
         <w:rPr>
           <w:rFonts w:ascii="Arial" w:cs="Arial" w:eastAsia="Arial" w:hAnsi="Arial"/>
         </w:rPr>
-        <w:t xml:space="preserve">4.5 Where to see the result in SAP</w:t>
+        <w:t xml:space="preserve">4.6 Where to see the result in SAP</w:t>
       </w:r>
     </w:p>
     <w:tbl>
@@ -6240,654 +6601,7 @@
         <w:rPr>
           <w:rFonts w:ascii="Arial" w:cs="Arial" w:eastAsia="Arial" w:hAnsi="Arial"/>
         </w:rPr>
-        <w:t xml:space="preserve">5. ZBCS_MASS_UPLOAD_EXTRACT - Vendor sample file from existing master data</w:t>
-      </w:r>
-    </w:p>
-    <w:p>
-      <w:pPr>
-        <w:pStyle w:val="Heading2"/>
-      </w:pPr>
-      <w:r>
-        <w:rPr>
-          <w:rFonts w:ascii="Arial" w:cs="Arial" w:eastAsia="Arial" w:hAnsi="Arial"/>
-        </w:rPr>
-        <w:t xml:space="preserve">5.1 What it does</w:t>
-      </w:r>
-    </w:p>
-    <w:p>
-      <w:pPr>
-        <w:spacing w:after="120"/>
-      </w:pPr>
-      <w:r>
-        <w:rPr>
-          <w:rFonts w:ascii="Arial" w:cs="Arial" w:eastAsia="Arial" w:hAnsi="Arial"/>
-        </w:rPr>
-        <w:t xml:space="preserve">Writes an Excel file of existing vendors in exactly the layout ZMMS_BP_MASS_UPLOAD reads, one scenario at a time. It changes nothing in SAP.</w:t>
-      </w:r>
-    </w:p>
-    <w:p>
-      <w:pPr>
-        <w:spacing w:after="120"/>
-      </w:pPr>
-      <w:r>
-        <w:rPr>
-          <w:rFonts w:ascii="Arial" w:cs="Arial" w:eastAsia="Arial" w:hAnsi="Arial"/>
-        </w:rPr>
-        <w:t xml:space="preserve">It is useful in two ways: it gives users a correctly laid-out file to start from, filled with real data; and it lets you check the upload, because a file taken out of SAP should load back into SAP without errors.</w:t>
-      </w:r>
-    </w:p>
-    <w:p>
-      <w:pPr>
-        <w:pStyle w:val="Heading2"/>
-      </w:pPr>
-      <w:r>
-        <w:rPr>
-          <w:rFonts w:ascii="Arial" w:cs="Arial" w:eastAsia="Arial" w:hAnsi="Arial"/>
-        </w:rPr>
-        <w:t xml:space="preserve">5.2 Selection screen</w:t>
-      </w:r>
-    </w:p>
-    <w:tbl>
-      <w:tblPr>
-        <w:tblW w:type="dxa" w:w="9026"/>
-        <w:tblBorders>
-          <w:top w:val="single" w:color="auto" w:sz="4"/>
-          <w:left w:val="single" w:color="auto" w:sz="4"/>
-          <w:bottom w:val="single" w:color="auto" w:sz="4"/>
-          <w:right w:val="single" w:color="auto" w:sz="4"/>
-          <w:insideH w:val="single" w:color="auto" w:sz="4"/>
-          <w:insideV w:val="single" w:color="auto" w:sz="4"/>
-        </w:tblBorders>
-      </w:tblPr>
-      <w:tblGrid>
-        <w:gridCol w:w="3069"/>
-        <w:gridCol w:w="5957"/>
-      </w:tblGrid>
-      <w:tr>
-        <w:trPr>
-          <w:tblHeader/>
-        </w:trPr>
-        <w:tc>
-          <w:tcPr>
-            <w:tcW w:type="dxa" w:w="3069"/>
-            <w:tcBorders>
-              <w:top w:val="single" w:color="A6A6A6" w:sz="4"/>
-              <w:left w:val="single" w:color="A6A6A6" w:sz="4"/>
-              <w:bottom w:val="single" w:color="A6A6A6" w:sz="4"/>
-              <w:right w:val="single" w:color="A6A6A6" w:sz="4"/>
-            </w:tcBorders>
-            <w:shd w:fill="DCE6F1" w:color="auto" w:val="clear"/>
-            <w:tcMar>
-              <w:top w:type="dxa" w:w="60"/>
-              <w:left w:type="dxa" w:w="100"/>
-              <w:bottom w:type="dxa" w:w="60"/>
-              <w:right w:type="dxa" w:w="100"/>
-            </w:tcMar>
-          </w:tcPr>
-          <w:p>
-            <w:pPr>
-              <w:spacing w:after="40"/>
-            </w:pPr>
-            <w:r>
-              <w:rPr>
-                <w:rFonts w:ascii="Arial" w:cs="Arial" w:eastAsia="Arial" w:hAnsi="Arial"/>
-                <w:b/>
-                <w:bCs/>
-                <w:color w:val="1F4E79"/>
-              </w:rPr>
-              <w:t xml:space="preserve">Field</w:t>
-            </w:r>
-          </w:p>
-        </w:tc>
-        <w:tc>
-          <w:tcPr>
-            <w:tcW w:type="dxa" w:w="5957"/>
-            <w:tcBorders>
-              <w:top w:val="single" w:color="A6A6A6" w:sz="4"/>
-              <w:left w:val="single" w:color="A6A6A6" w:sz="4"/>
-              <w:bottom w:val="single" w:color="A6A6A6" w:sz="4"/>
-              <w:right w:val="single" w:color="A6A6A6" w:sz="4"/>
-            </w:tcBorders>
-            <w:shd w:fill="DCE6F1" w:color="auto" w:val="clear"/>
-            <w:tcMar>
-              <w:top w:type="dxa" w:w="60"/>
-              <w:left w:type="dxa" w:w="100"/>
-              <w:bottom w:type="dxa" w:w="60"/>
-              <w:right w:type="dxa" w:w="100"/>
-            </w:tcMar>
-          </w:tcPr>
-          <w:p>
-            <w:pPr>
-              <w:spacing w:after="40"/>
-            </w:pPr>
-            <w:r>
-              <w:rPr>
-                <w:rFonts w:ascii="Arial" w:cs="Arial" w:eastAsia="Arial" w:hAnsi="Arial"/>
-                <w:b/>
-                <w:bCs/>
-                <w:color w:val="1F4E79"/>
-              </w:rPr>
-              <w:t xml:space="preserve">What to enter</w:t>
-            </w:r>
-          </w:p>
-        </w:tc>
-      </w:tr>
-      <w:tr>
-        <w:tc>
-          <w:tcPr>
-            <w:tcW w:type="dxa" w:w="3069"/>
-            <w:tcBorders>
-              <w:top w:val="single" w:color="A6A6A6" w:sz="4"/>
-              <w:left w:val="single" w:color="A6A6A6" w:sz="4"/>
-              <w:bottom w:val="single" w:color="A6A6A6" w:sz="4"/>
-              <w:right w:val="single" w:color="A6A6A6" w:sz="4"/>
-            </w:tcBorders>
-            <w:tcMar>
-              <w:top w:type="dxa" w:w="60"/>
-              <w:left w:type="dxa" w:w="100"/>
-              <w:bottom w:type="dxa" w:w="60"/>
-              <w:right w:type="dxa" w:w="100"/>
-            </w:tcMar>
-          </w:tcPr>
-          <w:p>
-            <w:pPr>
-              <w:spacing w:after="40"/>
-            </w:pPr>
-            <w:r>
-              <w:rPr>
-                <w:rFonts w:ascii="Arial" w:cs="Arial" w:eastAsia="Arial" w:hAnsi="Arial"/>
-              </w:rPr>
-              <w:t xml:space="preserve">Scenario</w:t>
-            </w:r>
-          </w:p>
-        </w:tc>
-        <w:tc>
-          <w:tcPr>
-            <w:tcW w:type="dxa" w:w="5957"/>
-            <w:tcBorders>
-              <w:top w:val="single" w:color="A6A6A6" w:sz="4"/>
-              <w:left w:val="single" w:color="A6A6A6" w:sz="4"/>
-              <w:bottom w:val="single" w:color="A6A6A6" w:sz="4"/>
-              <w:right w:val="single" w:color="A6A6A6" w:sz="4"/>
-            </w:tcBorders>
-            <w:tcMar>
-              <w:top w:type="dxa" w:w="60"/>
-              <w:left w:type="dxa" w:w="100"/>
-              <w:bottom w:type="dxa" w:w="60"/>
-              <w:right w:type="dxa" w:w="100"/>
-            </w:tcMar>
-          </w:tcPr>
-          <w:p>
-            <w:pPr>
-              <w:spacing w:after="40"/>
-            </w:pPr>
-            <w:r>
-              <w:rPr>
-                <w:rFonts w:ascii="Arial" w:cs="Arial" w:eastAsia="Arial" w:hAnsi="Arial"/>
-              </w:rPr>
-              <w:t xml:space="preserve">The same nine scenarios as ZMMS_BP_MASS_UPLOAD</w:t>
-            </w:r>
-          </w:p>
-        </w:tc>
-      </w:tr>
-      <w:tr>
-        <w:tc>
-          <w:tcPr>
-            <w:tcW w:type="dxa" w:w="3069"/>
-            <w:tcBorders>
-              <w:top w:val="single" w:color="A6A6A6" w:sz="4"/>
-              <w:left w:val="single" w:color="A6A6A6" w:sz="4"/>
-              <w:bottom w:val="single" w:color="A6A6A6" w:sz="4"/>
-              <w:right w:val="single" w:color="A6A6A6" w:sz="4"/>
-            </w:tcBorders>
-            <w:tcMar>
-              <w:top w:type="dxa" w:w="60"/>
-              <w:left w:type="dxa" w:w="100"/>
-              <w:bottom w:type="dxa" w:w="60"/>
-              <w:right w:type="dxa" w:w="100"/>
-            </w:tcMar>
-          </w:tcPr>
-          <w:p>
-            <w:pPr>
-              <w:spacing w:after="40"/>
-            </w:pPr>
-            <w:r>
-              <w:rPr>
-                <w:rFonts w:ascii="Arial" w:cs="Arial" w:eastAsia="Arial" w:hAnsi="Arial"/>
-              </w:rPr>
-              <w:t xml:space="preserve">Business partner / Supplier</w:t>
-            </w:r>
-          </w:p>
-        </w:tc>
-        <w:tc>
-          <w:tcPr>
-            <w:tcW w:type="dxa" w:w="5957"/>
-            <w:tcBorders>
-              <w:top w:val="single" w:color="A6A6A6" w:sz="4"/>
-              <w:left w:val="single" w:color="A6A6A6" w:sz="4"/>
-              <w:bottom w:val="single" w:color="A6A6A6" w:sz="4"/>
-              <w:right w:val="single" w:color="A6A6A6" w:sz="4"/>
-            </w:tcBorders>
-            <w:tcMar>
-              <w:top w:type="dxa" w:w="60"/>
-              <w:left w:type="dxa" w:w="100"/>
-              <w:bottom w:type="dxa" w:w="60"/>
-              <w:right w:type="dxa" w:w="100"/>
-            </w:tcMar>
-          </w:tcPr>
-          <w:p>
-            <w:pPr>
-              <w:spacing w:after="40"/>
-            </w:pPr>
-            <w:r>
-              <w:rPr>
-                <w:rFonts w:ascii="Arial" w:cs="Arial" w:eastAsia="Arial" w:hAnsi="Arial"/>
-              </w:rPr>
-              <w:t xml:space="preserve">Which vendors to extract</w:t>
-            </w:r>
-          </w:p>
-        </w:tc>
-      </w:tr>
-      <w:tr>
-        <w:tc>
-          <w:tcPr>
-            <w:tcW w:type="dxa" w:w="3069"/>
-            <w:tcBorders>
-              <w:top w:val="single" w:color="A6A6A6" w:sz="4"/>
-              <w:left w:val="single" w:color="A6A6A6" w:sz="4"/>
-              <w:bottom w:val="single" w:color="A6A6A6" w:sz="4"/>
-              <w:right w:val="single" w:color="A6A6A6" w:sz="4"/>
-            </w:tcBorders>
-            <w:tcMar>
-              <w:top w:type="dxa" w:w="60"/>
-              <w:left w:type="dxa" w:w="100"/>
-              <w:bottom w:type="dxa" w:w="60"/>
-              <w:right w:type="dxa" w:w="100"/>
-            </w:tcMar>
-          </w:tcPr>
-          <w:p>
-            <w:pPr>
-              <w:spacing w:after="40"/>
-            </w:pPr>
-            <w:r>
-              <w:rPr>
-                <w:rFonts w:ascii="Arial" w:cs="Arial" w:eastAsia="Arial" w:hAnsi="Arial"/>
-              </w:rPr>
-              <w:t xml:space="preserve">Rows at most</w:t>
-            </w:r>
-          </w:p>
-        </w:tc>
-        <w:tc>
-          <w:tcPr>
-            <w:tcW w:type="dxa" w:w="5957"/>
-            <w:tcBorders>
-              <w:top w:val="single" w:color="A6A6A6" w:sz="4"/>
-              <w:left w:val="single" w:color="A6A6A6" w:sz="4"/>
-              <w:bottom w:val="single" w:color="A6A6A6" w:sz="4"/>
-              <w:right w:val="single" w:color="A6A6A6" w:sz="4"/>
-            </w:tcBorders>
-            <w:tcMar>
-              <w:top w:type="dxa" w:w="60"/>
-              <w:left w:type="dxa" w:w="100"/>
-              <w:bottom w:type="dxa" w:w="60"/>
-              <w:right w:type="dxa" w:w="100"/>
-            </w:tcMar>
-          </w:tcPr>
-          <w:p>
-            <w:pPr>
-              <w:spacing w:after="40"/>
-            </w:pPr>
-            <w:r>
-              <w:rPr>
-                <w:rFonts w:ascii="Arial" w:cs="Arial" w:eastAsia="Arial" w:hAnsi="Arial"/>
-              </w:rPr>
-              <w:t xml:space="preserve">Limit on the number of rows written (default 20)</w:t>
-            </w:r>
-          </w:p>
-        </w:tc>
-      </w:tr>
-      <w:tr>
-        <w:tc>
-          <w:tcPr>
-            <w:tcW w:type="dxa" w:w="3069"/>
-            <w:tcBorders>
-              <w:top w:val="single" w:color="A6A6A6" w:sz="4"/>
-              <w:left w:val="single" w:color="A6A6A6" w:sz="4"/>
-              <w:bottom w:val="single" w:color="A6A6A6" w:sz="4"/>
-              <w:right w:val="single" w:color="A6A6A6" w:sz="4"/>
-            </w:tcBorders>
-            <w:tcMar>
-              <w:top w:type="dxa" w:w="60"/>
-              <w:left w:type="dxa" w:w="100"/>
-              <w:bottom w:type="dxa" w:w="60"/>
-              <w:right w:type="dxa" w:w="100"/>
-            </w:tcMar>
-          </w:tcPr>
-          <w:p>
-            <w:pPr>
-              <w:spacing w:after="40"/>
-            </w:pPr>
-            <w:r>
-              <w:rPr>
-                <w:rFonts w:ascii="Arial" w:cs="Arial" w:eastAsia="Arial" w:hAnsi="Arial"/>
-              </w:rPr>
-              <w:t xml:space="preserve">Save the workbook as</w:t>
-            </w:r>
-          </w:p>
-        </w:tc>
-        <w:tc>
-          <w:tcPr>
-            <w:tcW w:type="dxa" w:w="5957"/>
-            <w:tcBorders>
-              <w:top w:val="single" w:color="A6A6A6" w:sz="4"/>
-              <w:left w:val="single" w:color="A6A6A6" w:sz="4"/>
-              <w:bottom w:val="single" w:color="A6A6A6" w:sz="4"/>
-              <w:right w:val="single" w:color="A6A6A6" w:sz="4"/>
-            </w:tcBorders>
-            <w:tcMar>
-              <w:top w:type="dxa" w:w="60"/>
-              <w:left w:type="dxa" w:w="100"/>
-              <w:bottom w:type="dxa" w:w="60"/>
-              <w:right w:type="dxa" w:w="100"/>
-            </w:tcMar>
-          </w:tcPr>
-          <w:p>
-            <w:pPr>
-              <w:spacing w:after="40"/>
-            </w:pPr>
-            <w:r>
-              <w:rPr>
-                <w:rFonts w:ascii="Arial" w:cs="Arial" w:eastAsia="Arial" w:hAnsi="Arial"/>
-              </w:rPr>
-              <w:t xml:space="preserve">Where to save the file (a name is proposed)</w:t>
-            </w:r>
-          </w:p>
-        </w:tc>
-      </w:tr>
-      <w:tr>
-        <w:tc>
-          <w:tcPr>
-            <w:tcW w:type="dxa" w:w="3069"/>
-            <w:tcBorders>
-              <w:top w:val="single" w:color="A6A6A6" w:sz="4"/>
-              <w:left w:val="single" w:color="A6A6A6" w:sz="4"/>
-              <w:bottom w:val="single" w:color="A6A6A6" w:sz="4"/>
-              <w:right w:val="single" w:color="A6A6A6" w:sz="4"/>
-            </w:tcBorders>
-            <w:tcMar>
-              <w:top w:type="dxa" w:w="60"/>
-              <w:left w:type="dxa" w:w="100"/>
-              <w:bottom w:type="dxa" w:w="60"/>
-              <w:right w:type="dxa" w:w="100"/>
-            </w:tcMar>
-          </w:tcPr>
-          <w:p>
-            <w:pPr>
-              <w:spacing w:after="40"/>
-            </w:pPr>
-            <w:r>
-              <w:rPr>
-                <w:rFonts w:ascii="Arial" w:cs="Arial" w:eastAsia="Arial" w:hAnsi="Arial"/>
-              </w:rPr>
-              <w:t xml:space="preserve">Write to the PC / application server</w:t>
-            </w:r>
-          </w:p>
-        </w:tc>
-        <w:tc>
-          <w:tcPr>
-            <w:tcW w:type="dxa" w:w="5957"/>
-            <w:tcBorders>
-              <w:top w:val="single" w:color="A6A6A6" w:sz="4"/>
-              <w:left w:val="single" w:color="A6A6A6" w:sz="4"/>
-              <w:bottom w:val="single" w:color="A6A6A6" w:sz="4"/>
-              <w:right w:val="single" w:color="A6A6A6" w:sz="4"/>
-            </w:tcBorders>
-            <w:tcMar>
-              <w:top w:type="dxa" w:w="60"/>
-              <w:left w:type="dxa" w:w="100"/>
-              <w:bottom w:type="dxa" w:w="60"/>
-              <w:right w:type="dxa" w:w="100"/>
-            </w:tcMar>
-          </w:tcPr>
-          <w:p>
-            <w:pPr>
-              <w:spacing w:after="40"/>
-            </w:pPr>
-            <w:r>
-              <w:rPr>
-                <w:rFonts w:ascii="Arial" w:cs="Arial" w:eastAsia="Arial" w:hAnsi="Arial"/>
-              </w:rPr>
-              <w:t xml:space="preserve">Where to save</w:t>
-            </w:r>
-          </w:p>
-        </w:tc>
-      </w:tr>
-      <w:tr>
-        <w:tc>
-          <w:tcPr>
-            <w:tcW w:type="dxa" w:w="3069"/>
-            <w:tcBorders>
-              <w:top w:val="single" w:color="A6A6A6" w:sz="4"/>
-              <w:left w:val="single" w:color="A6A6A6" w:sz="4"/>
-              <w:bottom w:val="single" w:color="A6A6A6" w:sz="4"/>
-              <w:right w:val="single" w:color="A6A6A6" w:sz="4"/>
-            </w:tcBorders>
-            <w:tcMar>
-              <w:top w:type="dxa" w:w="60"/>
-              <w:left w:type="dxa" w:w="100"/>
-              <w:bottom w:type="dxa" w:w="60"/>
-              <w:right w:type="dxa" w:w="100"/>
-            </w:tcMar>
-          </w:tcPr>
-          <w:p>
-            <w:pPr>
-              <w:spacing w:after="40"/>
-            </w:pPr>
-            <w:r>
-              <w:rPr>
-                <w:rFonts w:ascii="Arial" w:cs="Arial" w:eastAsia="Arial" w:hAnsi="Arial"/>
-              </w:rPr>
-              <w:t xml:space="preserve">Headings only (empty template)</w:t>
-            </w:r>
-          </w:p>
-        </w:tc>
-        <w:tc>
-          <w:tcPr>
-            <w:tcW w:type="dxa" w:w="5957"/>
-            <w:tcBorders>
-              <w:top w:val="single" w:color="A6A6A6" w:sz="4"/>
-              <w:left w:val="single" w:color="A6A6A6" w:sz="4"/>
-              <w:bottom w:val="single" w:color="A6A6A6" w:sz="4"/>
-              <w:right w:val="single" w:color="A6A6A6" w:sz="4"/>
-            </w:tcBorders>
-            <w:tcMar>
-              <w:top w:type="dxa" w:w="60"/>
-              <w:left w:type="dxa" w:w="100"/>
-              <w:bottom w:type="dxa" w:w="60"/>
-              <w:right w:type="dxa" w:w="100"/>
-            </w:tcMar>
-          </w:tcPr>
-          <w:p>
-            <w:pPr>
-              <w:spacing w:after="40"/>
-            </w:pPr>
-            <w:r>
-              <w:rPr>
-                <w:rFonts w:ascii="Arial" w:cs="Arial" w:eastAsia="Arial" w:hAnsi="Arial"/>
-              </w:rPr>
-              <w:t xml:space="preserve">Write the headings without data</w:t>
-            </w:r>
-          </w:p>
-        </w:tc>
-      </w:tr>
-    </w:tbl>
-    <w:p>
-      <w:pPr>
-        <w:pStyle w:val="Heading2"/>
-      </w:pPr>
-      <w:r>
-        <w:rPr>
-          <w:rFonts w:ascii="Arial" w:cs="Arial" w:eastAsia="Arial" w:hAnsi="Arial"/>
-        </w:rPr>
-        <w:t xml:space="preserve">5.3 How to check it</w:t>
-      </w:r>
-    </w:p>
-    <w:p>
-      <w:pPr>
-        <w:pStyle w:val="ListParagraph"/>
-        <w:numPr>
-          <w:ilvl w:val="0"/>
-          <w:numId w:val="7"/>
-        </w:numPr>
-        <w:spacing w:after="60"/>
-      </w:pPr>
-      <w:r>
-        <w:rPr>
-          <w:rFonts w:ascii="Arial" w:cs="Arial" w:eastAsia="Arial" w:hAnsi="Arial"/>
-        </w:rPr>
-        <w:t xml:space="preserve">Choose a scenario, enter two or three existing vendors and execute.</w:t>
-      </w:r>
-    </w:p>
-    <w:p>
-      <w:pPr>
-        <w:pStyle w:val="ListParagraph"/>
-        <w:numPr>
-          <w:ilvl w:val="0"/>
-          <w:numId w:val="7"/>
-        </w:numPr>
-        <w:spacing w:after="60"/>
-      </w:pPr>
-      <w:r>
-        <w:rPr>
-          <w:rFonts w:ascii="Arial" w:cs="Arial" w:eastAsia="Arial" w:hAnsi="Arial"/>
-        </w:rPr>
-        <w:t xml:space="preserve">Open the file. </w:t>
-      </w:r>
-      <w:r>
-        <w:rPr>
-          <w:rFonts w:ascii="Arial" w:cs="Arial" w:eastAsia="Arial" w:hAnsi="Arial"/>
-          <w:b/>
-          <w:bCs/>
-        </w:rPr>
-        <w:t xml:space="preserve">Expected:</w:t>
-      </w:r>
-      <w:r>
-        <w:rPr>
-          <w:rFonts w:ascii="Arial" w:cs="Arial" w:eastAsia="Arial" w:hAnsi="Arial"/>
-        </w:rPr>
-        <w:t xml:space="preserve"> the headings of the vendor workbook tab for that scenario, one row per vendor (or per bank account, withholding tax type or partner function, depending on the scenario). Compare a few values with transaction BP.</w:t>
-      </w:r>
-    </w:p>
-    <w:p>
-      <w:pPr>
-        <w:pStyle w:val="ListParagraph"/>
-        <w:numPr>
-          <w:ilvl w:val="0"/>
-          <w:numId w:val="7"/>
-        </w:numPr>
-        <w:spacing w:after="60"/>
-      </w:pPr>
-      <w:r>
-        <w:rPr>
-          <w:rFonts w:ascii="Arial" w:cs="Arial" w:eastAsia="Arial" w:hAnsi="Arial"/>
-          <w:b/>
-          <w:bCs/>
-        </w:rPr>
-        <w:t xml:space="preserve">Round trip:</w:t>
-      </w:r>
-      <w:r>
-        <w:rPr>
-          <w:rFonts w:ascii="Arial" w:cs="Arial" w:eastAsia="Arial" w:hAnsi="Arial"/>
-        </w:rPr>
-        <w:t xml:space="preserve"> load the extracted file into ZMMS_BP_MASS_UPLOAD with the same scenario and </w:t>
-      </w:r>
-      <w:r>
-        <w:rPr>
-          <w:rFonts w:ascii="Arial" w:cs="Arial" w:eastAsia="Arial" w:hAnsi="Arial"/>
-          <w:b/>
-          <w:bCs/>
-        </w:rPr>
-        <w:t xml:space="preserve">Test run ticked</w:t>
-      </w:r>
-      <w:r>
-        <w:rPr>
-          <w:rFonts w:ascii="Arial" w:cs="Arial" w:eastAsia="Arial" w:hAnsi="Arial"/>
-        </w:rPr>
-        <w:t xml:space="preserve">. </w:t>
-      </w:r>
-      <w:r>
-        <w:rPr>
-          <w:rFonts w:ascii="Arial" w:cs="Arial" w:eastAsia="Arial" w:hAnsi="Arial"/>
-          <w:b/>
-          <w:bCs/>
-        </w:rPr>
-        <w:t xml:space="preserve">Expected:</w:t>
-      </w:r>
-      <w:r>
-        <w:rPr>
-          <w:rFonts w:ascii="Arial" w:cs="Arial" w:eastAsia="Arial" w:hAnsi="Arial"/>
-        </w:rPr>
-        <w:t xml:space="preserve"> green lines, no errors.</w:t>
-      </w:r>
-    </w:p>
-    <w:p>
-      <w:pPr>
-        <w:pStyle w:val="ListParagraph"/>
-        <w:numPr>
-          <w:ilvl w:val="0"/>
-          <w:numId w:val="7"/>
-        </w:numPr>
-        <w:spacing w:after="60"/>
-      </w:pPr>
-      <w:r>
-        <w:rPr>
-          <w:rFonts w:ascii="Arial" w:cs="Arial" w:eastAsia="Arial" w:hAnsi="Arial"/>
-        </w:rPr>
-        <w:t xml:space="preserve">Tick </w:t>
-      </w:r>
-      <w:r>
-        <w:rPr>
-          <w:rFonts w:ascii="Arial" w:cs="Arial" w:eastAsia="Arial" w:hAnsi="Arial"/>
-          <w:b/>
-          <w:bCs/>
-        </w:rPr>
-        <w:t xml:space="preserve">Headings only</w:t>
-      </w:r>
-      <w:r>
-        <w:rPr>
-          <w:rFonts w:ascii="Arial" w:cs="Arial" w:eastAsia="Arial" w:hAnsi="Arial"/>
-        </w:rPr>
-        <w:t xml:space="preserve"> and execute. </w:t>
-      </w:r>
-      <w:r>
-        <w:rPr>
-          <w:rFonts w:ascii="Arial" w:cs="Arial" w:eastAsia="Arial" w:hAnsi="Arial"/>
-          <w:b/>
-          <w:bCs/>
-        </w:rPr>
-        <w:t xml:space="preserve">Expected:</w:t>
-      </w:r>
-      <w:r>
-        <w:rPr>
-          <w:rFonts w:ascii="Arial" w:cs="Arial" w:eastAsia="Arial" w:hAnsi="Arial"/>
-        </w:rPr>
-        <w:t xml:space="preserve"> a file with the headings and no data.</w:t>
-      </w:r>
-    </w:p>
-    <w:p>
-      <w:r>
-        <w:br w:type="page"/>
-      </w:r>
-    </w:p>
-    <w:p>
-      <w:pPr>
-        <w:pStyle w:val="Heading1"/>
-      </w:pPr>
-      <w:r>
-        <w:rPr>
-          <w:rFonts w:ascii="Arial" w:cs="Arial" w:eastAsia="Arial" w:hAnsi="Arial"/>
-        </w:rPr>
-        <w:t xml:space="preserve">6. Test sign-off sheet</w:t>
+        <w:t xml:space="preserve">5. Test sign-off sheet</w:t>
       </w:r>
     </w:p>
     <w:p>
@@ -8621,7 +8335,7 @@
               <w:rPr>
                 <w:rFonts w:ascii="Arial" w:cs="Arial" w:eastAsia="Arial" w:hAnsi="Arial"/>
               </w:rPr>
-              <w:t xml:space="preserve">Bank key creation</w:t>
+              <w:t xml:space="preserve">Download 2-3 vendors, each scenario</w:t>
             </w:r>
           </w:p>
         </w:tc>
@@ -8649,7 +8363,7 @@
               <w:rPr>
                 <w:rFonts w:ascii="Arial" w:cs="Arial" w:eastAsia="Arial" w:hAnsi="Arial"/>
               </w:rPr>
-              <w:t xml:space="preserve">Bank visible in FI03</w:t>
+              <w:t xml:space="preserve">Values match BP</w:t>
             </w:r>
           </w:p>
         </w:tc>
@@ -8779,7 +8493,7 @@
               <w:rPr>
                 <w:rFonts w:ascii="Arial" w:cs="Arial" w:eastAsia="Arial" w:hAnsi="Arial"/>
               </w:rPr>
-              <w:t xml:space="preserve">Vendor creation, test run then live</w:t>
+              <w:t xml:space="preserve">Upload downloaded file unchanged, test run</w:t>
             </w:r>
           </w:p>
         </w:tc>
@@ -8807,7 +8521,7 @@
               <w:rPr>
                 <w:rFonts w:ascii="Arial" w:cs="Arial" w:eastAsia="Arial" w:hAnsi="Arial"/>
               </w:rPr>
-              <w:t xml:space="preserve">New vendor number; vendor in BP</w:t>
+              <w:t xml:space="preserve">Green, no errors</w:t>
             </w:r>
           </w:p>
         </w:tc>
@@ -8937,7 +8651,7 @@
               <w:rPr>
                 <w:rFonts w:ascii="Arial" w:cs="Arial" w:eastAsia="Arial" w:hAnsi="Arial"/>
               </w:rPr>
-              <w:t xml:space="preserve">Vendor extension</w:t>
+              <w:t xml:space="preserve">Bank key creation</w:t>
             </w:r>
           </w:p>
         </w:tc>
@@ -8965,7 +8679,7 @@
               <w:rPr>
                 <w:rFonts w:ascii="Arial" w:cs="Arial" w:eastAsia="Arial" w:hAnsi="Arial"/>
               </w:rPr>
-              <w:t xml:space="preserve">New company code / purch. org in BP</w:t>
+              <w:t xml:space="preserve">Bank visible in FI03</w:t>
             </w:r>
           </w:p>
         </w:tc>
@@ -9095,7 +8809,7 @@
               <w:rPr>
                 <w:rFonts w:ascii="Arial" w:cs="Arial" w:eastAsia="Arial" w:hAnsi="Arial"/>
               </w:rPr>
-              <w:t xml:space="preserve">Withholding tax / TDS</w:t>
+              <w:t xml:space="preserve">Vendor creation, test run then live</w:t>
             </w:r>
           </w:p>
         </w:tc>
@@ -9123,7 +8837,7 @@
               <w:rPr>
                 <w:rFonts w:ascii="Arial" w:cs="Arial" w:eastAsia="Arial" w:hAnsi="Arial"/>
               </w:rPr>
-              <w:t xml:space="preserve">Tax types in BP company code data</w:t>
+              <w:t xml:space="preserve">New vendor number; vendor in BP</w:t>
             </w:r>
           </w:p>
         </w:tc>
@@ -9253,7 +8967,7 @@
               <w:rPr>
                 <w:rFonts w:ascii="Arial" w:cs="Arial" w:eastAsia="Arial" w:hAnsi="Arial"/>
               </w:rPr>
-              <w:t xml:space="preserve">TAN exemption</w:t>
+              <w:t xml:space="preserve">Vendor extension</w:t>
             </w:r>
           </w:p>
         </w:tc>
@@ -9281,7 +8995,7 @@
               <w:rPr>
                 <w:rFonts w:ascii="Arial" w:cs="Arial" w:eastAsia="Arial" w:hAnsi="Arial"/>
               </w:rPr>
-              <w:t xml:space="preserve">Records in FIWTIN_TAN_EXEM</w:t>
+              <w:t xml:space="preserve">New company code / purch. org in BP</w:t>
             </w:r>
           </w:p>
         </w:tc>
@@ -9411,7 +9125,7 @@
               <w:rPr>
                 <w:rFonts w:ascii="Arial" w:cs="Arial" w:eastAsia="Arial" w:hAnsi="Arial"/>
               </w:rPr>
-              <w:t xml:space="preserve">Vendor bank details</w:t>
+              <w:t xml:space="preserve">Withholding tax / TDS</w:t>
             </w:r>
           </w:p>
         </w:tc>
@@ -9439,7 +9153,7 @@
               <w:rPr>
                 <w:rFonts w:ascii="Arial" w:cs="Arial" w:eastAsia="Arial" w:hAnsi="Arial"/>
               </w:rPr>
-              <w:t xml:space="preserve">Account in BP Payment Transactions</w:t>
+              <w:t xml:space="preserve">Tax types in BP company code data</w:t>
             </w:r>
           </w:p>
         </w:tc>
@@ -9569,7 +9283,7 @@
               <w:rPr>
                 <w:rFonts w:ascii="Arial" w:cs="Arial" w:eastAsia="Arial" w:hAnsi="Arial"/>
               </w:rPr>
-              <w:t xml:space="preserve">CIN details</w:t>
+              <w:t xml:space="preserve">TAN exemption</w:t>
             </w:r>
           </w:p>
         </w:tc>
@@ -9597,7 +9311,7 @@
               <w:rPr>
                 <w:rFonts w:ascii="Arial" w:cs="Arial" w:eastAsia="Arial" w:hAnsi="Arial"/>
               </w:rPr>
-              <w:t xml:space="preserve">CIN fields in BP</w:t>
+              <w:t xml:space="preserve">Records in FIWTIN_TAN_EXEM</w:t>
             </w:r>
           </w:p>
         </w:tc>
@@ -9727,7 +9441,7 @@
               <w:rPr>
                 <w:rFonts w:ascii="Arial" w:cs="Arial" w:eastAsia="Arial" w:hAnsi="Arial"/>
               </w:rPr>
-              <w:t xml:space="preserve">Partner functions</w:t>
+              <w:t xml:space="preserve">Vendor bank details</w:t>
             </w:r>
           </w:p>
         </w:tc>
@@ -9755,7 +9469,7 @@
               <w:rPr>
                 <w:rFonts w:ascii="Arial" w:cs="Arial" w:eastAsia="Arial" w:hAnsi="Arial"/>
               </w:rPr>
-              <w:t xml:space="preserve">Partners in BP purchasing data</w:t>
+              <w:t xml:space="preserve">Account in BP Payment Transactions</w:t>
             </w:r>
           </w:p>
         </w:tc>
@@ -9885,7 +9599,7 @@
               <w:rPr>
                 <w:rFonts w:ascii="Arial" w:cs="Arial" w:eastAsia="Arial" w:hAnsi="Arial"/>
               </w:rPr>
-              <w:t xml:space="preserve">Block / unblock</w:t>
+              <w:t xml:space="preserve">CIN details</w:t>
             </w:r>
           </w:p>
         </w:tc>
@@ -9913,7 +9627,7 @@
               <w:rPr>
                 <w:rFonts w:ascii="Arial" w:cs="Arial" w:eastAsia="Arial" w:hAnsi="Arial"/>
               </w:rPr>
-              <w:t xml:space="preserve">Blocks set / cleared in BP</w:t>
+              <w:t xml:space="preserve">CIN fields in BP</w:t>
             </w:r>
           </w:p>
         </w:tc>
@@ -10015,7 +9729,7 @@
               <w:rPr>
                 <w:rFonts w:ascii="Arial" w:cs="Arial" w:eastAsia="Arial" w:hAnsi="Arial"/>
               </w:rPr>
-              <w:t xml:space="preserve">Extract</w:t>
+              <w:t xml:space="preserve">Vendor</w:t>
             </w:r>
           </w:p>
         </w:tc>
@@ -10043,7 +9757,7 @@
               <w:rPr>
                 <w:rFonts w:ascii="Arial" w:cs="Arial" w:eastAsia="Arial" w:hAnsi="Arial"/>
               </w:rPr>
-              <w:t xml:space="preserve">Extract 2-3 vendors, each scenario</w:t>
+              <w:t xml:space="preserve">Partner functions</w:t>
             </w:r>
           </w:p>
         </w:tc>
@@ -10071,7 +9785,7 @@
               <w:rPr>
                 <w:rFonts w:ascii="Arial" w:cs="Arial" w:eastAsia="Arial" w:hAnsi="Arial"/>
               </w:rPr>
-              <w:t xml:space="preserve">Values match BP</w:t>
+              <w:t xml:space="preserve">Partners in BP purchasing data</w:t>
             </w:r>
           </w:p>
         </w:tc>
@@ -10173,7 +9887,7 @@
               <w:rPr>
                 <w:rFonts w:ascii="Arial" w:cs="Arial" w:eastAsia="Arial" w:hAnsi="Arial"/>
               </w:rPr>
-              <w:t xml:space="preserve">Extract</w:t>
+              <w:t xml:space="preserve">Vendor</w:t>
             </w:r>
           </w:p>
         </w:tc>
@@ -10201,7 +9915,7 @@
               <w:rPr>
                 <w:rFonts w:ascii="Arial" w:cs="Arial" w:eastAsia="Arial" w:hAnsi="Arial"/>
               </w:rPr>
-              <w:t xml:space="preserve">Load extracted file into vendor upload, test run</w:t>
+              <w:t xml:space="preserve">Block / unblock</w:t>
             </w:r>
           </w:p>
         </w:tc>
@@ -10229,7 +9943,7 @@
               <w:rPr>
                 <w:rFonts w:ascii="Arial" w:cs="Arial" w:eastAsia="Arial" w:hAnsi="Arial"/>
               </w:rPr>
-              <w:t xml:space="preserve">Green, no errors</w:t>
+              <w:t xml:space="preserve">Blocks set / cleared in BP</w:t>
             </w:r>
           </w:p>
         </w:tc>
@@ -10601,7 +10315,7 @@
         <w:sz w:val="16"/>
         <w:szCs w:val="16"/>
       </w:rPr>
-      <w:t xml:space="preserve">Customer and Vendor Master - Mass Upload Programs</w:t>
+      <w:t xml:space="preserve">Customer and Vendor Master - Download / Upload Programs</w:t>
     </w:r>
   </w:p>
 </w:hdr>

--- a/docs/cipla/Cipla_Master_Data_Upload_Programs_Guide.docx
+++ b/docs/cipla/Cipla_Master_Data_Upload_Programs_Guide.docx
@@ -29,7 +29,7 @@
           <w:sz w:val="32"/>
           <w:szCs w:val="32"/>
         </w:rPr>
-        <w:t xml:space="preserve">Download / Upload Programs - Overview and Test Guide</w:t>
+        <w:t xml:space="preserve">Download / Upload Programs - User and Test Guide</w:t>
       </w:r>
     </w:p>
     <w:tbl>
@@ -297,7 +297,7 @@
               <w:rPr>
                 <w:rFonts w:ascii="Arial" w:cs="Arial" w:eastAsia="Arial" w:hAnsi="Arial"/>
               </w:rPr>
-              <w:t xml:space="preserve">What each program does, and how the business team can check it before go-live</w:t>
+              <w:t xml:space="preserve">What each program does, how to use it, and the tests to run before go-live</w:t>
             </w:r>
           </w:p>
         </w:tc>
@@ -355,7 +355,7 @@
               <w:rPr>
                 <w:rFonts w:ascii="Arial" w:cs="Arial" w:eastAsia="Arial" w:hAnsi="Arial"/>
               </w:rPr>
-              <w:t xml:space="preserve">1.1 - 30 September 2026</w:t>
+              <w:t xml:space="preserve">1.2 - 30 September 2026</w:t>
             </w:r>
           </w:p>
         </w:tc>
@@ -1431,7 +1431,7 @@
               <w:rPr>
                 <w:rFonts w:ascii="Arial" w:cs="Arial" w:eastAsia="Arial" w:hAnsi="Arial"/>
               </w:rPr>
-              <w:t xml:space="preserve">Summary line</w:t>
+              <w:t xml:space="preserve">Summary</w:t>
             </w:r>
           </w:p>
         </w:tc>
@@ -1459,7 +1459,7 @@
               <w:rPr>
                 <w:rFonts w:ascii="Arial" w:cs="Arial" w:eastAsia="Arial" w:hAnsi="Arial"/>
               </w:rPr>
-              <w:t xml:space="preserve">At the bottom of the screen: rows posted, rows with errors and rows skipped</w:t>
+              <w:t xml:space="preserve">Vendor program: at the top of the list - test run or productive run, rows OK, rows with errors, rows skipped. Customer program: in the status bar - rows read, processed, with errors, skipped.</w:t>
             </w:r>
           </w:p>
         </w:tc>
@@ -1467,13 +1467,24 @@
     </w:tbl>
     <w:p>
       <w:pPr>
+        <w:spacing w:after="120"/>
+      </w:pPr>
+      <w:r>
+        <w:rPr>
+          <w:rFonts w:ascii="Arial" w:cs="Arial" w:eastAsia="Arial" w:hAnsi="Arial"/>
+        </w:rPr>
+        <w:t xml:space="preserve">A download shows a shorter list: one green line per row written, and a red line for any record that could not be read. The status bar says how many columns and rows went into the file.</w:t>
+      </w:r>
+    </w:p>
+    <w:p>
+      <w:pPr>
         <w:pStyle w:val="Heading2"/>
       </w:pPr>
       <w:r>
         <w:rPr>
           <w:rFonts w:ascii="Arial" w:cs="Arial" w:eastAsia="Arial" w:hAnsi="Arial"/>
         </w:rPr>
-        <w:t xml:space="preserve">2.6 Authorisations</w:t>
+        <w:t xml:space="preserve">2.6 Switching between Download and Upload</w:t>
       </w:r>
     </w:p>
     <w:p>
@@ -1484,6 +1495,28 @@
         <w:rPr>
           <w:rFonts w:ascii="Arial" w:cs="Arial" w:eastAsia="Arial" w:hAnsi="Arial"/>
         </w:rPr>
+        <w:t xml:space="preserve">Both programs propose a file name for a download. When you switch to Upload that name is cleared, so the program cannot read the file it has just written by mistake - pick the file to upload with F4.</w:t>
+      </w:r>
+    </w:p>
+    <w:p>
+      <w:pPr>
+        <w:pStyle w:val="Heading2"/>
+      </w:pPr>
+      <w:r>
+        <w:rPr>
+          <w:rFonts w:ascii="Arial" w:cs="Arial" w:eastAsia="Arial" w:hAnsi="Arial"/>
+        </w:rPr>
+        <w:t xml:space="preserve">2.7 Authorisations</w:t>
+      </w:r>
+    </w:p>
+    <w:p>
+      <w:pPr>
+        <w:spacing w:after="120"/>
+      </w:pPr>
+      <w:r>
+        <w:rPr>
+          <w:rFonts w:ascii="Arial" w:cs="Arial" w:eastAsia="Arial" w:hAnsi="Arial"/>
+        </w:rPr>
         <w:t xml:space="preserve">The programs run under your own user. You need the same authorisations as for creating and changing business partners in transaction BP.</w:t>
       </w:r>
     </w:p>
@@ -1500,7 +1533,7 @@
         <w:rPr>
           <w:rFonts w:ascii="Arial" w:cs="Arial" w:eastAsia="Arial" w:hAnsi="Arial"/>
         </w:rPr>
-        <w:t xml:space="preserve">3. ZSDS_CUST_TMPL_DOWNLOAD - Customer master template download / upload</w:t>
+        <w:t xml:space="preserve">3. ZSDS_CUST_TMPL_DOWNLOAD - Customer master download / upload</w:t>
       </w:r>
     </w:p>
     <w:p>
@@ -1993,7 +2026,7 @@
               <w:rPr>
                 <w:rFonts w:ascii="Arial" w:cs="Arial" w:eastAsia="Arial" w:hAnsi="Arial"/>
               </w:rPr>
-              <w:t xml:space="preserve">Choose the direction. The screen shows only the fields that apply.</w:t>
+              <w:t xml:space="preserve">Choose the direction. The fields that do not apply are greyed out.</w:t>
             </w:r>
           </w:p>
         </w:tc>
@@ -2109,7 +2142,7 @@
               <w:rPr>
                 <w:rFonts w:ascii="Arial" w:cs="Arial" w:eastAsia="Arial" w:hAnsi="Arial"/>
               </w:rPr>
-              <w:t xml:space="preserve">Dropdown list - see 3.3. (Create template only.)</w:t>
+              <w:t xml:space="preserve">Dropdown list - see 3.3. Needed for the create template only; greyed out for the other two.</w:t>
             </w:r>
           </w:p>
         </w:tc>
@@ -2167,7 +2200,7 @@
               <w:rPr>
                 <w:rFonts w:ascii="Arial" w:cs="Arial" w:eastAsia="Arial" w:hAnsi="Arial"/>
               </w:rPr>
-              <w:t xml:space="preserve">F4 shows only the account groups used for the chosen country / region.</w:t>
+              <w:t xml:space="preserve">F4 lists only the account groups of the chosen country / region. Needed for the create template only.</w:t>
             </w:r>
           </w:p>
         </w:tc>
@@ -2225,7 +2258,7 @@
               <w:rPr>
                 <w:rFonts w:ascii="Arial" w:cs="Arial" w:eastAsia="Arial" w:hAnsi="Arial"/>
               </w:rPr>
-              <w:t xml:space="preserve">Download only: which existing customers to fill the template with. Leave empty together with "Template only" for an empty template.</w:t>
+              <w:t xml:space="preserve">Download only: which existing customers to write. Either number can be given.</w:t>
             </w:r>
           </w:p>
         </w:tc>
@@ -2283,7 +2316,7 @@
               <w:rPr>
                 <w:rFonts w:ascii="Arial" w:cs="Arial" w:eastAsia="Arial" w:hAnsi="Arial"/>
               </w:rPr>
-              <w:t xml:space="preserve">Download only: limit on the number of customers written (default 100).</w:t>
+              <w:t xml:space="preserve">Download only: limit on the number of rows written (default 100).</w:t>
             </w:r>
           </w:p>
         </w:tc>
@@ -2457,7 +2490,7 @@
               <w:rPr>
                 <w:rFonts w:ascii="Arial" w:cs="Arial" w:eastAsia="Arial" w:hAnsi="Arial"/>
               </w:rPr>
-              <w:t xml:space="preserve">Upload only. Leave empty - the grouping is taken from the account group. Fill only to force a particular grouping.</w:t>
+              <w:t xml:space="preserve">Upload only. Leave empty - the grouping is taken from the account group.</w:t>
             </w:r>
           </w:p>
         </w:tc>
@@ -2573,7 +2606,7 @@
               <w:rPr>
                 <w:rFonts w:ascii="Arial" w:cs="Arial" w:eastAsia="Arial" w:hAnsi="Arial"/>
               </w:rPr>
-              <w:t xml:space="preserve">Download: where to save. Upload: the file to read. F4 opens the file dialog.</w:t>
+              <w:t xml:space="preserve">Download: where to save - a name is proposed. Upload: the file to read. F4 opens the file dialog.</w:t>
             </w:r>
           </w:p>
         </w:tc>
@@ -3391,7 +3424,7 @@
         <w:rPr>
           <w:rFonts w:ascii="Arial" w:cs="Arial" w:eastAsia="Arial" w:hAnsi="Arial"/>
         </w:rPr>
-        <w:t xml:space="preserve">3.4 How to check the download</w:t>
+        <w:t xml:space="preserve">3.4 How to download a template</w:t>
       </w:r>
     </w:p>
     <w:p>
@@ -3407,35 +3440,7 @@
         <w:rPr>
           <w:rFonts w:ascii="Arial" w:cs="Arial" w:eastAsia="Arial" w:hAnsi="Arial"/>
         </w:rPr>
-        <w:t xml:space="preserve">Choose </w:t>
-      </w:r>
-      <w:r>
-        <w:rPr>
-          <w:rFonts w:ascii="Arial" w:cs="Arial" w:eastAsia="Arial" w:hAnsi="Arial"/>
-          <w:b/>
-          <w:bCs/>
-        </w:rPr>
-        <w:t xml:space="preserve">Download a template</w:t>
-      </w:r>
-      <w:r>
-        <w:rPr>
-          <w:rFonts w:ascii="Arial" w:cs="Arial" w:eastAsia="Arial" w:hAnsi="Arial"/>
-        </w:rPr>
-        <w:t xml:space="preserve">, </w:t>
-      </w:r>
-      <w:r>
-        <w:rPr>
-          <w:rFonts w:ascii="Arial" w:cs="Arial" w:eastAsia="Arial" w:hAnsi="Arial"/>
-          <w:b/>
-          <w:bCs/>
-        </w:rPr>
-        <w:t xml:space="preserve">Customer create template</w:t>
-      </w:r>
-      <w:r>
-        <w:rPr>
-          <w:rFonts w:ascii="Arial" w:cs="Arial" w:eastAsia="Arial" w:hAnsi="Arial"/>
-        </w:rPr>
-        <w:t xml:space="preserve">, a country / region and an account group.</w:t>
+        <w:t xml:space="preserve">Start ZSDS_CUST_TMPL_DOWNLOAD (transaction SE38, or its transaction code once assigned).</w:t>
       </w:r>
     </w:p>
     <w:p>
@@ -3451,7 +3456,7 @@
         <w:rPr>
           <w:rFonts w:ascii="Arial" w:cs="Arial" w:eastAsia="Arial" w:hAnsi="Arial"/>
         </w:rPr>
-        <w:t xml:space="preserve">Enter two or three existing customers of that account group, or tick </w:t>
+        <w:t xml:space="preserve">Choose </w:t>
       </w:r>
       <w:r>
         <w:rPr>
@@ -3459,7 +3464,7 @@
           <w:b/>
           <w:bCs/>
         </w:rPr>
-        <w:t xml:space="preserve">Template only</w:t>
+        <w:t xml:space="preserve">Download a template</w:t>
       </w:r>
       <w:r>
         <w:rPr>
@@ -3481,7 +3486,49 @@
         <w:rPr>
           <w:rFonts w:ascii="Arial" w:cs="Arial" w:eastAsia="Arial" w:hAnsi="Arial"/>
         </w:rPr>
-        <w:t xml:space="preserve">Choose a file name (the program proposes one) and execute.</w:t>
+        <w:t xml:space="preserve">Choose the template: </w:t>
+      </w:r>
+      <w:r>
+        <w:rPr>
+          <w:rFonts w:ascii="Arial" w:cs="Arial" w:eastAsia="Arial" w:hAnsi="Arial"/>
+          <w:b/>
+          <w:bCs/>
+        </w:rPr>
+        <w:t xml:space="preserve">Customer create</w:t>
+      </w:r>
+      <w:r>
+        <w:rPr>
+          <w:rFonts w:ascii="Arial" w:cs="Arial" w:eastAsia="Arial" w:hAnsi="Arial"/>
+        </w:rPr>
+        <w:t xml:space="preserve">, </w:t>
+      </w:r>
+      <w:r>
+        <w:rPr>
+          <w:rFonts w:ascii="Arial" w:cs="Arial" w:eastAsia="Arial" w:hAnsi="Arial"/>
+          <w:b/>
+          <w:bCs/>
+        </w:rPr>
+        <w:t xml:space="preserve">Customer extension</w:t>
+      </w:r>
+      <w:r>
+        <w:rPr>
+          <w:rFonts w:ascii="Arial" w:cs="Arial" w:eastAsia="Arial" w:hAnsi="Arial"/>
+        </w:rPr>
+        <w:t xml:space="preserve"> or </w:t>
+      </w:r>
+      <w:r>
+        <w:rPr>
+          <w:rFonts w:ascii="Arial" w:cs="Arial" w:eastAsia="Arial" w:hAnsi="Arial"/>
+          <w:b/>
+          <w:bCs/>
+        </w:rPr>
+        <w:t xml:space="preserve">Block / unblock</w:t>
+      </w:r>
+      <w:r>
+        <w:rPr>
+          <w:rFonts w:ascii="Arial" w:cs="Arial" w:eastAsia="Arial" w:hAnsi="Arial"/>
+        </w:rPr>
+        <w:t xml:space="preserve">.</w:t>
       </w:r>
     </w:p>
     <w:p>
@@ -3497,7 +3544,7 @@
         <w:rPr>
           <w:rFonts w:ascii="Arial" w:cs="Arial" w:eastAsia="Arial" w:hAnsi="Arial"/>
         </w:rPr>
-        <w:t xml:space="preserve">Open the file in Excel. </w:t>
+        <w:t xml:space="preserve">For the create template: pick the </w:t>
       </w:r>
       <w:r>
         <w:rPr>
@@ -3505,13 +3552,27 @@
           <w:b/>
           <w:bCs/>
         </w:rPr>
-        <w:t xml:space="preserve">Expected:</w:t>
-      </w:r>
-      <w:r>
-        <w:rPr>
-          <w:rFonts w:ascii="Arial" w:cs="Arial" w:eastAsia="Arial" w:hAnsi="Arial"/>
-        </w:rPr>
-        <w:t xml:space="preserve"> one tab, headed exactly as the Cipla template for that combination; one row per customer; dates as DD.MM.YYYY and customer numbers without leading zeros.</w:t>
+        <w:t xml:space="preserve">Country / region</w:t>
+      </w:r>
+      <w:r>
+        <w:rPr>
+          <w:rFonts w:ascii="Arial" w:cs="Arial" w:eastAsia="Arial" w:hAnsi="Arial"/>
+        </w:rPr>
+        <w:t xml:space="preserve"> from the list, then press F4 on </w:t>
+      </w:r>
+      <w:r>
+        <w:rPr>
+          <w:rFonts w:ascii="Arial" w:cs="Arial" w:eastAsia="Arial" w:hAnsi="Arial"/>
+          <w:b/>
+          <w:bCs/>
+        </w:rPr>
+        <w:t xml:space="preserve">Customer account group</w:t>
+      </w:r>
+      <w:r>
+        <w:rPr>
+          <w:rFonts w:ascii="Arial" w:cs="Arial" w:eastAsia="Arial" w:hAnsi="Arial"/>
+        </w:rPr>
+        <w:t xml:space="preserve"> and pick one.</w:t>
       </w:r>
     </w:p>
     <w:p>
@@ -3527,7 +3588,49 @@
         <w:rPr>
           <w:rFonts w:ascii="Arial" w:cs="Arial" w:eastAsia="Arial" w:hAnsi="Arial"/>
         </w:rPr>
-        <w:t xml:space="preserve">Compare two or three values with transaction BP for the same customer.</w:t>
+        <w:t xml:space="preserve">Enter the customers to include under </w:t>
+      </w:r>
+      <w:r>
+        <w:rPr>
+          <w:rFonts w:ascii="Arial" w:cs="Arial" w:eastAsia="Arial" w:hAnsi="Arial"/>
+          <w:b/>
+          <w:bCs/>
+        </w:rPr>
+        <w:t xml:space="preserve">Business partner</w:t>
+      </w:r>
+      <w:r>
+        <w:rPr>
+          <w:rFonts w:ascii="Arial" w:cs="Arial" w:eastAsia="Arial" w:hAnsi="Arial"/>
+        </w:rPr>
+        <w:t xml:space="preserve"> or </w:t>
+      </w:r>
+      <w:r>
+        <w:rPr>
+          <w:rFonts w:ascii="Arial" w:cs="Arial" w:eastAsia="Arial" w:hAnsi="Arial"/>
+          <w:b/>
+          <w:bCs/>
+        </w:rPr>
+        <w:t xml:space="preserve">Customer</w:t>
+      </w:r>
+      <w:r>
+        <w:rPr>
+          <w:rFonts w:ascii="Arial" w:cs="Arial" w:eastAsia="Arial" w:hAnsi="Arial"/>
+        </w:rPr>
+        <w:t xml:space="preserve">, or tick </w:t>
+      </w:r>
+      <w:r>
+        <w:rPr>
+          <w:rFonts w:ascii="Arial" w:cs="Arial" w:eastAsia="Arial" w:hAnsi="Arial"/>
+          <w:b/>
+          <w:bCs/>
+        </w:rPr>
+        <w:t xml:space="preserve">Template only (no data)</w:t>
+      </w:r>
+      <w:r>
+        <w:rPr>
+          <w:rFonts w:ascii="Arial" w:cs="Arial" w:eastAsia="Arial" w:hAnsi="Arial"/>
+        </w:rPr>
+        <w:t xml:space="preserve"> for an empty template.</w:t>
       </w:r>
     </w:p>
     <w:p>
@@ -3543,7 +3646,7 @@
         <w:rPr>
           <w:rFonts w:ascii="Arial" w:cs="Arial" w:eastAsia="Arial" w:hAnsi="Arial"/>
         </w:rPr>
-        <w:t xml:space="preserve">Repeat for the </w:t>
+        <w:t xml:space="preserve">Check the </w:t>
       </w:r>
       <w:r>
         <w:rPr>
@@ -3551,27 +3654,45 @@
           <w:b/>
           <w:bCs/>
         </w:rPr>
-        <w:t xml:space="preserve">Customer extension</w:t>
-      </w:r>
-      <w:r>
-        <w:rPr>
-          <w:rFonts w:ascii="Arial" w:cs="Arial" w:eastAsia="Arial" w:hAnsi="Arial"/>
-        </w:rPr>
-        <w:t xml:space="preserve"> and </w:t>
-      </w:r>
-      <w:r>
-        <w:rPr>
-          <w:rFonts w:ascii="Arial" w:cs="Arial" w:eastAsia="Arial" w:hAnsi="Arial"/>
-          <w:b/>
-          <w:bCs/>
-        </w:rPr>
-        <w:t xml:space="preserve">Block / unblock</w:t>
-      </w:r>
-      <w:r>
-        <w:rPr>
-          <w:rFonts w:ascii="Arial" w:cs="Arial" w:eastAsia="Arial" w:hAnsi="Arial"/>
-        </w:rPr>
-        <w:t xml:space="preserve"> templates.</w:t>
+        <w:t xml:space="preserve">File</w:t>
+      </w:r>
+      <w:r>
+        <w:rPr>
+          <w:rFonts w:ascii="Arial" w:cs="Arial" w:eastAsia="Arial" w:hAnsi="Arial"/>
+        </w:rPr>
+        <w:t xml:space="preserve"> name. A name is proposed from the template; press F4 to choose another folder.</w:t>
+      </w:r>
+    </w:p>
+    <w:p>
+      <w:pPr>
+        <w:pStyle w:val="ListParagraph"/>
+        <w:numPr>
+          <w:ilvl w:val="0"/>
+          <w:numId w:val="3"/>
+        </w:numPr>
+        <w:spacing w:after="60"/>
+      </w:pPr>
+      <w:r>
+        <w:rPr>
+          <w:rFonts w:ascii="Arial" w:cs="Arial" w:eastAsia="Arial" w:hAnsi="Arial"/>
+        </w:rPr>
+        <w:t xml:space="preserve">Execute (F8). The status bar says how many columns and rows were written, and a short list shows each row.</w:t>
+      </w:r>
+    </w:p>
+    <w:p>
+      <w:pPr>
+        <w:pStyle w:val="ListParagraph"/>
+        <w:numPr>
+          <w:ilvl w:val="0"/>
+          <w:numId w:val="3"/>
+        </w:numPr>
+        <w:spacing w:after="60"/>
+      </w:pPr>
+      <w:r>
+        <w:rPr>
+          <w:rFonts w:ascii="Arial" w:cs="Arial" w:eastAsia="Arial" w:hAnsi="Arial"/>
+        </w:rPr>
+        <w:t xml:space="preserve">Open the file in Excel.</w:t>
       </w:r>
     </w:p>
     <w:p>
@@ -3582,7 +3703,7 @@
         <w:rPr>
           <w:rFonts w:ascii="Arial" w:cs="Arial" w:eastAsia="Arial" w:hAnsi="Arial"/>
         </w:rPr>
-        <w:t xml:space="preserve">3.5 How to check the upload</w:t>
+        <w:t xml:space="preserve">3.5 How to upload a filled template</w:t>
       </w:r>
     </w:p>
     <w:p>
@@ -3597,30 +3718,22 @@
       <w:r>
         <w:rPr>
           <w:rFonts w:ascii="Arial" w:cs="Arial" w:eastAsia="Arial" w:hAnsi="Arial"/>
+        </w:rPr>
+        <w:t xml:space="preserve">Start ZSDS_CUST_TMPL_DOWNLOAD and choose </w:t>
+      </w:r>
+      <w:r>
+        <w:rPr>
+          <w:rFonts w:ascii="Arial" w:cs="Arial" w:eastAsia="Arial" w:hAnsi="Arial"/>
           <w:b/>
           <w:bCs/>
         </w:rPr>
-        <w:t xml:space="preserve">Round trip.</w:t>
-      </w:r>
-      <w:r>
-        <w:rPr>
-          <w:rFonts w:ascii="Arial" w:cs="Arial" w:eastAsia="Arial" w:hAnsi="Arial"/>
-        </w:rPr>
-        <w:t xml:space="preserve"> Download one existing customer, change nothing, and upload the file with </w:t>
-      </w:r>
-      <w:r>
-        <w:rPr>
-          <w:rFonts w:ascii="Arial" w:cs="Arial" w:eastAsia="Arial" w:hAnsi="Arial"/>
-          <w:b/>
-          <w:bCs/>
-        </w:rPr>
-        <w:t xml:space="preserve">Test run</w:t>
-      </w:r>
-      <w:r>
-        <w:rPr>
-          <w:rFonts w:ascii="Arial" w:cs="Arial" w:eastAsia="Arial" w:hAnsi="Arial"/>
-        </w:rPr>
-        <w:t xml:space="preserve"> ticked. Expected: a green line for the customer, no errors. This proves the file and the program agree.</w:t>
+        <w:t xml:space="preserve">Upload a filled template</w:t>
+      </w:r>
+      <w:r>
+        <w:rPr>
+          <w:rFonts w:ascii="Arial" w:cs="Arial" w:eastAsia="Arial" w:hAnsi="Arial"/>
+        </w:rPr>
+        <w:t xml:space="preserve">. The file name proposed for a download is cleared.</w:t>
       </w:r>
     </w:p>
     <w:p>
@@ -3635,16 +3748,8 @@
       <w:r>
         <w:rPr>
           <w:rFonts w:ascii="Arial" w:cs="Arial" w:eastAsia="Arial" w:hAnsi="Arial"/>
-          <w:b/>
-          <w:bCs/>
-        </w:rPr>
-        <w:t xml:space="preserve">Change one field.</w:t>
-      </w:r>
-      <w:r>
-        <w:rPr>
-          <w:rFonts w:ascii="Arial" w:cs="Arial" w:eastAsia="Arial" w:hAnsi="Arial"/>
-        </w:rPr>
-        <w:t xml:space="preserve"> In the same file change one value (for example the search term), untick Test run and upload. Expected: green line; in BP only that field has changed.</w:t>
+        </w:rPr>
+        <w:t xml:space="preserve">Choose the same template as the file - and for the create template, the same country / region and account group.</w:t>
       </w:r>
     </w:p>
     <w:p>
@@ -3659,16 +3764,22 @@
       <w:r>
         <w:rPr>
           <w:rFonts w:ascii="Arial" w:cs="Arial" w:eastAsia="Arial" w:hAnsi="Arial"/>
+        </w:rPr>
+        <w:t xml:space="preserve">Press F4 on </w:t>
+      </w:r>
+      <w:r>
+        <w:rPr>
+          <w:rFonts w:ascii="Arial" w:cs="Arial" w:eastAsia="Arial" w:hAnsi="Arial"/>
           <w:b/>
           <w:bCs/>
         </w:rPr>
-        <w:t xml:space="preserve">Create.</w:t>
-      </w:r>
-      <w:r>
-        <w:rPr>
-          <w:rFonts w:ascii="Arial" w:cs="Arial" w:eastAsia="Arial" w:hAnsi="Arial"/>
-        </w:rPr>
-        <w:t xml:space="preserve"> Fill one row of a create template for a new customer, leaving the customer number empty. Test run first, then for real. Expected: green line showing the new customer number; the customer exists in BP with its company code and sales area data.</w:t>
+        <w:t xml:space="preserve">File</w:t>
+      </w:r>
+      <w:r>
+        <w:rPr>
+          <w:rFonts w:ascii="Arial" w:cs="Arial" w:eastAsia="Arial" w:hAnsi="Arial"/>
+        </w:rPr>
+        <w:t xml:space="preserve"> and pick the filled .xlsx workbook.</w:t>
       </w:r>
     </w:p>
     <w:p>
@@ -3683,16 +3794,50 @@
       <w:r>
         <w:rPr>
           <w:rFonts w:ascii="Arial" w:cs="Arial" w:eastAsia="Arial" w:hAnsi="Arial"/>
+        </w:rPr>
+        <w:t xml:space="preserve">Leave </w:t>
+      </w:r>
+      <w:r>
+        <w:rPr>
+          <w:rFonts w:ascii="Arial" w:cs="Arial" w:eastAsia="Arial" w:hAnsi="Arial"/>
           <w:b/>
           <w:bCs/>
         </w:rPr>
-        <w:t xml:space="preserve">Extension.</w:t>
-      </w:r>
-      <w:r>
-        <w:rPr>
-          <w:rFonts w:ascii="Arial" w:cs="Arial" w:eastAsia="Arial" w:hAnsi="Arial"/>
-        </w:rPr>
-        <w:t xml:space="preserve"> In the extension template, give an existing customer and a sales area it does not yet have. Expected: the new sales area appears in BP (role FLCU01 - Customer, Sales area data).</w:t>
+        <w:t xml:space="preserve">Test run - post nothing</w:t>
+      </w:r>
+      <w:r>
+        <w:rPr>
+          <w:rFonts w:ascii="Arial" w:cs="Arial" w:eastAsia="Arial" w:hAnsi="Arial"/>
+        </w:rPr>
+        <w:t xml:space="preserve"> ticked. Leave </w:t>
+      </w:r>
+      <w:r>
+        <w:rPr>
+          <w:rFonts w:ascii="Arial" w:cs="Arial" w:eastAsia="Arial" w:hAnsi="Arial"/>
+          <w:b/>
+          <w:bCs/>
+        </w:rPr>
+        <w:t xml:space="preserve">BP grouping</w:t>
+      </w:r>
+      <w:r>
+        <w:rPr>
+          <w:rFonts w:ascii="Arial" w:cs="Arial" w:eastAsia="Arial" w:hAnsi="Arial"/>
+        </w:rPr>
+        <w:t xml:space="preserve"> empty and </w:t>
+      </w:r>
+      <w:r>
+        <w:rPr>
+          <w:rFonts w:ascii="Arial" w:cs="Arial" w:eastAsia="Arial" w:hAnsi="Arial"/>
+          <w:b/>
+          <w:bCs/>
+        </w:rPr>
+        <w:t xml:space="preserve">Heading rows to skip</w:t>
+      </w:r>
+      <w:r>
+        <w:rPr>
+          <w:rFonts w:ascii="Arial" w:cs="Arial" w:eastAsia="Arial" w:hAnsi="Arial"/>
+        </w:rPr>
+        <w:t xml:space="preserve"> at 1.</w:t>
       </w:r>
     </w:p>
     <w:p>
@@ -3707,16 +3852,8 @@
       <w:r>
         <w:rPr>
           <w:rFonts w:ascii="Arial" w:cs="Arial" w:eastAsia="Arial" w:hAnsi="Arial"/>
-          <w:b/>
-          <w:bCs/>
-        </w:rPr>
-        <w:t xml:space="preserve">Block / unblock.</w:t>
-      </w:r>
-      <w:r>
-        <w:rPr>
-          <w:rFonts w:ascii="Arial" w:cs="Arial" w:eastAsia="Arial" w:hAnsi="Arial"/>
-        </w:rPr>
-        <w:t xml:space="preserve"> In the block template, fill the block you want to set - X for a posting block, the block reason code for an order, delivery or billing block. To remove a block, put #BLANK# in that column. Expected: the block shows or disappears in BP (Status tab, and the company code / sales area data).</w:t>
+        </w:rPr>
+        <w:t xml:space="preserve">Execute (F8). Read the result list (see 2.5). Correct the file for every red line and run again.</w:t>
       </w:r>
     </w:p>
     <w:p>
@@ -3731,16 +3868,22 @@
       <w:r>
         <w:rPr>
           <w:rFonts w:ascii="Arial" w:cs="Arial" w:eastAsia="Arial" w:hAnsi="Arial"/>
+        </w:rPr>
+        <w:t xml:space="preserve">When the test run has no red lines, untick </w:t>
+      </w:r>
+      <w:r>
+        <w:rPr>
+          <w:rFonts w:ascii="Arial" w:cs="Arial" w:eastAsia="Arial" w:hAnsi="Arial"/>
           <w:b/>
           <w:bCs/>
         </w:rPr>
-        <w:t xml:space="preserve">Error handling.</w:t>
-      </w:r>
-      <w:r>
-        <w:rPr>
-          <w:rFonts w:ascii="Arial" w:cs="Arial" w:eastAsia="Arial" w:hAnsi="Arial"/>
-        </w:rPr>
-        <w:t xml:space="preserve"> Put an account group that does not exist in one row. Expected: red line "Account group ... does not exist"; the other rows are processed normally.</w:t>
+        <w:t xml:space="preserve">Test run</w:t>
+      </w:r>
+      <w:r>
+        <w:rPr>
+          <w:rFonts w:ascii="Arial" w:cs="Arial" w:eastAsia="Arial" w:hAnsi="Arial"/>
+        </w:rPr>
+        <w:t xml:space="preserve"> and execute again to post. New customers show their new number in the list.</w:t>
       </w:r>
     </w:p>
     <w:p>
@@ -3878,6 +4021,36 @@
           <w:rFonts w:ascii="Arial" w:cs="Arial" w:eastAsia="Arial" w:hAnsi="Arial"/>
         </w:rPr>
         <w:t xml:space="preserve">, "Terms of Payment Key" is the payment term of the sales area being added.</w:t>
+      </w:r>
+    </w:p>
+    <w:p>
+      <w:pPr>
+        <w:pStyle w:val="ListParagraph"/>
+        <w:numPr>
+          <w:ilvl w:val="0"/>
+          <w:numId w:val="2"/>
+        </w:numPr>
+        <w:spacing w:after="60"/>
+      </w:pPr>
+      <w:r>
+        <w:rPr>
+          <w:rFonts w:ascii="Arial" w:cs="Arial" w:eastAsia="Arial" w:hAnsi="Arial"/>
+        </w:rPr>
+        <w:t xml:space="preserve">On the </w:t>
+      </w:r>
+      <w:r>
+        <w:rPr>
+          <w:rFonts w:ascii="Arial" w:cs="Arial" w:eastAsia="Arial" w:hAnsi="Arial"/>
+          <w:b/>
+          <w:bCs/>
+        </w:rPr>
+        <w:t xml:space="preserve">block / unblock template</w:t>
+      </w:r>
+      <w:r>
+        <w:rPr>
+          <w:rFonts w:ascii="Arial" w:cs="Arial" w:eastAsia="Arial" w:hAnsi="Arial"/>
+        </w:rPr>
+        <w:t xml:space="preserve">, fill X for a posting block, or the block reason code for an order, delivery or billing block. To remove a block, type #BLANK# in that column.</w:t>
       </w:r>
     </w:p>
     <w:p>
@@ -5008,7 +5181,7 @@
               <w:rPr>
                 <w:rFonts w:ascii="Arial" w:cs="Arial" w:eastAsia="Arial" w:hAnsi="Arial"/>
               </w:rPr>
-              <w:t xml:space="preserve">Choose the direction. The screen shows only the fields that apply.</w:t>
+              <w:t xml:space="preserve">Choose the direction. The fields that do not apply are greyed out.</w:t>
             </w:r>
           </w:p>
         </w:tc>
@@ -5124,7 +5297,7 @@
               <w:rPr>
                 <w:rFonts w:ascii="Arial" w:cs="Arial" w:eastAsia="Arial" w:hAnsi="Arial"/>
               </w:rPr>
-              <w:t xml:space="preserve">Download only: which existing vendors to write</w:t>
+              <w:t xml:space="preserve">Download only: which existing vendors to write. Either number can be given.</w:t>
             </w:r>
           </w:p>
         </w:tc>
@@ -5414,7 +5587,7 @@
               <w:rPr>
                 <w:rFonts w:ascii="Arial" w:cs="Arial" w:eastAsia="Arial" w:hAnsi="Arial"/>
               </w:rPr>
-              <w:t xml:space="preserve">Download: where to save (a name is proposed per scenario). Upload: the file to read. F4 opens the file dialog.</w:t>
+              <w:t xml:space="preserve">Download: where to save - a name is proposed per scenario. Upload: the file to read. F4 opens the file dialog.</w:t>
             </w:r>
           </w:p>
         </w:tc>
@@ -5693,7 +5866,7 @@
         <w:rPr>
           <w:rFonts w:ascii="Arial" w:cs="Arial" w:eastAsia="Arial" w:hAnsi="Arial"/>
         </w:rPr>
-        <w:t xml:space="preserve">4.4 How to check the download</w:t>
+        <w:t xml:space="preserve">4.4 How to download a workbook</w:t>
       </w:r>
     </w:p>
     <w:p>
@@ -5709,21 +5882,7 @@
         <w:rPr>
           <w:rFonts w:ascii="Arial" w:cs="Arial" w:eastAsia="Arial" w:hAnsi="Arial"/>
         </w:rPr>
-        <w:t xml:space="preserve">Choose </w:t>
-      </w:r>
-      <w:r>
-        <w:rPr>
-          <w:rFonts w:ascii="Arial" w:cs="Arial" w:eastAsia="Arial" w:hAnsi="Arial"/>
-          <w:b/>
-          <w:bCs/>
-        </w:rPr>
-        <w:t xml:space="preserve">Download a workbook</w:t>
-      </w:r>
-      <w:r>
-        <w:rPr>
-          <w:rFonts w:ascii="Arial" w:cs="Arial" w:eastAsia="Arial" w:hAnsi="Arial"/>
-        </w:rPr>
-        <w:t xml:space="preserve">, a scenario, and two or three existing vendors. Execute.</w:t>
+        <w:t xml:space="preserve">Start ZMMS_BP_MASS_UPLOAD (transaction SE38, or ZMMS_BPUPL once assigned).</w:t>
       </w:r>
     </w:p>
     <w:p>
@@ -5739,7 +5898,7 @@
         <w:rPr>
           <w:rFonts w:ascii="Arial" w:cs="Arial" w:eastAsia="Arial" w:hAnsi="Arial"/>
         </w:rPr>
-        <w:t xml:space="preserve">Open the file. </w:t>
+        <w:t xml:space="preserve">Choose </w:t>
       </w:r>
       <w:r>
         <w:rPr>
@@ -5747,13 +5906,13 @@
           <w:b/>
           <w:bCs/>
         </w:rPr>
-        <w:t xml:space="preserve">Expected:</w:t>
-      </w:r>
-      <w:r>
-        <w:rPr>
-          <w:rFonts w:ascii="Arial" w:cs="Arial" w:eastAsia="Arial" w:hAnsi="Arial"/>
-        </w:rPr>
-        <w:t xml:space="preserve"> the headings of the vendor workbook tab for that scenario, one row per vendor (or per company code, purchasing organisation, bank account, withholding tax type or partner function, depending on the scenario). Compare a few values with transaction BP.</w:t>
+        <w:t xml:space="preserve">Download a workbook</w:t>
+      </w:r>
+      <w:r>
+        <w:rPr>
+          <w:rFonts w:ascii="Arial" w:cs="Arial" w:eastAsia="Arial" w:hAnsi="Arial"/>
+        </w:rPr>
+        <w:t xml:space="preserve"> and the scenario.</w:t>
       </w:r>
     </w:p>
     <w:p>
@@ -5769,7 +5928,7 @@
         <w:rPr>
           <w:rFonts w:ascii="Arial" w:cs="Arial" w:eastAsia="Arial" w:hAnsi="Arial"/>
         </w:rPr>
-        <w:t xml:space="preserve">Tick </w:t>
+        <w:t xml:space="preserve">Enter the vendors under </w:t>
       </w:r>
       <w:r>
         <w:rPr>
@@ -5777,13 +5936,13 @@
           <w:b/>
           <w:bCs/>
         </w:rPr>
-        <w:t xml:space="preserve">Headings only</w:t>
-      </w:r>
-      <w:r>
-        <w:rPr>
-          <w:rFonts w:ascii="Arial" w:cs="Arial" w:eastAsia="Arial" w:hAnsi="Arial"/>
-        </w:rPr>
-        <w:t xml:space="preserve"> and execute. </w:t>
+        <w:t xml:space="preserve">Business partner</w:t>
+      </w:r>
+      <w:r>
+        <w:rPr>
+          <w:rFonts w:ascii="Arial" w:cs="Arial" w:eastAsia="Arial" w:hAnsi="Arial"/>
+        </w:rPr>
+        <w:t xml:space="preserve"> or </w:t>
       </w:r>
       <w:r>
         <w:rPr>
@@ -5791,13 +5950,89 @@
           <w:b/>
           <w:bCs/>
         </w:rPr>
-        <w:t xml:space="preserve">Expected:</w:t>
-      </w:r>
-      <w:r>
-        <w:rPr>
-          <w:rFonts w:ascii="Arial" w:cs="Arial" w:eastAsia="Arial" w:hAnsi="Arial"/>
-        </w:rPr>
-        <w:t xml:space="preserve"> a file with the headings and no data.</w:t>
+        <w:t xml:space="preserve">Supplier</w:t>
+      </w:r>
+      <w:r>
+        <w:rPr>
+          <w:rFonts w:ascii="Arial" w:cs="Arial" w:eastAsia="Arial" w:hAnsi="Arial"/>
+        </w:rPr>
+        <w:t xml:space="preserve">, or tick </w:t>
+      </w:r>
+      <w:r>
+        <w:rPr>
+          <w:rFonts w:ascii="Arial" w:cs="Arial" w:eastAsia="Arial" w:hAnsi="Arial"/>
+          <w:b/>
+          <w:bCs/>
+        </w:rPr>
+        <w:t xml:space="preserve">Headings only (empty template)</w:t>
+      </w:r>
+      <w:r>
+        <w:rPr>
+          <w:rFonts w:ascii="Arial" w:cs="Arial" w:eastAsia="Arial" w:hAnsi="Arial"/>
+        </w:rPr>
+        <w:t xml:space="preserve">.</w:t>
+      </w:r>
+    </w:p>
+    <w:p>
+      <w:pPr>
+        <w:pStyle w:val="ListParagraph"/>
+        <w:numPr>
+          <w:ilvl w:val="0"/>
+          <w:numId w:val="6"/>
+        </w:numPr>
+        <w:spacing w:after="60"/>
+      </w:pPr>
+      <w:r>
+        <w:rPr>
+          <w:rFonts w:ascii="Arial" w:cs="Arial" w:eastAsia="Arial" w:hAnsi="Arial"/>
+        </w:rPr>
+        <w:t xml:space="preserve">Check the </w:t>
+      </w:r>
+      <w:r>
+        <w:rPr>
+          <w:rFonts w:ascii="Arial" w:cs="Arial" w:eastAsia="Arial" w:hAnsi="Arial"/>
+          <w:b/>
+          <w:bCs/>
+        </w:rPr>
+        <w:t xml:space="preserve">File</w:t>
+      </w:r>
+      <w:r>
+        <w:rPr>
+          <w:rFonts w:ascii="Arial" w:cs="Arial" w:eastAsia="Arial" w:hAnsi="Arial"/>
+        </w:rPr>
+        <w:t xml:space="preserve"> name. A name is proposed from the scenario; press F4 to choose another folder.</w:t>
+      </w:r>
+    </w:p>
+    <w:p>
+      <w:pPr>
+        <w:pStyle w:val="ListParagraph"/>
+        <w:numPr>
+          <w:ilvl w:val="0"/>
+          <w:numId w:val="6"/>
+        </w:numPr>
+        <w:spacing w:after="60"/>
+      </w:pPr>
+      <w:r>
+        <w:rPr>
+          <w:rFonts w:ascii="Arial" w:cs="Arial" w:eastAsia="Arial" w:hAnsi="Arial"/>
+        </w:rPr>
+        <w:t xml:space="preserve">Execute (F8). The status bar says how many columns and rows were written, and a short list shows each row.</w:t>
+      </w:r>
+    </w:p>
+    <w:p>
+      <w:pPr>
+        <w:pStyle w:val="ListParagraph"/>
+        <w:numPr>
+          <w:ilvl w:val="0"/>
+          <w:numId w:val="6"/>
+        </w:numPr>
+        <w:spacing w:after="60"/>
+      </w:pPr>
+      <w:r>
+        <w:rPr>
+          <w:rFonts w:ascii="Arial" w:cs="Arial" w:eastAsia="Arial" w:hAnsi="Arial"/>
+        </w:rPr>
+        <w:t xml:space="preserve">Open the file in Excel.</w:t>
       </w:r>
     </w:p>
     <w:p>
@@ -5808,7 +6043,7 @@
         <w:rPr>
           <w:rFonts w:ascii="Arial" w:cs="Arial" w:eastAsia="Arial" w:hAnsi="Arial"/>
         </w:rPr>
-        <w:t xml:space="preserve">4.5 How to check the upload</w:t>
+        <w:t xml:space="preserve">4.5 How to upload a filled workbook</w:t>
       </w:r>
     </w:p>
     <w:p>
@@ -5823,44 +6058,22 @@
       <w:r>
         <w:rPr>
           <w:rFonts w:ascii="Arial" w:cs="Arial" w:eastAsia="Arial" w:hAnsi="Arial"/>
+        </w:rPr>
+        <w:t xml:space="preserve">Start ZMMS_BP_MASS_UPLOAD and choose </w:t>
+      </w:r>
+      <w:r>
+        <w:rPr>
+          <w:rFonts w:ascii="Arial" w:cs="Arial" w:eastAsia="Arial" w:hAnsi="Arial"/>
           <w:b/>
           <w:bCs/>
         </w:rPr>
-        <w:t xml:space="preserve">Round trip.</w:t>
-      </w:r>
-      <w:r>
-        <w:rPr>
-          <w:rFonts w:ascii="Arial" w:cs="Arial" w:eastAsia="Arial" w:hAnsi="Arial"/>
-        </w:rPr>
-        <w:t xml:space="preserve"> Upload the file you just downloaded, same scenario, with </w:t>
-      </w:r>
-      <w:r>
-        <w:rPr>
-          <w:rFonts w:ascii="Arial" w:cs="Arial" w:eastAsia="Arial" w:hAnsi="Arial"/>
-          <w:b/>
-          <w:bCs/>
-        </w:rPr>
-        <w:t xml:space="preserve">Test run</w:t>
-      </w:r>
-      <w:r>
-        <w:rPr>
-          <w:rFonts w:ascii="Arial" w:cs="Arial" w:eastAsia="Arial" w:hAnsi="Arial"/>
-        </w:rPr>
-        <w:t xml:space="preserve"> ticked. </w:t>
-      </w:r>
-      <w:r>
-        <w:rPr>
-          <w:rFonts w:ascii="Arial" w:cs="Arial" w:eastAsia="Arial" w:hAnsi="Arial"/>
-          <w:b/>
-          <w:bCs/>
-        </w:rPr>
-        <w:t xml:space="preserve">Expected:</w:t>
-      </w:r>
-      <w:r>
-        <w:rPr>
-          <w:rFonts w:ascii="Arial" w:cs="Arial" w:eastAsia="Arial" w:hAnsi="Arial"/>
-        </w:rPr>
-        <w:t xml:space="preserve"> green lines, no errors. This proves the file and the program agree.</w:t>
+        <w:t xml:space="preserve">Upload a filled workbook</w:t>
+      </w:r>
+      <w:r>
+        <w:rPr>
+          <w:rFonts w:ascii="Arial" w:cs="Arial" w:eastAsia="Arial" w:hAnsi="Arial"/>
+        </w:rPr>
+        <w:t xml:space="preserve">. The file name proposed for a download is cleared.</w:t>
       </w:r>
     </w:p>
     <w:p>
@@ -5876,35 +6089,7 @@
         <w:rPr>
           <w:rFonts w:ascii="Arial" w:cs="Arial" w:eastAsia="Arial" w:hAnsi="Arial"/>
         </w:rPr>
-        <w:t xml:space="preserve">Fill a tab with the rows you want to load, select it and execute with </w:t>
-      </w:r>
-      <w:r>
-        <w:rPr>
-          <w:rFonts w:ascii="Arial" w:cs="Arial" w:eastAsia="Arial" w:hAnsi="Arial"/>
-          <w:b/>
-          <w:bCs/>
-        </w:rPr>
-        <w:t xml:space="preserve">Test run</w:t>
-      </w:r>
-      <w:r>
-        <w:rPr>
-          <w:rFonts w:ascii="Arial" w:cs="Arial" w:eastAsia="Arial" w:hAnsi="Arial"/>
-        </w:rPr>
-        <w:t xml:space="preserve"> ticked. </w:t>
-      </w:r>
-      <w:r>
-        <w:rPr>
-          <w:rFonts w:ascii="Arial" w:cs="Arial" w:eastAsia="Arial" w:hAnsi="Arial"/>
-          <w:b/>
-          <w:bCs/>
-        </w:rPr>
-        <w:t xml:space="preserve">Expected:</w:t>
-      </w:r>
-      <w:r>
-        <w:rPr>
-          <w:rFonts w:ascii="Arial" w:cs="Arial" w:eastAsia="Arial" w:hAnsi="Arial"/>
-        </w:rPr>
-        <w:t xml:space="preserve"> one line per row; green where the row would post; red with a reason where it would not.</w:t>
+        <w:t xml:space="preserve">Choose the scenario that matches the tab you are loading.</w:t>
       </w:r>
     </w:p>
     <w:p>
@@ -5920,7 +6105,21 @@
         <w:rPr>
           <w:rFonts w:ascii="Arial" w:cs="Arial" w:eastAsia="Arial" w:hAnsi="Arial"/>
         </w:rPr>
-        <w:t xml:space="preserve">Correct the file for any red lines and repeat until the test run is clean.</w:t>
+        <w:t xml:space="preserve">Press F4 on </w:t>
+      </w:r>
+      <w:r>
+        <w:rPr>
+          <w:rFonts w:ascii="Arial" w:cs="Arial" w:eastAsia="Arial" w:hAnsi="Arial"/>
+          <w:b/>
+          <w:bCs/>
+        </w:rPr>
+        <w:t xml:space="preserve">File</w:t>
+      </w:r>
+      <w:r>
+        <w:rPr>
+          <w:rFonts w:ascii="Arial" w:cs="Arial" w:eastAsia="Arial" w:hAnsi="Arial"/>
+        </w:rPr>
+        <w:t xml:space="preserve"> and pick the filled .xlsx workbook.</w:t>
       </w:r>
     </w:p>
     <w:p>
@@ -5936,7 +6135,7 @@
         <w:rPr>
           <w:rFonts w:ascii="Arial" w:cs="Arial" w:eastAsia="Arial" w:hAnsi="Arial"/>
         </w:rPr>
-        <w:t xml:space="preserve">Untick Test run and execute. </w:t>
+        <w:t xml:space="preserve">Leave </w:t>
       </w:r>
       <w:r>
         <w:rPr>
@@ -5944,13 +6143,27 @@
           <w:b/>
           <w:bCs/>
         </w:rPr>
-        <w:t xml:space="preserve">Expected:</w:t>
-      </w:r>
-      <w:r>
-        <w:rPr>
-          <w:rFonts w:ascii="Arial" w:cs="Arial" w:eastAsia="Arial" w:hAnsi="Arial"/>
-        </w:rPr>
-        <w:t xml:space="preserve"> the same lines, now saying the row was posted; for a new vendor, the new vendor number.</w:t>
+        <w:t xml:space="preserve">Test run (nothing is posted)</w:t>
+      </w:r>
+      <w:r>
+        <w:rPr>
+          <w:rFonts w:ascii="Arial" w:cs="Arial" w:eastAsia="Arial" w:hAnsi="Arial"/>
+        </w:rPr>
+        <w:t xml:space="preserve"> ticked and </w:t>
+      </w:r>
+      <w:r>
+        <w:rPr>
+          <w:rFonts w:ascii="Arial" w:cs="Arial" w:eastAsia="Arial" w:hAnsi="Arial"/>
+          <w:b/>
+          <w:bCs/>
+        </w:rPr>
+        <w:t xml:space="preserve">Heading rows to skip</w:t>
+      </w:r>
+      <w:r>
+        <w:rPr>
+          <w:rFonts w:ascii="Arial" w:cs="Arial" w:eastAsia="Arial" w:hAnsi="Arial"/>
+        </w:rPr>
+        <w:t xml:space="preserve"> at 1.</w:t>
       </w:r>
     </w:p>
     <w:p>
@@ -5966,7 +6179,37 @@
         <w:rPr>
           <w:rFonts w:ascii="Arial" w:cs="Arial" w:eastAsia="Arial" w:hAnsi="Arial"/>
         </w:rPr>
-        <w:t xml:space="preserve">Check the result in SAP using the table in 4.6.</w:t>
+        <w:t xml:space="preserve">Execute (F8). Read the result list (see 2.5). Correct the file for every red line and run again.</w:t>
+      </w:r>
+    </w:p>
+    <w:p>
+      <w:pPr>
+        <w:pStyle w:val="ListParagraph"/>
+        <w:numPr>
+          <w:ilvl w:val="0"/>
+          <w:numId w:val="7"/>
+        </w:numPr>
+        <w:spacing w:after="60"/>
+      </w:pPr>
+      <w:r>
+        <w:rPr>
+          <w:rFonts w:ascii="Arial" w:cs="Arial" w:eastAsia="Arial" w:hAnsi="Arial"/>
+        </w:rPr>
+        <w:t xml:space="preserve">When the test run has no red lines, untick </w:t>
+      </w:r>
+      <w:r>
+        <w:rPr>
+          <w:rFonts w:ascii="Arial" w:cs="Arial" w:eastAsia="Arial" w:hAnsi="Arial"/>
+          <w:b/>
+          <w:bCs/>
+        </w:rPr>
+        <w:t xml:space="preserve">Test run</w:t>
+      </w:r>
+      <w:r>
+        <w:rPr>
+          <w:rFonts w:ascii="Arial" w:cs="Arial" w:eastAsia="Arial" w:hAnsi="Arial"/>
+        </w:rPr>
+        <w:t xml:space="preserve"> and execute again to post. A new vendor shows its new number in the list.</w:t>
       </w:r>
     </w:p>
     <w:p>
@@ -6601,7 +6844,7 @@
         <w:rPr>
           <w:rFonts w:ascii="Arial" w:cs="Arial" w:eastAsia="Arial" w:hAnsi="Arial"/>
         </w:rPr>
-        <w:t xml:space="preserve">5. Test sign-off sheet</w:t>
+        <w:t xml:space="preserve">5. Test script</w:t>
       </w:r>
     </w:p>
     <w:p>
@@ -6612,7 +6855,32 @@
         <w:rPr>
           <w:rFonts w:ascii="Arial" w:cs="Arial" w:eastAsia="Arial" w:hAnsi="Arial"/>
         </w:rPr>
-        <w:t xml:space="preserve">Please record the result of each test and return this sheet with any screenshots of red lines.</w:t>
+        <w:t xml:space="preserve">Please work through the tests in order, fill in the last two columns and return the document with a screenshot of anything marked Not OK. Tests marked </w:t>
+      </w:r>
+      <w:r>
+        <w:rPr>
+          <w:rFonts w:ascii="Arial" w:cs="Arial" w:eastAsia="Arial" w:hAnsi="Arial"/>
+          <w:b/>
+          <w:bCs/>
+        </w:rPr>
+        <w:t xml:space="preserve">(retest)</w:t>
+      </w:r>
+      <w:r>
+        <w:rPr>
+          <w:rFonts w:ascii="Arial" w:cs="Arial" w:eastAsia="Arial" w:hAnsi="Arial"/>
+        </w:rPr>
+        <w:t xml:space="preserve"> repeat an issue found in earlier testing that has since been corrected.</w:t>
+      </w:r>
+    </w:p>
+    <w:p>
+      <w:pPr>
+        <w:pStyle w:val="Heading2"/>
+      </w:pPr>
+      <w:r>
+        <w:rPr>
+          <w:rFonts w:ascii="Arial" w:cs="Arial" w:eastAsia="Arial" w:hAnsi="Arial"/>
+        </w:rPr>
+        <w:t xml:space="preserve">5.1 Customer - ZSDS_CUST_TMPL_DOWNLOAD</w:t>
       </w:r>
     </w:p>
     <w:tbl>
@@ -6628,12 +6896,11 @@
         </w:tblBorders>
       </w:tblPr>
       <w:tblGrid>
-        <w:gridCol w:w="451"/>
-        <w:gridCol w:w="993"/>
-        <w:gridCol w:w="2527"/>
-        <w:gridCol w:w="2527"/>
-        <w:gridCol w:w="1083"/>
-        <w:gridCol w:w="1445"/>
+        <w:gridCol w:w="722"/>
+        <w:gridCol w:w="3610"/>
+        <w:gridCol w:w="3069"/>
+        <w:gridCol w:w="722"/>
+        <w:gridCol w:w="903"/>
       </w:tblGrid>
       <w:tr>
         <w:trPr>
@@ -6641,7 +6908,7 @@
         </w:trPr>
         <w:tc>
           <w:tcPr>
-            <w:tcW w:type="dxa" w:w="451"/>
+            <w:tcW w:type="dxa" w:w="722"/>
             <w:tcBorders>
               <w:top w:val="single" w:color="A6A6A6" w:sz="4"/>
               <w:left w:val="single" w:color="A6A6A6" w:sz="4"/>
@@ -6673,7 +6940,7 @@
         </w:tc>
         <w:tc>
           <w:tcPr>
-            <w:tcW w:type="dxa" w:w="993"/>
+            <w:tcW w:type="dxa" w:w="3610"/>
             <w:tcBorders>
               <w:top w:val="single" w:color="A6A6A6" w:sz="4"/>
               <w:left w:val="single" w:color="A6A6A6" w:sz="4"/>
@@ -6699,13 +6966,13 @@
                 <w:bCs/>
                 <w:color w:val="1F4E79"/>
               </w:rPr>
-              <w:t xml:space="preserve">Program</w:t>
-            </w:r>
-          </w:p>
-        </w:tc>
-        <w:tc>
-          <w:tcPr>
-            <w:tcW w:type="dxa" w:w="2527"/>
+              <w:t xml:space="preserve">What to do</w:t>
+            </w:r>
+          </w:p>
+        </w:tc>
+        <w:tc>
+          <w:tcPr>
+            <w:tcW w:type="dxa" w:w="3069"/>
             <w:tcBorders>
               <w:top w:val="single" w:color="A6A6A6" w:sz="4"/>
               <w:left w:val="single" w:color="A6A6A6" w:sz="4"/>
@@ -6731,13 +6998,13 @@
                 <w:bCs/>
                 <w:color w:val="1F4E79"/>
               </w:rPr>
-              <w:t xml:space="preserve">Test</w:t>
-            </w:r>
-          </w:p>
-        </w:tc>
-        <w:tc>
-          <w:tcPr>
-            <w:tcW w:type="dxa" w:w="2527"/>
+              <w:t xml:space="preserve">Expected result</w:t>
+            </w:r>
+          </w:p>
+        </w:tc>
+        <w:tc>
+          <w:tcPr>
+            <w:tcW w:type="dxa" w:w="722"/>
             <w:tcBorders>
               <w:top w:val="single" w:color="A6A6A6" w:sz="4"/>
               <w:left w:val="single" w:color="A6A6A6" w:sz="4"/>
@@ -6763,13 +7030,13 @@
                 <w:bCs/>
                 <w:color w:val="1F4E79"/>
               </w:rPr>
-              <w:t xml:space="preserve">Expected result</w:t>
-            </w:r>
-          </w:p>
-        </w:tc>
-        <w:tc>
-          <w:tcPr>
-            <w:tcW w:type="dxa" w:w="1083"/>
+              <w:t xml:space="preserve">OK / Not OK</w:t>
+            </w:r>
+          </w:p>
+        </w:tc>
+        <w:tc>
+          <w:tcPr>
+            <w:tcW w:type="dxa" w:w="903"/>
             <w:tcBorders>
               <w:top w:val="single" w:color="A6A6A6" w:sz="4"/>
               <w:left w:val="single" w:color="A6A6A6" w:sz="4"/>
@@ -6795,13 +7062,2259 @@
                 <w:bCs/>
                 <w:color w:val="1F4E79"/>
               </w:rPr>
-              <w:t xml:space="preserve">OK / Not OK</w:t>
-            </w:r>
-          </w:p>
-        </w:tc>
-        <w:tc>
-          <w:tcPr>
-            <w:tcW w:type="dxa" w:w="1445"/>
+              <w:t xml:space="preserve">Remarks</w:t>
+            </w:r>
+          </w:p>
+        </w:tc>
+      </w:tr>
+      <w:tr>
+        <w:tc>
+          <w:tcPr>
+            <w:tcW w:type="dxa" w:w="722"/>
+            <w:tcBorders>
+              <w:top w:val="single" w:color="A6A6A6" w:sz="4"/>
+              <w:left w:val="single" w:color="A6A6A6" w:sz="4"/>
+              <w:bottom w:val="single" w:color="A6A6A6" w:sz="4"/>
+              <w:right w:val="single" w:color="A6A6A6" w:sz="4"/>
+            </w:tcBorders>
+            <w:tcMar>
+              <w:top w:type="dxa" w:w="60"/>
+              <w:left w:type="dxa" w:w="100"/>
+              <w:bottom w:type="dxa" w:w="60"/>
+              <w:right w:type="dxa" w:w="100"/>
+            </w:tcMar>
+          </w:tcPr>
+          <w:p>
+            <w:pPr>
+              <w:spacing w:after="40"/>
+            </w:pPr>
+            <w:r>
+              <w:rPr>
+                <w:rFonts w:ascii="Arial" w:cs="Arial" w:eastAsia="Arial" w:hAnsi="Arial"/>
+              </w:rPr>
+              <w:t xml:space="preserve">C-01</w:t>
+            </w:r>
+          </w:p>
+        </w:tc>
+        <w:tc>
+          <w:tcPr>
+            <w:tcW w:type="dxa" w:w="3610"/>
+            <w:tcBorders>
+              <w:top w:val="single" w:color="A6A6A6" w:sz="4"/>
+              <w:left w:val="single" w:color="A6A6A6" w:sz="4"/>
+              <w:bottom w:val="single" w:color="A6A6A6" w:sz="4"/>
+              <w:right w:val="single" w:color="A6A6A6" w:sz="4"/>
+            </w:tcBorders>
+            <w:tcMar>
+              <w:top w:type="dxa" w:w="60"/>
+              <w:left w:type="dxa" w:w="100"/>
+              <w:bottom w:type="dxa" w:w="60"/>
+              <w:right w:type="dxa" w:w="100"/>
+            </w:tcMar>
+          </w:tcPr>
+          <w:p>
+            <w:pPr>
+              <w:spacing w:after="40"/>
+            </w:pPr>
+            <w:r>
+              <w:rPr>
+                <w:rFonts w:ascii="Arial" w:cs="Arial" w:eastAsia="Arial" w:hAnsi="Arial"/>
+              </w:rPr>
+              <w:t xml:space="preserve">Start the program.</w:t>
+            </w:r>
+          </w:p>
+        </w:tc>
+        <w:tc>
+          <w:tcPr>
+            <w:tcW w:type="dxa" w:w="3069"/>
+            <w:tcBorders>
+              <w:top w:val="single" w:color="A6A6A6" w:sz="4"/>
+              <w:left w:val="single" w:color="A6A6A6" w:sz="4"/>
+              <w:bottom w:val="single" w:color="A6A6A6" w:sz="4"/>
+              <w:right w:val="single" w:color="A6A6A6" w:sz="4"/>
+            </w:tcBorders>
+            <w:tcMar>
+              <w:top w:type="dxa" w:w="60"/>
+              <w:left w:type="dxa" w:w="100"/>
+              <w:bottom w:type="dxa" w:w="60"/>
+              <w:right w:type="dxa" w:w="100"/>
+            </w:tcMar>
+          </w:tcPr>
+          <w:p>
+            <w:pPr>
+              <w:spacing w:after="40"/>
+            </w:pPr>
+            <w:r>
+              <w:rPr>
+                <w:rFonts w:ascii="Arial" w:cs="Arial" w:eastAsia="Arial" w:hAnsi="Arial"/>
+              </w:rPr>
+              <w:t xml:space="preserve">Download / Upload choice at the top, three template buttons, a Country / region dropdown with 10 entries.</w:t>
+            </w:r>
+          </w:p>
+        </w:tc>
+        <w:tc>
+          <w:tcPr>
+            <w:tcW w:type="dxa" w:w="722"/>
+            <w:tcBorders>
+              <w:top w:val="single" w:color="A6A6A6" w:sz="4"/>
+              <w:left w:val="single" w:color="A6A6A6" w:sz="4"/>
+              <w:bottom w:val="single" w:color="A6A6A6" w:sz="4"/>
+              <w:right w:val="single" w:color="A6A6A6" w:sz="4"/>
+            </w:tcBorders>
+            <w:tcMar>
+              <w:top w:type="dxa" w:w="60"/>
+              <w:left w:type="dxa" w:w="100"/>
+              <w:bottom w:type="dxa" w:w="60"/>
+              <w:right w:type="dxa" w:w="100"/>
+            </w:tcMar>
+          </w:tcPr>
+          <w:p>
+            <w:pPr>
+              <w:spacing w:after="40"/>
+            </w:pPr>
+          </w:p>
+        </w:tc>
+        <w:tc>
+          <w:tcPr>
+            <w:tcW w:type="dxa" w:w="903"/>
+            <w:tcBorders>
+              <w:top w:val="single" w:color="A6A6A6" w:sz="4"/>
+              <w:left w:val="single" w:color="A6A6A6" w:sz="4"/>
+              <w:bottom w:val="single" w:color="A6A6A6" w:sz="4"/>
+              <w:right w:val="single" w:color="A6A6A6" w:sz="4"/>
+            </w:tcBorders>
+            <w:tcMar>
+              <w:top w:type="dxa" w:w="60"/>
+              <w:left w:type="dxa" w:w="100"/>
+              <w:bottom w:type="dxa" w:w="60"/>
+              <w:right w:type="dxa" w:w="100"/>
+            </w:tcMar>
+          </w:tcPr>
+          <w:p>
+            <w:pPr>
+              <w:spacing w:after="40"/>
+            </w:pPr>
+          </w:p>
+        </w:tc>
+      </w:tr>
+      <w:tr>
+        <w:tc>
+          <w:tcPr>
+            <w:tcW w:type="dxa" w:w="722"/>
+            <w:tcBorders>
+              <w:top w:val="single" w:color="A6A6A6" w:sz="4"/>
+              <w:left w:val="single" w:color="A6A6A6" w:sz="4"/>
+              <w:bottom w:val="single" w:color="A6A6A6" w:sz="4"/>
+              <w:right w:val="single" w:color="A6A6A6" w:sz="4"/>
+            </w:tcBorders>
+            <w:tcMar>
+              <w:top w:type="dxa" w:w="60"/>
+              <w:left w:type="dxa" w:w="100"/>
+              <w:bottom w:type="dxa" w:w="60"/>
+              <w:right w:type="dxa" w:w="100"/>
+            </w:tcMar>
+          </w:tcPr>
+          <w:p>
+            <w:pPr>
+              <w:spacing w:after="40"/>
+            </w:pPr>
+            <w:r>
+              <w:rPr>
+                <w:rFonts w:ascii="Arial" w:cs="Arial" w:eastAsia="Arial" w:hAnsi="Arial"/>
+              </w:rPr>
+              <w:t xml:space="preserve">C-02</w:t>
+            </w:r>
+          </w:p>
+        </w:tc>
+        <w:tc>
+          <w:tcPr>
+            <w:tcW w:type="dxa" w:w="3610"/>
+            <w:tcBorders>
+              <w:top w:val="single" w:color="A6A6A6" w:sz="4"/>
+              <w:left w:val="single" w:color="A6A6A6" w:sz="4"/>
+              <w:bottom w:val="single" w:color="A6A6A6" w:sz="4"/>
+              <w:right w:val="single" w:color="A6A6A6" w:sz="4"/>
+            </w:tcBorders>
+            <w:tcMar>
+              <w:top w:type="dxa" w:w="60"/>
+              <w:left w:type="dxa" w:w="100"/>
+              <w:bottom w:type="dxa" w:w="60"/>
+              <w:right w:type="dxa" w:w="100"/>
+            </w:tcMar>
+          </w:tcPr>
+          <w:p>
+            <w:pPr>
+              <w:spacing w:after="40"/>
+            </w:pPr>
+            <w:r>
+              <w:rPr>
+                <w:rFonts w:ascii="Arial" w:cs="Arial" w:eastAsia="Arial" w:hAnsi="Arial"/>
+              </w:rPr>
+              <w:t xml:space="preserve">Create template: pick a region, then F4 on Customer account group and pick one. (retest)</w:t>
+            </w:r>
+          </w:p>
+        </w:tc>
+        <w:tc>
+          <w:tcPr>
+            <w:tcW w:type="dxa" w:w="3069"/>
+            <w:tcBorders>
+              <w:top w:val="single" w:color="A6A6A6" w:sz="4"/>
+              <w:left w:val="single" w:color="A6A6A6" w:sz="4"/>
+              <w:bottom w:val="single" w:color="A6A6A6" w:sz="4"/>
+              <w:right w:val="single" w:color="A6A6A6" w:sz="4"/>
+            </w:tcBorders>
+            <w:tcMar>
+              <w:top w:type="dxa" w:w="60"/>
+              <w:left w:type="dxa" w:w="100"/>
+              <w:bottom w:type="dxa" w:w="60"/>
+              <w:right w:type="dxa" w:w="100"/>
+            </w:tcMar>
+          </w:tcPr>
+          <w:p>
+            <w:pPr>
+              <w:spacing w:after="40"/>
+            </w:pPr>
+            <w:r>
+              <w:rPr>
+                <w:rFonts w:ascii="Arial" w:cs="Arial" w:eastAsia="Arial" w:hAnsi="Arial"/>
+              </w:rPr>
+              <w:t xml:space="preserve">Only that region’s account groups are listed; the chosen one comes back into the field. No short dump.</w:t>
+            </w:r>
+          </w:p>
+        </w:tc>
+        <w:tc>
+          <w:tcPr>
+            <w:tcW w:type="dxa" w:w="722"/>
+            <w:tcBorders>
+              <w:top w:val="single" w:color="A6A6A6" w:sz="4"/>
+              <w:left w:val="single" w:color="A6A6A6" w:sz="4"/>
+              <w:bottom w:val="single" w:color="A6A6A6" w:sz="4"/>
+              <w:right w:val="single" w:color="A6A6A6" w:sz="4"/>
+            </w:tcBorders>
+            <w:tcMar>
+              <w:top w:type="dxa" w:w="60"/>
+              <w:left w:type="dxa" w:w="100"/>
+              <w:bottom w:type="dxa" w:w="60"/>
+              <w:right w:type="dxa" w:w="100"/>
+            </w:tcMar>
+          </w:tcPr>
+          <w:p>
+            <w:pPr>
+              <w:spacing w:after="40"/>
+            </w:pPr>
+          </w:p>
+        </w:tc>
+        <w:tc>
+          <w:tcPr>
+            <w:tcW w:type="dxa" w:w="903"/>
+            <w:tcBorders>
+              <w:top w:val="single" w:color="A6A6A6" w:sz="4"/>
+              <w:left w:val="single" w:color="A6A6A6" w:sz="4"/>
+              <w:bottom w:val="single" w:color="A6A6A6" w:sz="4"/>
+              <w:right w:val="single" w:color="A6A6A6" w:sz="4"/>
+            </w:tcBorders>
+            <w:tcMar>
+              <w:top w:type="dxa" w:w="60"/>
+              <w:left w:type="dxa" w:w="100"/>
+              <w:bottom w:type="dxa" w:w="60"/>
+              <w:right w:type="dxa" w:w="100"/>
+            </w:tcMar>
+          </w:tcPr>
+          <w:p>
+            <w:pPr>
+              <w:spacing w:after="40"/>
+            </w:pPr>
+          </w:p>
+        </w:tc>
+      </w:tr>
+      <w:tr>
+        <w:tc>
+          <w:tcPr>
+            <w:tcW w:type="dxa" w:w="722"/>
+            <w:tcBorders>
+              <w:top w:val="single" w:color="A6A6A6" w:sz="4"/>
+              <w:left w:val="single" w:color="A6A6A6" w:sz="4"/>
+              <w:bottom w:val="single" w:color="A6A6A6" w:sz="4"/>
+              <w:right w:val="single" w:color="A6A6A6" w:sz="4"/>
+            </w:tcBorders>
+            <w:tcMar>
+              <w:top w:type="dxa" w:w="60"/>
+              <w:left w:type="dxa" w:w="100"/>
+              <w:bottom w:type="dxa" w:w="60"/>
+              <w:right w:type="dxa" w:w="100"/>
+            </w:tcMar>
+          </w:tcPr>
+          <w:p>
+            <w:pPr>
+              <w:spacing w:after="40"/>
+            </w:pPr>
+            <w:r>
+              <w:rPr>
+                <w:rFonts w:ascii="Arial" w:cs="Arial" w:eastAsia="Arial" w:hAnsi="Arial"/>
+              </w:rPr>
+              <w:t xml:space="preserve">C-03</w:t>
+            </w:r>
+          </w:p>
+        </w:tc>
+        <w:tc>
+          <w:tcPr>
+            <w:tcW w:type="dxa" w:w="3610"/>
+            <w:tcBorders>
+              <w:top w:val="single" w:color="A6A6A6" w:sz="4"/>
+              <w:left w:val="single" w:color="A6A6A6" w:sz="4"/>
+              <w:bottom w:val="single" w:color="A6A6A6" w:sz="4"/>
+              <w:right w:val="single" w:color="A6A6A6" w:sz="4"/>
+            </w:tcBorders>
+            <w:tcMar>
+              <w:top w:type="dxa" w:w="60"/>
+              <w:left w:type="dxa" w:w="100"/>
+              <w:bottom w:type="dxa" w:w="60"/>
+              <w:right w:type="dxa" w:w="100"/>
+            </w:tcMar>
+          </w:tcPr>
+          <w:p>
+            <w:pPr>
+              <w:spacing w:after="40"/>
+            </w:pPr>
+            <w:r>
+              <w:rPr>
+                <w:rFonts w:ascii="Arial" w:cs="Arial" w:eastAsia="Arial" w:hAnsi="Arial"/>
+              </w:rPr>
+              <w:t xml:space="preserve">Choose the extension, then the block / unblock template.</w:t>
+            </w:r>
+          </w:p>
+        </w:tc>
+        <w:tc>
+          <w:tcPr>
+            <w:tcW w:type="dxa" w:w="3069"/>
+            <w:tcBorders>
+              <w:top w:val="single" w:color="A6A6A6" w:sz="4"/>
+              <w:left w:val="single" w:color="A6A6A6" w:sz="4"/>
+              <w:bottom w:val="single" w:color="A6A6A6" w:sz="4"/>
+              <w:right w:val="single" w:color="A6A6A6" w:sz="4"/>
+            </w:tcBorders>
+            <w:tcMar>
+              <w:top w:type="dxa" w:w="60"/>
+              <w:left w:type="dxa" w:w="100"/>
+              <w:bottom w:type="dxa" w:w="60"/>
+              <w:right w:type="dxa" w:w="100"/>
+            </w:tcMar>
+          </w:tcPr>
+          <w:p>
+            <w:pPr>
+              <w:spacing w:after="40"/>
+            </w:pPr>
+            <w:r>
+              <w:rPr>
+                <w:rFonts w:ascii="Arial" w:cs="Arial" w:eastAsia="Arial" w:hAnsi="Arial"/>
+              </w:rPr>
+              <w:t xml:space="preserve">Country / region and account group are greyed out.</w:t>
+            </w:r>
+          </w:p>
+        </w:tc>
+        <w:tc>
+          <w:tcPr>
+            <w:tcW w:type="dxa" w:w="722"/>
+            <w:tcBorders>
+              <w:top w:val="single" w:color="A6A6A6" w:sz="4"/>
+              <w:left w:val="single" w:color="A6A6A6" w:sz="4"/>
+              <w:bottom w:val="single" w:color="A6A6A6" w:sz="4"/>
+              <w:right w:val="single" w:color="A6A6A6" w:sz="4"/>
+            </w:tcBorders>
+            <w:tcMar>
+              <w:top w:type="dxa" w:w="60"/>
+              <w:left w:type="dxa" w:w="100"/>
+              <w:bottom w:type="dxa" w:w="60"/>
+              <w:right w:type="dxa" w:w="100"/>
+            </w:tcMar>
+          </w:tcPr>
+          <w:p>
+            <w:pPr>
+              <w:spacing w:after="40"/>
+            </w:pPr>
+          </w:p>
+        </w:tc>
+        <w:tc>
+          <w:tcPr>
+            <w:tcW w:type="dxa" w:w="903"/>
+            <w:tcBorders>
+              <w:top w:val="single" w:color="A6A6A6" w:sz="4"/>
+              <w:left w:val="single" w:color="A6A6A6" w:sz="4"/>
+              <w:bottom w:val="single" w:color="A6A6A6" w:sz="4"/>
+              <w:right w:val="single" w:color="A6A6A6" w:sz="4"/>
+            </w:tcBorders>
+            <w:tcMar>
+              <w:top w:type="dxa" w:w="60"/>
+              <w:left w:type="dxa" w:w="100"/>
+              <w:bottom w:type="dxa" w:w="60"/>
+              <w:right w:type="dxa" w:w="100"/>
+            </w:tcMar>
+          </w:tcPr>
+          <w:p>
+            <w:pPr>
+              <w:spacing w:after="40"/>
+            </w:pPr>
+          </w:p>
+        </w:tc>
+      </w:tr>
+      <w:tr>
+        <w:tc>
+          <w:tcPr>
+            <w:tcW w:type="dxa" w:w="722"/>
+            <w:tcBorders>
+              <w:top w:val="single" w:color="A6A6A6" w:sz="4"/>
+              <w:left w:val="single" w:color="A6A6A6" w:sz="4"/>
+              <w:bottom w:val="single" w:color="A6A6A6" w:sz="4"/>
+              <w:right w:val="single" w:color="A6A6A6" w:sz="4"/>
+            </w:tcBorders>
+            <w:tcMar>
+              <w:top w:type="dxa" w:w="60"/>
+              <w:left w:type="dxa" w:w="100"/>
+              <w:bottom w:type="dxa" w:w="60"/>
+              <w:right w:type="dxa" w:w="100"/>
+            </w:tcMar>
+          </w:tcPr>
+          <w:p>
+            <w:pPr>
+              <w:spacing w:after="40"/>
+            </w:pPr>
+            <w:r>
+              <w:rPr>
+                <w:rFonts w:ascii="Arial" w:cs="Arial" w:eastAsia="Arial" w:hAnsi="Arial"/>
+              </w:rPr>
+              <w:t xml:space="preserve">C-04</w:t>
+            </w:r>
+          </w:p>
+        </w:tc>
+        <w:tc>
+          <w:tcPr>
+            <w:tcW w:type="dxa" w:w="3610"/>
+            <w:tcBorders>
+              <w:top w:val="single" w:color="A6A6A6" w:sz="4"/>
+              <w:left w:val="single" w:color="A6A6A6" w:sz="4"/>
+              <w:bottom w:val="single" w:color="A6A6A6" w:sz="4"/>
+              <w:right w:val="single" w:color="A6A6A6" w:sz="4"/>
+            </w:tcBorders>
+            <w:tcMar>
+              <w:top w:type="dxa" w:w="60"/>
+              <w:left w:type="dxa" w:w="100"/>
+              <w:bottom w:type="dxa" w:w="60"/>
+              <w:right w:type="dxa" w:w="100"/>
+            </w:tcMar>
+          </w:tcPr>
+          <w:p>
+            <w:pPr>
+              <w:spacing w:after="40"/>
+            </w:pPr>
+            <w:r>
+              <w:rPr>
+                <w:rFonts w:ascii="Arial" w:cs="Arial" w:eastAsia="Arial" w:hAnsi="Arial"/>
+              </w:rPr>
+              <w:t xml:space="preserve">Download the create template for 2-3 existing customers.</w:t>
+            </w:r>
+          </w:p>
+        </w:tc>
+        <w:tc>
+          <w:tcPr>
+            <w:tcW w:type="dxa" w:w="3069"/>
+            <w:tcBorders>
+              <w:top w:val="single" w:color="A6A6A6" w:sz="4"/>
+              <w:left w:val="single" w:color="A6A6A6" w:sz="4"/>
+              <w:bottom w:val="single" w:color="A6A6A6" w:sz="4"/>
+              <w:right w:val="single" w:color="A6A6A6" w:sz="4"/>
+            </w:tcBorders>
+            <w:tcMar>
+              <w:top w:type="dxa" w:w="60"/>
+              <w:left w:type="dxa" w:w="100"/>
+              <w:bottom w:type="dxa" w:w="60"/>
+              <w:right w:type="dxa" w:w="100"/>
+            </w:tcMar>
+          </w:tcPr>
+          <w:p>
+            <w:pPr>
+              <w:spacing w:after="40"/>
+            </w:pPr>
+            <w:r>
+              <w:rPr>
+                <w:rFonts w:ascii="Arial" w:cs="Arial" w:eastAsia="Arial" w:hAnsi="Arial"/>
+              </w:rPr>
+              <w:t xml:space="preserve">File opens in Excel; headings as the Cipla template for that combination; one row per customer; dates DD.MM.YYYY; values match BP.</w:t>
+            </w:r>
+          </w:p>
+        </w:tc>
+        <w:tc>
+          <w:tcPr>
+            <w:tcW w:type="dxa" w:w="722"/>
+            <w:tcBorders>
+              <w:top w:val="single" w:color="A6A6A6" w:sz="4"/>
+              <w:left w:val="single" w:color="A6A6A6" w:sz="4"/>
+              <w:bottom w:val="single" w:color="A6A6A6" w:sz="4"/>
+              <w:right w:val="single" w:color="A6A6A6" w:sz="4"/>
+            </w:tcBorders>
+            <w:tcMar>
+              <w:top w:type="dxa" w:w="60"/>
+              <w:left w:type="dxa" w:w="100"/>
+              <w:bottom w:type="dxa" w:w="60"/>
+              <w:right w:type="dxa" w:w="100"/>
+            </w:tcMar>
+          </w:tcPr>
+          <w:p>
+            <w:pPr>
+              <w:spacing w:after="40"/>
+            </w:pPr>
+          </w:p>
+        </w:tc>
+        <w:tc>
+          <w:tcPr>
+            <w:tcW w:type="dxa" w:w="903"/>
+            <w:tcBorders>
+              <w:top w:val="single" w:color="A6A6A6" w:sz="4"/>
+              <w:left w:val="single" w:color="A6A6A6" w:sz="4"/>
+              <w:bottom w:val="single" w:color="A6A6A6" w:sz="4"/>
+              <w:right w:val="single" w:color="A6A6A6" w:sz="4"/>
+            </w:tcBorders>
+            <w:tcMar>
+              <w:top w:type="dxa" w:w="60"/>
+              <w:left w:type="dxa" w:w="100"/>
+              <w:bottom w:type="dxa" w:w="60"/>
+              <w:right w:type="dxa" w:w="100"/>
+            </w:tcMar>
+          </w:tcPr>
+          <w:p>
+            <w:pPr>
+              <w:spacing w:after="40"/>
+            </w:pPr>
+          </w:p>
+        </w:tc>
+      </w:tr>
+      <w:tr>
+        <w:tc>
+          <w:tcPr>
+            <w:tcW w:type="dxa" w:w="722"/>
+            <w:tcBorders>
+              <w:top w:val="single" w:color="A6A6A6" w:sz="4"/>
+              <w:left w:val="single" w:color="A6A6A6" w:sz="4"/>
+              <w:bottom w:val="single" w:color="A6A6A6" w:sz="4"/>
+              <w:right w:val="single" w:color="A6A6A6" w:sz="4"/>
+            </w:tcBorders>
+            <w:tcMar>
+              <w:top w:type="dxa" w:w="60"/>
+              <w:left w:type="dxa" w:w="100"/>
+              <w:bottom w:type="dxa" w:w="60"/>
+              <w:right w:type="dxa" w:w="100"/>
+            </w:tcMar>
+          </w:tcPr>
+          <w:p>
+            <w:pPr>
+              <w:spacing w:after="40"/>
+            </w:pPr>
+            <w:r>
+              <w:rPr>
+                <w:rFonts w:ascii="Arial" w:cs="Arial" w:eastAsia="Arial" w:hAnsi="Arial"/>
+              </w:rPr>
+              <w:t xml:space="preserve">C-05</w:t>
+            </w:r>
+          </w:p>
+        </w:tc>
+        <w:tc>
+          <w:tcPr>
+            <w:tcW w:type="dxa" w:w="3610"/>
+            <w:tcBorders>
+              <w:top w:val="single" w:color="A6A6A6" w:sz="4"/>
+              <w:left w:val="single" w:color="A6A6A6" w:sz="4"/>
+              <w:bottom w:val="single" w:color="A6A6A6" w:sz="4"/>
+              <w:right w:val="single" w:color="A6A6A6" w:sz="4"/>
+            </w:tcBorders>
+            <w:tcMar>
+              <w:top w:type="dxa" w:w="60"/>
+              <w:left w:type="dxa" w:w="100"/>
+              <w:bottom w:type="dxa" w:w="60"/>
+              <w:right w:type="dxa" w:w="100"/>
+            </w:tcMar>
+          </w:tcPr>
+          <w:p>
+            <w:pPr>
+              <w:spacing w:after="40"/>
+            </w:pPr>
+            <w:r>
+              <w:rPr>
+                <w:rFonts w:ascii="Arial" w:cs="Arial" w:eastAsia="Arial" w:hAnsi="Arial"/>
+              </w:rPr>
+              <w:t xml:space="preserve">Download with Template only ticked.</w:t>
+            </w:r>
+          </w:p>
+        </w:tc>
+        <w:tc>
+          <w:tcPr>
+            <w:tcW w:type="dxa" w:w="3069"/>
+            <w:tcBorders>
+              <w:top w:val="single" w:color="A6A6A6" w:sz="4"/>
+              <w:left w:val="single" w:color="A6A6A6" w:sz="4"/>
+              <w:bottom w:val="single" w:color="A6A6A6" w:sz="4"/>
+              <w:right w:val="single" w:color="A6A6A6" w:sz="4"/>
+            </w:tcBorders>
+            <w:tcMar>
+              <w:top w:type="dxa" w:w="60"/>
+              <w:left w:type="dxa" w:w="100"/>
+              <w:bottom w:type="dxa" w:w="60"/>
+              <w:right w:type="dxa" w:w="100"/>
+            </w:tcMar>
+          </w:tcPr>
+          <w:p>
+            <w:pPr>
+              <w:spacing w:after="40"/>
+            </w:pPr>
+            <w:r>
+              <w:rPr>
+                <w:rFonts w:ascii="Arial" w:cs="Arial" w:eastAsia="Arial" w:hAnsi="Arial"/>
+              </w:rPr>
+              <w:t xml:space="preserve">Headings, no data.</w:t>
+            </w:r>
+          </w:p>
+        </w:tc>
+        <w:tc>
+          <w:tcPr>
+            <w:tcW w:type="dxa" w:w="722"/>
+            <w:tcBorders>
+              <w:top w:val="single" w:color="A6A6A6" w:sz="4"/>
+              <w:left w:val="single" w:color="A6A6A6" w:sz="4"/>
+              <w:bottom w:val="single" w:color="A6A6A6" w:sz="4"/>
+              <w:right w:val="single" w:color="A6A6A6" w:sz="4"/>
+            </w:tcBorders>
+            <w:tcMar>
+              <w:top w:type="dxa" w:w="60"/>
+              <w:left w:type="dxa" w:w="100"/>
+              <w:bottom w:type="dxa" w:w="60"/>
+              <w:right w:type="dxa" w:w="100"/>
+            </w:tcMar>
+          </w:tcPr>
+          <w:p>
+            <w:pPr>
+              <w:spacing w:after="40"/>
+            </w:pPr>
+          </w:p>
+        </w:tc>
+        <w:tc>
+          <w:tcPr>
+            <w:tcW w:type="dxa" w:w="903"/>
+            <w:tcBorders>
+              <w:top w:val="single" w:color="A6A6A6" w:sz="4"/>
+              <w:left w:val="single" w:color="A6A6A6" w:sz="4"/>
+              <w:bottom w:val="single" w:color="A6A6A6" w:sz="4"/>
+              <w:right w:val="single" w:color="A6A6A6" w:sz="4"/>
+            </w:tcBorders>
+            <w:tcMar>
+              <w:top w:type="dxa" w:w="60"/>
+              <w:left w:type="dxa" w:w="100"/>
+              <w:bottom w:type="dxa" w:w="60"/>
+              <w:right w:type="dxa" w:w="100"/>
+            </w:tcMar>
+          </w:tcPr>
+          <w:p>
+            <w:pPr>
+              <w:spacing w:after="40"/>
+            </w:pPr>
+          </w:p>
+        </w:tc>
+      </w:tr>
+      <w:tr>
+        <w:tc>
+          <w:tcPr>
+            <w:tcW w:type="dxa" w:w="722"/>
+            <w:tcBorders>
+              <w:top w:val="single" w:color="A6A6A6" w:sz="4"/>
+              <w:left w:val="single" w:color="A6A6A6" w:sz="4"/>
+              <w:bottom w:val="single" w:color="A6A6A6" w:sz="4"/>
+              <w:right w:val="single" w:color="A6A6A6" w:sz="4"/>
+            </w:tcBorders>
+            <w:tcMar>
+              <w:top w:type="dxa" w:w="60"/>
+              <w:left w:type="dxa" w:w="100"/>
+              <w:bottom w:type="dxa" w:w="60"/>
+              <w:right w:type="dxa" w:w="100"/>
+            </w:tcMar>
+          </w:tcPr>
+          <w:p>
+            <w:pPr>
+              <w:spacing w:after="40"/>
+            </w:pPr>
+            <w:r>
+              <w:rPr>
+                <w:rFonts w:ascii="Arial" w:cs="Arial" w:eastAsia="Arial" w:hAnsi="Arial"/>
+              </w:rPr>
+              <w:t xml:space="preserve">C-06</w:t>
+            </w:r>
+          </w:p>
+        </w:tc>
+        <w:tc>
+          <w:tcPr>
+            <w:tcW w:type="dxa" w:w="3610"/>
+            <w:tcBorders>
+              <w:top w:val="single" w:color="A6A6A6" w:sz="4"/>
+              <w:left w:val="single" w:color="A6A6A6" w:sz="4"/>
+              <w:bottom w:val="single" w:color="A6A6A6" w:sz="4"/>
+              <w:right w:val="single" w:color="A6A6A6" w:sz="4"/>
+            </w:tcBorders>
+            <w:tcMar>
+              <w:top w:type="dxa" w:w="60"/>
+              <w:left w:type="dxa" w:w="100"/>
+              <w:bottom w:type="dxa" w:w="60"/>
+              <w:right w:type="dxa" w:w="100"/>
+            </w:tcMar>
+          </w:tcPr>
+          <w:p>
+            <w:pPr>
+              <w:spacing w:after="40"/>
+            </w:pPr>
+            <w:r>
+              <w:rPr>
+                <w:rFonts w:ascii="Arial" w:cs="Arial" w:eastAsia="Arial" w:hAnsi="Arial"/>
+              </w:rPr>
+              <w:t xml:space="preserve">Download the extension and the block / unblock template.</w:t>
+            </w:r>
+          </w:p>
+        </w:tc>
+        <w:tc>
+          <w:tcPr>
+            <w:tcW w:type="dxa" w:w="3069"/>
+            <w:tcBorders>
+              <w:top w:val="single" w:color="A6A6A6" w:sz="4"/>
+              <w:left w:val="single" w:color="A6A6A6" w:sz="4"/>
+              <w:bottom w:val="single" w:color="A6A6A6" w:sz="4"/>
+              <w:right w:val="single" w:color="A6A6A6" w:sz="4"/>
+            </w:tcBorders>
+            <w:tcMar>
+              <w:top w:type="dxa" w:w="60"/>
+              <w:left w:type="dxa" w:w="100"/>
+              <w:bottom w:type="dxa" w:w="60"/>
+              <w:right w:type="dxa" w:w="100"/>
+            </w:tcMar>
+          </w:tcPr>
+          <w:p>
+            <w:pPr>
+              <w:spacing w:after="40"/>
+            </w:pPr>
+            <w:r>
+              <w:rPr>
+                <w:rFonts w:ascii="Arial" w:cs="Arial" w:eastAsia="Arial" w:hAnsi="Arial"/>
+              </w:rPr>
+              <w:t xml:space="preserve">Correct headings; data matches BP.</w:t>
+            </w:r>
+          </w:p>
+        </w:tc>
+        <w:tc>
+          <w:tcPr>
+            <w:tcW w:type="dxa" w:w="722"/>
+            <w:tcBorders>
+              <w:top w:val="single" w:color="A6A6A6" w:sz="4"/>
+              <w:left w:val="single" w:color="A6A6A6" w:sz="4"/>
+              <w:bottom w:val="single" w:color="A6A6A6" w:sz="4"/>
+              <w:right w:val="single" w:color="A6A6A6" w:sz="4"/>
+            </w:tcBorders>
+            <w:tcMar>
+              <w:top w:type="dxa" w:w="60"/>
+              <w:left w:type="dxa" w:w="100"/>
+              <w:bottom w:type="dxa" w:w="60"/>
+              <w:right w:type="dxa" w:w="100"/>
+            </w:tcMar>
+          </w:tcPr>
+          <w:p>
+            <w:pPr>
+              <w:spacing w:after="40"/>
+            </w:pPr>
+          </w:p>
+        </w:tc>
+        <w:tc>
+          <w:tcPr>
+            <w:tcW w:type="dxa" w:w="903"/>
+            <w:tcBorders>
+              <w:top w:val="single" w:color="A6A6A6" w:sz="4"/>
+              <w:left w:val="single" w:color="A6A6A6" w:sz="4"/>
+              <w:bottom w:val="single" w:color="A6A6A6" w:sz="4"/>
+              <w:right w:val="single" w:color="A6A6A6" w:sz="4"/>
+            </w:tcBorders>
+            <w:tcMar>
+              <w:top w:type="dxa" w:w="60"/>
+              <w:left w:type="dxa" w:w="100"/>
+              <w:bottom w:type="dxa" w:w="60"/>
+              <w:right w:type="dxa" w:w="100"/>
+            </w:tcMar>
+          </w:tcPr>
+          <w:p>
+            <w:pPr>
+              <w:spacing w:after="40"/>
+            </w:pPr>
+          </w:p>
+        </w:tc>
+      </w:tr>
+      <w:tr>
+        <w:tc>
+          <w:tcPr>
+            <w:tcW w:type="dxa" w:w="722"/>
+            <w:tcBorders>
+              <w:top w:val="single" w:color="A6A6A6" w:sz="4"/>
+              <w:left w:val="single" w:color="A6A6A6" w:sz="4"/>
+              <w:bottom w:val="single" w:color="A6A6A6" w:sz="4"/>
+              <w:right w:val="single" w:color="A6A6A6" w:sz="4"/>
+            </w:tcBorders>
+            <w:tcMar>
+              <w:top w:type="dxa" w:w="60"/>
+              <w:left w:type="dxa" w:w="100"/>
+              <w:bottom w:type="dxa" w:w="60"/>
+              <w:right w:type="dxa" w:w="100"/>
+            </w:tcMar>
+          </w:tcPr>
+          <w:p>
+            <w:pPr>
+              <w:spacing w:after="40"/>
+            </w:pPr>
+            <w:r>
+              <w:rPr>
+                <w:rFonts w:ascii="Arial" w:cs="Arial" w:eastAsia="Arial" w:hAnsi="Arial"/>
+              </w:rPr>
+              <w:t xml:space="preserve">C-07</w:t>
+            </w:r>
+          </w:p>
+        </w:tc>
+        <w:tc>
+          <w:tcPr>
+            <w:tcW w:type="dxa" w:w="3610"/>
+            <w:tcBorders>
+              <w:top w:val="single" w:color="A6A6A6" w:sz="4"/>
+              <w:left w:val="single" w:color="A6A6A6" w:sz="4"/>
+              <w:bottom w:val="single" w:color="A6A6A6" w:sz="4"/>
+              <w:right w:val="single" w:color="A6A6A6" w:sz="4"/>
+            </w:tcBorders>
+            <w:tcMar>
+              <w:top w:type="dxa" w:w="60"/>
+              <w:left w:type="dxa" w:w="100"/>
+              <w:bottom w:type="dxa" w:w="60"/>
+              <w:right w:type="dxa" w:w="100"/>
+            </w:tcMar>
+          </w:tcPr>
+          <w:p>
+            <w:pPr>
+              <w:spacing w:after="40"/>
+            </w:pPr>
+            <w:r>
+              <w:rPr>
+                <w:rFonts w:ascii="Arial" w:cs="Arial" w:eastAsia="Arial" w:hAnsi="Arial"/>
+              </w:rPr>
+              <w:t xml:space="preserve">Switch to Upload.</w:t>
+            </w:r>
+          </w:p>
+        </w:tc>
+        <w:tc>
+          <w:tcPr>
+            <w:tcW w:type="dxa" w:w="3069"/>
+            <w:tcBorders>
+              <w:top w:val="single" w:color="A6A6A6" w:sz="4"/>
+              <w:left w:val="single" w:color="A6A6A6" w:sz="4"/>
+              <w:bottom w:val="single" w:color="A6A6A6" w:sz="4"/>
+              <w:right w:val="single" w:color="A6A6A6" w:sz="4"/>
+            </w:tcBorders>
+            <w:tcMar>
+              <w:top w:type="dxa" w:w="60"/>
+              <w:left w:type="dxa" w:w="100"/>
+              <w:bottom w:type="dxa" w:w="60"/>
+              <w:right w:type="dxa" w:w="100"/>
+            </w:tcMar>
+          </w:tcPr>
+          <w:p>
+            <w:pPr>
+              <w:spacing w:after="40"/>
+            </w:pPr>
+            <w:r>
+              <w:rPr>
+                <w:rFonts w:ascii="Arial" w:cs="Arial" w:eastAsia="Arial" w:hAnsi="Arial"/>
+              </w:rPr>
+              <w:t xml:space="preserve">The proposed download file name is cleared; the upload options can be filled; the download fields are greyed out.</w:t>
+            </w:r>
+          </w:p>
+        </w:tc>
+        <w:tc>
+          <w:tcPr>
+            <w:tcW w:type="dxa" w:w="722"/>
+            <w:tcBorders>
+              <w:top w:val="single" w:color="A6A6A6" w:sz="4"/>
+              <w:left w:val="single" w:color="A6A6A6" w:sz="4"/>
+              <w:bottom w:val="single" w:color="A6A6A6" w:sz="4"/>
+              <w:right w:val="single" w:color="A6A6A6" w:sz="4"/>
+            </w:tcBorders>
+            <w:tcMar>
+              <w:top w:type="dxa" w:w="60"/>
+              <w:left w:type="dxa" w:w="100"/>
+              <w:bottom w:type="dxa" w:w="60"/>
+              <w:right w:type="dxa" w:w="100"/>
+            </w:tcMar>
+          </w:tcPr>
+          <w:p>
+            <w:pPr>
+              <w:spacing w:after="40"/>
+            </w:pPr>
+          </w:p>
+        </w:tc>
+        <w:tc>
+          <w:tcPr>
+            <w:tcW w:type="dxa" w:w="903"/>
+            <w:tcBorders>
+              <w:top w:val="single" w:color="A6A6A6" w:sz="4"/>
+              <w:left w:val="single" w:color="A6A6A6" w:sz="4"/>
+              <w:bottom w:val="single" w:color="A6A6A6" w:sz="4"/>
+              <w:right w:val="single" w:color="A6A6A6" w:sz="4"/>
+            </w:tcBorders>
+            <w:tcMar>
+              <w:top w:type="dxa" w:w="60"/>
+              <w:left w:type="dxa" w:w="100"/>
+              <w:bottom w:type="dxa" w:w="60"/>
+              <w:right w:type="dxa" w:w="100"/>
+            </w:tcMar>
+          </w:tcPr>
+          <w:p>
+            <w:pPr>
+              <w:spacing w:after="40"/>
+            </w:pPr>
+          </w:p>
+        </w:tc>
+      </w:tr>
+      <w:tr>
+        <w:tc>
+          <w:tcPr>
+            <w:tcW w:type="dxa" w:w="722"/>
+            <w:tcBorders>
+              <w:top w:val="single" w:color="A6A6A6" w:sz="4"/>
+              <w:left w:val="single" w:color="A6A6A6" w:sz="4"/>
+              <w:bottom w:val="single" w:color="A6A6A6" w:sz="4"/>
+              <w:right w:val="single" w:color="A6A6A6" w:sz="4"/>
+            </w:tcBorders>
+            <w:tcMar>
+              <w:top w:type="dxa" w:w="60"/>
+              <w:left w:type="dxa" w:w="100"/>
+              <w:bottom w:type="dxa" w:w="60"/>
+              <w:right w:type="dxa" w:w="100"/>
+            </w:tcMar>
+          </w:tcPr>
+          <w:p>
+            <w:pPr>
+              <w:spacing w:after="40"/>
+            </w:pPr>
+            <w:r>
+              <w:rPr>
+                <w:rFonts w:ascii="Arial" w:cs="Arial" w:eastAsia="Arial" w:hAnsi="Arial"/>
+              </w:rPr>
+              <w:t xml:space="preserve">C-08</w:t>
+            </w:r>
+          </w:p>
+        </w:tc>
+        <w:tc>
+          <w:tcPr>
+            <w:tcW w:type="dxa" w:w="3610"/>
+            <w:tcBorders>
+              <w:top w:val="single" w:color="A6A6A6" w:sz="4"/>
+              <w:left w:val="single" w:color="A6A6A6" w:sz="4"/>
+              <w:bottom w:val="single" w:color="A6A6A6" w:sz="4"/>
+              <w:right w:val="single" w:color="A6A6A6" w:sz="4"/>
+            </w:tcBorders>
+            <w:tcMar>
+              <w:top w:type="dxa" w:w="60"/>
+              <w:left w:type="dxa" w:w="100"/>
+              <w:bottom w:type="dxa" w:w="60"/>
+              <w:right w:type="dxa" w:w="100"/>
+            </w:tcMar>
+          </w:tcPr>
+          <w:p>
+            <w:pPr>
+              <w:spacing w:after="40"/>
+            </w:pPr>
+            <w:r>
+              <w:rPr>
+                <w:rFonts w:ascii="Arial" w:cs="Arial" w:eastAsia="Arial" w:hAnsi="Arial"/>
+              </w:rPr>
+              <w:t xml:space="preserve">Upload an .xls file (old Excel format).</w:t>
+            </w:r>
+          </w:p>
+        </w:tc>
+        <w:tc>
+          <w:tcPr>
+            <w:tcW w:type="dxa" w:w="3069"/>
+            <w:tcBorders>
+              <w:top w:val="single" w:color="A6A6A6" w:sz="4"/>
+              <w:left w:val="single" w:color="A6A6A6" w:sz="4"/>
+              <w:bottom w:val="single" w:color="A6A6A6" w:sz="4"/>
+              <w:right w:val="single" w:color="A6A6A6" w:sz="4"/>
+            </w:tcBorders>
+            <w:tcMar>
+              <w:top w:type="dxa" w:w="60"/>
+              <w:left w:type="dxa" w:w="100"/>
+              <w:bottom w:type="dxa" w:w="60"/>
+              <w:right w:type="dxa" w:w="100"/>
+            </w:tcMar>
+          </w:tcPr>
+          <w:p>
+            <w:pPr>
+              <w:spacing w:after="40"/>
+            </w:pPr>
+            <w:r>
+              <w:rPr>
+                <w:rFonts w:ascii="Arial" w:cs="Arial" w:eastAsia="Arial" w:hAnsi="Arial"/>
+              </w:rPr>
+              <w:t xml:space="preserve">Message that only .xlsx can be uploaded. Nothing else happens.</w:t>
+            </w:r>
+          </w:p>
+        </w:tc>
+        <w:tc>
+          <w:tcPr>
+            <w:tcW w:type="dxa" w:w="722"/>
+            <w:tcBorders>
+              <w:top w:val="single" w:color="A6A6A6" w:sz="4"/>
+              <w:left w:val="single" w:color="A6A6A6" w:sz="4"/>
+              <w:bottom w:val="single" w:color="A6A6A6" w:sz="4"/>
+              <w:right w:val="single" w:color="A6A6A6" w:sz="4"/>
+            </w:tcBorders>
+            <w:tcMar>
+              <w:top w:type="dxa" w:w="60"/>
+              <w:left w:type="dxa" w:w="100"/>
+              <w:bottom w:type="dxa" w:w="60"/>
+              <w:right w:type="dxa" w:w="100"/>
+            </w:tcMar>
+          </w:tcPr>
+          <w:p>
+            <w:pPr>
+              <w:spacing w:after="40"/>
+            </w:pPr>
+          </w:p>
+        </w:tc>
+        <w:tc>
+          <w:tcPr>
+            <w:tcW w:type="dxa" w:w="903"/>
+            <w:tcBorders>
+              <w:top w:val="single" w:color="A6A6A6" w:sz="4"/>
+              <w:left w:val="single" w:color="A6A6A6" w:sz="4"/>
+              <w:bottom w:val="single" w:color="A6A6A6" w:sz="4"/>
+              <w:right w:val="single" w:color="A6A6A6" w:sz="4"/>
+            </w:tcBorders>
+            <w:tcMar>
+              <w:top w:type="dxa" w:w="60"/>
+              <w:left w:type="dxa" w:w="100"/>
+              <w:bottom w:type="dxa" w:w="60"/>
+              <w:right w:type="dxa" w:w="100"/>
+            </w:tcMar>
+          </w:tcPr>
+          <w:p>
+            <w:pPr>
+              <w:spacing w:after="40"/>
+            </w:pPr>
+          </w:p>
+        </w:tc>
+      </w:tr>
+      <w:tr>
+        <w:tc>
+          <w:tcPr>
+            <w:tcW w:type="dxa" w:w="722"/>
+            <w:tcBorders>
+              <w:top w:val="single" w:color="A6A6A6" w:sz="4"/>
+              <w:left w:val="single" w:color="A6A6A6" w:sz="4"/>
+              <w:bottom w:val="single" w:color="A6A6A6" w:sz="4"/>
+              <w:right w:val="single" w:color="A6A6A6" w:sz="4"/>
+            </w:tcBorders>
+            <w:tcMar>
+              <w:top w:type="dxa" w:w="60"/>
+              <w:left w:type="dxa" w:w="100"/>
+              <w:bottom w:type="dxa" w:w="60"/>
+              <w:right w:type="dxa" w:w="100"/>
+            </w:tcMar>
+          </w:tcPr>
+          <w:p>
+            <w:pPr>
+              <w:spacing w:after="40"/>
+            </w:pPr>
+            <w:r>
+              <w:rPr>
+                <w:rFonts w:ascii="Arial" w:cs="Arial" w:eastAsia="Arial" w:hAnsi="Arial"/>
+              </w:rPr>
+              <w:t xml:space="preserve">C-09</w:t>
+            </w:r>
+          </w:p>
+        </w:tc>
+        <w:tc>
+          <w:tcPr>
+            <w:tcW w:type="dxa" w:w="3610"/>
+            <w:tcBorders>
+              <w:top w:val="single" w:color="A6A6A6" w:sz="4"/>
+              <w:left w:val="single" w:color="A6A6A6" w:sz="4"/>
+              <w:bottom w:val="single" w:color="A6A6A6" w:sz="4"/>
+              <w:right w:val="single" w:color="A6A6A6" w:sz="4"/>
+            </w:tcBorders>
+            <w:tcMar>
+              <w:top w:type="dxa" w:w="60"/>
+              <w:left w:type="dxa" w:w="100"/>
+              <w:bottom w:type="dxa" w:w="60"/>
+              <w:right w:type="dxa" w:w="100"/>
+            </w:tcMar>
+          </w:tcPr>
+          <w:p>
+            <w:pPr>
+              <w:spacing w:after="40"/>
+            </w:pPr>
+            <w:r>
+              <w:rPr>
+                <w:rFonts w:ascii="Arial" w:cs="Arial" w:eastAsia="Arial" w:hAnsi="Arial"/>
+              </w:rPr>
+              <w:t xml:space="preserve">Upload a file kept in a long folder path (for example OneDrive). (retest)</w:t>
+            </w:r>
+          </w:p>
+        </w:tc>
+        <w:tc>
+          <w:tcPr>
+            <w:tcW w:type="dxa" w:w="3069"/>
+            <w:tcBorders>
+              <w:top w:val="single" w:color="A6A6A6" w:sz="4"/>
+              <w:left w:val="single" w:color="A6A6A6" w:sz="4"/>
+              <w:bottom w:val="single" w:color="A6A6A6" w:sz="4"/>
+              <w:right w:val="single" w:color="A6A6A6" w:sz="4"/>
+            </w:tcBorders>
+            <w:tcMar>
+              <w:top w:type="dxa" w:w="60"/>
+              <w:left w:type="dxa" w:w="100"/>
+              <w:bottom w:type="dxa" w:w="60"/>
+              <w:right w:type="dxa" w:w="100"/>
+            </w:tcMar>
+          </w:tcPr>
+          <w:p>
+            <w:pPr>
+              <w:spacing w:after="40"/>
+            </w:pPr>
+            <w:r>
+              <w:rPr>
+                <w:rFonts w:ascii="Arial" w:cs="Arial" w:eastAsia="Arial" w:hAnsi="Arial"/>
+              </w:rPr>
+              <w:t xml:space="preserve">The file is read; no ".xlsx not supported" message.</w:t>
+            </w:r>
+          </w:p>
+        </w:tc>
+        <w:tc>
+          <w:tcPr>
+            <w:tcW w:type="dxa" w:w="722"/>
+            <w:tcBorders>
+              <w:top w:val="single" w:color="A6A6A6" w:sz="4"/>
+              <w:left w:val="single" w:color="A6A6A6" w:sz="4"/>
+              <w:bottom w:val="single" w:color="A6A6A6" w:sz="4"/>
+              <w:right w:val="single" w:color="A6A6A6" w:sz="4"/>
+            </w:tcBorders>
+            <w:tcMar>
+              <w:top w:type="dxa" w:w="60"/>
+              <w:left w:type="dxa" w:w="100"/>
+              <w:bottom w:type="dxa" w:w="60"/>
+              <w:right w:type="dxa" w:w="100"/>
+            </w:tcMar>
+          </w:tcPr>
+          <w:p>
+            <w:pPr>
+              <w:spacing w:after="40"/>
+            </w:pPr>
+          </w:p>
+        </w:tc>
+        <w:tc>
+          <w:tcPr>
+            <w:tcW w:type="dxa" w:w="903"/>
+            <w:tcBorders>
+              <w:top w:val="single" w:color="A6A6A6" w:sz="4"/>
+              <w:left w:val="single" w:color="A6A6A6" w:sz="4"/>
+              <w:bottom w:val="single" w:color="A6A6A6" w:sz="4"/>
+              <w:right w:val="single" w:color="A6A6A6" w:sz="4"/>
+            </w:tcBorders>
+            <w:tcMar>
+              <w:top w:type="dxa" w:w="60"/>
+              <w:left w:type="dxa" w:w="100"/>
+              <w:bottom w:type="dxa" w:w="60"/>
+              <w:right w:type="dxa" w:w="100"/>
+            </w:tcMar>
+          </w:tcPr>
+          <w:p>
+            <w:pPr>
+              <w:spacing w:after="40"/>
+            </w:pPr>
+          </w:p>
+        </w:tc>
+      </w:tr>
+      <w:tr>
+        <w:tc>
+          <w:tcPr>
+            <w:tcW w:type="dxa" w:w="722"/>
+            <w:tcBorders>
+              <w:top w:val="single" w:color="A6A6A6" w:sz="4"/>
+              <w:left w:val="single" w:color="A6A6A6" w:sz="4"/>
+              <w:bottom w:val="single" w:color="A6A6A6" w:sz="4"/>
+              <w:right w:val="single" w:color="A6A6A6" w:sz="4"/>
+            </w:tcBorders>
+            <w:tcMar>
+              <w:top w:type="dxa" w:w="60"/>
+              <w:left w:type="dxa" w:w="100"/>
+              <w:bottom w:type="dxa" w:w="60"/>
+              <w:right w:type="dxa" w:w="100"/>
+            </w:tcMar>
+          </w:tcPr>
+          <w:p>
+            <w:pPr>
+              <w:spacing w:after="40"/>
+            </w:pPr>
+            <w:r>
+              <w:rPr>
+                <w:rFonts w:ascii="Arial" w:cs="Arial" w:eastAsia="Arial" w:hAnsi="Arial"/>
+              </w:rPr>
+              <w:t xml:space="preserve">C-10</w:t>
+            </w:r>
+          </w:p>
+        </w:tc>
+        <w:tc>
+          <w:tcPr>
+            <w:tcW w:type="dxa" w:w="3610"/>
+            <w:tcBorders>
+              <w:top w:val="single" w:color="A6A6A6" w:sz="4"/>
+              <w:left w:val="single" w:color="A6A6A6" w:sz="4"/>
+              <w:bottom w:val="single" w:color="A6A6A6" w:sz="4"/>
+              <w:right w:val="single" w:color="A6A6A6" w:sz="4"/>
+            </w:tcBorders>
+            <w:tcMar>
+              <w:top w:type="dxa" w:w="60"/>
+              <w:left w:type="dxa" w:w="100"/>
+              <w:bottom w:type="dxa" w:w="60"/>
+              <w:right w:type="dxa" w:w="100"/>
+            </w:tcMar>
+          </w:tcPr>
+          <w:p>
+            <w:pPr>
+              <w:spacing w:after="40"/>
+            </w:pPr>
+            <w:r>
+              <w:rPr>
+                <w:rFonts w:ascii="Arial" w:cs="Arial" w:eastAsia="Arial" w:hAnsi="Arial"/>
+              </w:rPr>
+              <w:t xml:space="preserve">Round trip: upload the file from C-04 unchanged, Test run ticked.</w:t>
+            </w:r>
+          </w:p>
+        </w:tc>
+        <w:tc>
+          <w:tcPr>
+            <w:tcW w:type="dxa" w:w="3069"/>
+            <w:tcBorders>
+              <w:top w:val="single" w:color="A6A6A6" w:sz="4"/>
+              <w:left w:val="single" w:color="A6A6A6" w:sz="4"/>
+              <w:bottom w:val="single" w:color="A6A6A6" w:sz="4"/>
+              <w:right w:val="single" w:color="A6A6A6" w:sz="4"/>
+            </w:tcBorders>
+            <w:tcMar>
+              <w:top w:type="dxa" w:w="60"/>
+              <w:left w:type="dxa" w:w="100"/>
+              <w:bottom w:type="dxa" w:w="60"/>
+              <w:right w:type="dxa" w:w="100"/>
+            </w:tcMar>
+          </w:tcPr>
+          <w:p>
+            <w:pPr>
+              <w:spacing w:after="40"/>
+            </w:pPr>
+            <w:r>
+              <w:rPr>
+                <w:rFonts w:ascii="Arial" w:cs="Arial" w:eastAsia="Arial" w:hAnsi="Arial"/>
+              </w:rPr>
+              <w:t xml:space="preserve">Green lines, no errors.</w:t>
+            </w:r>
+          </w:p>
+        </w:tc>
+        <w:tc>
+          <w:tcPr>
+            <w:tcW w:type="dxa" w:w="722"/>
+            <w:tcBorders>
+              <w:top w:val="single" w:color="A6A6A6" w:sz="4"/>
+              <w:left w:val="single" w:color="A6A6A6" w:sz="4"/>
+              <w:bottom w:val="single" w:color="A6A6A6" w:sz="4"/>
+              <w:right w:val="single" w:color="A6A6A6" w:sz="4"/>
+            </w:tcBorders>
+            <w:tcMar>
+              <w:top w:type="dxa" w:w="60"/>
+              <w:left w:type="dxa" w:w="100"/>
+              <w:bottom w:type="dxa" w:w="60"/>
+              <w:right w:type="dxa" w:w="100"/>
+            </w:tcMar>
+          </w:tcPr>
+          <w:p>
+            <w:pPr>
+              <w:spacing w:after="40"/>
+            </w:pPr>
+          </w:p>
+        </w:tc>
+        <w:tc>
+          <w:tcPr>
+            <w:tcW w:type="dxa" w:w="903"/>
+            <w:tcBorders>
+              <w:top w:val="single" w:color="A6A6A6" w:sz="4"/>
+              <w:left w:val="single" w:color="A6A6A6" w:sz="4"/>
+              <w:bottom w:val="single" w:color="A6A6A6" w:sz="4"/>
+              <w:right w:val="single" w:color="A6A6A6" w:sz="4"/>
+            </w:tcBorders>
+            <w:tcMar>
+              <w:top w:type="dxa" w:w="60"/>
+              <w:left w:type="dxa" w:w="100"/>
+              <w:bottom w:type="dxa" w:w="60"/>
+              <w:right w:type="dxa" w:w="100"/>
+            </w:tcMar>
+          </w:tcPr>
+          <w:p>
+            <w:pPr>
+              <w:spacing w:after="40"/>
+            </w:pPr>
+          </w:p>
+        </w:tc>
+      </w:tr>
+      <w:tr>
+        <w:tc>
+          <w:tcPr>
+            <w:tcW w:type="dxa" w:w="722"/>
+            <w:tcBorders>
+              <w:top w:val="single" w:color="A6A6A6" w:sz="4"/>
+              <w:left w:val="single" w:color="A6A6A6" w:sz="4"/>
+              <w:bottom w:val="single" w:color="A6A6A6" w:sz="4"/>
+              <w:right w:val="single" w:color="A6A6A6" w:sz="4"/>
+            </w:tcBorders>
+            <w:tcMar>
+              <w:top w:type="dxa" w:w="60"/>
+              <w:left w:type="dxa" w:w="100"/>
+              <w:bottom w:type="dxa" w:w="60"/>
+              <w:right w:type="dxa" w:w="100"/>
+            </w:tcMar>
+          </w:tcPr>
+          <w:p>
+            <w:pPr>
+              <w:spacing w:after="40"/>
+            </w:pPr>
+            <w:r>
+              <w:rPr>
+                <w:rFonts w:ascii="Arial" w:cs="Arial" w:eastAsia="Arial" w:hAnsi="Arial"/>
+              </w:rPr>
+              <w:t xml:space="preserve">C-11</w:t>
+            </w:r>
+          </w:p>
+        </w:tc>
+        <w:tc>
+          <w:tcPr>
+            <w:tcW w:type="dxa" w:w="3610"/>
+            <w:tcBorders>
+              <w:top w:val="single" w:color="A6A6A6" w:sz="4"/>
+              <w:left w:val="single" w:color="A6A6A6" w:sz="4"/>
+              <w:bottom w:val="single" w:color="A6A6A6" w:sz="4"/>
+              <w:right w:val="single" w:color="A6A6A6" w:sz="4"/>
+            </w:tcBorders>
+            <w:tcMar>
+              <w:top w:type="dxa" w:w="60"/>
+              <w:left w:type="dxa" w:w="100"/>
+              <w:bottom w:type="dxa" w:w="60"/>
+              <w:right w:type="dxa" w:w="100"/>
+            </w:tcMar>
+          </w:tcPr>
+          <w:p>
+            <w:pPr>
+              <w:spacing w:after="40"/>
+            </w:pPr>
+            <w:r>
+              <w:rPr>
+                <w:rFonts w:ascii="Arial" w:cs="Arial" w:eastAsia="Arial" w:hAnsi="Arial"/>
+              </w:rPr>
+              <w:t xml:space="preserve">Change one field (for example the search term), untick Test run, upload.</w:t>
+            </w:r>
+          </w:p>
+        </w:tc>
+        <w:tc>
+          <w:tcPr>
+            <w:tcW w:type="dxa" w:w="3069"/>
+            <w:tcBorders>
+              <w:top w:val="single" w:color="A6A6A6" w:sz="4"/>
+              <w:left w:val="single" w:color="A6A6A6" w:sz="4"/>
+              <w:bottom w:val="single" w:color="A6A6A6" w:sz="4"/>
+              <w:right w:val="single" w:color="A6A6A6" w:sz="4"/>
+            </w:tcBorders>
+            <w:tcMar>
+              <w:top w:type="dxa" w:w="60"/>
+              <w:left w:type="dxa" w:w="100"/>
+              <w:bottom w:type="dxa" w:w="60"/>
+              <w:right w:type="dxa" w:w="100"/>
+            </w:tcMar>
+          </w:tcPr>
+          <w:p>
+            <w:pPr>
+              <w:spacing w:after="40"/>
+            </w:pPr>
+            <w:r>
+              <w:rPr>
+                <w:rFonts w:ascii="Arial" w:cs="Arial" w:eastAsia="Arial" w:hAnsi="Arial"/>
+              </w:rPr>
+              <w:t xml:space="preserve">Green line; in BP only that field changed.</w:t>
+            </w:r>
+          </w:p>
+        </w:tc>
+        <w:tc>
+          <w:tcPr>
+            <w:tcW w:type="dxa" w:w="722"/>
+            <w:tcBorders>
+              <w:top w:val="single" w:color="A6A6A6" w:sz="4"/>
+              <w:left w:val="single" w:color="A6A6A6" w:sz="4"/>
+              <w:bottom w:val="single" w:color="A6A6A6" w:sz="4"/>
+              <w:right w:val="single" w:color="A6A6A6" w:sz="4"/>
+            </w:tcBorders>
+            <w:tcMar>
+              <w:top w:type="dxa" w:w="60"/>
+              <w:left w:type="dxa" w:w="100"/>
+              <w:bottom w:type="dxa" w:w="60"/>
+              <w:right w:type="dxa" w:w="100"/>
+            </w:tcMar>
+          </w:tcPr>
+          <w:p>
+            <w:pPr>
+              <w:spacing w:after="40"/>
+            </w:pPr>
+          </w:p>
+        </w:tc>
+        <w:tc>
+          <w:tcPr>
+            <w:tcW w:type="dxa" w:w="903"/>
+            <w:tcBorders>
+              <w:top w:val="single" w:color="A6A6A6" w:sz="4"/>
+              <w:left w:val="single" w:color="A6A6A6" w:sz="4"/>
+              <w:bottom w:val="single" w:color="A6A6A6" w:sz="4"/>
+              <w:right w:val="single" w:color="A6A6A6" w:sz="4"/>
+            </w:tcBorders>
+            <w:tcMar>
+              <w:top w:type="dxa" w:w="60"/>
+              <w:left w:type="dxa" w:w="100"/>
+              <w:bottom w:type="dxa" w:w="60"/>
+              <w:right w:type="dxa" w:w="100"/>
+            </w:tcMar>
+          </w:tcPr>
+          <w:p>
+            <w:pPr>
+              <w:spacing w:after="40"/>
+            </w:pPr>
+          </w:p>
+        </w:tc>
+      </w:tr>
+      <w:tr>
+        <w:tc>
+          <w:tcPr>
+            <w:tcW w:type="dxa" w:w="722"/>
+            <w:tcBorders>
+              <w:top w:val="single" w:color="A6A6A6" w:sz="4"/>
+              <w:left w:val="single" w:color="A6A6A6" w:sz="4"/>
+              <w:bottom w:val="single" w:color="A6A6A6" w:sz="4"/>
+              <w:right w:val="single" w:color="A6A6A6" w:sz="4"/>
+            </w:tcBorders>
+            <w:tcMar>
+              <w:top w:type="dxa" w:w="60"/>
+              <w:left w:type="dxa" w:w="100"/>
+              <w:bottom w:type="dxa" w:w="60"/>
+              <w:right w:type="dxa" w:w="100"/>
+            </w:tcMar>
+          </w:tcPr>
+          <w:p>
+            <w:pPr>
+              <w:spacing w:after="40"/>
+            </w:pPr>
+            <w:r>
+              <w:rPr>
+                <w:rFonts w:ascii="Arial" w:cs="Arial" w:eastAsia="Arial" w:hAnsi="Arial"/>
+              </w:rPr>
+              <w:t xml:space="preserve">C-12</w:t>
+            </w:r>
+          </w:p>
+        </w:tc>
+        <w:tc>
+          <w:tcPr>
+            <w:tcW w:type="dxa" w:w="3610"/>
+            <w:tcBorders>
+              <w:top w:val="single" w:color="A6A6A6" w:sz="4"/>
+              <w:left w:val="single" w:color="A6A6A6" w:sz="4"/>
+              <w:bottom w:val="single" w:color="A6A6A6" w:sz="4"/>
+              <w:right w:val="single" w:color="A6A6A6" w:sz="4"/>
+            </w:tcBorders>
+            <w:tcMar>
+              <w:top w:type="dxa" w:w="60"/>
+              <w:left w:type="dxa" w:w="100"/>
+              <w:bottom w:type="dxa" w:w="60"/>
+              <w:right w:type="dxa" w:w="100"/>
+            </w:tcMar>
+          </w:tcPr>
+          <w:p>
+            <w:pPr>
+              <w:spacing w:after="40"/>
+            </w:pPr>
+            <w:r>
+              <w:rPr>
+                <w:rFonts w:ascii="Arial" w:cs="Arial" w:eastAsia="Arial" w:hAnsi="Arial"/>
+              </w:rPr>
+              <w:t xml:space="preserve">Create one new customer with a telephone and a mobile number. Test run, then live. (retest)</w:t>
+            </w:r>
+          </w:p>
+        </w:tc>
+        <w:tc>
+          <w:tcPr>
+            <w:tcW w:type="dxa" w:w="3069"/>
+            <w:tcBorders>
+              <w:top w:val="single" w:color="A6A6A6" w:sz="4"/>
+              <w:left w:val="single" w:color="A6A6A6" w:sz="4"/>
+              <w:bottom w:val="single" w:color="A6A6A6" w:sz="4"/>
+              <w:right w:val="single" w:color="A6A6A6" w:sz="4"/>
+            </w:tcBorders>
+            <w:tcMar>
+              <w:top w:type="dxa" w:w="60"/>
+              <w:left w:type="dxa" w:w="100"/>
+              <w:bottom w:type="dxa" w:w="60"/>
+              <w:right w:type="dxa" w:w="100"/>
+            </w:tcMar>
+          </w:tcPr>
+          <w:p>
+            <w:pPr>
+              <w:spacing w:after="40"/>
+            </w:pPr>
+            <w:r>
+              <w:rPr>
+                <w:rFonts w:ascii="Arial" w:cs="Arial" w:eastAsia="Arial" w:hAnsi="Arial"/>
+              </w:rPr>
+              <w:t xml:space="preserve">New customer number shown; in BP the mobile number is flagged as mobile. No short dump.</w:t>
+            </w:r>
+          </w:p>
+        </w:tc>
+        <w:tc>
+          <w:tcPr>
+            <w:tcW w:type="dxa" w:w="722"/>
+            <w:tcBorders>
+              <w:top w:val="single" w:color="A6A6A6" w:sz="4"/>
+              <w:left w:val="single" w:color="A6A6A6" w:sz="4"/>
+              <w:bottom w:val="single" w:color="A6A6A6" w:sz="4"/>
+              <w:right w:val="single" w:color="A6A6A6" w:sz="4"/>
+            </w:tcBorders>
+            <w:tcMar>
+              <w:top w:type="dxa" w:w="60"/>
+              <w:left w:type="dxa" w:w="100"/>
+              <w:bottom w:type="dxa" w:w="60"/>
+              <w:right w:type="dxa" w:w="100"/>
+            </w:tcMar>
+          </w:tcPr>
+          <w:p>
+            <w:pPr>
+              <w:spacing w:after="40"/>
+            </w:pPr>
+          </w:p>
+        </w:tc>
+        <w:tc>
+          <w:tcPr>
+            <w:tcW w:type="dxa" w:w="903"/>
+            <w:tcBorders>
+              <w:top w:val="single" w:color="A6A6A6" w:sz="4"/>
+              <w:left w:val="single" w:color="A6A6A6" w:sz="4"/>
+              <w:bottom w:val="single" w:color="A6A6A6" w:sz="4"/>
+              <w:right w:val="single" w:color="A6A6A6" w:sz="4"/>
+            </w:tcBorders>
+            <w:tcMar>
+              <w:top w:type="dxa" w:w="60"/>
+              <w:left w:type="dxa" w:w="100"/>
+              <w:bottom w:type="dxa" w:w="60"/>
+              <w:right w:type="dxa" w:w="100"/>
+            </w:tcMar>
+          </w:tcPr>
+          <w:p>
+            <w:pPr>
+              <w:spacing w:after="40"/>
+            </w:pPr>
+          </w:p>
+        </w:tc>
+      </w:tr>
+      <w:tr>
+        <w:tc>
+          <w:tcPr>
+            <w:tcW w:type="dxa" w:w="722"/>
+            <w:tcBorders>
+              <w:top w:val="single" w:color="A6A6A6" w:sz="4"/>
+              <w:left w:val="single" w:color="A6A6A6" w:sz="4"/>
+              <w:bottom w:val="single" w:color="A6A6A6" w:sz="4"/>
+              <w:right w:val="single" w:color="A6A6A6" w:sz="4"/>
+            </w:tcBorders>
+            <w:tcMar>
+              <w:top w:type="dxa" w:w="60"/>
+              <w:left w:type="dxa" w:w="100"/>
+              <w:bottom w:type="dxa" w:w="60"/>
+              <w:right w:type="dxa" w:w="100"/>
+            </w:tcMar>
+          </w:tcPr>
+          <w:p>
+            <w:pPr>
+              <w:spacing w:after="40"/>
+            </w:pPr>
+            <w:r>
+              <w:rPr>
+                <w:rFonts w:ascii="Arial" w:cs="Arial" w:eastAsia="Arial" w:hAnsi="Arial"/>
+              </w:rPr>
+              <w:t xml:space="preserve">C-13</w:t>
+            </w:r>
+          </w:p>
+        </w:tc>
+        <w:tc>
+          <w:tcPr>
+            <w:tcW w:type="dxa" w:w="3610"/>
+            <w:tcBorders>
+              <w:top w:val="single" w:color="A6A6A6" w:sz="4"/>
+              <w:left w:val="single" w:color="A6A6A6" w:sz="4"/>
+              <w:bottom w:val="single" w:color="A6A6A6" w:sz="4"/>
+              <w:right w:val="single" w:color="A6A6A6" w:sz="4"/>
+            </w:tcBorders>
+            <w:tcMar>
+              <w:top w:type="dxa" w:w="60"/>
+              <w:left w:type="dxa" w:w="100"/>
+              <w:bottom w:type="dxa" w:w="60"/>
+              <w:right w:type="dxa" w:w="100"/>
+            </w:tcMar>
+          </w:tcPr>
+          <w:p>
+            <w:pPr>
+              <w:spacing w:after="40"/>
+            </w:pPr>
+            <w:r>
+              <w:rPr>
+                <w:rFonts w:ascii="Arial" w:cs="Arial" w:eastAsia="Arial" w:hAnsi="Arial"/>
+              </w:rPr>
+              <w:t xml:space="preserve">In a create row, give language ES (or another two-letter code). (retest)</w:t>
+            </w:r>
+          </w:p>
+        </w:tc>
+        <w:tc>
+          <w:tcPr>
+            <w:tcW w:type="dxa" w:w="3069"/>
+            <w:tcBorders>
+              <w:top w:val="single" w:color="A6A6A6" w:sz="4"/>
+              <w:left w:val="single" w:color="A6A6A6" w:sz="4"/>
+              <w:bottom w:val="single" w:color="A6A6A6" w:sz="4"/>
+              <w:right w:val="single" w:color="A6A6A6" w:sz="4"/>
+            </w:tcBorders>
+            <w:tcMar>
+              <w:top w:type="dxa" w:w="60"/>
+              <w:left w:type="dxa" w:w="100"/>
+              <w:bottom w:type="dxa" w:w="60"/>
+              <w:right w:type="dxa" w:w="100"/>
+            </w:tcMar>
+          </w:tcPr>
+          <w:p>
+            <w:pPr>
+              <w:spacing w:after="40"/>
+            </w:pPr>
+            <w:r>
+              <w:rPr>
+                <w:rFonts w:ascii="Arial" w:cs="Arial" w:eastAsia="Arial" w:hAnsi="Arial"/>
+              </w:rPr>
+              <w:t xml:space="preserve">BP shows that language (Spanish), not English.</w:t>
+            </w:r>
+          </w:p>
+        </w:tc>
+        <w:tc>
+          <w:tcPr>
+            <w:tcW w:type="dxa" w:w="722"/>
+            <w:tcBorders>
+              <w:top w:val="single" w:color="A6A6A6" w:sz="4"/>
+              <w:left w:val="single" w:color="A6A6A6" w:sz="4"/>
+              <w:bottom w:val="single" w:color="A6A6A6" w:sz="4"/>
+              <w:right w:val="single" w:color="A6A6A6" w:sz="4"/>
+            </w:tcBorders>
+            <w:tcMar>
+              <w:top w:type="dxa" w:w="60"/>
+              <w:left w:type="dxa" w:w="100"/>
+              <w:bottom w:type="dxa" w:w="60"/>
+              <w:right w:type="dxa" w:w="100"/>
+            </w:tcMar>
+          </w:tcPr>
+          <w:p>
+            <w:pPr>
+              <w:spacing w:after="40"/>
+            </w:pPr>
+          </w:p>
+        </w:tc>
+        <w:tc>
+          <w:tcPr>
+            <w:tcW w:type="dxa" w:w="903"/>
+            <w:tcBorders>
+              <w:top w:val="single" w:color="A6A6A6" w:sz="4"/>
+              <w:left w:val="single" w:color="A6A6A6" w:sz="4"/>
+              <w:bottom w:val="single" w:color="A6A6A6" w:sz="4"/>
+              <w:right w:val="single" w:color="A6A6A6" w:sz="4"/>
+            </w:tcBorders>
+            <w:tcMar>
+              <w:top w:type="dxa" w:w="60"/>
+              <w:left w:type="dxa" w:w="100"/>
+              <w:bottom w:type="dxa" w:w="60"/>
+              <w:right w:type="dxa" w:w="100"/>
+            </w:tcMar>
+          </w:tcPr>
+          <w:p>
+            <w:pPr>
+              <w:spacing w:after="40"/>
+            </w:pPr>
+          </w:p>
+        </w:tc>
+      </w:tr>
+      <w:tr>
+        <w:tc>
+          <w:tcPr>
+            <w:tcW w:type="dxa" w:w="722"/>
+            <w:tcBorders>
+              <w:top w:val="single" w:color="A6A6A6" w:sz="4"/>
+              <w:left w:val="single" w:color="A6A6A6" w:sz="4"/>
+              <w:bottom w:val="single" w:color="A6A6A6" w:sz="4"/>
+              <w:right w:val="single" w:color="A6A6A6" w:sz="4"/>
+            </w:tcBorders>
+            <w:tcMar>
+              <w:top w:type="dxa" w:w="60"/>
+              <w:left w:type="dxa" w:w="100"/>
+              <w:bottom w:type="dxa" w:w="60"/>
+              <w:right w:type="dxa" w:w="100"/>
+            </w:tcMar>
+          </w:tcPr>
+          <w:p>
+            <w:pPr>
+              <w:spacing w:after="40"/>
+            </w:pPr>
+            <w:r>
+              <w:rPr>
+                <w:rFonts w:ascii="Arial" w:cs="Arial" w:eastAsia="Arial" w:hAnsi="Arial"/>
+              </w:rPr>
+              <w:t xml:space="preserve">C-14</w:t>
+            </w:r>
+          </w:p>
+        </w:tc>
+        <w:tc>
+          <w:tcPr>
+            <w:tcW w:type="dxa" w:w="3610"/>
+            <w:tcBorders>
+              <w:top w:val="single" w:color="A6A6A6" w:sz="4"/>
+              <w:left w:val="single" w:color="A6A6A6" w:sz="4"/>
+              <w:bottom w:val="single" w:color="A6A6A6" w:sz="4"/>
+              <w:right w:val="single" w:color="A6A6A6" w:sz="4"/>
+            </w:tcBorders>
+            <w:tcMar>
+              <w:top w:type="dxa" w:w="60"/>
+              <w:left w:type="dxa" w:w="100"/>
+              <w:bottom w:type="dxa" w:w="60"/>
+              <w:right w:type="dxa" w:w="100"/>
+            </w:tcMar>
+          </w:tcPr>
+          <w:p>
+            <w:pPr>
+              <w:spacing w:after="40"/>
+            </w:pPr>
+            <w:r>
+              <w:rPr>
+                <w:rFonts w:ascii="Arial" w:cs="Arial" w:eastAsia="Arial" w:hAnsi="Arial"/>
+              </w:rPr>
+              <w:t xml:space="preserve">Extension: an existing customer and a sales area it does not have.</w:t>
+            </w:r>
+          </w:p>
+        </w:tc>
+        <w:tc>
+          <w:tcPr>
+            <w:tcW w:type="dxa" w:w="3069"/>
+            <w:tcBorders>
+              <w:top w:val="single" w:color="A6A6A6" w:sz="4"/>
+              <w:left w:val="single" w:color="A6A6A6" w:sz="4"/>
+              <w:bottom w:val="single" w:color="A6A6A6" w:sz="4"/>
+              <w:right w:val="single" w:color="A6A6A6" w:sz="4"/>
+            </w:tcBorders>
+            <w:tcMar>
+              <w:top w:type="dxa" w:w="60"/>
+              <w:left w:type="dxa" w:w="100"/>
+              <w:bottom w:type="dxa" w:w="60"/>
+              <w:right w:type="dxa" w:w="100"/>
+            </w:tcMar>
+          </w:tcPr>
+          <w:p>
+            <w:pPr>
+              <w:spacing w:after="40"/>
+            </w:pPr>
+            <w:r>
+              <w:rPr>
+                <w:rFonts w:ascii="Arial" w:cs="Arial" w:eastAsia="Arial" w:hAnsi="Arial"/>
+              </w:rPr>
+              <w:t xml:space="preserve">The sales area appears in BP.</w:t>
+            </w:r>
+          </w:p>
+        </w:tc>
+        <w:tc>
+          <w:tcPr>
+            <w:tcW w:type="dxa" w:w="722"/>
+            <w:tcBorders>
+              <w:top w:val="single" w:color="A6A6A6" w:sz="4"/>
+              <w:left w:val="single" w:color="A6A6A6" w:sz="4"/>
+              <w:bottom w:val="single" w:color="A6A6A6" w:sz="4"/>
+              <w:right w:val="single" w:color="A6A6A6" w:sz="4"/>
+            </w:tcBorders>
+            <w:tcMar>
+              <w:top w:type="dxa" w:w="60"/>
+              <w:left w:type="dxa" w:w="100"/>
+              <w:bottom w:type="dxa" w:w="60"/>
+              <w:right w:type="dxa" w:w="100"/>
+            </w:tcMar>
+          </w:tcPr>
+          <w:p>
+            <w:pPr>
+              <w:spacing w:after="40"/>
+            </w:pPr>
+          </w:p>
+        </w:tc>
+        <w:tc>
+          <w:tcPr>
+            <w:tcW w:type="dxa" w:w="903"/>
+            <w:tcBorders>
+              <w:top w:val="single" w:color="A6A6A6" w:sz="4"/>
+              <w:left w:val="single" w:color="A6A6A6" w:sz="4"/>
+              <w:bottom w:val="single" w:color="A6A6A6" w:sz="4"/>
+              <w:right w:val="single" w:color="A6A6A6" w:sz="4"/>
+            </w:tcBorders>
+            <w:tcMar>
+              <w:top w:type="dxa" w:w="60"/>
+              <w:left w:type="dxa" w:w="100"/>
+              <w:bottom w:type="dxa" w:w="60"/>
+              <w:right w:type="dxa" w:w="100"/>
+            </w:tcMar>
+          </w:tcPr>
+          <w:p>
+            <w:pPr>
+              <w:spacing w:after="40"/>
+            </w:pPr>
+          </w:p>
+        </w:tc>
+      </w:tr>
+      <w:tr>
+        <w:tc>
+          <w:tcPr>
+            <w:tcW w:type="dxa" w:w="722"/>
+            <w:tcBorders>
+              <w:top w:val="single" w:color="A6A6A6" w:sz="4"/>
+              <w:left w:val="single" w:color="A6A6A6" w:sz="4"/>
+              <w:bottom w:val="single" w:color="A6A6A6" w:sz="4"/>
+              <w:right w:val="single" w:color="A6A6A6" w:sz="4"/>
+            </w:tcBorders>
+            <w:tcMar>
+              <w:top w:type="dxa" w:w="60"/>
+              <w:left w:type="dxa" w:w="100"/>
+              <w:bottom w:type="dxa" w:w="60"/>
+              <w:right w:type="dxa" w:w="100"/>
+            </w:tcMar>
+          </w:tcPr>
+          <w:p>
+            <w:pPr>
+              <w:spacing w:after="40"/>
+            </w:pPr>
+            <w:r>
+              <w:rPr>
+                <w:rFonts w:ascii="Arial" w:cs="Arial" w:eastAsia="Arial" w:hAnsi="Arial"/>
+              </w:rPr>
+              <w:t xml:space="preserve">C-15</w:t>
+            </w:r>
+          </w:p>
+        </w:tc>
+        <w:tc>
+          <w:tcPr>
+            <w:tcW w:type="dxa" w:w="3610"/>
+            <w:tcBorders>
+              <w:top w:val="single" w:color="A6A6A6" w:sz="4"/>
+              <w:left w:val="single" w:color="A6A6A6" w:sz="4"/>
+              <w:bottom w:val="single" w:color="A6A6A6" w:sz="4"/>
+              <w:right w:val="single" w:color="A6A6A6" w:sz="4"/>
+            </w:tcBorders>
+            <w:tcMar>
+              <w:top w:type="dxa" w:w="60"/>
+              <w:left w:type="dxa" w:w="100"/>
+              <w:bottom w:type="dxa" w:w="60"/>
+              <w:right w:type="dxa" w:w="100"/>
+            </w:tcMar>
+          </w:tcPr>
+          <w:p>
+            <w:pPr>
+              <w:spacing w:after="40"/>
+            </w:pPr>
+            <w:r>
+              <w:rPr>
+                <w:rFonts w:ascii="Arial" w:cs="Arial" w:eastAsia="Arial" w:hAnsi="Arial"/>
+              </w:rPr>
+              <w:t xml:space="preserve">Block / unblock: set an order block, then remove it with #BLANK#.</w:t>
+            </w:r>
+          </w:p>
+        </w:tc>
+        <w:tc>
+          <w:tcPr>
+            <w:tcW w:type="dxa" w:w="3069"/>
+            <w:tcBorders>
+              <w:top w:val="single" w:color="A6A6A6" w:sz="4"/>
+              <w:left w:val="single" w:color="A6A6A6" w:sz="4"/>
+              <w:bottom w:val="single" w:color="A6A6A6" w:sz="4"/>
+              <w:right w:val="single" w:color="A6A6A6" w:sz="4"/>
+            </w:tcBorders>
+            <w:tcMar>
+              <w:top w:type="dxa" w:w="60"/>
+              <w:left w:type="dxa" w:w="100"/>
+              <w:bottom w:type="dxa" w:w="60"/>
+              <w:right w:type="dxa" w:w="100"/>
+            </w:tcMar>
+          </w:tcPr>
+          <w:p>
+            <w:pPr>
+              <w:spacing w:after="40"/>
+            </w:pPr>
+            <w:r>
+              <w:rPr>
+                <w:rFonts w:ascii="Arial" w:cs="Arial" w:eastAsia="Arial" w:hAnsi="Arial"/>
+              </w:rPr>
+              <w:t xml:space="preserve">Block shown in BP, then removed.</w:t>
+            </w:r>
+          </w:p>
+        </w:tc>
+        <w:tc>
+          <w:tcPr>
+            <w:tcW w:type="dxa" w:w="722"/>
+            <w:tcBorders>
+              <w:top w:val="single" w:color="A6A6A6" w:sz="4"/>
+              <w:left w:val="single" w:color="A6A6A6" w:sz="4"/>
+              <w:bottom w:val="single" w:color="A6A6A6" w:sz="4"/>
+              <w:right w:val="single" w:color="A6A6A6" w:sz="4"/>
+            </w:tcBorders>
+            <w:tcMar>
+              <w:top w:type="dxa" w:w="60"/>
+              <w:left w:type="dxa" w:w="100"/>
+              <w:bottom w:type="dxa" w:w="60"/>
+              <w:right w:type="dxa" w:w="100"/>
+            </w:tcMar>
+          </w:tcPr>
+          <w:p>
+            <w:pPr>
+              <w:spacing w:after="40"/>
+            </w:pPr>
+          </w:p>
+        </w:tc>
+        <w:tc>
+          <w:tcPr>
+            <w:tcW w:type="dxa" w:w="903"/>
+            <w:tcBorders>
+              <w:top w:val="single" w:color="A6A6A6" w:sz="4"/>
+              <w:left w:val="single" w:color="A6A6A6" w:sz="4"/>
+              <w:bottom w:val="single" w:color="A6A6A6" w:sz="4"/>
+              <w:right w:val="single" w:color="A6A6A6" w:sz="4"/>
+            </w:tcBorders>
+            <w:tcMar>
+              <w:top w:type="dxa" w:w="60"/>
+              <w:left w:type="dxa" w:w="100"/>
+              <w:bottom w:type="dxa" w:w="60"/>
+              <w:right w:type="dxa" w:w="100"/>
+            </w:tcMar>
+          </w:tcPr>
+          <w:p>
+            <w:pPr>
+              <w:spacing w:after="40"/>
+            </w:pPr>
+          </w:p>
+        </w:tc>
+      </w:tr>
+      <w:tr>
+        <w:tc>
+          <w:tcPr>
+            <w:tcW w:type="dxa" w:w="722"/>
+            <w:tcBorders>
+              <w:top w:val="single" w:color="A6A6A6" w:sz="4"/>
+              <w:left w:val="single" w:color="A6A6A6" w:sz="4"/>
+              <w:bottom w:val="single" w:color="A6A6A6" w:sz="4"/>
+              <w:right w:val="single" w:color="A6A6A6" w:sz="4"/>
+            </w:tcBorders>
+            <w:tcMar>
+              <w:top w:type="dxa" w:w="60"/>
+              <w:left w:type="dxa" w:w="100"/>
+              <w:bottom w:type="dxa" w:w="60"/>
+              <w:right w:type="dxa" w:w="100"/>
+            </w:tcMar>
+          </w:tcPr>
+          <w:p>
+            <w:pPr>
+              <w:spacing w:after="40"/>
+            </w:pPr>
+            <w:r>
+              <w:rPr>
+                <w:rFonts w:ascii="Arial" w:cs="Arial" w:eastAsia="Arial" w:hAnsi="Arial"/>
+              </w:rPr>
+              <w:t xml:space="preserve">C-16</w:t>
+            </w:r>
+          </w:p>
+        </w:tc>
+        <w:tc>
+          <w:tcPr>
+            <w:tcW w:type="dxa" w:w="3610"/>
+            <w:tcBorders>
+              <w:top w:val="single" w:color="A6A6A6" w:sz="4"/>
+              <w:left w:val="single" w:color="A6A6A6" w:sz="4"/>
+              <w:bottom w:val="single" w:color="A6A6A6" w:sz="4"/>
+              <w:right w:val="single" w:color="A6A6A6" w:sz="4"/>
+            </w:tcBorders>
+            <w:tcMar>
+              <w:top w:type="dxa" w:w="60"/>
+              <w:left w:type="dxa" w:w="100"/>
+              <w:bottom w:type="dxa" w:w="60"/>
+              <w:right w:type="dxa" w:w="100"/>
+            </w:tcMar>
+          </w:tcPr>
+          <w:p>
+            <w:pPr>
+              <w:spacing w:after="40"/>
+            </w:pPr>
+            <w:r>
+              <w:rPr>
+                <w:rFonts w:ascii="Arial" w:cs="Arial" w:eastAsia="Arial" w:hAnsi="Arial"/>
+              </w:rPr>
+              <w:t xml:space="preserve">One row with an account group that does not exist.</w:t>
+            </w:r>
+          </w:p>
+        </w:tc>
+        <w:tc>
+          <w:tcPr>
+            <w:tcW w:type="dxa" w:w="3069"/>
+            <w:tcBorders>
+              <w:top w:val="single" w:color="A6A6A6" w:sz="4"/>
+              <w:left w:val="single" w:color="A6A6A6" w:sz="4"/>
+              <w:bottom w:val="single" w:color="A6A6A6" w:sz="4"/>
+              <w:right w:val="single" w:color="A6A6A6" w:sz="4"/>
+            </w:tcBorders>
+            <w:tcMar>
+              <w:top w:type="dxa" w:w="60"/>
+              <w:left w:type="dxa" w:w="100"/>
+              <w:bottom w:type="dxa" w:w="60"/>
+              <w:right w:type="dxa" w:w="100"/>
+            </w:tcMar>
+          </w:tcPr>
+          <w:p>
+            <w:pPr>
+              <w:spacing w:after="40"/>
+            </w:pPr>
+            <w:r>
+              <w:rPr>
+                <w:rFonts w:ascii="Arial" w:cs="Arial" w:eastAsia="Arial" w:hAnsi="Arial"/>
+              </w:rPr>
+              <w:t xml:space="preserve">Red line naming the account group; the other rows are processed.</w:t>
+            </w:r>
+          </w:p>
+        </w:tc>
+        <w:tc>
+          <w:tcPr>
+            <w:tcW w:type="dxa" w:w="722"/>
+            <w:tcBorders>
+              <w:top w:val="single" w:color="A6A6A6" w:sz="4"/>
+              <w:left w:val="single" w:color="A6A6A6" w:sz="4"/>
+              <w:bottom w:val="single" w:color="A6A6A6" w:sz="4"/>
+              <w:right w:val="single" w:color="A6A6A6" w:sz="4"/>
+            </w:tcBorders>
+            <w:tcMar>
+              <w:top w:type="dxa" w:w="60"/>
+              <w:left w:type="dxa" w:w="100"/>
+              <w:bottom w:type="dxa" w:w="60"/>
+              <w:right w:type="dxa" w:w="100"/>
+            </w:tcMar>
+          </w:tcPr>
+          <w:p>
+            <w:pPr>
+              <w:spacing w:after="40"/>
+            </w:pPr>
+          </w:p>
+        </w:tc>
+        <w:tc>
+          <w:tcPr>
+            <w:tcW w:type="dxa" w:w="903"/>
+            <w:tcBorders>
+              <w:top w:val="single" w:color="A6A6A6" w:sz="4"/>
+              <w:left w:val="single" w:color="A6A6A6" w:sz="4"/>
+              <w:bottom w:val="single" w:color="A6A6A6" w:sz="4"/>
+              <w:right w:val="single" w:color="A6A6A6" w:sz="4"/>
+            </w:tcBorders>
+            <w:tcMar>
+              <w:top w:type="dxa" w:w="60"/>
+              <w:left w:type="dxa" w:w="100"/>
+              <w:bottom w:type="dxa" w:w="60"/>
+              <w:right w:type="dxa" w:w="100"/>
+            </w:tcMar>
+          </w:tcPr>
+          <w:p>
+            <w:pPr>
+              <w:spacing w:after="40"/>
+            </w:pPr>
+          </w:p>
+        </w:tc>
+      </w:tr>
+      <w:tr>
+        <w:tc>
+          <w:tcPr>
+            <w:tcW w:type="dxa" w:w="722"/>
+            <w:tcBorders>
+              <w:top w:val="single" w:color="A6A6A6" w:sz="4"/>
+              <w:left w:val="single" w:color="A6A6A6" w:sz="4"/>
+              <w:bottom w:val="single" w:color="A6A6A6" w:sz="4"/>
+              <w:right w:val="single" w:color="A6A6A6" w:sz="4"/>
+            </w:tcBorders>
+            <w:tcMar>
+              <w:top w:type="dxa" w:w="60"/>
+              <w:left w:type="dxa" w:w="100"/>
+              <w:bottom w:type="dxa" w:w="60"/>
+              <w:right w:type="dxa" w:w="100"/>
+            </w:tcMar>
+          </w:tcPr>
+          <w:p>
+            <w:pPr>
+              <w:spacing w:after="40"/>
+            </w:pPr>
+            <w:r>
+              <w:rPr>
+                <w:rFonts w:ascii="Arial" w:cs="Arial" w:eastAsia="Arial" w:hAnsi="Arial"/>
+              </w:rPr>
+              <w:t xml:space="preserve">C-17</w:t>
+            </w:r>
+          </w:p>
+        </w:tc>
+        <w:tc>
+          <w:tcPr>
+            <w:tcW w:type="dxa" w:w="3610"/>
+            <w:tcBorders>
+              <w:top w:val="single" w:color="A6A6A6" w:sz="4"/>
+              <w:left w:val="single" w:color="A6A6A6" w:sz="4"/>
+              <w:bottom w:val="single" w:color="A6A6A6" w:sz="4"/>
+              <w:right w:val="single" w:color="A6A6A6" w:sz="4"/>
+            </w:tcBorders>
+            <w:tcMar>
+              <w:top w:type="dxa" w:w="60"/>
+              <w:left w:type="dxa" w:w="100"/>
+              <w:bottom w:type="dxa" w:w="60"/>
+              <w:right w:type="dxa" w:w="100"/>
+            </w:tcMar>
+          </w:tcPr>
+          <w:p>
+            <w:pPr>
+              <w:spacing w:after="40"/>
+            </w:pPr>
+            <w:r>
+              <w:rPr>
+                <w:rFonts w:ascii="Arial" w:cs="Arial" w:eastAsia="Arial" w:hAnsi="Arial"/>
+              </w:rPr>
+              <w:t xml:space="preserve">Two faulty rows with Stop at first faulty row ticked.</w:t>
+            </w:r>
+          </w:p>
+        </w:tc>
+        <w:tc>
+          <w:tcPr>
+            <w:tcW w:type="dxa" w:w="3069"/>
+            <w:tcBorders>
+              <w:top w:val="single" w:color="A6A6A6" w:sz="4"/>
+              <w:left w:val="single" w:color="A6A6A6" w:sz="4"/>
+              <w:bottom w:val="single" w:color="A6A6A6" w:sz="4"/>
+              <w:right w:val="single" w:color="A6A6A6" w:sz="4"/>
+            </w:tcBorders>
+            <w:tcMar>
+              <w:top w:type="dxa" w:w="60"/>
+              <w:left w:type="dxa" w:w="100"/>
+              <w:bottom w:type="dxa" w:w="60"/>
+              <w:right w:type="dxa" w:w="100"/>
+            </w:tcMar>
+          </w:tcPr>
+          <w:p>
+            <w:pPr>
+              <w:spacing w:after="40"/>
+            </w:pPr>
+            <w:r>
+              <w:rPr>
+                <w:rFonts w:ascii="Arial" w:cs="Arial" w:eastAsia="Arial" w:hAnsi="Arial"/>
+              </w:rPr>
+              <w:t xml:space="preserve">The run stops after the first and says so.</w:t>
+            </w:r>
+          </w:p>
+        </w:tc>
+        <w:tc>
+          <w:tcPr>
+            <w:tcW w:type="dxa" w:w="722"/>
+            <w:tcBorders>
+              <w:top w:val="single" w:color="A6A6A6" w:sz="4"/>
+              <w:left w:val="single" w:color="A6A6A6" w:sz="4"/>
+              <w:bottom w:val="single" w:color="A6A6A6" w:sz="4"/>
+              <w:right w:val="single" w:color="A6A6A6" w:sz="4"/>
+            </w:tcBorders>
+            <w:tcMar>
+              <w:top w:type="dxa" w:w="60"/>
+              <w:left w:type="dxa" w:w="100"/>
+              <w:bottom w:type="dxa" w:w="60"/>
+              <w:right w:type="dxa" w:w="100"/>
+            </w:tcMar>
+          </w:tcPr>
+          <w:p>
+            <w:pPr>
+              <w:spacing w:after="40"/>
+            </w:pPr>
+          </w:p>
+        </w:tc>
+        <w:tc>
+          <w:tcPr>
+            <w:tcW w:type="dxa" w:w="903"/>
+            <w:tcBorders>
+              <w:top w:val="single" w:color="A6A6A6" w:sz="4"/>
+              <w:left w:val="single" w:color="A6A6A6" w:sz="4"/>
+              <w:bottom w:val="single" w:color="A6A6A6" w:sz="4"/>
+              <w:right w:val="single" w:color="A6A6A6" w:sz="4"/>
+            </w:tcBorders>
+            <w:tcMar>
+              <w:top w:type="dxa" w:w="60"/>
+              <w:left w:type="dxa" w:w="100"/>
+              <w:bottom w:type="dxa" w:w="60"/>
+              <w:right w:type="dxa" w:w="100"/>
+            </w:tcMar>
+          </w:tcPr>
+          <w:p>
+            <w:pPr>
+              <w:spacing w:after="40"/>
+            </w:pPr>
+          </w:p>
+        </w:tc>
+      </w:tr>
+    </w:tbl>
+    <w:p>
+      <w:pPr>
+        <w:pStyle w:val="Heading2"/>
+      </w:pPr>
+      <w:r>
+        <w:rPr>
+          <w:rFonts w:ascii="Arial" w:cs="Arial" w:eastAsia="Arial" w:hAnsi="Arial"/>
+        </w:rPr>
+        <w:t xml:space="preserve">5.2 Vendor - ZMMS_BP_MASS_UPLOAD</w:t>
+      </w:r>
+    </w:p>
+    <w:tbl>
+      <w:tblPr>
+        <w:tblW w:type="dxa" w:w="9026"/>
+        <w:tblBorders>
+          <w:top w:val="single" w:color="auto" w:sz="4"/>
+          <w:left w:val="single" w:color="auto" w:sz="4"/>
+          <w:bottom w:val="single" w:color="auto" w:sz="4"/>
+          <w:right w:val="single" w:color="auto" w:sz="4"/>
+          <w:insideH w:val="single" w:color="auto" w:sz="4"/>
+          <w:insideV w:val="single" w:color="auto" w:sz="4"/>
+        </w:tblBorders>
+      </w:tblPr>
+      <w:tblGrid>
+        <w:gridCol w:w="722"/>
+        <w:gridCol w:w="3610"/>
+        <w:gridCol w:w="3069"/>
+        <w:gridCol w:w="722"/>
+        <w:gridCol w:w="903"/>
+      </w:tblGrid>
+      <w:tr>
+        <w:trPr>
+          <w:tblHeader/>
+        </w:trPr>
+        <w:tc>
+          <w:tcPr>
+            <w:tcW w:type="dxa" w:w="722"/>
             <w:tcBorders>
               <w:top w:val="single" w:color="A6A6A6" w:sz="4"/>
               <w:left w:val="single" w:color="A6A6A6" w:sz="4"/>
@@ -6827,6 +9340,134 @@
                 <w:bCs/>
                 <w:color w:val="1F4E79"/>
               </w:rPr>
+              <w:t xml:space="preserve">#</w:t>
+            </w:r>
+          </w:p>
+        </w:tc>
+        <w:tc>
+          <w:tcPr>
+            <w:tcW w:type="dxa" w:w="3610"/>
+            <w:tcBorders>
+              <w:top w:val="single" w:color="A6A6A6" w:sz="4"/>
+              <w:left w:val="single" w:color="A6A6A6" w:sz="4"/>
+              <w:bottom w:val="single" w:color="A6A6A6" w:sz="4"/>
+              <w:right w:val="single" w:color="A6A6A6" w:sz="4"/>
+            </w:tcBorders>
+            <w:shd w:fill="DCE6F1" w:color="auto" w:val="clear"/>
+            <w:tcMar>
+              <w:top w:type="dxa" w:w="60"/>
+              <w:left w:type="dxa" w:w="100"/>
+              <w:bottom w:type="dxa" w:w="60"/>
+              <w:right w:type="dxa" w:w="100"/>
+            </w:tcMar>
+          </w:tcPr>
+          <w:p>
+            <w:pPr>
+              <w:spacing w:after="40"/>
+            </w:pPr>
+            <w:r>
+              <w:rPr>
+                <w:rFonts w:ascii="Arial" w:cs="Arial" w:eastAsia="Arial" w:hAnsi="Arial"/>
+                <w:b/>
+                <w:bCs/>
+                <w:color w:val="1F4E79"/>
+              </w:rPr>
+              <w:t xml:space="preserve">What to do</w:t>
+            </w:r>
+          </w:p>
+        </w:tc>
+        <w:tc>
+          <w:tcPr>
+            <w:tcW w:type="dxa" w:w="3069"/>
+            <w:tcBorders>
+              <w:top w:val="single" w:color="A6A6A6" w:sz="4"/>
+              <w:left w:val="single" w:color="A6A6A6" w:sz="4"/>
+              <w:bottom w:val="single" w:color="A6A6A6" w:sz="4"/>
+              <w:right w:val="single" w:color="A6A6A6" w:sz="4"/>
+            </w:tcBorders>
+            <w:shd w:fill="DCE6F1" w:color="auto" w:val="clear"/>
+            <w:tcMar>
+              <w:top w:type="dxa" w:w="60"/>
+              <w:left w:type="dxa" w:w="100"/>
+              <w:bottom w:type="dxa" w:w="60"/>
+              <w:right w:type="dxa" w:w="100"/>
+            </w:tcMar>
+          </w:tcPr>
+          <w:p>
+            <w:pPr>
+              <w:spacing w:after="40"/>
+            </w:pPr>
+            <w:r>
+              <w:rPr>
+                <w:rFonts w:ascii="Arial" w:cs="Arial" w:eastAsia="Arial" w:hAnsi="Arial"/>
+                <w:b/>
+                <w:bCs/>
+                <w:color w:val="1F4E79"/>
+              </w:rPr>
+              <w:t xml:space="preserve">Expected result</w:t>
+            </w:r>
+          </w:p>
+        </w:tc>
+        <w:tc>
+          <w:tcPr>
+            <w:tcW w:type="dxa" w:w="722"/>
+            <w:tcBorders>
+              <w:top w:val="single" w:color="A6A6A6" w:sz="4"/>
+              <w:left w:val="single" w:color="A6A6A6" w:sz="4"/>
+              <w:bottom w:val="single" w:color="A6A6A6" w:sz="4"/>
+              <w:right w:val="single" w:color="A6A6A6" w:sz="4"/>
+            </w:tcBorders>
+            <w:shd w:fill="DCE6F1" w:color="auto" w:val="clear"/>
+            <w:tcMar>
+              <w:top w:type="dxa" w:w="60"/>
+              <w:left w:type="dxa" w:w="100"/>
+              <w:bottom w:type="dxa" w:w="60"/>
+              <w:right w:type="dxa" w:w="100"/>
+            </w:tcMar>
+          </w:tcPr>
+          <w:p>
+            <w:pPr>
+              <w:spacing w:after="40"/>
+            </w:pPr>
+            <w:r>
+              <w:rPr>
+                <w:rFonts w:ascii="Arial" w:cs="Arial" w:eastAsia="Arial" w:hAnsi="Arial"/>
+                <w:b/>
+                <w:bCs/>
+                <w:color w:val="1F4E79"/>
+              </w:rPr>
+              <w:t xml:space="preserve">OK / Not OK</w:t>
+            </w:r>
+          </w:p>
+        </w:tc>
+        <w:tc>
+          <w:tcPr>
+            <w:tcW w:type="dxa" w:w="903"/>
+            <w:tcBorders>
+              <w:top w:val="single" w:color="A6A6A6" w:sz="4"/>
+              <w:left w:val="single" w:color="A6A6A6" w:sz="4"/>
+              <w:bottom w:val="single" w:color="A6A6A6" w:sz="4"/>
+              <w:right w:val="single" w:color="A6A6A6" w:sz="4"/>
+            </w:tcBorders>
+            <w:shd w:fill="DCE6F1" w:color="auto" w:val="clear"/>
+            <w:tcMar>
+              <w:top w:type="dxa" w:w="60"/>
+              <w:left w:type="dxa" w:w="100"/>
+              <w:bottom w:type="dxa" w:w="60"/>
+              <w:right w:type="dxa" w:w="100"/>
+            </w:tcMar>
+          </w:tcPr>
+          <w:p>
+            <w:pPr>
+              <w:spacing w:after="40"/>
+            </w:pPr>
+            <w:r>
+              <w:rPr>
+                <w:rFonts w:ascii="Arial" w:cs="Arial" w:eastAsia="Arial" w:hAnsi="Arial"/>
+                <w:b/>
+                <w:bCs/>
+                <w:color w:val="1F4E79"/>
+              </w:rPr>
               <w:t xml:space="preserve">Remarks</w:t>
             </w:r>
           </w:p>
@@ -6835,141 +9476,113 @@
       <w:tr>
         <w:tc>
           <w:tcPr>
-            <w:tcW w:type="dxa" w:w="451"/>
-            <w:tcBorders>
-              <w:top w:val="single" w:color="A6A6A6" w:sz="4"/>
-              <w:left w:val="single" w:color="A6A6A6" w:sz="4"/>
-              <w:bottom w:val="single" w:color="A6A6A6" w:sz="4"/>
-              <w:right w:val="single" w:color="A6A6A6" w:sz="4"/>
-            </w:tcBorders>
-            <w:tcMar>
-              <w:top w:type="dxa" w:w="60"/>
-              <w:left w:type="dxa" w:w="100"/>
-              <w:bottom w:type="dxa" w:w="60"/>
-              <w:right w:type="dxa" w:w="100"/>
-            </w:tcMar>
-          </w:tcPr>
-          <w:p>
-            <w:pPr>
-              <w:spacing w:after="40"/>
-            </w:pPr>
-            <w:r>
-              <w:rPr>
-                <w:rFonts w:ascii="Arial" w:cs="Arial" w:eastAsia="Arial" w:hAnsi="Arial"/>
-              </w:rPr>
-              <w:t xml:space="preserve">1</w:t>
-            </w:r>
-          </w:p>
-        </w:tc>
-        <w:tc>
-          <w:tcPr>
-            <w:tcW w:type="dxa" w:w="993"/>
-            <w:tcBorders>
-              <w:top w:val="single" w:color="A6A6A6" w:sz="4"/>
-              <w:left w:val="single" w:color="A6A6A6" w:sz="4"/>
-              <w:bottom w:val="single" w:color="A6A6A6" w:sz="4"/>
-              <w:right w:val="single" w:color="A6A6A6" w:sz="4"/>
-            </w:tcBorders>
-            <w:tcMar>
-              <w:top w:type="dxa" w:w="60"/>
-              <w:left w:type="dxa" w:w="100"/>
-              <w:bottom w:type="dxa" w:w="60"/>
-              <w:right w:type="dxa" w:w="100"/>
-            </w:tcMar>
-          </w:tcPr>
-          <w:p>
-            <w:pPr>
-              <w:spacing w:after="40"/>
-            </w:pPr>
-            <w:r>
-              <w:rPr>
-                <w:rFonts w:ascii="Arial" w:cs="Arial" w:eastAsia="Arial" w:hAnsi="Arial"/>
-              </w:rPr>
-              <w:t xml:space="preserve">Customer</w:t>
-            </w:r>
-          </w:p>
-        </w:tc>
-        <w:tc>
-          <w:tcPr>
-            <w:tcW w:type="dxa" w:w="2527"/>
-            <w:tcBorders>
-              <w:top w:val="single" w:color="A6A6A6" w:sz="4"/>
-              <w:left w:val="single" w:color="A6A6A6" w:sz="4"/>
-              <w:bottom w:val="single" w:color="A6A6A6" w:sz="4"/>
-              <w:right w:val="single" w:color="A6A6A6" w:sz="4"/>
-            </w:tcBorders>
-            <w:tcMar>
-              <w:top w:type="dxa" w:w="60"/>
-              <w:left w:type="dxa" w:w="100"/>
-              <w:bottom w:type="dxa" w:w="60"/>
-              <w:right w:type="dxa" w:w="100"/>
-            </w:tcMar>
-          </w:tcPr>
-          <w:p>
-            <w:pPr>
-              <w:spacing w:after="40"/>
-            </w:pPr>
-            <w:r>
-              <w:rPr>
-                <w:rFonts w:ascii="Arial" w:cs="Arial" w:eastAsia="Arial" w:hAnsi="Arial"/>
-              </w:rPr>
-              <w:t xml:space="preserve">Download create template, 2-3 customers</w:t>
-            </w:r>
-          </w:p>
-        </w:tc>
-        <w:tc>
-          <w:tcPr>
-            <w:tcW w:type="dxa" w:w="2527"/>
-            <w:tcBorders>
-              <w:top w:val="single" w:color="A6A6A6" w:sz="4"/>
-              <w:left w:val="single" w:color="A6A6A6" w:sz="4"/>
-              <w:bottom w:val="single" w:color="A6A6A6" w:sz="4"/>
-              <w:right w:val="single" w:color="A6A6A6" w:sz="4"/>
-            </w:tcBorders>
-            <w:tcMar>
-              <w:top w:type="dxa" w:w="60"/>
-              <w:left w:type="dxa" w:w="100"/>
-              <w:bottom w:type="dxa" w:w="60"/>
-              <w:right w:type="dxa" w:w="100"/>
-            </w:tcMar>
-          </w:tcPr>
-          <w:p>
-            <w:pPr>
-              <w:spacing w:after="40"/>
-            </w:pPr>
-            <w:r>
-              <w:rPr>
-                <w:rFonts w:ascii="Arial" w:cs="Arial" w:eastAsia="Arial" w:hAnsi="Arial"/>
-              </w:rPr>
-              <w:t xml:space="preserve">Correct template for the region / group, values match BP</w:t>
-            </w:r>
-          </w:p>
-        </w:tc>
-        <w:tc>
-          <w:tcPr>
-            <w:tcW w:type="dxa" w:w="1083"/>
-            <w:tcBorders>
-              <w:top w:val="single" w:color="A6A6A6" w:sz="4"/>
-              <w:left w:val="single" w:color="A6A6A6" w:sz="4"/>
-              <w:bottom w:val="single" w:color="A6A6A6" w:sz="4"/>
-              <w:right w:val="single" w:color="A6A6A6" w:sz="4"/>
-            </w:tcBorders>
-            <w:tcMar>
-              <w:top w:type="dxa" w:w="60"/>
-              <w:left w:type="dxa" w:w="100"/>
-              <w:bottom w:type="dxa" w:w="60"/>
-              <w:right w:type="dxa" w:w="100"/>
-            </w:tcMar>
-          </w:tcPr>
-          <w:p>
-            <w:pPr>
-              <w:spacing w:after="40"/>
-            </w:pPr>
-          </w:p>
-        </w:tc>
-        <w:tc>
-          <w:tcPr>
-            <w:tcW w:type="dxa" w:w="1445"/>
+            <w:tcW w:type="dxa" w:w="722"/>
+            <w:tcBorders>
+              <w:top w:val="single" w:color="A6A6A6" w:sz="4"/>
+              <w:left w:val="single" w:color="A6A6A6" w:sz="4"/>
+              <w:bottom w:val="single" w:color="A6A6A6" w:sz="4"/>
+              <w:right w:val="single" w:color="A6A6A6" w:sz="4"/>
+            </w:tcBorders>
+            <w:tcMar>
+              <w:top w:type="dxa" w:w="60"/>
+              <w:left w:type="dxa" w:w="100"/>
+              <w:bottom w:type="dxa" w:w="60"/>
+              <w:right w:type="dxa" w:w="100"/>
+            </w:tcMar>
+          </w:tcPr>
+          <w:p>
+            <w:pPr>
+              <w:spacing w:after="40"/>
+            </w:pPr>
+            <w:r>
+              <w:rPr>
+                <w:rFonts w:ascii="Arial" w:cs="Arial" w:eastAsia="Arial" w:hAnsi="Arial"/>
+              </w:rPr>
+              <w:t xml:space="preserve">V-01</w:t>
+            </w:r>
+          </w:p>
+        </w:tc>
+        <w:tc>
+          <w:tcPr>
+            <w:tcW w:type="dxa" w:w="3610"/>
+            <w:tcBorders>
+              <w:top w:val="single" w:color="A6A6A6" w:sz="4"/>
+              <w:left w:val="single" w:color="A6A6A6" w:sz="4"/>
+              <w:bottom w:val="single" w:color="A6A6A6" w:sz="4"/>
+              <w:right w:val="single" w:color="A6A6A6" w:sz="4"/>
+            </w:tcBorders>
+            <w:tcMar>
+              <w:top w:type="dxa" w:w="60"/>
+              <w:left w:type="dxa" w:w="100"/>
+              <w:bottom w:type="dxa" w:w="60"/>
+              <w:right w:type="dxa" w:w="100"/>
+            </w:tcMar>
+          </w:tcPr>
+          <w:p>
+            <w:pPr>
+              <w:spacing w:after="40"/>
+            </w:pPr>
+            <w:r>
+              <w:rPr>
+                <w:rFonts w:ascii="Arial" w:cs="Arial" w:eastAsia="Arial" w:hAnsi="Arial"/>
+              </w:rPr>
+              <w:t xml:space="preserve">Start the program. Click through the scenario buttons.</w:t>
+            </w:r>
+          </w:p>
+        </w:tc>
+        <w:tc>
+          <w:tcPr>
+            <w:tcW w:type="dxa" w:w="3069"/>
+            <w:tcBorders>
+              <w:top w:val="single" w:color="A6A6A6" w:sz="4"/>
+              <w:left w:val="single" w:color="A6A6A6" w:sz="4"/>
+              <w:bottom w:val="single" w:color="A6A6A6" w:sz="4"/>
+              <w:right w:val="single" w:color="A6A6A6" w:sz="4"/>
+            </w:tcBorders>
+            <w:tcMar>
+              <w:top w:type="dxa" w:w="60"/>
+              <w:left w:type="dxa" w:w="100"/>
+              <w:bottom w:type="dxa" w:w="60"/>
+              <w:right w:type="dxa" w:w="100"/>
+            </w:tcMar>
+          </w:tcPr>
+          <w:p>
+            <w:pPr>
+              <w:spacing w:after="40"/>
+            </w:pPr>
+            <w:r>
+              <w:rPr>
+                <w:rFonts w:ascii="Arial" w:cs="Arial" w:eastAsia="Arial" w:hAnsi="Arial"/>
+              </w:rPr>
+              <w:t xml:space="preserve">Download / Upload choice at the top, nine scenarios; the proposed file name changes with the scenario; upload options greyed out.</w:t>
+            </w:r>
+          </w:p>
+        </w:tc>
+        <w:tc>
+          <w:tcPr>
+            <w:tcW w:type="dxa" w:w="722"/>
+            <w:tcBorders>
+              <w:top w:val="single" w:color="A6A6A6" w:sz="4"/>
+              <w:left w:val="single" w:color="A6A6A6" w:sz="4"/>
+              <w:bottom w:val="single" w:color="A6A6A6" w:sz="4"/>
+              <w:right w:val="single" w:color="A6A6A6" w:sz="4"/>
+            </w:tcBorders>
+            <w:tcMar>
+              <w:top w:type="dxa" w:w="60"/>
+              <w:left w:type="dxa" w:w="100"/>
+              <w:bottom w:type="dxa" w:w="60"/>
+              <w:right w:type="dxa" w:w="100"/>
+            </w:tcMar>
+          </w:tcPr>
+          <w:p>
+            <w:pPr>
+              <w:spacing w:after="40"/>
+            </w:pPr>
+          </w:p>
+        </w:tc>
+        <w:tc>
+          <w:tcPr>
+            <w:tcW w:type="dxa" w:w="903"/>
             <w:tcBorders>
               <w:top w:val="single" w:color="A6A6A6" w:sz="4"/>
               <w:left w:val="single" w:color="A6A6A6" w:sz="4"/>
@@ -6993,141 +9606,113 @@
       <w:tr>
         <w:tc>
           <w:tcPr>
-            <w:tcW w:type="dxa" w:w="451"/>
-            <w:tcBorders>
-              <w:top w:val="single" w:color="A6A6A6" w:sz="4"/>
-              <w:left w:val="single" w:color="A6A6A6" w:sz="4"/>
-              <w:bottom w:val="single" w:color="A6A6A6" w:sz="4"/>
-              <w:right w:val="single" w:color="A6A6A6" w:sz="4"/>
-            </w:tcBorders>
-            <w:tcMar>
-              <w:top w:type="dxa" w:w="60"/>
-              <w:left w:type="dxa" w:w="100"/>
-              <w:bottom w:type="dxa" w:w="60"/>
-              <w:right w:type="dxa" w:w="100"/>
-            </w:tcMar>
-          </w:tcPr>
-          <w:p>
-            <w:pPr>
-              <w:spacing w:after="40"/>
-            </w:pPr>
-            <w:r>
-              <w:rPr>
-                <w:rFonts w:ascii="Arial" w:cs="Arial" w:eastAsia="Arial" w:hAnsi="Arial"/>
-              </w:rPr>
-              <w:t xml:space="preserve">2</w:t>
-            </w:r>
-          </w:p>
-        </w:tc>
-        <w:tc>
-          <w:tcPr>
-            <w:tcW w:type="dxa" w:w="993"/>
-            <w:tcBorders>
-              <w:top w:val="single" w:color="A6A6A6" w:sz="4"/>
-              <w:left w:val="single" w:color="A6A6A6" w:sz="4"/>
-              <w:bottom w:val="single" w:color="A6A6A6" w:sz="4"/>
-              <w:right w:val="single" w:color="A6A6A6" w:sz="4"/>
-            </w:tcBorders>
-            <w:tcMar>
-              <w:top w:type="dxa" w:w="60"/>
-              <w:left w:type="dxa" w:w="100"/>
-              <w:bottom w:type="dxa" w:w="60"/>
-              <w:right w:type="dxa" w:w="100"/>
-            </w:tcMar>
-          </w:tcPr>
-          <w:p>
-            <w:pPr>
-              <w:spacing w:after="40"/>
-            </w:pPr>
-            <w:r>
-              <w:rPr>
-                <w:rFonts w:ascii="Arial" w:cs="Arial" w:eastAsia="Arial" w:hAnsi="Arial"/>
-              </w:rPr>
-              <w:t xml:space="preserve">Customer</w:t>
-            </w:r>
-          </w:p>
-        </w:tc>
-        <w:tc>
-          <w:tcPr>
-            <w:tcW w:type="dxa" w:w="2527"/>
-            <w:tcBorders>
-              <w:top w:val="single" w:color="A6A6A6" w:sz="4"/>
-              <w:left w:val="single" w:color="A6A6A6" w:sz="4"/>
-              <w:bottom w:val="single" w:color="A6A6A6" w:sz="4"/>
-              <w:right w:val="single" w:color="A6A6A6" w:sz="4"/>
-            </w:tcBorders>
-            <w:tcMar>
-              <w:top w:type="dxa" w:w="60"/>
-              <w:left w:type="dxa" w:w="100"/>
-              <w:bottom w:type="dxa" w:w="60"/>
-              <w:right w:type="dxa" w:w="100"/>
-            </w:tcMar>
-          </w:tcPr>
-          <w:p>
-            <w:pPr>
-              <w:spacing w:after="40"/>
-            </w:pPr>
-            <w:r>
-              <w:rPr>
-                <w:rFonts w:ascii="Arial" w:cs="Arial" w:eastAsia="Arial" w:hAnsi="Arial"/>
-              </w:rPr>
-              <w:t xml:space="preserve">Download empty template</w:t>
-            </w:r>
-          </w:p>
-        </w:tc>
-        <w:tc>
-          <w:tcPr>
-            <w:tcW w:type="dxa" w:w="2527"/>
-            <w:tcBorders>
-              <w:top w:val="single" w:color="A6A6A6" w:sz="4"/>
-              <w:left w:val="single" w:color="A6A6A6" w:sz="4"/>
-              <w:bottom w:val="single" w:color="A6A6A6" w:sz="4"/>
-              <w:right w:val="single" w:color="A6A6A6" w:sz="4"/>
-            </w:tcBorders>
-            <w:tcMar>
-              <w:top w:type="dxa" w:w="60"/>
-              <w:left w:type="dxa" w:w="100"/>
-              <w:bottom w:type="dxa" w:w="60"/>
-              <w:right w:type="dxa" w:w="100"/>
-            </w:tcMar>
-          </w:tcPr>
-          <w:p>
-            <w:pPr>
-              <w:spacing w:after="40"/>
-            </w:pPr>
-            <w:r>
-              <w:rPr>
-                <w:rFonts w:ascii="Arial" w:cs="Arial" w:eastAsia="Arial" w:hAnsi="Arial"/>
-              </w:rPr>
-              <w:t xml:space="preserve">Headings only</w:t>
-            </w:r>
-          </w:p>
-        </w:tc>
-        <w:tc>
-          <w:tcPr>
-            <w:tcW w:type="dxa" w:w="1083"/>
-            <w:tcBorders>
-              <w:top w:val="single" w:color="A6A6A6" w:sz="4"/>
-              <w:left w:val="single" w:color="A6A6A6" w:sz="4"/>
-              <w:bottom w:val="single" w:color="A6A6A6" w:sz="4"/>
-              <w:right w:val="single" w:color="A6A6A6" w:sz="4"/>
-            </w:tcBorders>
-            <w:tcMar>
-              <w:top w:type="dxa" w:w="60"/>
-              <w:left w:type="dxa" w:w="100"/>
-              <w:bottom w:type="dxa" w:w="60"/>
-              <w:right w:type="dxa" w:w="100"/>
-            </w:tcMar>
-          </w:tcPr>
-          <w:p>
-            <w:pPr>
-              <w:spacing w:after="40"/>
-            </w:pPr>
-          </w:p>
-        </w:tc>
-        <w:tc>
-          <w:tcPr>
-            <w:tcW w:type="dxa" w:w="1445"/>
+            <w:tcW w:type="dxa" w:w="722"/>
+            <w:tcBorders>
+              <w:top w:val="single" w:color="A6A6A6" w:sz="4"/>
+              <w:left w:val="single" w:color="A6A6A6" w:sz="4"/>
+              <w:bottom w:val="single" w:color="A6A6A6" w:sz="4"/>
+              <w:right w:val="single" w:color="A6A6A6" w:sz="4"/>
+            </w:tcBorders>
+            <w:tcMar>
+              <w:top w:type="dxa" w:w="60"/>
+              <w:left w:type="dxa" w:w="100"/>
+              <w:bottom w:type="dxa" w:w="60"/>
+              <w:right w:type="dxa" w:w="100"/>
+            </w:tcMar>
+          </w:tcPr>
+          <w:p>
+            <w:pPr>
+              <w:spacing w:after="40"/>
+            </w:pPr>
+            <w:r>
+              <w:rPr>
+                <w:rFonts w:ascii="Arial" w:cs="Arial" w:eastAsia="Arial" w:hAnsi="Arial"/>
+              </w:rPr>
+              <w:t xml:space="preserve">V-02</w:t>
+            </w:r>
+          </w:p>
+        </w:tc>
+        <w:tc>
+          <w:tcPr>
+            <w:tcW w:type="dxa" w:w="3610"/>
+            <w:tcBorders>
+              <w:top w:val="single" w:color="A6A6A6" w:sz="4"/>
+              <w:left w:val="single" w:color="A6A6A6" w:sz="4"/>
+              <w:bottom w:val="single" w:color="A6A6A6" w:sz="4"/>
+              <w:right w:val="single" w:color="A6A6A6" w:sz="4"/>
+            </w:tcBorders>
+            <w:tcMar>
+              <w:top w:type="dxa" w:w="60"/>
+              <w:left w:type="dxa" w:w="100"/>
+              <w:bottom w:type="dxa" w:w="60"/>
+              <w:right w:type="dxa" w:w="100"/>
+            </w:tcMar>
+          </w:tcPr>
+          <w:p>
+            <w:pPr>
+              <w:spacing w:after="40"/>
+            </w:pPr>
+            <w:r>
+              <w:rPr>
+                <w:rFonts w:ascii="Arial" w:cs="Arial" w:eastAsia="Arial" w:hAnsi="Arial"/>
+              </w:rPr>
+              <w:t xml:space="preserve">Download each scenario for 2-3 existing vendors.</w:t>
+            </w:r>
+          </w:p>
+        </w:tc>
+        <w:tc>
+          <w:tcPr>
+            <w:tcW w:type="dxa" w:w="3069"/>
+            <w:tcBorders>
+              <w:top w:val="single" w:color="A6A6A6" w:sz="4"/>
+              <w:left w:val="single" w:color="A6A6A6" w:sz="4"/>
+              <w:bottom w:val="single" w:color="A6A6A6" w:sz="4"/>
+              <w:right w:val="single" w:color="A6A6A6" w:sz="4"/>
+            </w:tcBorders>
+            <w:tcMar>
+              <w:top w:type="dxa" w:w="60"/>
+              <w:left w:type="dxa" w:w="100"/>
+              <w:bottom w:type="dxa" w:w="60"/>
+              <w:right w:type="dxa" w:w="100"/>
+            </w:tcMar>
+          </w:tcPr>
+          <w:p>
+            <w:pPr>
+              <w:spacing w:after="40"/>
+            </w:pPr>
+            <w:r>
+              <w:rPr>
+                <w:rFonts w:ascii="Arial" w:cs="Arial" w:eastAsia="Arial" w:hAnsi="Arial"/>
+              </w:rPr>
+              <w:t xml:space="preserve">Headings as the vendor workbook tab; values match BP.</w:t>
+            </w:r>
+          </w:p>
+        </w:tc>
+        <w:tc>
+          <w:tcPr>
+            <w:tcW w:type="dxa" w:w="722"/>
+            <w:tcBorders>
+              <w:top w:val="single" w:color="A6A6A6" w:sz="4"/>
+              <w:left w:val="single" w:color="A6A6A6" w:sz="4"/>
+              <w:bottom w:val="single" w:color="A6A6A6" w:sz="4"/>
+              <w:right w:val="single" w:color="A6A6A6" w:sz="4"/>
+            </w:tcBorders>
+            <w:tcMar>
+              <w:top w:type="dxa" w:w="60"/>
+              <w:left w:type="dxa" w:w="100"/>
+              <w:bottom w:type="dxa" w:w="60"/>
+              <w:right w:type="dxa" w:w="100"/>
+            </w:tcMar>
+          </w:tcPr>
+          <w:p>
+            <w:pPr>
+              <w:spacing w:after="40"/>
+            </w:pPr>
+          </w:p>
+        </w:tc>
+        <w:tc>
+          <w:tcPr>
+            <w:tcW w:type="dxa" w:w="903"/>
             <w:tcBorders>
               <w:top w:val="single" w:color="A6A6A6" w:sz="4"/>
               <w:left w:val="single" w:color="A6A6A6" w:sz="4"/>
@@ -7151,141 +9736,113 @@
       <w:tr>
         <w:tc>
           <w:tcPr>
-            <w:tcW w:type="dxa" w:w="451"/>
-            <w:tcBorders>
-              <w:top w:val="single" w:color="A6A6A6" w:sz="4"/>
-              <w:left w:val="single" w:color="A6A6A6" w:sz="4"/>
-              <w:bottom w:val="single" w:color="A6A6A6" w:sz="4"/>
-              <w:right w:val="single" w:color="A6A6A6" w:sz="4"/>
-            </w:tcBorders>
-            <w:tcMar>
-              <w:top w:type="dxa" w:w="60"/>
-              <w:left w:type="dxa" w:w="100"/>
-              <w:bottom w:type="dxa" w:w="60"/>
-              <w:right w:type="dxa" w:w="100"/>
-            </w:tcMar>
-          </w:tcPr>
-          <w:p>
-            <w:pPr>
-              <w:spacing w:after="40"/>
-            </w:pPr>
-            <w:r>
-              <w:rPr>
-                <w:rFonts w:ascii="Arial" w:cs="Arial" w:eastAsia="Arial" w:hAnsi="Arial"/>
-              </w:rPr>
-              <w:t xml:space="preserve">3</w:t>
-            </w:r>
-          </w:p>
-        </w:tc>
-        <w:tc>
-          <w:tcPr>
-            <w:tcW w:type="dxa" w:w="993"/>
-            <w:tcBorders>
-              <w:top w:val="single" w:color="A6A6A6" w:sz="4"/>
-              <w:left w:val="single" w:color="A6A6A6" w:sz="4"/>
-              <w:bottom w:val="single" w:color="A6A6A6" w:sz="4"/>
-              <w:right w:val="single" w:color="A6A6A6" w:sz="4"/>
-            </w:tcBorders>
-            <w:tcMar>
-              <w:top w:type="dxa" w:w="60"/>
-              <w:left w:type="dxa" w:w="100"/>
-              <w:bottom w:type="dxa" w:w="60"/>
-              <w:right w:type="dxa" w:w="100"/>
-            </w:tcMar>
-          </w:tcPr>
-          <w:p>
-            <w:pPr>
-              <w:spacing w:after="40"/>
-            </w:pPr>
-            <w:r>
-              <w:rPr>
-                <w:rFonts w:ascii="Arial" w:cs="Arial" w:eastAsia="Arial" w:hAnsi="Arial"/>
-              </w:rPr>
-              <w:t xml:space="preserve">Customer</w:t>
-            </w:r>
-          </w:p>
-        </w:tc>
-        <w:tc>
-          <w:tcPr>
-            <w:tcW w:type="dxa" w:w="2527"/>
-            <w:tcBorders>
-              <w:top w:val="single" w:color="A6A6A6" w:sz="4"/>
-              <w:left w:val="single" w:color="A6A6A6" w:sz="4"/>
-              <w:bottom w:val="single" w:color="A6A6A6" w:sz="4"/>
-              <w:right w:val="single" w:color="A6A6A6" w:sz="4"/>
-            </w:tcBorders>
-            <w:tcMar>
-              <w:top w:type="dxa" w:w="60"/>
-              <w:left w:type="dxa" w:w="100"/>
-              <w:bottom w:type="dxa" w:w="60"/>
-              <w:right w:type="dxa" w:w="100"/>
-            </w:tcMar>
-          </w:tcPr>
-          <w:p>
-            <w:pPr>
-              <w:spacing w:after="40"/>
-            </w:pPr>
-            <w:r>
-              <w:rPr>
-                <w:rFonts w:ascii="Arial" w:cs="Arial" w:eastAsia="Arial" w:hAnsi="Arial"/>
-              </w:rPr>
-              <w:t xml:space="preserve">Download extension and block templates</w:t>
-            </w:r>
-          </w:p>
-        </w:tc>
-        <w:tc>
-          <w:tcPr>
-            <w:tcW w:type="dxa" w:w="2527"/>
-            <w:tcBorders>
-              <w:top w:val="single" w:color="A6A6A6" w:sz="4"/>
-              <w:left w:val="single" w:color="A6A6A6" w:sz="4"/>
-              <w:bottom w:val="single" w:color="A6A6A6" w:sz="4"/>
-              <w:right w:val="single" w:color="A6A6A6" w:sz="4"/>
-            </w:tcBorders>
-            <w:tcMar>
-              <w:top w:type="dxa" w:w="60"/>
-              <w:left w:type="dxa" w:w="100"/>
-              <w:bottom w:type="dxa" w:w="60"/>
-              <w:right w:type="dxa" w:w="100"/>
-            </w:tcMar>
-          </w:tcPr>
-          <w:p>
-            <w:pPr>
-              <w:spacing w:after="40"/>
-            </w:pPr>
-            <w:r>
-              <w:rPr>
-                <w:rFonts w:ascii="Arial" w:cs="Arial" w:eastAsia="Arial" w:hAnsi="Arial"/>
-              </w:rPr>
-              <w:t xml:space="preserve">Correct headings and data</w:t>
-            </w:r>
-          </w:p>
-        </w:tc>
-        <w:tc>
-          <w:tcPr>
-            <w:tcW w:type="dxa" w:w="1083"/>
-            <w:tcBorders>
-              <w:top w:val="single" w:color="A6A6A6" w:sz="4"/>
-              <w:left w:val="single" w:color="A6A6A6" w:sz="4"/>
-              <w:bottom w:val="single" w:color="A6A6A6" w:sz="4"/>
-              <w:right w:val="single" w:color="A6A6A6" w:sz="4"/>
-            </w:tcBorders>
-            <w:tcMar>
-              <w:top w:type="dxa" w:w="60"/>
-              <w:left w:type="dxa" w:w="100"/>
-              <w:bottom w:type="dxa" w:w="60"/>
-              <w:right w:type="dxa" w:w="100"/>
-            </w:tcMar>
-          </w:tcPr>
-          <w:p>
-            <w:pPr>
-              <w:spacing w:after="40"/>
-            </w:pPr>
-          </w:p>
-        </w:tc>
-        <w:tc>
-          <w:tcPr>
-            <w:tcW w:type="dxa" w:w="1445"/>
+            <w:tcW w:type="dxa" w:w="722"/>
+            <w:tcBorders>
+              <w:top w:val="single" w:color="A6A6A6" w:sz="4"/>
+              <w:left w:val="single" w:color="A6A6A6" w:sz="4"/>
+              <w:bottom w:val="single" w:color="A6A6A6" w:sz="4"/>
+              <w:right w:val="single" w:color="A6A6A6" w:sz="4"/>
+            </w:tcBorders>
+            <w:tcMar>
+              <w:top w:type="dxa" w:w="60"/>
+              <w:left w:type="dxa" w:w="100"/>
+              <w:bottom w:type="dxa" w:w="60"/>
+              <w:right w:type="dxa" w:w="100"/>
+            </w:tcMar>
+          </w:tcPr>
+          <w:p>
+            <w:pPr>
+              <w:spacing w:after="40"/>
+            </w:pPr>
+            <w:r>
+              <w:rPr>
+                <w:rFonts w:ascii="Arial" w:cs="Arial" w:eastAsia="Arial" w:hAnsi="Arial"/>
+              </w:rPr>
+              <w:t xml:space="preserve">V-03</w:t>
+            </w:r>
+          </w:p>
+        </w:tc>
+        <w:tc>
+          <w:tcPr>
+            <w:tcW w:type="dxa" w:w="3610"/>
+            <w:tcBorders>
+              <w:top w:val="single" w:color="A6A6A6" w:sz="4"/>
+              <w:left w:val="single" w:color="A6A6A6" w:sz="4"/>
+              <w:bottom w:val="single" w:color="A6A6A6" w:sz="4"/>
+              <w:right w:val="single" w:color="A6A6A6" w:sz="4"/>
+            </w:tcBorders>
+            <w:tcMar>
+              <w:top w:type="dxa" w:w="60"/>
+              <w:left w:type="dxa" w:w="100"/>
+              <w:bottom w:type="dxa" w:w="60"/>
+              <w:right w:type="dxa" w:w="100"/>
+            </w:tcMar>
+          </w:tcPr>
+          <w:p>
+            <w:pPr>
+              <w:spacing w:after="40"/>
+            </w:pPr>
+            <w:r>
+              <w:rPr>
+                <w:rFonts w:ascii="Arial" w:cs="Arial" w:eastAsia="Arial" w:hAnsi="Arial"/>
+              </w:rPr>
+              <w:t xml:space="preserve">Download with Headings only ticked.</w:t>
+            </w:r>
+          </w:p>
+        </w:tc>
+        <w:tc>
+          <w:tcPr>
+            <w:tcW w:type="dxa" w:w="3069"/>
+            <w:tcBorders>
+              <w:top w:val="single" w:color="A6A6A6" w:sz="4"/>
+              <w:left w:val="single" w:color="A6A6A6" w:sz="4"/>
+              <w:bottom w:val="single" w:color="A6A6A6" w:sz="4"/>
+              <w:right w:val="single" w:color="A6A6A6" w:sz="4"/>
+            </w:tcBorders>
+            <w:tcMar>
+              <w:top w:type="dxa" w:w="60"/>
+              <w:left w:type="dxa" w:w="100"/>
+              <w:bottom w:type="dxa" w:w="60"/>
+              <w:right w:type="dxa" w:w="100"/>
+            </w:tcMar>
+          </w:tcPr>
+          <w:p>
+            <w:pPr>
+              <w:spacing w:after="40"/>
+            </w:pPr>
+            <w:r>
+              <w:rPr>
+                <w:rFonts w:ascii="Arial" w:cs="Arial" w:eastAsia="Arial" w:hAnsi="Arial"/>
+              </w:rPr>
+              <w:t xml:space="preserve">Headings, no data.</w:t>
+            </w:r>
+          </w:p>
+        </w:tc>
+        <w:tc>
+          <w:tcPr>
+            <w:tcW w:type="dxa" w:w="722"/>
+            <w:tcBorders>
+              <w:top w:val="single" w:color="A6A6A6" w:sz="4"/>
+              <w:left w:val="single" w:color="A6A6A6" w:sz="4"/>
+              <w:bottom w:val="single" w:color="A6A6A6" w:sz="4"/>
+              <w:right w:val="single" w:color="A6A6A6" w:sz="4"/>
+            </w:tcBorders>
+            <w:tcMar>
+              <w:top w:type="dxa" w:w="60"/>
+              <w:left w:type="dxa" w:w="100"/>
+              <w:bottom w:type="dxa" w:w="60"/>
+              <w:right w:type="dxa" w:w="100"/>
+            </w:tcMar>
+          </w:tcPr>
+          <w:p>
+            <w:pPr>
+              <w:spacing w:after="40"/>
+            </w:pPr>
+          </w:p>
+        </w:tc>
+        <w:tc>
+          <w:tcPr>
+            <w:tcW w:type="dxa" w:w="903"/>
             <w:tcBorders>
               <w:top w:val="single" w:color="A6A6A6" w:sz="4"/>
               <w:left w:val="single" w:color="A6A6A6" w:sz="4"/>
@@ -7309,141 +9866,113 @@
       <w:tr>
         <w:tc>
           <w:tcPr>
-            <w:tcW w:type="dxa" w:w="451"/>
-            <w:tcBorders>
-              <w:top w:val="single" w:color="A6A6A6" w:sz="4"/>
-              <w:left w:val="single" w:color="A6A6A6" w:sz="4"/>
-              <w:bottom w:val="single" w:color="A6A6A6" w:sz="4"/>
-              <w:right w:val="single" w:color="A6A6A6" w:sz="4"/>
-            </w:tcBorders>
-            <w:tcMar>
-              <w:top w:type="dxa" w:w="60"/>
-              <w:left w:type="dxa" w:w="100"/>
-              <w:bottom w:type="dxa" w:w="60"/>
-              <w:right w:type="dxa" w:w="100"/>
-            </w:tcMar>
-          </w:tcPr>
-          <w:p>
-            <w:pPr>
-              <w:spacing w:after="40"/>
-            </w:pPr>
-            <w:r>
-              <w:rPr>
-                <w:rFonts w:ascii="Arial" w:cs="Arial" w:eastAsia="Arial" w:hAnsi="Arial"/>
-              </w:rPr>
-              <w:t xml:space="preserve">4</w:t>
-            </w:r>
-          </w:p>
-        </w:tc>
-        <w:tc>
-          <w:tcPr>
-            <w:tcW w:type="dxa" w:w="993"/>
-            <w:tcBorders>
-              <w:top w:val="single" w:color="A6A6A6" w:sz="4"/>
-              <w:left w:val="single" w:color="A6A6A6" w:sz="4"/>
-              <w:bottom w:val="single" w:color="A6A6A6" w:sz="4"/>
-              <w:right w:val="single" w:color="A6A6A6" w:sz="4"/>
-            </w:tcBorders>
-            <w:tcMar>
-              <w:top w:type="dxa" w:w="60"/>
-              <w:left w:type="dxa" w:w="100"/>
-              <w:bottom w:type="dxa" w:w="60"/>
-              <w:right w:type="dxa" w:w="100"/>
-            </w:tcMar>
-          </w:tcPr>
-          <w:p>
-            <w:pPr>
-              <w:spacing w:after="40"/>
-            </w:pPr>
-            <w:r>
-              <w:rPr>
-                <w:rFonts w:ascii="Arial" w:cs="Arial" w:eastAsia="Arial" w:hAnsi="Arial"/>
-              </w:rPr>
-              <w:t xml:space="preserve">Customer</w:t>
-            </w:r>
-          </w:p>
-        </w:tc>
-        <w:tc>
-          <w:tcPr>
-            <w:tcW w:type="dxa" w:w="2527"/>
-            <w:tcBorders>
-              <w:top w:val="single" w:color="A6A6A6" w:sz="4"/>
-              <w:left w:val="single" w:color="A6A6A6" w:sz="4"/>
-              <w:bottom w:val="single" w:color="A6A6A6" w:sz="4"/>
-              <w:right w:val="single" w:color="A6A6A6" w:sz="4"/>
-            </w:tcBorders>
-            <w:tcMar>
-              <w:top w:type="dxa" w:w="60"/>
-              <w:left w:type="dxa" w:w="100"/>
-              <w:bottom w:type="dxa" w:w="60"/>
-              <w:right w:type="dxa" w:w="100"/>
-            </w:tcMar>
-          </w:tcPr>
-          <w:p>
-            <w:pPr>
-              <w:spacing w:after="40"/>
-            </w:pPr>
-            <w:r>
-              <w:rPr>
-                <w:rFonts w:ascii="Arial" w:cs="Arial" w:eastAsia="Arial" w:hAnsi="Arial"/>
-              </w:rPr>
-              <w:t xml:space="preserve">Upload downloaded file unchanged, test run</w:t>
-            </w:r>
-          </w:p>
-        </w:tc>
-        <w:tc>
-          <w:tcPr>
-            <w:tcW w:type="dxa" w:w="2527"/>
-            <w:tcBorders>
-              <w:top w:val="single" w:color="A6A6A6" w:sz="4"/>
-              <w:left w:val="single" w:color="A6A6A6" w:sz="4"/>
-              <w:bottom w:val="single" w:color="A6A6A6" w:sz="4"/>
-              <w:right w:val="single" w:color="A6A6A6" w:sz="4"/>
-            </w:tcBorders>
-            <w:tcMar>
-              <w:top w:type="dxa" w:w="60"/>
-              <w:left w:type="dxa" w:w="100"/>
-              <w:bottom w:type="dxa" w:w="60"/>
-              <w:right w:type="dxa" w:w="100"/>
-            </w:tcMar>
-          </w:tcPr>
-          <w:p>
-            <w:pPr>
-              <w:spacing w:after="40"/>
-            </w:pPr>
-            <w:r>
-              <w:rPr>
-                <w:rFonts w:ascii="Arial" w:cs="Arial" w:eastAsia="Arial" w:hAnsi="Arial"/>
-              </w:rPr>
-              <w:t xml:space="preserve">Green, no errors</w:t>
-            </w:r>
-          </w:p>
-        </w:tc>
-        <w:tc>
-          <w:tcPr>
-            <w:tcW w:type="dxa" w:w="1083"/>
-            <w:tcBorders>
-              <w:top w:val="single" w:color="A6A6A6" w:sz="4"/>
-              <w:left w:val="single" w:color="A6A6A6" w:sz="4"/>
-              <w:bottom w:val="single" w:color="A6A6A6" w:sz="4"/>
-              <w:right w:val="single" w:color="A6A6A6" w:sz="4"/>
-            </w:tcBorders>
-            <w:tcMar>
-              <w:top w:type="dxa" w:w="60"/>
-              <w:left w:type="dxa" w:w="100"/>
-              <w:bottom w:type="dxa" w:w="60"/>
-              <w:right w:type="dxa" w:w="100"/>
-            </w:tcMar>
-          </w:tcPr>
-          <w:p>
-            <w:pPr>
-              <w:spacing w:after="40"/>
-            </w:pPr>
-          </w:p>
-        </w:tc>
-        <w:tc>
-          <w:tcPr>
-            <w:tcW w:type="dxa" w:w="1445"/>
+            <w:tcW w:type="dxa" w:w="722"/>
+            <w:tcBorders>
+              <w:top w:val="single" w:color="A6A6A6" w:sz="4"/>
+              <w:left w:val="single" w:color="A6A6A6" w:sz="4"/>
+              <w:bottom w:val="single" w:color="A6A6A6" w:sz="4"/>
+              <w:right w:val="single" w:color="A6A6A6" w:sz="4"/>
+            </w:tcBorders>
+            <w:tcMar>
+              <w:top w:type="dxa" w:w="60"/>
+              <w:left w:type="dxa" w:w="100"/>
+              <w:bottom w:type="dxa" w:w="60"/>
+              <w:right w:type="dxa" w:w="100"/>
+            </w:tcMar>
+          </w:tcPr>
+          <w:p>
+            <w:pPr>
+              <w:spacing w:after="40"/>
+            </w:pPr>
+            <w:r>
+              <w:rPr>
+                <w:rFonts w:ascii="Arial" w:cs="Arial" w:eastAsia="Arial" w:hAnsi="Arial"/>
+              </w:rPr>
+              <w:t xml:space="preserve">V-04</w:t>
+            </w:r>
+          </w:p>
+        </w:tc>
+        <w:tc>
+          <w:tcPr>
+            <w:tcW w:type="dxa" w:w="3610"/>
+            <w:tcBorders>
+              <w:top w:val="single" w:color="A6A6A6" w:sz="4"/>
+              <w:left w:val="single" w:color="A6A6A6" w:sz="4"/>
+              <w:bottom w:val="single" w:color="A6A6A6" w:sz="4"/>
+              <w:right w:val="single" w:color="A6A6A6" w:sz="4"/>
+            </w:tcBorders>
+            <w:tcMar>
+              <w:top w:type="dxa" w:w="60"/>
+              <w:left w:type="dxa" w:w="100"/>
+              <w:bottom w:type="dxa" w:w="60"/>
+              <w:right w:type="dxa" w:w="100"/>
+            </w:tcMar>
+          </w:tcPr>
+          <w:p>
+            <w:pPr>
+              <w:spacing w:after="40"/>
+            </w:pPr>
+            <w:r>
+              <w:rPr>
+                <w:rFonts w:ascii="Arial" w:cs="Arial" w:eastAsia="Arial" w:hAnsi="Arial"/>
+              </w:rPr>
+              <w:t xml:space="preserve">Switch to Upload; press F4 on File.</w:t>
+            </w:r>
+          </w:p>
+        </w:tc>
+        <w:tc>
+          <w:tcPr>
+            <w:tcW w:type="dxa" w:w="3069"/>
+            <w:tcBorders>
+              <w:top w:val="single" w:color="A6A6A6" w:sz="4"/>
+              <w:left w:val="single" w:color="A6A6A6" w:sz="4"/>
+              <w:bottom w:val="single" w:color="A6A6A6" w:sz="4"/>
+              <w:right w:val="single" w:color="A6A6A6" w:sz="4"/>
+            </w:tcBorders>
+            <w:tcMar>
+              <w:top w:type="dxa" w:w="60"/>
+              <w:left w:type="dxa" w:w="100"/>
+              <w:bottom w:type="dxa" w:w="60"/>
+              <w:right w:type="dxa" w:w="100"/>
+            </w:tcMar>
+          </w:tcPr>
+          <w:p>
+            <w:pPr>
+              <w:spacing w:after="40"/>
+            </w:pPr>
+            <w:r>
+              <w:rPr>
+                <w:rFonts w:ascii="Arial" w:cs="Arial" w:eastAsia="Arial" w:hAnsi="Arial"/>
+              </w:rPr>
+              <w:t xml:space="preserve">Proposed download name cleared; the file dialog opens; download fields greyed out.</w:t>
+            </w:r>
+          </w:p>
+        </w:tc>
+        <w:tc>
+          <w:tcPr>
+            <w:tcW w:type="dxa" w:w="722"/>
+            <w:tcBorders>
+              <w:top w:val="single" w:color="A6A6A6" w:sz="4"/>
+              <w:left w:val="single" w:color="A6A6A6" w:sz="4"/>
+              <w:bottom w:val="single" w:color="A6A6A6" w:sz="4"/>
+              <w:right w:val="single" w:color="A6A6A6" w:sz="4"/>
+            </w:tcBorders>
+            <w:tcMar>
+              <w:top w:type="dxa" w:w="60"/>
+              <w:left w:type="dxa" w:w="100"/>
+              <w:bottom w:type="dxa" w:w="60"/>
+              <w:right w:type="dxa" w:w="100"/>
+            </w:tcMar>
+          </w:tcPr>
+          <w:p>
+            <w:pPr>
+              <w:spacing w:after="40"/>
+            </w:pPr>
+          </w:p>
+        </w:tc>
+        <w:tc>
+          <w:tcPr>
+            <w:tcW w:type="dxa" w:w="903"/>
             <w:tcBorders>
               <w:top w:val="single" w:color="A6A6A6" w:sz="4"/>
               <w:left w:val="single" w:color="A6A6A6" w:sz="4"/>
@@ -7467,141 +9996,113 @@
       <w:tr>
         <w:tc>
           <w:tcPr>
-            <w:tcW w:type="dxa" w:w="451"/>
-            <w:tcBorders>
-              <w:top w:val="single" w:color="A6A6A6" w:sz="4"/>
-              <w:left w:val="single" w:color="A6A6A6" w:sz="4"/>
-              <w:bottom w:val="single" w:color="A6A6A6" w:sz="4"/>
-              <w:right w:val="single" w:color="A6A6A6" w:sz="4"/>
-            </w:tcBorders>
-            <w:tcMar>
-              <w:top w:type="dxa" w:w="60"/>
-              <w:left w:type="dxa" w:w="100"/>
-              <w:bottom w:type="dxa" w:w="60"/>
-              <w:right w:type="dxa" w:w="100"/>
-            </w:tcMar>
-          </w:tcPr>
-          <w:p>
-            <w:pPr>
-              <w:spacing w:after="40"/>
-            </w:pPr>
-            <w:r>
-              <w:rPr>
-                <w:rFonts w:ascii="Arial" w:cs="Arial" w:eastAsia="Arial" w:hAnsi="Arial"/>
-              </w:rPr>
-              <w:t xml:space="preserve">5</w:t>
-            </w:r>
-          </w:p>
-        </w:tc>
-        <w:tc>
-          <w:tcPr>
-            <w:tcW w:type="dxa" w:w="993"/>
-            <w:tcBorders>
-              <w:top w:val="single" w:color="A6A6A6" w:sz="4"/>
-              <w:left w:val="single" w:color="A6A6A6" w:sz="4"/>
-              <w:bottom w:val="single" w:color="A6A6A6" w:sz="4"/>
-              <w:right w:val="single" w:color="A6A6A6" w:sz="4"/>
-            </w:tcBorders>
-            <w:tcMar>
-              <w:top w:type="dxa" w:w="60"/>
-              <w:left w:type="dxa" w:w="100"/>
-              <w:bottom w:type="dxa" w:w="60"/>
-              <w:right w:type="dxa" w:w="100"/>
-            </w:tcMar>
-          </w:tcPr>
-          <w:p>
-            <w:pPr>
-              <w:spacing w:after="40"/>
-            </w:pPr>
-            <w:r>
-              <w:rPr>
-                <w:rFonts w:ascii="Arial" w:cs="Arial" w:eastAsia="Arial" w:hAnsi="Arial"/>
-              </w:rPr>
-              <w:t xml:space="preserve">Customer</w:t>
-            </w:r>
-          </w:p>
-        </w:tc>
-        <w:tc>
-          <w:tcPr>
-            <w:tcW w:type="dxa" w:w="2527"/>
-            <w:tcBorders>
-              <w:top w:val="single" w:color="A6A6A6" w:sz="4"/>
-              <w:left w:val="single" w:color="A6A6A6" w:sz="4"/>
-              <w:bottom w:val="single" w:color="A6A6A6" w:sz="4"/>
-              <w:right w:val="single" w:color="A6A6A6" w:sz="4"/>
-            </w:tcBorders>
-            <w:tcMar>
-              <w:top w:type="dxa" w:w="60"/>
-              <w:left w:type="dxa" w:w="100"/>
-              <w:bottom w:type="dxa" w:w="60"/>
-              <w:right w:type="dxa" w:w="100"/>
-            </w:tcMar>
-          </w:tcPr>
-          <w:p>
-            <w:pPr>
-              <w:spacing w:after="40"/>
-            </w:pPr>
-            <w:r>
-              <w:rPr>
-                <w:rFonts w:ascii="Arial" w:cs="Arial" w:eastAsia="Arial" w:hAnsi="Arial"/>
-              </w:rPr>
-              <w:t xml:space="preserve">Change one field, live</w:t>
-            </w:r>
-          </w:p>
-        </w:tc>
-        <w:tc>
-          <w:tcPr>
-            <w:tcW w:type="dxa" w:w="2527"/>
-            <w:tcBorders>
-              <w:top w:val="single" w:color="A6A6A6" w:sz="4"/>
-              <w:left w:val="single" w:color="A6A6A6" w:sz="4"/>
-              <w:bottom w:val="single" w:color="A6A6A6" w:sz="4"/>
-              <w:right w:val="single" w:color="A6A6A6" w:sz="4"/>
-            </w:tcBorders>
-            <w:tcMar>
-              <w:top w:type="dxa" w:w="60"/>
-              <w:left w:type="dxa" w:w="100"/>
-              <w:bottom w:type="dxa" w:w="60"/>
-              <w:right w:type="dxa" w:w="100"/>
-            </w:tcMar>
-          </w:tcPr>
-          <w:p>
-            <w:pPr>
-              <w:spacing w:after="40"/>
-            </w:pPr>
-            <w:r>
-              <w:rPr>
-                <w:rFonts w:ascii="Arial" w:cs="Arial" w:eastAsia="Arial" w:hAnsi="Arial"/>
-              </w:rPr>
-              <w:t xml:space="preserve">Only that field changed in BP</w:t>
-            </w:r>
-          </w:p>
-        </w:tc>
-        <w:tc>
-          <w:tcPr>
-            <w:tcW w:type="dxa" w:w="1083"/>
-            <w:tcBorders>
-              <w:top w:val="single" w:color="A6A6A6" w:sz="4"/>
-              <w:left w:val="single" w:color="A6A6A6" w:sz="4"/>
-              <w:bottom w:val="single" w:color="A6A6A6" w:sz="4"/>
-              <w:right w:val="single" w:color="A6A6A6" w:sz="4"/>
-            </w:tcBorders>
-            <w:tcMar>
-              <w:top w:type="dxa" w:w="60"/>
-              <w:left w:type="dxa" w:w="100"/>
-              <w:bottom w:type="dxa" w:w="60"/>
-              <w:right w:type="dxa" w:w="100"/>
-            </w:tcMar>
-          </w:tcPr>
-          <w:p>
-            <w:pPr>
-              <w:spacing w:after="40"/>
-            </w:pPr>
-          </w:p>
-        </w:tc>
-        <w:tc>
-          <w:tcPr>
-            <w:tcW w:type="dxa" w:w="1445"/>
+            <w:tcW w:type="dxa" w:w="722"/>
+            <w:tcBorders>
+              <w:top w:val="single" w:color="A6A6A6" w:sz="4"/>
+              <w:left w:val="single" w:color="A6A6A6" w:sz="4"/>
+              <w:bottom w:val="single" w:color="A6A6A6" w:sz="4"/>
+              <w:right w:val="single" w:color="A6A6A6" w:sz="4"/>
+            </w:tcBorders>
+            <w:tcMar>
+              <w:top w:type="dxa" w:w="60"/>
+              <w:left w:type="dxa" w:w="100"/>
+              <w:bottom w:type="dxa" w:w="60"/>
+              <w:right w:type="dxa" w:w="100"/>
+            </w:tcMar>
+          </w:tcPr>
+          <w:p>
+            <w:pPr>
+              <w:spacing w:after="40"/>
+            </w:pPr>
+            <w:r>
+              <w:rPr>
+                <w:rFonts w:ascii="Arial" w:cs="Arial" w:eastAsia="Arial" w:hAnsi="Arial"/>
+              </w:rPr>
+              <w:t xml:space="preserve">V-05</w:t>
+            </w:r>
+          </w:p>
+        </w:tc>
+        <w:tc>
+          <w:tcPr>
+            <w:tcW w:type="dxa" w:w="3610"/>
+            <w:tcBorders>
+              <w:top w:val="single" w:color="A6A6A6" w:sz="4"/>
+              <w:left w:val="single" w:color="A6A6A6" w:sz="4"/>
+              <w:bottom w:val="single" w:color="A6A6A6" w:sz="4"/>
+              <w:right w:val="single" w:color="A6A6A6" w:sz="4"/>
+            </w:tcBorders>
+            <w:tcMar>
+              <w:top w:type="dxa" w:w="60"/>
+              <w:left w:type="dxa" w:w="100"/>
+              <w:bottom w:type="dxa" w:w="60"/>
+              <w:right w:type="dxa" w:w="100"/>
+            </w:tcMar>
+          </w:tcPr>
+          <w:p>
+            <w:pPr>
+              <w:spacing w:after="40"/>
+            </w:pPr>
+            <w:r>
+              <w:rPr>
+                <w:rFonts w:ascii="Arial" w:cs="Arial" w:eastAsia="Arial" w:hAnsi="Arial"/>
+              </w:rPr>
+              <w:t xml:space="preserve">Upload an .xls file (old Excel format).</w:t>
+            </w:r>
+          </w:p>
+        </w:tc>
+        <w:tc>
+          <w:tcPr>
+            <w:tcW w:type="dxa" w:w="3069"/>
+            <w:tcBorders>
+              <w:top w:val="single" w:color="A6A6A6" w:sz="4"/>
+              <w:left w:val="single" w:color="A6A6A6" w:sz="4"/>
+              <w:bottom w:val="single" w:color="A6A6A6" w:sz="4"/>
+              <w:right w:val="single" w:color="A6A6A6" w:sz="4"/>
+            </w:tcBorders>
+            <w:tcMar>
+              <w:top w:type="dxa" w:w="60"/>
+              <w:left w:type="dxa" w:w="100"/>
+              <w:bottom w:type="dxa" w:w="60"/>
+              <w:right w:type="dxa" w:w="100"/>
+            </w:tcMar>
+          </w:tcPr>
+          <w:p>
+            <w:pPr>
+              <w:spacing w:after="40"/>
+            </w:pPr>
+            <w:r>
+              <w:rPr>
+                <w:rFonts w:ascii="Arial" w:cs="Arial" w:eastAsia="Arial" w:hAnsi="Arial"/>
+              </w:rPr>
+              <w:t xml:space="preserve">Message that the program reads .xlsx only.</w:t>
+            </w:r>
+          </w:p>
+        </w:tc>
+        <w:tc>
+          <w:tcPr>
+            <w:tcW w:type="dxa" w:w="722"/>
+            <w:tcBorders>
+              <w:top w:val="single" w:color="A6A6A6" w:sz="4"/>
+              <w:left w:val="single" w:color="A6A6A6" w:sz="4"/>
+              <w:bottom w:val="single" w:color="A6A6A6" w:sz="4"/>
+              <w:right w:val="single" w:color="A6A6A6" w:sz="4"/>
+            </w:tcBorders>
+            <w:tcMar>
+              <w:top w:type="dxa" w:w="60"/>
+              <w:left w:type="dxa" w:w="100"/>
+              <w:bottom w:type="dxa" w:w="60"/>
+              <w:right w:type="dxa" w:w="100"/>
+            </w:tcMar>
+          </w:tcPr>
+          <w:p>
+            <w:pPr>
+              <w:spacing w:after="40"/>
+            </w:pPr>
+          </w:p>
+        </w:tc>
+        <w:tc>
+          <w:tcPr>
+            <w:tcW w:type="dxa" w:w="903"/>
             <w:tcBorders>
               <w:top w:val="single" w:color="A6A6A6" w:sz="4"/>
               <w:left w:val="single" w:color="A6A6A6" w:sz="4"/>
@@ -7625,141 +10126,113 @@
       <w:tr>
         <w:tc>
           <w:tcPr>
-            <w:tcW w:type="dxa" w:w="451"/>
-            <w:tcBorders>
-              <w:top w:val="single" w:color="A6A6A6" w:sz="4"/>
-              <w:left w:val="single" w:color="A6A6A6" w:sz="4"/>
-              <w:bottom w:val="single" w:color="A6A6A6" w:sz="4"/>
-              <w:right w:val="single" w:color="A6A6A6" w:sz="4"/>
-            </w:tcBorders>
-            <w:tcMar>
-              <w:top w:type="dxa" w:w="60"/>
-              <w:left w:type="dxa" w:w="100"/>
-              <w:bottom w:type="dxa" w:w="60"/>
-              <w:right w:type="dxa" w:w="100"/>
-            </w:tcMar>
-          </w:tcPr>
-          <w:p>
-            <w:pPr>
-              <w:spacing w:after="40"/>
-            </w:pPr>
-            <w:r>
-              <w:rPr>
-                <w:rFonts w:ascii="Arial" w:cs="Arial" w:eastAsia="Arial" w:hAnsi="Arial"/>
-              </w:rPr>
-              <w:t xml:space="preserve">6</w:t>
-            </w:r>
-          </w:p>
-        </w:tc>
-        <w:tc>
-          <w:tcPr>
-            <w:tcW w:type="dxa" w:w="993"/>
-            <w:tcBorders>
-              <w:top w:val="single" w:color="A6A6A6" w:sz="4"/>
-              <w:left w:val="single" w:color="A6A6A6" w:sz="4"/>
-              <w:bottom w:val="single" w:color="A6A6A6" w:sz="4"/>
-              <w:right w:val="single" w:color="A6A6A6" w:sz="4"/>
-            </w:tcBorders>
-            <w:tcMar>
-              <w:top w:type="dxa" w:w="60"/>
-              <w:left w:type="dxa" w:w="100"/>
-              <w:bottom w:type="dxa" w:w="60"/>
-              <w:right w:type="dxa" w:w="100"/>
-            </w:tcMar>
-          </w:tcPr>
-          <w:p>
-            <w:pPr>
-              <w:spacing w:after="40"/>
-            </w:pPr>
-            <w:r>
-              <w:rPr>
-                <w:rFonts w:ascii="Arial" w:cs="Arial" w:eastAsia="Arial" w:hAnsi="Arial"/>
-              </w:rPr>
-              <w:t xml:space="preserve">Customer</w:t>
-            </w:r>
-          </w:p>
-        </w:tc>
-        <w:tc>
-          <w:tcPr>
-            <w:tcW w:type="dxa" w:w="2527"/>
-            <w:tcBorders>
-              <w:top w:val="single" w:color="A6A6A6" w:sz="4"/>
-              <w:left w:val="single" w:color="A6A6A6" w:sz="4"/>
-              <w:bottom w:val="single" w:color="A6A6A6" w:sz="4"/>
-              <w:right w:val="single" w:color="A6A6A6" w:sz="4"/>
-            </w:tcBorders>
-            <w:tcMar>
-              <w:top w:type="dxa" w:w="60"/>
-              <w:left w:type="dxa" w:w="100"/>
-              <w:bottom w:type="dxa" w:w="60"/>
-              <w:right w:type="dxa" w:w="100"/>
-            </w:tcMar>
-          </w:tcPr>
-          <w:p>
-            <w:pPr>
-              <w:spacing w:after="40"/>
-            </w:pPr>
-            <w:r>
-              <w:rPr>
-                <w:rFonts w:ascii="Arial" w:cs="Arial" w:eastAsia="Arial" w:hAnsi="Arial"/>
-              </w:rPr>
-              <w:t xml:space="preserve">Create a new customer</w:t>
-            </w:r>
-          </w:p>
-        </w:tc>
-        <w:tc>
-          <w:tcPr>
-            <w:tcW w:type="dxa" w:w="2527"/>
-            <w:tcBorders>
-              <w:top w:val="single" w:color="A6A6A6" w:sz="4"/>
-              <w:left w:val="single" w:color="A6A6A6" w:sz="4"/>
-              <w:bottom w:val="single" w:color="A6A6A6" w:sz="4"/>
-              <w:right w:val="single" w:color="A6A6A6" w:sz="4"/>
-            </w:tcBorders>
-            <w:tcMar>
-              <w:top w:type="dxa" w:w="60"/>
-              <w:left w:type="dxa" w:w="100"/>
-              <w:bottom w:type="dxa" w:w="60"/>
-              <w:right w:type="dxa" w:w="100"/>
-            </w:tcMar>
-          </w:tcPr>
-          <w:p>
-            <w:pPr>
-              <w:spacing w:after="40"/>
-            </w:pPr>
-            <w:r>
-              <w:rPr>
-                <w:rFonts w:ascii="Arial" w:cs="Arial" w:eastAsia="Arial" w:hAnsi="Arial"/>
-              </w:rPr>
-              <w:t xml:space="preserve">New number shown; customer in BP</w:t>
-            </w:r>
-          </w:p>
-        </w:tc>
-        <w:tc>
-          <w:tcPr>
-            <w:tcW w:type="dxa" w:w="1083"/>
-            <w:tcBorders>
-              <w:top w:val="single" w:color="A6A6A6" w:sz="4"/>
-              <w:left w:val="single" w:color="A6A6A6" w:sz="4"/>
-              <w:bottom w:val="single" w:color="A6A6A6" w:sz="4"/>
-              <w:right w:val="single" w:color="A6A6A6" w:sz="4"/>
-            </w:tcBorders>
-            <w:tcMar>
-              <w:top w:type="dxa" w:w="60"/>
-              <w:left w:type="dxa" w:w="100"/>
-              <w:bottom w:type="dxa" w:w="60"/>
-              <w:right w:type="dxa" w:w="100"/>
-            </w:tcMar>
-          </w:tcPr>
-          <w:p>
-            <w:pPr>
-              <w:spacing w:after="40"/>
-            </w:pPr>
-          </w:p>
-        </w:tc>
-        <w:tc>
-          <w:tcPr>
-            <w:tcW w:type="dxa" w:w="1445"/>
+            <w:tcW w:type="dxa" w:w="722"/>
+            <w:tcBorders>
+              <w:top w:val="single" w:color="A6A6A6" w:sz="4"/>
+              <w:left w:val="single" w:color="A6A6A6" w:sz="4"/>
+              <w:bottom w:val="single" w:color="A6A6A6" w:sz="4"/>
+              <w:right w:val="single" w:color="A6A6A6" w:sz="4"/>
+            </w:tcBorders>
+            <w:tcMar>
+              <w:top w:type="dxa" w:w="60"/>
+              <w:left w:type="dxa" w:w="100"/>
+              <w:bottom w:type="dxa" w:w="60"/>
+              <w:right w:type="dxa" w:w="100"/>
+            </w:tcMar>
+          </w:tcPr>
+          <w:p>
+            <w:pPr>
+              <w:spacing w:after="40"/>
+            </w:pPr>
+            <w:r>
+              <w:rPr>
+                <w:rFonts w:ascii="Arial" w:cs="Arial" w:eastAsia="Arial" w:hAnsi="Arial"/>
+              </w:rPr>
+              <w:t xml:space="preserve">V-06</w:t>
+            </w:r>
+          </w:p>
+        </w:tc>
+        <w:tc>
+          <w:tcPr>
+            <w:tcW w:type="dxa" w:w="3610"/>
+            <w:tcBorders>
+              <w:top w:val="single" w:color="A6A6A6" w:sz="4"/>
+              <w:left w:val="single" w:color="A6A6A6" w:sz="4"/>
+              <w:bottom w:val="single" w:color="A6A6A6" w:sz="4"/>
+              <w:right w:val="single" w:color="A6A6A6" w:sz="4"/>
+            </w:tcBorders>
+            <w:tcMar>
+              <w:top w:type="dxa" w:w="60"/>
+              <w:left w:type="dxa" w:w="100"/>
+              <w:bottom w:type="dxa" w:w="60"/>
+              <w:right w:type="dxa" w:w="100"/>
+            </w:tcMar>
+          </w:tcPr>
+          <w:p>
+            <w:pPr>
+              <w:spacing w:after="40"/>
+            </w:pPr>
+            <w:r>
+              <w:rPr>
+                <w:rFonts w:ascii="Arial" w:cs="Arial" w:eastAsia="Arial" w:hAnsi="Arial"/>
+              </w:rPr>
+              <w:t xml:space="preserve">Round trip: upload each file from V-02 unchanged, same scenario, Test run ticked.</w:t>
+            </w:r>
+          </w:p>
+        </w:tc>
+        <w:tc>
+          <w:tcPr>
+            <w:tcW w:type="dxa" w:w="3069"/>
+            <w:tcBorders>
+              <w:top w:val="single" w:color="A6A6A6" w:sz="4"/>
+              <w:left w:val="single" w:color="A6A6A6" w:sz="4"/>
+              <w:bottom w:val="single" w:color="A6A6A6" w:sz="4"/>
+              <w:right w:val="single" w:color="A6A6A6" w:sz="4"/>
+            </w:tcBorders>
+            <w:tcMar>
+              <w:top w:type="dxa" w:w="60"/>
+              <w:left w:type="dxa" w:w="100"/>
+              <w:bottom w:type="dxa" w:w="60"/>
+              <w:right w:type="dxa" w:w="100"/>
+            </w:tcMar>
+          </w:tcPr>
+          <w:p>
+            <w:pPr>
+              <w:spacing w:after="40"/>
+            </w:pPr>
+            <w:r>
+              <w:rPr>
+                <w:rFonts w:ascii="Arial" w:cs="Arial" w:eastAsia="Arial" w:hAnsi="Arial"/>
+              </w:rPr>
+              <w:t xml:space="preserve">Green lines, no errors.</w:t>
+            </w:r>
+          </w:p>
+        </w:tc>
+        <w:tc>
+          <w:tcPr>
+            <w:tcW w:type="dxa" w:w="722"/>
+            <w:tcBorders>
+              <w:top w:val="single" w:color="A6A6A6" w:sz="4"/>
+              <w:left w:val="single" w:color="A6A6A6" w:sz="4"/>
+              <w:bottom w:val="single" w:color="A6A6A6" w:sz="4"/>
+              <w:right w:val="single" w:color="A6A6A6" w:sz="4"/>
+            </w:tcBorders>
+            <w:tcMar>
+              <w:top w:type="dxa" w:w="60"/>
+              <w:left w:type="dxa" w:w="100"/>
+              <w:bottom w:type="dxa" w:w="60"/>
+              <w:right w:type="dxa" w:w="100"/>
+            </w:tcMar>
+          </w:tcPr>
+          <w:p>
+            <w:pPr>
+              <w:spacing w:after="40"/>
+            </w:pPr>
+          </w:p>
+        </w:tc>
+        <w:tc>
+          <w:tcPr>
+            <w:tcW w:type="dxa" w:w="903"/>
             <w:tcBorders>
               <w:top w:val="single" w:color="A6A6A6" w:sz="4"/>
               <w:left w:val="single" w:color="A6A6A6" w:sz="4"/>
@@ -7783,141 +10256,113 @@
       <w:tr>
         <w:tc>
           <w:tcPr>
-            <w:tcW w:type="dxa" w:w="451"/>
-            <w:tcBorders>
-              <w:top w:val="single" w:color="A6A6A6" w:sz="4"/>
-              <w:left w:val="single" w:color="A6A6A6" w:sz="4"/>
-              <w:bottom w:val="single" w:color="A6A6A6" w:sz="4"/>
-              <w:right w:val="single" w:color="A6A6A6" w:sz="4"/>
-            </w:tcBorders>
-            <w:tcMar>
-              <w:top w:type="dxa" w:w="60"/>
-              <w:left w:type="dxa" w:w="100"/>
-              <w:bottom w:type="dxa" w:w="60"/>
-              <w:right w:type="dxa" w:w="100"/>
-            </w:tcMar>
-          </w:tcPr>
-          <w:p>
-            <w:pPr>
-              <w:spacing w:after="40"/>
-            </w:pPr>
-            <w:r>
-              <w:rPr>
-                <w:rFonts w:ascii="Arial" w:cs="Arial" w:eastAsia="Arial" w:hAnsi="Arial"/>
-              </w:rPr>
-              <w:t xml:space="preserve">7</w:t>
-            </w:r>
-          </w:p>
-        </w:tc>
-        <w:tc>
-          <w:tcPr>
-            <w:tcW w:type="dxa" w:w="993"/>
-            <w:tcBorders>
-              <w:top w:val="single" w:color="A6A6A6" w:sz="4"/>
-              <w:left w:val="single" w:color="A6A6A6" w:sz="4"/>
-              <w:bottom w:val="single" w:color="A6A6A6" w:sz="4"/>
-              <w:right w:val="single" w:color="A6A6A6" w:sz="4"/>
-            </w:tcBorders>
-            <w:tcMar>
-              <w:top w:type="dxa" w:w="60"/>
-              <w:left w:type="dxa" w:w="100"/>
-              <w:bottom w:type="dxa" w:w="60"/>
-              <w:right w:type="dxa" w:w="100"/>
-            </w:tcMar>
-          </w:tcPr>
-          <w:p>
-            <w:pPr>
-              <w:spacing w:after="40"/>
-            </w:pPr>
-            <w:r>
-              <w:rPr>
-                <w:rFonts w:ascii="Arial" w:cs="Arial" w:eastAsia="Arial" w:hAnsi="Arial"/>
-              </w:rPr>
-              <w:t xml:space="preserve">Customer</w:t>
-            </w:r>
-          </w:p>
-        </w:tc>
-        <w:tc>
-          <w:tcPr>
-            <w:tcW w:type="dxa" w:w="2527"/>
-            <w:tcBorders>
-              <w:top w:val="single" w:color="A6A6A6" w:sz="4"/>
-              <w:left w:val="single" w:color="A6A6A6" w:sz="4"/>
-              <w:bottom w:val="single" w:color="A6A6A6" w:sz="4"/>
-              <w:right w:val="single" w:color="A6A6A6" w:sz="4"/>
-            </w:tcBorders>
-            <w:tcMar>
-              <w:top w:type="dxa" w:w="60"/>
-              <w:left w:type="dxa" w:w="100"/>
-              <w:bottom w:type="dxa" w:w="60"/>
-              <w:right w:type="dxa" w:w="100"/>
-            </w:tcMar>
-          </w:tcPr>
-          <w:p>
-            <w:pPr>
-              <w:spacing w:after="40"/>
-            </w:pPr>
-            <w:r>
-              <w:rPr>
-                <w:rFonts w:ascii="Arial" w:cs="Arial" w:eastAsia="Arial" w:hAnsi="Arial"/>
-              </w:rPr>
-              <w:t xml:space="preserve">Extend to a new sales area</w:t>
-            </w:r>
-          </w:p>
-        </w:tc>
-        <w:tc>
-          <w:tcPr>
-            <w:tcW w:type="dxa" w:w="2527"/>
-            <w:tcBorders>
-              <w:top w:val="single" w:color="A6A6A6" w:sz="4"/>
-              <w:left w:val="single" w:color="A6A6A6" w:sz="4"/>
-              <w:bottom w:val="single" w:color="A6A6A6" w:sz="4"/>
-              <w:right w:val="single" w:color="A6A6A6" w:sz="4"/>
-            </w:tcBorders>
-            <w:tcMar>
-              <w:top w:type="dxa" w:w="60"/>
-              <w:left w:type="dxa" w:w="100"/>
-              <w:bottom w:type="dxa" w:w="60"/>
-              <w:right w:type="dxa" w:w="100"/>
-            </w:tcMar>
-          </w:tcPr>
-          <w:p>
-            <w:pPr>
-              <w:spacing w:after="40"/>
-            </w:pPr>
-            <w:r>
-              <w:rPr>
-                <w:rFonts w:ascii="Arial" w:cs="Arial" w:eastAsia="Arial" w:hAnsi="Arial"/>
-              </w:rPr>
-              <w:t xml:space="preserve">Sales area visible in BP</w:t>
-            </w:r>
-          </w:p>
-        </w:tc>
-        <w:tc>
-          <w:tcPr>
-            <w:tcW w:type="dxa" w:w="1083"/>
-            <w:tcBorders>
-              <w:top w:val="single" w:color="A6A6A6" w:sz="4"/>
-              <w:left w:val="single" w:color="A6A6A6" w:sz="4"/>
-              <w:bottom w:val="single" w:color="A6A6A6" w:sz="4"/>
-              <w:right w:val="single" w:color="A6A6A6" w:sz="4"/>
-            </w:tcBorders>
-            <w:tcMar>
-              <w:top w:type="dxa" w:w="60"/>
-              <w:left w:type="dxa" w:w="100"/>
-              <w:bottom w:type="dxa" w:w="60"/>
-              <w:right w:type="dxa" w:w="100"/>
-            </w:tcMar>
-          </w:tcPr>
-          <w:p>
-            <w:pPr>
-              <w:spacing w:after="40"/>
-            </w:pPr>
-          </w:p>
-        </w:tc>
-        <w:tc>
-          <w:tcPr>
-            <w:tcW w:type="dxa" w:w="1445"/>
+            <w:tcW w:type="dxa" w:w="722"/>
+            <w:tcBorders>
+              <w:top w:val="single" w:color="A6A6A6" w:sz="4"/>
+              <w:left w:val="single" w:color="A6A6A6" w:sz="4"/>
+              <w:bottom w:val="single" w:color="A6A6A6" w:sz="4"/>
+              <w:right w:val="single" w:color="A6A6A6" w:sz="4"/>
+            </w:tcBorders>
+            <w:tcMar>
+              <w:top w:type="dxa" w:w="60"/>
+              <w:left w:type="dxa" w:w="100"/>
+              <w:bottom w:type="dxa" w:w="60"/>
+              <w:right w:type="dxa" w:w="100"/>
+            </w:tcMar>
+          </w:tcPr>
+          <w:p>
+            <w:pPr>
+              <w:spacing w:after="40"/>
+            </w:pPr>
+            <w:r>
+              <w:rPr>
+                <w:rFonts w:ascii="Arial" w:cs="Arial" w:eastAsia="Arial" w:hAnsi="Arial"/>
+              </w:rPr>
+              <w:t xml:space="preserve">V-07</w:t>
+            </w:r>
+          </w:p>
+        </w:tc>
+        <w:tc>
+          <w:tcPr>
+            <w:tcW w:type="dxa" w:w="3610"/>
+            <w:tcBorders>
+              <w:top w:val="single" w:color="A6A6A6" w:sz="4"/>
+              <w:left w:val="single" w:color="A6A6A6" w:sz="4"/>
+              <w:bottom w:val="single" w:color="A6A6A6" w:sz="4"/>
+              <w:right w:val="single" w:color="A6A6A6" w:sz="4"/>
+            </w:tcBorders>
+            <w:tcMar>
+              <w:top w:type="dxa" w:w="60"/>
+              <w:left w:type="dxa" w:w="100"/>
+              <w:bottom w:type="dxa" w:w="60"/>
+              <w:right w:type="dxa" w:w="100"/>
+            </w:tcMar>
+          </w:tcPr>
+          <w:p>
+            <w:pPr>
+              <w:spacing w:after="40"/>
+            </w:pPr>
+            <w:r>
+              <w:rPr>
+                <w:rFonts w:ascii="Arial" w:cs="Arial" w:eastAsia="Arial" w:hAnsi="Arial"/>
+              </w:rPr>
+              <w:t xml:space="preserve">Bank key creation, live.</w:t>
+            </w:r>
+          </w:p>
+        </w:tc>
+        <w:tc>
+          <w:tcPr>
+            <w:tcW w:type="dxa" w:w="3069"/>
+            <w:tcBorders>
+              <w:top w:val="single" w:color="A6A6A6" w:sz="4"/>
+              <w:left w:val="single" w:color="A6A6A6" w:sz="4"/>
+              <w:bottom w:val="single" w:color="A6A6A6" w:sz="4"/>
+              <w:right w:val="single" w:color="A6A6A6" w:sz="4"/>
+            </w:tcBorders>
+            <w:tcMar>
+              <w:top w:type="dxa" w:w="60"/>
+              <w:left w:type="dxa" w:w="100"/>
+              <w:bottom w:type="dxa" w:w="60"/>
+              <w:right w:type="dxa" w:w="100"/>
+            </w:tcMar>
+          </w:tcPr>
+          <w:p>
+            <w:pPr>
+              <w:spacing w:after="40"/>
+            </w:pPr>
+            <w:r>
+              <w:rPr>
+                <w:rFonts w:ascii="Arial" w:cs="Arial" w:eastAsia="Arial" w:hAnsi="Arial"/>
+              </w:rPr>
+              <w:t xml:space="preserve">Bank visible in FI03.</w:t>
+            </w:r>
+          </w:p>
+        </w:tc>
+        <w:tc>
+          <w:tcPr>
+            <w:tcW w:type="dxa" w:w="722"/>
+            <w:tcBorders>
+              <w:top w:val="single" w:color="A6A6A6" w:sz="4"/>
+              <w:left w:val="single" w:color="A6A6A6" w:sz="4"/>
+              <w:bottom w:val="single" w:color="A6A6A6" w:sz="4"/>
+              <w:right w:val="single" w:color="A6A6A6" w:sz="4"/>
+            </w:tcBorders>
+            <w:tcMar>
+              <w:top w:type="dxa" w:w="60"/>
+              <w:left w:type="dxa" w:w="100"/>
+              <w:bottom w:type="dxa" w:w="60"/>
+              <w:right w:type="dxa" w:w="100"/>
+            </w:tcMar>
+          </w:tcPr>
+          <w:p>
+            <w:pPr>
+              <w:spacing w:after="40"/>
+            </w:pPr>
+          </w:p>
+        </w:tc>
+        <w:tc>
+          <w:tcPr>
+            <w:tcW w:type="dxa" w:w="903"/>
             <w:tcBorders>
               <w:top w:val="single" w:color="A6A6A6" w:sz="4"/>
               <w:left w:val="single" w:color="A6A6A6" w:sz="4"/>
@@ -7941,141 +10386,113 @@
       <w:tr>
         <w:tc>
           <w:tcPr>
-            <w:tcW w:type="dxa" w:w="451"/>
-            <w:tcBorders>
-              <w:top w:val="single" w:color="A6A6A6" w:sz="4"/>
-              <w:left w:val="single" w:color="A6A6A6" w:sz="4"/>
-              <w:bottom w:val="single" w:color="A6A6A6" w:sz="4"/>
-              <w:right w:val="single" w:color="A6A6A6" w:sz="4"/>
-            </w:tcBorders>
-            <w:tcMar>
-              <w:top w:type="dxa" w:w="60"/>
-              <w:left w:type="dxa" w:w="100"/>
-              <w:bottom w:type="dxa" w:w="60"/>
-              <w:right w:type="dxa" w:w="100"/>
-            </w:tcMar>
-          </w:tcPr>
-          <w:p>
-            <w:pPr>
-              <w:spacing w:after="40"/>
-            </w:pPr>
-            <w:r>
-              <w:rPr>
-                <w:rFonts w:ascii="Arial" w:cs="Arial" w:eastAsia="Arial" w:hAnsi="Arial"/>
-              </w:rPr>
-              <w:t xml:space="preserve">8</w:t>
-            </w:r>
-          </w:p>
-        </w:tc>
-        <w:tc>
-          <w:tcPr>
-            <w:tcW w:type="dxa" w:w="993"/>
-            <w:tcBorders>
-              <w:top w:val="single" w:color="A6A6A6" w:sz="4"/>
-              <w:left w:val="single" w:color="A6A6A6" w:sz="4"/>
-              <w:bottom w:val="single" w:color="A6A6A6" w:sz="4"/>
-              <w:right w:val="single" w:color="A6A6A6" w:sz="4"/>
-            </w:tcBorders>
-            <w:tcMar>
-              <w:top w:type="dxa" w:w="60"/>
-              <w:left w:type="dxa" w:w="100"/>
-              <w:bottom w:type="dxa" w:w="60"/>
-              <w:right w:type="dxa" w:w="100"/>
-            </w:tcMar>
-          </w:tcPr>
-          <w:p>
-            <w:pPr>
-              <w:spacing w:after="40"/>
-            </w:pPr>
-            <w:r>
-              <w:rPr>
-                <w:rFonts w:ascii="Arial" w:cs="Arial" w:eastAsia="Arial" w:hAnsi="Arial"/>
-              </w:rPr>
-              <w:t xml:space="preserve">Customer</w:t>
-            </w:r>
-          </w:p>
-        </w:tc>
-        <w:tc>
-          <w:tcPr>
-            <w:tcW w:type="dxa" w:w="2527"/>
-            <w:tcBorders>
-              <w:top w:val="single" w:color="A6A6A6" w:sz="4"/>
-              <w:left w:val="single" w:color="A6A6A6" w:sz="4"/>
-              <w:bottom w:val="single" w:color="A6A6A6" w:sz="4"/>
-              <w:right w:val="single" w:color="A6A6A6" w:sz="4"/>
-            </w:tcBorders>
-            <w:tcMar>
-              <w:top w:type="dxa" w:w="60"/>
-              <w:left w:type="dxa" w:w="100"/>
-              <w:bottom w:type="dxa" w:w="60"/>
-              <w:right w:type="dxa" w:w="100"/>
-            </w:tcMar>
-          </w:tcPr>
-          <w:p>
-            <w:pPr>
-              <w:spacing w:after="40"/>
-            </w:pPr>
-            <w:r>
-              <w:rPr>
-                <w:rFonts w:ascii="Arial" w:cs="Arial" w:eastAsia="Arial" w:hAnsi="Arial"/>
-              </w:rPr>
-              <w:t xml:space="preserve">Block, then unblock (#BLANK#)</w:t>
-            </w:r>
-          </w:p>
-        </w:tc>
-        <w:tc>
-          <w:tcPr>
-            <w:tcW w:type="dxa" w:w="2527"/>
-            <w:tcBorders>
-              <w:top w:val="single" w:color="A6A6A6" w:sz="4"/>
-              <w:left w:val="single" w:color="A6A6A6" w:sz="4"/>
-              <w:bottom w:val="single" w:color="A6A6A6" w:sz="4"/>
-              <w:right w:val="single" w:color="A6A6A6" w:sz="4"/>
-            </w:tcBorders>
-            <w:tcMar>
-              <w:top w:type="dxa" w:w="60"/>
-              <w:left w:type="dxa" w:w="100"/>
-              <w:bottom w:type="dxa" w:w="60"/>
-              <w:right w:type="dxa" w:w="100"/>
-            </w:tcMar>
-          </w:tcPr>
-          <w:p>
-            <w:pPr>
-              <w:spacing w:after="40"/>
-            </w:pPr>
-            <w:r>
-              <w:rPr>
-                <w:rFonts w:ascii="Arial" w:cs="Arial" w:eastAsia="Arial" w:hAnsi="Arial"/>
-              </w:rPr>
-              <w:t xml:space="preserve">Block set, then removed</w:t>
-            </w:r>
-          </w:p>
-        </w:tc>
-        <w:tc>
-          <w:tcPr>
-            <w:tcW w:type="dxa" w:w="1083"/>
-            <w:tcBorders>
-              <w:top w:val="single" w:color="A6A6A6" w:sz="4"/>
-              <w:left w:val="single" w:color="A6A6A6" w:sz="4"/>
-              <w:bottom w:val="single" w:color="A6A6A6" w:sz="4"/>
-              <w:right w:val="single" w:color="A6A6A6" w:sz="4"/>
-            </w:tcBorders>
-            <w:tcMar>
-              <w:top w:type="dxa" w:w="60"/>
-              <w:left w:type="dxa" w:w="100"/>
-              <w:bottom w:type="dxa" w:w="60"/>
-              <w:right w:type="dxa" w:w="100"/>
-            </w:tcMar>
-          </w:tcPr>
-          <w:p>
-            <w:pPr>
-              <w:spacing w:after="40"/>
-            </w:pPr>
-          </w:p>
-        </w:tc>
-        <w:tc>
-          <w:tcPr>
-            <w:tcW w:type="dxa" w:w="1445"/>
+            <w:tcW w:type="dxa" w:w="722"/>
+            <w:tcBorders>
+              <w:top w:val="single" w:color="A6A6A6" w:sz="4"/>
+              <w:left w:val="single" w:color="A6A6A6" w:sz="4"/>
+              <w:bottom w:val="single" w:color="A6A6A6" w:sz="4"/>
+              <w:right w:val="single" w:color="A6A6A6" w:sz="4"/>
+            </w:tcBorders>
+            <w:tcMar>
+              <w:top w:type="dxa" w:w="60"/>
+              <w:left w:type="dxa" w:w="100"/>
+              <w:bottom w:type="dxa" w:w="60"/>
+              <w:right w:type="dxa" w:w="100"/>
+            </w:tcMar>
+          </w:tcPr>
+          <w:p>
+            <w:pPr>
+              <w:spacing w:after="40"/>
+            </w:pPr>
+            <w:r>
+              <w:rPr>
+                <w:rFonts w:ascii="Arial" w:cs="Arial" w:eastAsia="Arial" w:hAnsi="Arial"/>
+              </w:rPr>
+              <w:t xml:space="preserve">V-08</w:t>
+            </w:r>
+          </w:p>
+        </w:tc>
+        <w:tc>
+          <w:tcPr>
+            <w:tcW w:type="dxa" w:w="3610"/>
+            <w:tcBorders>
+              <w:top w:val="single" w:color="A6A6A6" w:sz="4"/>
+              <w:left w:val="single" w:color="A6A6A6" w:sz="4"/>
+              <w:bottom w:val="single" w:color="A6A6A6" w:sz="4"/>
+              <w:right w:val="single" w:color="A6A6A6" w:sz="4"/>
+            </w:tcBorders>
+            <w:tcMar>
+              <w:top w:type="dxa" w:w="60"/>
+              <w:left w:type="dxa" w:w="100"/>
+              <w:bottom w:type="dxa" w:w="60"/>
+              <w:right w:type="dxa" w:w="100"/>
+            </w:tcMar>
+          </w:tcPr>
+          <w:p>
+            <w:pPr>
+              <w:spacing w:after="40"/>
+            </w:pPr>
+            <w:r>
+              <w:rPr>
+                <w:rFonts w:ascii="Arial" w:cs="Arial" w:eastAsia="Arial" w:hAnsi="Arial"/>
+              </w:rPr>
+              <w:t xml:space="preserve">Vendor creation with a telephone and a mobile number: test run, then live. (retest)</w:t>
+            </w:r>
+          </w:p>
+        </w:tc>
+        <w:tc>
+          <w:tcPr>
+            <w:tcW w:type="dxa" w:w="3069"/>
+            <w:tcBorders>
+              <w:top w:val="single" w:color="A6A6A6" w:sz="4"/>
+              <w:left w:val="single" w:color="A6A6A6" w:sz="4"/>
+              <w:bottom w:val="single" w:color="A6A6A6" w:sz="4"/>
+              <w:right w:val="single" w:color="A6A6A6" w:sz="4"/>
+            </w:tcBorders>
+            <w:tcMar>
+              <w:top w:type="dxa" w:w="60"/>
+              <w:left w:type="dxa" w:w="100"/>
+              <w:bottom w:type="dxa" w:w="60"/>
+              <w:right w:type="dxa" w:w="100"/>
+            </w:tcMar>
+          </w:tcPr>
+          <w:p>
+            <w:pPr>
+              <w:spacing w:after="40"/>
+            </w:pPr>
+            <w:r>
+              <w:rPr>
+                <w:rFonts w:ascii="Arial" w:cs="Arial" w:eastAsia="Arial" w:hAnsi="Arial"/>
+              </w:rPr>
+              <w:t xml:space="preserve">New vendor number shown; mobile number flagged as mobile in BP. No short dump.</w:t>
+            </w:r>
+          </w:p>
+        </w:tc>
+        <w:tc>
+          <w:tcPr>
+            <w:tcW w:type="dxa" w:w="722"/>
+            <w:tcBorders>
+              <w:top w:val="single" w:color="A6A6A6" w:sz="4"/>
+              <w:left w:val="single" w:color="A6A6A6" w:sz="4"/>
+              <w:bottom w:val="single" w:color="A6A6A6" w:sz="4"/>
+              <w:right w:val="single" w:color="A6A6A6" w:sz="4"/>
+            </w:tcBorders>
+            <w:tcMar>
+              <w:top w:type="dxa" w:w="60"/>
+              <w:left w:type="dxa" w:w="100"/>
+              <w:bottom w:type="dxa" w:w="60"/>
+              <w:right w:type="dxa" w:w="100"/>
+            </w:tcMar>
+          </w:tcPr>
+          <w:p>
+            <w:pPr>
+              <w:spacing w:after="40"/>
+            </w:pPr>
+          </w:p>
+        </w:tc>
+        <w:tc>
+          <w:tcPr>
+            <w:tcW w:type="dxa" w:w="903"/>
             <w:tcBorders>
               <w:top w:val="single" w:color="A6A6A6" w:sz="4"/>
               <w:left w:val="single" w:color="A6A6A6" w:sz="4"/>
@@ -8099,141 +10516,113 @@
       <w:tr>
         <w:tc>
           <w:tcPr>
-            <w:tcW w:type="dxa" w:w="451"/>
-            <w:tcBorders>
-              <w:top w:val="single" w:color="A6A6A6" w:sz="4"/>
-              <w:left w:val="single" w:color="A6A6A6" w:sz="4"/>
-              <w:bottom w:val="single" w:color="A6A6A6" w:sz="4"/>
-              <w:right w:val="single" w:color="A6A6A6" w:sz="4"/>
-            </w:tcBorders>
-            <w:tcMar>
-              <w:top w:type="dxa" w:w="60"/>
-              <w:left w:type="dxa" w:w="100"/>
-              <w:bottom w:type="dxa" w:w="60"/>
-              <w:right w:type="dxa" w:w="100"/>
-            </w:tcMar>
-          </w:tcPr>
-          <w:p>
-            <w:pPr>
-              <w:spacing w:after="40"/>
-            </w:pPr>
-            <w:r>
-              <w:rPr>
-                <w:rFonts w:ascii="Arial" w:cs="Arial" w:eastAsia="Arial" w:hAnsi="Arial"/>
-              </w:rPr>
-              <w:t xml:space="preserve">9</w:t>
-            </w:r>
-          </w:p>
-        </w:tc>
-        <w:tc>
-          <w:tcPr>
-            <w:tcW w:type="dxa" w:w="993"/>
-            <w:tcBorders>
-              <w:top w:val="single" w:color="A6A6A6" w:sz="4"/>
-              <w:left w:val="single" w:color="A6A6A6" w:sz="4"/>
-              <w:bottom w:val="single" w:color="A6A6A6" w:sz="4"/>
-              <w:right w:val="single" w:color="A6A6A6" w:sz="4"/>
-            </w:tcBorders>
-            <w:tcMar>
-              <w:top w:type="dxa" w:w="60"/>
-              <w:left w:type="dxa" w:w="100"/>
-              <w:bottom w:type="dxa" w:w="60"/>
-              <w:right w:type="dxa" w:w="100"/>
-            </w:tcMar>
-          </w:tcPr>
-          <w:p>
-            <w:pPr>
-              <w:spacing w:after="40"/>
-            </w:pPr>
-            <w:r>
-              <w:rPr>
-                <w:rFonts w:ascii="Arial" w:cs="Arial" w:eastAsia="Arial" w:hAnsi="Arial"/>
-              </w:rPr>
-              <w:t xml:space="preserve">Customer</w:t>
-            </w:r>
-          </w:p>
-        </w:tc>
-        <w:tc>
-          <w:tcPr>
-            <w:tcW w:type="dxa" w:w="2527"/>
-            <w:tcBorders>
-              <w:top w:val="single" w:color="A6A6A6" w:sz="4"/>
-              <w:left w:val="single" w:color="A6A6A6" w:sz="4"/>
-              <w:bottom w:val="single" w:color="A6A6A6" w:sz="4"/>
-              <w:right w:val="single" w:color="A6A6A6" w:sz="4"/>
-            </w:tcBorders>
-            <w:tcMar>
-              <w:top w:type="dxa" w:w="60"/>
-              <w:left w:type="dxa" w:w="100"/>
-              <w:bottom w:type="dxa" w:w="60"/>
-              <w:right w:type="dxa" w:w="100"/>
-            </w:tcMar>
-          </w:tcPr>
-          <w:p>
-            <w:pPr>
-              <w:spacing w:after="40"/>
-            </w:pPr>
-            <w:r>
-              <w:rPr>
-                <w:rFonts w:ascii="Arial" w:cs="Arial" w:eastAsia="Arial" w:hAnsi="Arial"/>
-              </w:rPr>
-              <w:t xml:space="preserve">Wrong account group</w:t>
-            </w:r>
-          </w:p>
-        </w:tc>
-        <w:tc>
-          <w:tcPr>
-            <w:tcW w:type="dxa" w:w="2527"/>
-            <w:tcBorders>
-              <w:top w:val="single" w:color="A6A6A6" w:sz="4"/>
-              <w:left w:val="single" w:color="A6A6A6" w:sz="4"/>
-              <w:bottom w:val="single" w:color="A6A6A6" w:sz="4"/>
-              <w:right w:val="single" w:color="A6A6A6" w:sz="4"/>
-            </w:tcBorders>
-            <w:tcMar>
-              <w:top w:type="dxa" w:w="60"/>
-              <w:left w:type="dxa" w:w="100"/>
-              <w:bottom w:type="dxa" w:w="60"/>
-              <w:right w:type="dxa" w:w="100"/>
-            </w:tcMar>
-          </w:tcPr>
-          <w:p>
-            <w:pPr>
-              <w:spacing w:after="40"/>
-            </w:pPr>
-            <w:r>
-              <w:rPr>
-                <w:rFonts w:ascii="Arial" w:cs="Arial" w:eastAsia="Arial" w:hAnsi="Arial"/>
-              </w:rPr>
-              <w:t xml:space="preserve">Red line, other rows processed</w:t>
-            </w:r>
-          </w:p>
-        </w:tc>
-        <w:tc>
-          <w:tcPr>
-            <w:tcW w:type="dxa" w:w="1083"/>
-            <w:tcBorders>
-              <w:top w:val="single" w:color="A6A6A6" w:sz="4"/>
-              <w:left w:val="single" w:color="A6A6A6" w:sz="4"/>
-              <w:bottom w:val="single" w:color="A6A6A6" w:sz="4"/>
-              <w:right w:val="single" w:color="A6A6A6" w:sz="4"/>
-            </w:tcBorders>
-            <w:tcMar>
-              <w:top w:type="dxa" w:w="60"/>
-              <w:left w:type="dxa" w:w="100"/>
-              <w:bottom w:type="dxa" w:w="60"/>
-              <w:right w:type="dxa" w:w="100"/>
-            </w:tcMar>
-          </w:tcPr>
-          <w:p>
-            <w:pPr>
-              <w:spacing w:after="40"/>
-            </w:pPr>
-          </w:p>
-        </w:tc>
-        <w:tc>
-          <w:tcPr>
-            <w:tcW w:type="dxa" w:w="1445"/>
+            <w:tcW w:type="dxa" w:w="722"/>
+            <w:tcBorders>
+              <w:top w:val="single" w:color="A6A6A6" w:sz="4"/>
+              <w:left w:val="single" w:color="A6A6A6" w:sz="4"/>
+              <w:bottom w:val="single" w:color="A6A6A6" w:sz="4"/>
+              <w:right w:val="single" w:color="A6A6A6" w:sz="4"/>
+            </w:tcBorders>
+            <w:tcMar>
+              <w:top w:type="dxa" w:w="60"/>
+              <w:left w:type="dxa" w:w="100"/>
+              <w:bottom w:type="dxa" w:w="60"/>
+              <w:right w:type="dxa" w:w="100"/>
+            </w:tcMar>
+          </w:tcPr>
+          <w:p>
+            <w:pPr>
+              <w:spacing w:after="40"/>
+            </w:pPr>
+            <w:r>
+              <w:rPr>
+                <w:rFonts w:ascii="Arial" w:cs="Arial" w:eastAsia="Arial" w:hAnsi="Arial"/>
+              </w:rPr>
+              <w:t xml:space="preserve">V-09</w:t>
+            </w:r>
+          </w:p>
+        </w:tc>
+        <w:tc>
+          <w:tcPr>
+            <w:tcW w:type="dxa" w:w="3610"/>
+            <w:tcBorders>
+              <w:top w:val="single" w:color="A6A6A6" w:sz="4"/>
+              <w:left w:val="single" w:color="A6A6A6" w:sz="4"/>
+              <w:bottom w:val="single" w:color="A6A6A6" w:sz="4"/>
+              <w:right w:val="single" w:color="A6A6A6" w:sz="4"/>
+            </w:tcBorders>
+            <w:tcMar>
+              <w:top w:type="dxa" w:w="60"/>
+              <w:left w:type="dxa" w:w="100"/>
+              <w:bottom w:type="dxa" w:w="60"/>
+              <w:right w:type="dxa" w:w="100"/>
+            </w:tcMar>
+          </w:tcPr>
+          <w:p>
+            <w:pPr>
+              <w:spacing w:after="40"/>
+            </w:pPr>
+            <w:r>
+              <w:rPr>
+                <w:rFonts w:ascii="Arial" w:cs="Arial" w:eastAsia="Arial" w:hAnsi="Arial"/>
+              </w:rPr>
+              <w:t xml:space="preserve">Vendor extension to a new company code / purchasing organisation.</w:t>
+            </w:r>
+          </w:p>
+        </w:tc>
+        <w:tc>
+          <w:tcPr>
+            <w:tcW w:type="dxa" w:w="3069"/>
+            <w:tcBorders>
+              <w:top w:val="single" w:color="A6A6A6" w:sz="4"/>
+              <w:left w:val="single" w:color="A6A6A6" w:sz="4"/>
+              <w:bottom w:val="single" w:color="A6A6A6" w:sz="4"/>
+              <w:right w:val="single" w:color="A6A6A6" w:sz="4"/>
+            </w:tcBorders>
+            <w:tcMar>
+              <w:top w:type="dxa" w:w="60"/>
+              <w:left w:type="dxa" w:w="100"/>
+              <w:bottom w:type="dxa" w:w="60"/>
+              <w:right w:type="dxa" w:w="100"/>
+            </w:tcMar>
+          </w:tcPr>
+          <w:p>
+            <w:pPr>
+              <w:spacing w:after="40"/>
+            </w:pPr>
+            <w:r>
+              <w:rPr>
+                <w:rFonts w:ascii="Arial" w:cs="Arial" w:eastAsia="Arial" w:hAnsi="Arial"/>
+              </w:rPr>
+              <w:t xml:space="preserve">Visible in BP.</w:t>
+            </w:r>
+          </w:p>
+        </w:tc>
+        <w:tc>
+          <w:tcPr>
+            <w:tcW w:type="dxa" w:w="722"/>
+            <w:tcBorders>
+              <w:top w:val="single" w:color="A6A6A6" w:sz="4"/>
+              <w:left w:val="single" w:color="A6A6A6" w:sz="4"/>
+              <w:bottom w:val="single" w:color="A6A6A6" w:sz="4"/>
+              <w:right w:val="single" w:color="A6A6A6" w:sz="4"/>
+            </w:tcBorders>
+            <w:tcMar>
+              <w:top w:type="dxa" w:w="60"/>
+              <w:left w:type="dxa" w:w="100"/>
+              <w:bottom w:type="dxa" w:w="60"/>
+              <w:right w:type="dxa" w:w="100"/>
+            </w:tcMar>
+          </w:tcPr>
+          <w:p>
+            <w:pPr>
+              <w:spacing w:after="40"/>
+            </w:pPr>
+          </w:p>
+        </w:tc>
+        <w:tc>
+          <w:tcPr>
+            <w:tcW w:type="dxa" w:w="903"/>
             <w:tcBorders>
               <w:top w:val="single" w:color="A6A6A6" w:sz="4"/>
               <w:left w:val="single" w:color="A6A6A6" w:sz="4"/>
@@ -8257,141 +10646,113 @@
       <w:tr>
         <w:tc>
           <w:tcPr>
-            <w:tcW w:type="dxa" w:w="451"/>
-            <w:tcBorders>
-              <w:top w:val="single" w:color="A6A6A6" w:sz="4"/>
-              <w:left w:val="single" w:color="A6A6A6" w:sz="4"/>
-              <w:bottom w:val="single" w:color="A6A6A6" w:sz="4"/>
-              <w:right w:val="single" w:color="A6A6A6" w:sz="4"/>
-            </w:tcBorders>
-            <w:tcMar>
-              <w:top w:type="dxa" w:w="60"/>
-              <w:left w:type="dxa" w:w="100"/>
-              <w:bottom w:type="dxa" w:w="60"/>
-              <w:right w:type="dxa" w:w="100"/>
-            </w:tcMar>
-          </w:tcPr>
-          <w:p>
-            <w:pPr>
-              <w:spacing w:after="40"/>
-            </w:pPr>
-            <w:r>
-              <w:rPr>
-                <w:rFonts w:ascii="Arial" w:cs="Arial" w:eastAsia="Arial" w:hAnsi="Arial"/>
-              </w:rPr>
-              <w:t xml:space="preserve">10</w:t>
-            </w:r>
-          </w:p>
-        </w:tc>
-        <w:tc>
-          <w:tcPr>
-            <w:tcW w:type="dxa" w:w="993"/>
-            <w:tcBorders>
-              <w:top w:val="single" w:color="A6A6A6" w:sz="4"/>
-              <w:left w:val="single" w:color="A6A6A6" w:sz="4"/>
-              <w:bottom w:val="single" w:color="A6A6A6" w:sz="4"/>
-              <w:right w:val="single" w:color="A6A6A6" w:sz="4"/>
-            </w:tcBorders>
-            <w:tcMar>
-              <w:top w:type="dxa" w:w="60"/>
-              <w:left w:type="dxa" w:w="100"/>
-              <w:bottom w:type="dxa" w:w="60"/>
-              <w:right w:type="dxa" w:w="100"/>
-            </w:tcMar>
-          </w:tcPr>
-          <w:p>
-            <w:pPr>
-              <w:spacing w:after="40"/>
-            </w:pPr>
-            <w:r>
-              <w:rPr>
-                <w:rFonts w:ascii="Arial" w:cs="Arial" w:eastAsia="Arial" w:hAnsi="Arial"/>
-              </w:rPr>
-              <w:t xml:space="preserve">Vendor</w:t>
-            </w:r>
-          </w:p>
-        </w:tc>
-        <w:tc>
-          <w:tcPr>
-            <w:tcW w:type="dxa" w:w="2527"/>
-            <w:tcBorders>
-              <w:top w:val="single" w:color="A6A6A6" w:sz="4"/>
-              <w:left w:val="single" w:color="A6A6A6" w:sz="4"/>
-              <w:bottom w:val="single" w:color="A6A6A6" w:sz="4"/>
-              <w:right w:val="single" w:color="A6A6A6" w:sz="4"/>
-            </w:tcBorders>
-            <w:tcMar>
-              <w:top w:type="dxa" w:w="60"/>
-              <w:left w:type="dxa" w:w="100"/>
-              <w:bottom w:type="dxa" w:w="60"/>
-              <w:right w:type="dxa" w:w="100"/>
-            </w:tcMar>
-          </w:tcPr>
-          <w:p>
-            <w:pPr>
-              <w:spacing w:after="40"/>
-            </w:pPr>
-            <w:r>
-              <w:rPr>
-                <w:rFonts w:ascii="Arial" w:cs="Arial" w:eastAsia="Arial" w:hAnsi="Arial"/>
-              </w:rPr>
-              <w:t xml:space="preserve">Download 2-3 vendors, each scenario</w:t>
-            </w:r>
-          </w:p>
-        </w:tc>
-        <w:tc>
-          <w:tcPr>
-            <w:tcW w:type="dxa" w:w="2527"/>
-            <w:tcBorders>
-              <w:top w:val="single" w:color="A6A6A6" w:sz="4"/>
-              <w:left w:val="single" w:color="A6A6A6" w:sz="4"/>
-              <w:bottom w:val="single" w:color="A6A6A6" w:sz="4"/>
-              <w:right w:val="single" w:color="A6A6A6" w:sz="4"/>
-            </w:tcBorders>
-            <w:tcMar>
-              <w:top w:type="dxa" w:w="60"/>
-              <w:left w:type="dxa" w:w="100"/>
-              <w:bottom w:type="dxa" w:w="60"/>
-              <w:right w:type="dxa" w:w="100"/>
-            </w:tcMar>
-          </w:tcPr>
-          <w:p>
-            <w:pPr>
-              <w:spacing w:after="40"/>
-            </w:pPr>
-            <w:r>
-              <w:rPr>
-                <w:rFonts w:ascii="Arial" w:cs="Arial" w:eastAsia="Arial" w:hAnsi="Arial"/>
-              </w:rPr>
-              <w:t xml:space="preserve">Values match BP</w:t>
-            </w:r>
-          </w:p>
-        </w:tc>
-        <w:tc>
-          <w:tcPr>
-            <w:tcW w:type="dxa" w:w="1083"/>
-            <w:tcBorders>
-              <w:top w:val="single" w:color="A6A6A6" w:sz="4"/>
-              <w:left w:val="single" w:color="A6A6A6" w:sz="4"/>
-              <w:bottom w:val="single" w:color="A6A6A6" w:sz="4"/>
-              <w:right w:val="single" w:color="A6A6A6" w:sz="4"/>
-            </w:tcBorders>
-            <w:tcMar>
-              <w:top w:type="dxa" w:w="60"/>
-              <w:left w:type="dxa" w:w="100"/>
-              <w:bottom w:type="dxa" w:w="60"/>
-              <w:right w:type="dxa" w:w="100"/>
-            </w:tcMar>
-          </w:tcPr>
-          <w:p>
-            <w:pPr>
-              <w:spacing w:after="40"/>
-            </w:pPr>
-          </w:p>
-        </w:tc>
-        <w:tc>
-          <w:tcPr>
-            <w:tcW w:type="dxa" w:w="1445"/>
+            <w:tcW w:type="dxa" w:w="722"/>
+            <w:tcBorders>
+              <w:top w:val="single" w:color="A6A6A6" w:sz="4"/>
+              <w:left w:val="single" w:color="A6A6A6" w:sz="4"/>
+              <w:bottom w:val="single" w:color="A6A6A6" w:sz="4"/>
+              <w:right w:val="single" w:color="A6A6A6" w:sz="4"/>
+            </w:tcBorders>
+            <w:tcMar>
+              <w:top w:type="dxa" w:w="60"/>
+              <w:left w:type="dxa" w:w="100"/>
+              <w:bottom w:type="dxa" w:w="60"/>
+              <w:right w:type="dxa" w:w="100"/>
+            </w:tcMar>
+          </w:tcPr>
+          <w:p>
+            <w:pPr>
+              <w:spacing w:after="40"/>
+            </w:pPr>
+            <w:r>
+              <w:rPr>
+                <w:rFonts w:ascii="Arial" w:cs="Arial" w:eastAsia="Arial" w:hAnsi="Arial"/>
+              </w:rPr>
+              <w:t xml:space="preserve">V-10</w:t>
+            </w:r>
+          </w:p>
+        </w:tc>
+        <w:tc>
+          <w:tcPr>
+            <w:tcW w:type="dxa" w:w="3610"/>
+            <w:tcBorders>
+              <w:top w:val="single" w:color="A6A6A6" w:sz="4"/>
+              <w:left w:val="single" w:color="A6A6A6" w:sz="4"/>
+              <w:bottom w:val="single" w:color="A6A6A6" w:sz="4"/>
+              <w:right w:val="single" w:color="A6A6A6" w:sz="4"/>
+            </w:tcBorders>
+            <w:tcMar>
+              <w:top w:type="dxa" w:w="60"/>
+              <w:left w:type="dxa" w:w="100"/>
+              <w:bottom w:type="dxa" w:w="60"/>
+              <w:right w:type="dxa" w:w="100"/>
+            </w:tcMar>
+          </w:tcPr>
+          <w:p>
+            <w:pPr>
+              <w:spacing w:after="40"/>
+            </w:pPr>
+            <w:r>
+              <w:rPr>
+                <w:rFonts w:ascii="Arial" w:cs="Arial" w:eastAsia="Arial" w:hAnsi="Arial"/>
+              </w:rPr>
+              <w:t xml:space="preserve">TDS for the extended company code; then TDS for a company code the vendor does not have. (retest)</w:t>
+            </w:r>
+          </w:p>
+        </w:tc>
+        <w:tc>
+          <w:tcPr>
+            <w:tcW w:type="dxa" w:w="3069"/>
+            <w:tcBorders>
+              <w:top w:val="single" w:color="A6A6A6" w:sz="4"/>
+              <w:left w:val="single" w:color="A6A6A6" w:sz="4"/>
+              <w:bottom w:val="single" w:color="A6A6A6" w:sz="4"/>
+              <w:right w:val="single" w:color="A6A6A6" w:sz="4"/>
+            </w:tcBorders>
+            <w:tcMar>
+              <w:top w:type="dxa" w:w="60"/>
+              <w:left w:type="dxa" w:w="100"/>
+              <w:bottom w:type="dxa" w:w="60"/>
+              <w:right w:type="dxa" w:w="100"/>
+            </w:tcMar>
+          </w:tcPr>
+          <w:p>
+            <w:pPr>
+              <w:spacing w:after="40"/>
+            </w:pPr>
+            <w:r>
+              <w:rPr>
+                <w:rFonts w:ascii="Arial" w:cs="Arial" w:eastAsia="Arial" w:hAnsi="Arial"/>
+              </w:rPr>
+              <w:t xml:space="preserve">First: tax types in BP. Second: red line saying the vendor is not extended to that company code.</w:t>
+            </w:r>
+          </w:p>
+        </w:tc>
+        <w:tc>
+          <w:tcPr>
+            <w:tcW w:type="dxa" w:w="722"/>
+            <w:tcBorders>
+              <w:top w:val="single" w:color="A6A6A6" w:sz="4"/>
+              <w:left w:val="single" w:color="A6A6A6" w:sz="4"/>
+              <w:bottom w:val="single" w:color="A6A6A6" w:sz="4"/>
+              <w:right w:val="single" w:color="A6A6A6" w:sz="4"/>
+            </w:tcBorders>
+            <w:tcMar>
+              <w:top w:type="dxa" w:w="60"/>
+              <w:left w:type="dxa" w:w="100"/>
+              <w:bottom w:type="dxa" w:w="60"/>
+              <w:right w:type="dxa" w:w="100"/>
+            </w:tcMar>
+          </w:tcPr>
+          <w:p>
+            <w:pPr>
+              <w:spacing w:after="40"/>
+            </w:pPr>
+          </w:p>
+        </w:tc>
+        <w:tc>
+          <w:tcPr>
+            <w:tcW w:type="dxa" w:w="903"/>
             <w:tcBorders>
               <w:top w:val="single" w:color="A6A6A6" w:sz="4"/>
               <w:left w:val="single" w:color="A6A6A6" w:sz="4"/>
@@ -8415,141 +10776,113 @@
       <w:tr>
         <w:tc>
           <w:tcPr>
-            <w:tcW w:type="dxa" w:w="451"/>
-            <w:tcBorders>
-              <w:top w:val="single" w:color="A6A6A6" w:sz="4"/>
-              <w:left w:val="single" w:color="A6A6A6" w:sz="4"/>
-              <w:bottom w:val="single" w:color="A6A6A6" w:sz="4"/>
-              <w:right w:val="single" w:color="A6A6A6" w:sz="4"/>
-            </w:tcBorders>
-            <w:tcMar>
-              <w:top w:type="dxa" w:w="60"/>
-              <w:left w:type="dxa" w:w="100"/>
-              <w:bottom w:type="dxa" w:w="60"/>
-              <w:right w:type="dxa" w:w="100"/>
-            </w:tcMar>
-          </w:tcPr>
-          <w:p>
-            <w:pPr>
-              <w:spacing w:after="40"/>
-            </w:pPr>
-            <w:r>
-              <w:rPr>
-                <w:rFonts w:ascii="Arial" w:cs="Arial" w:eastAsia="Arial" w:hAnsi="Arial"/>
-              </w:rPr>
-              <w:t xml:space="preserve">11</w:t>
-            </w:r>
-          </w:p>
-        </w:tc>
-        <w:tc>
-          <w:tcPr>
-            <w:tcW w:type="dxa" w:w="993"/>
-            <w:tcBorders>
-              <w:top w:val="single" w:color="A6A6A6" w:sz="4"/>
-              <w:left w:val="single" w:color="A6A6A6" w:sz="4"/>
-              <w:bottom w:val="single" w:color="A6A6A6" w:sz="4"/>
-              <w:right w:val="single" w:color="A6A6A6" w:sz="4"/>
-            </w:tcBorders>
-            <w:tcMar>
-              <w:top w:type="dxa" w:w="60"/>
-              <w:left w:type="dxa" w:w="100"/>
-              <w:bottom w:type="dxa" w:w="60"/>
-              <w:right w:type="dxa" w:w="100"/>
-            </w:tcMar>
-          </w:tcPr>
-          <w:p>
-            <w:pPr>
-              <w:spacing w:after="40"/>
-            </w:pPr>
-            <w:r>
-              <w:rPr>
-                <w:rFonts w:ascii="Arial" w:cs="Arial" w:eastAsia="Arial" w:hAnsi="Arial"/>
-              </w:rPr>
-              <w:t xml:space="preserve">Vendor</w:t>
-            </w:r>
-          </w:p>
-        </w:tc>
-        <w:tc>
-          <w:tcPr>
-            <w:tcW w:type="dxa" w:w="2527"/>
-            <w:tcBorders>
-              <w:top w:val="single" w:color="A6A6A6" w:sz="4"/>
-              <w:left w:val="single" w:color="A6A6A6" w:sz="4"/>
-              <w:bottom w:val="single" w:color="A6A6A6" w:sz="4"/>
-              <w:right w:val="single" w:color="A6A6A6" w:sz="4"/>
-            </w:tcBorders>
-            <w:tcMar>
-              <w:top w:type="dxa" w:w="60"/>
-              <w:left w:type="dxa" w:w="100"/>
-              <w:bottom w:type="dxa" w:w="60"/>
-              <w:right w:type="dxa" w:w="100"/>
-            </w:tcMar>
-          </w:tcPr>
-          <w:p>
-            <w:pPr>
-              <w:spacing w:after="40"/>
-            </w:pPr>
-            <w:r>
-              <w:rPr>
-                <w:rFonts w:ascii="Arial" w:cs="Arial" w:eastAsia="Arial" w:hAnsi="Arial"/>
-              </w:rPr>
-              <w:t xml:space="preserve">Upload downloaded file unchanged, test run</w:t>
-            </w:r>
-          </w:p>
-        </w:tc>
-        <w:tc>
-          <w:tcPr>
-            <w:tcW w:type="dxa" w:w="2527"/>
-            <w:tcBorders>
-              <w:top w:val="single" w:color="A6A6A6" w:sz="4"/>
-              <w:left w:val="single" w:color="A6A6A6" w:sz="4"/>
-              <w:bottom w:val="single" w:color="A6A6A6" w:sz="4"/>
-              <w:right w:val="single" w:color="A6A6A6" w:sz="4"/>
-            </w:tcBorders>
-            <w:tcMar>
-              <w:top w:type="dxa" w:w="60"/>
-              <w:left w:type="dxa" w:w="100"/>
-              <w:bottom w:type="dxa" w:w="60"/>
-              <w:right w:type="dxa" w:w="100"/>
-            </w:tcMar>
-          </w:tcPr>
-          <w:p>
-            <w:pPr>
-              <w:spacing w:after="40"/>
-            </w:pPr>
-            <w:r>
-              <w:rPr>
-                <w:rFonts w:ascii="Arial" w:cs="Arial" w:eastAsia="Arial" w:hAnsi="Arial"/>
-              </w:rPr>
-              <w:t xml:space="preserve">Green, no errors</w:t>
-            </w:r>
-          </w:p>
-        </w:tc>
-        <w:tc>
-          <w:tcPr>
-            <w:tcW w:type="dxa" w:w="1083"/>
-            <w:tcBorders>
-              <w:top w:val="single" w:color="A6A6A6" w:sz="4"/>
-              <w:left w:val="single" w:color="A6A6A6" w:sz="4"/>
-              <w:bottom w:val="single" w:color="A6A6A6" w:sz="4"/>
-              <w:right w:val="single" w:color="A6A6A6" w:sz="4"/>
-            </w:tcBorders>
-            <w:tcMar>
-              <w:top w:type="dxa" w:w="60"/>
-              <w:left w:type="dxa" w:w="100"/>
-              <w:bottom w:type="dxa" w:w="60"/>
-              <w:right w:type="dxa" w:w="100"/>
-            </w:tcMar>
-          </w:tcPr>
-          <w:p>
-            <w:pPr>
-              <w:spacing w:after="40"/>
-            </w:pPr>
-          </w:p>
-        </w:tc>
-        <w:tc>
-          <w:tcPr>
-            <w:tcW w:type="dxa" w:w="1445"/>
+            <w:tcW w:type="dxa" w:w="722"/>
+            <w:tcBorders>
+              <w:top w:val="single" w:color="A6A6A6" w:sz="4"/>
+              <w:left w:val="single" w:color="A6A6A6" w:sz="4"/>
+              <w:bottom w:val="single" w:color="A6A6A6" w:sz="4"/>
+              <w:right w:val="single" w:color="A6A6A6" w:sz="4"/>
+            </w:tcBorders>
+            <w:tcMar>
+              <w:top w:type="dxa" w:w="60"/>
+              <w:left w:type="dxa" w:w="100"/>
+              <w:bottom w:type="dxa" w:w="60"/>
+              <w:right w:type="dxa" w:w="100"/>
+            </w:tcMar>
+          </w:tcPr>
+          <w:p>
+            <w:pPr>
+              <w:spacing w:after="40"/>
+            </w:pPr>
+            <w:r>
+              <w:rPr>
+                <w:rFonts w:ascii="Arial" w:cs="Arial" w:eastAsia="Arial" w:hAnsi="Arial"/>
+              </w:rPr>
+              <w:t xml:space="preserve">V-11</w:t>
+            </w:r>
+          </w:p>
+        </w:tc>
+        <w:tc>
+          <w:tcPr>
+            <w:tcW w:type="dxa" w:w="3610"/>
+            <w:tcBorders>
+              <w:top w:val="single" w:color="A6A6A6" w:sz="4"/>
+              <w:left w:val="single" w:color="A6A6A6" w:sz="4"/>
+              <w:bottom w:val="single" w:color="A6A6A6" w:sz="4"/>
+              <w:right w:val="single" w:color="A6A6A6" w:sz="4"/>
+            </w:tcBorders>
+            <w:tcMar>
+              <w:top w:type="dxa" w:w="60"/>
+              <w:left w:type="dxa" w:w="100"/>
+              <w:bottom w:type="dxa" w:w="60"/>
+              <w:right w:type="dxa" w:w="100"/>
+            </w:tcMar>
+          </w:tcPr>
+          <w:p>
+            <w:pPr>
+              <w:spacing w:after="40"/>
+            </w:pPr>
+            <w:r>
+              <w:rPr>
+                <w:rFonts w:ascii="Arial" w:cs="Arial" w:eastAsia="Arial" w:hAnsi="Arial"/>
+              </w:rPr>
+              <w:t xml:space="preserve">TAN exemption. (retest)</w:t>
+            </w:r>
+          </w:p>
+        </w:tc>
+        <w:tc>
+          <w:tcPr>
+            <w:tcW w:type="dxa" w:w="3069"/>
+            <w:tcBorders>
+              <w:top w:val="single" w:color="A6A6A6" w:sz="4"/>
+              <w:left w:val="single" w:color="A6A6A6" w:sz="4"/>
+              <w:bottom w:val="single" w:color="A6A6A6" w:sz="4"/>
+              <w:right w:val="single" w:color="A6A6A6" w:sz="4"/>
+            </w:tcBorders>
+            <w:tcMar>
+              <w:top w:type="dxa" w:w="60"/>
+              <w:left w:type="dxa" w:w="100"/>
+              <w:bottom w:type="dxa" w:w="60"/>
+              <w:right w:type="dxa" w:w="100"/>
+            </w:tcMar>
+          </w:tcPr>
+          <w:p>
+            <w:pPr>
+              <w:spacing w:after="40"/>
+            </w:pPr>
+            <w:r>
+              <w:rPr>
+                <w:rFonts w:ascii="Arial" w:cs="Arial" w:eastAsia="Arial" w:hAnsi="Arial"/>
+              </w:rPr>
+              <w:t xml:space="preserve">A green line per row saying it was saved; records in SE16N FIWTIN_TAN_EXEM.</w:t>
+            </w:r>
+          </w:p>
+        </w:tc>
+        <w:tc>
+          <w:tcPr>
+            <w:tcW w:type="dxa" w:w="722"/>
+            <w:tcBorders>
+              <w:top w:val="single" w:color="A6A6A6" w:sz="4"/>
+              <w:left w:val="single" w:color="A6A6A6" w:sz="4"/>
+              <w:bottom w:val="single" w:color="A6A6A6" w:sz="4"/>
+              <w:right w:val="single" w:color="A6A6A6" w:sz="4"/>
+            </w:tcBorders>
+            <w:tcMar>
+              <w:top w:type="dxa" w:w="60"/>
+              <w:left w:type="dxa" w:w="100"/>
+              <w:bottom w:type="dxa" w:w="60"/>
+              <w:right w:type="dxa" w:w="100"/>
+            </w:tcMar>
+          </w:tcPr>
+          <w:p>
+            <w:pPr>
+              <w:spacing w:after="40"/>
+            </w:pPr>
+          </w:p>
+        </w:tc>
+        <w:tc>
+          <w:tcPr>
+            <w:tcW w:type="dxa" w:w="903"/>
             <w:tcBorders>
               <w:top w:val="single" w:color="A6A6A6" w:sz="4"/>
               <w:left w:val="single" w:color="A6A6A6" w:sz="4"/>
@@ -8573,141 +10906,113 @@
       <w:tr>
         <w:tc>
           <w:tcPr>
-            <w:tcW w:type="dxa" w:w="451"/>
-            <w:tcBorders>
-              <w:top w:val="single" w:color="A6A6A6" w:sz="4"/>
-              <w:left w:val="single" w:color="A6A6A6" w:sz="4"/>
-              <w:bottom w:val="single" w:color="A6A6A6" w:sz="4"/>
-              <w:right w:val="single" w:color="A6A6A6" w:sz="4"/>
-            </w:tcBorders>
-            <w:tcMar>
-              <w:top w:type="dxa" w:w="60"/>
-              <w:left w:type="dxa" w:w="100"/>
-              <w:bottom w:type="dxa" w:w="60"/>
-              <w:right w:type="dxa" w:w="100"/>
-            </w:tcMar>
-          </w:tcPr>
-          <w:p>
-            <w:pPr>
-              <w:spacing w:after="40"/>
-            </w:pPr>
-            <w:r>
-              <w:rPr>
-                <w:rFonts w:ascii="Arial" w:cs="Arial" w:eastAsia="Arial" w:hAnsi="Arial"/>
-              </w:rPr>
-              <w:t xml:space="preserve">12</w:t>
-            </w:r>
-          </w:p>
-        </w:tc>
-        <w:tc>
-          <w:tcPr>
-            <w:tcW w:type="dxa" w:w="993"/>
-            <w:tcBorders>
-              <w:top w:val="single" w:color="A6A6A6" w:sz="4"/>
-              <w:left w:val="single" w:color="A6A6A6" w:sz="4"/>
-              <w:bottom w:val="single" w:color="A6A6A6" w:sz="4"/>
-              <w:right w:val="single" w:color="A6A6A6" w:sz="4"/>
-            </w:tcBorders>
-            <w:tcMar>
-              <w:top w:type="dxa" w:w="60"/>
-              <w:left w:type="dxa" w:w="100"/>
-              <w:bottom w:type="dxa" w:w="60"/>
-              <w:right w:type="dxa" w:w="100"/>
-            </w:tcMar>
-          </w:tcPr>
-          <w:p>
-            <w:pPr>
-              <w:spacing w:after="40"/>
-            </w:pPr>
-            <w:r>
-              <w:rPr>
-                <w:rFonts w:ascii="Arial" w:cs="Arial" w:eastAsia="Arial" w:hAnsi="Arial"/>
-              </w:rPr>
-              <w:t xml:space="preserve">Vendor</w:t>
-            </w:r>
-          </w:p>
-        </w:tc>
-        <w:tc>
-          <w:tcPr>
-            <w:tcW w:type="dxa" w:w="2527"/>
-            <w:tcBorders>
-              <w:top w:val="single" w:color="A6A6A6" w:sz="4"/>
-              <w:left w:val="single" w:color="A6A6A6" w:sz="4"/>
-              <w:bottom w:val="single" w:color="A6A6A6" w:sz="4"/>
-              <w:right w:val="single" w:color="A6A6A6" w:sz="4"/>
-            </w:tcBorders>
-            <w:tcMar>
-              <w:top w:type="dxa" w:w="60"/>
-              <w:left w:type="dxa" w:w="100"/>
-              <w:bottom w:type="dxa" w:w="60"/>
-              <w:right w:type="dxa" w:w="100"/>
-            </w:tcMar>
-          </w:tcPr>
-          <w:p>
-            <w:pPr>
-              <w:spacing w:after="40"/>
-            </w:pPr>
-            <w:r>
-              <w:rPr>
-                <w:rFonts w:ascii="Arial" w:cs="Arial" w:eastAsia="Arial" w:hAnsi="Arial"/>
-              </w:rPr>
-              <w:t xml:space="preserve">Bank key creation</w:t>
-            </w:r>
-          </w:p>
-        </w:tc>
-        <w:tc>
-          <w:tcPr>
-            <w:tcW w:type="dxa" w:w="2527"/>
-            <w:tcBorders>
-              <w:top w:val="single" w:color="A6A6A6" w:sz="4"/>
-              <w:left w:val="single" w:color="A6A6A6" w:sz="4"/>
-              <w:bottom w:val="single" w:color="A6A6A6" w:sz="4"/>
-              <w:right w:val="single" w:color="A6A6A6" w:sz="4"/>
-            </w:tcBorders>
-            <w:tcMar>
-              <w:top w:type="dxa" w:w="60"/>
-              <w:left w:type="dxa" w:w="100"/>
-              <w:bottom w:type="dxa" w:w="60"/>
-              <w:right w:type="dxa" w:w="100"/>
-            </w:tcMar>
-          </w:tcPr>
-          <w:p>
-            <w:pPr>
-              <w:spacing w:after="40"/>
-            </w:pPr>
-            <w:r>
-              <w:rPr>
-                <w:rFonts w:ascii="Arial" w:cs="Arial" w:eastAsia="Arial" w:hAnsi="Arial"/>
-              </w:rPr>
-              <w:t xml:space="preserve">Bank visible in FI03</w:t>
-            </w:r>
-          </w:p>
-        </w:tc>
-        <w:tc>
-          <w:tcPr>
-            <w:tcW w:type="dxa" w:w="1083"/>
-            <w:tcBorders>
-              <w:top w:val="single" w:color="A6A6A6" w:sz="4"/>
-              <w:left w:val="single" w:color="A6A6A6" w:sz="4"/>
-              <w:bottom w:val="single" w:color="A6A6A6" w:sz="4"/>
-              <w:right w:val="single" w:color="A6A6A6" w:sz="4"/>
-            </w:tcBorders>
-            <w:tcMar>
-              <w:top w:type="dxa" w:w="60"/>
-              <w:left w:type="dxa" w:w="100"/>
-              <w:bottom w:type="dxa" w:w="60"/>
-              <w:right w:type="dxa" w:w="100"/>
-            </w:tcMar>
-          </w:tcPr>
-          <w:p>
-            <w:pPr>
-              <w:spacing w:after="40"/>
-            </w:pPr>
-          </w:p>
-        </w:tc>
-        <w:tc>
-          <w:tcPr>
-            <w:tcW w:type="dxa" w:w="1445"/>
+            <w:tcW w:type="dxa" w:w="722"/>
+            <w:tcBorders>
+              <w:top w:val="single" w:color="A6A6A6" w:sz="4"/>
+              <w:left w:val="single" w:color="A6A6A6" w:sz="4"/>
+              <w:bottom w:val="single" w:color="A6A6A6" w:sz="4"/>
+              <w:right w:val="single" w:color="A6A6A6" w:sz="4"/>
+            </w:tcBorders>
+            <w:tcMar>
+              <w:top w:type="dxa" w:w="60"/>
+              <w:left w:type="dxa" w:w="100"/>
+              <w:bottom w:type="dxa" w:w="60"/>
+              <w:right w:type="dxa" w:w="100"/>
+            </w:tcMar>
+          </w:tcPr>
+          <w:p>
+            <w:pPr>
+              <w:spacing w:after="40"/>
+            </w:pPr>
+            <w:r>
+              <w:rPr>
+                <w:rFonts w:ascii="Arial" w:cs="Arial" w:eastAsia="Arial" w:hAnsi="Arial"/>
+              </w:rPr>
+              <w:t xml:space="preserve">V-12</w:t>
+            </w:r>
+          </w:p>
+        </w:tc>
+        <w:tc>
+          <w:tcPr>
+            <w:tcW w:type="dxa" w:w="3610"/>
+            <w:tcBorders>
+              <w:top w:val="single" w:color="A6A6A6" w:sz="4"/>
+              <w:left w:val="single" w:color="A6A6A6" w:sz="4"/>
+              <w:bottom w:val="single" w:color="A6A6A6" w:sz="4"/>
+              <w:right w:val="single" w:color="A6A6A6" w:sz="4"/>
+            </w:tcBorders>
+            <w:tcMar>
+              <w:top w:type="dxa" w:w="60"/>
+              <w:left w:type="dxa" w:w="100"/>
+              <w:bottom w:type="dxa" w:w="60"/>
+              <w:right w:type="dxa" w:w="100"/>
+            </w:tcMar>
+          </w:tcPr>
+          <w:p>
+            <w:pPr>
+              <w:spacing w:after="40"/>
+            </w:pPr>
+            <w:r>
+              <w:rPr>
+                <w:rFonts w:ascii="Arial" w:cs="Arial" w:eastAsia="Arial" w:hAnsi="Arial"/>
+              </w:rPr>
+              <w:t xml:space="preserve">Vendor bank details.</w:t>
+            </w:r>
+          </w:p>
+        </w:tc>
+        <w:tc>
+          <w:tcPr>
+            <w:tcW w:type="dxa" w:w="3069"/>
+            <w:tcBorders>
+              <w:top w:val="single" w:color="A6A6A6" w:sz="4"/>
+              <w:left w:val="single" w:color="A6A6A6" w:sz="4"/>
+              <w:bottom w:val="single" w:color="A6A6A6" w:sz="4"/>
+              <w:right w:val="single" w:color="A6A6A6" w:sz="4"/>
+            </w:tcBorders>
+            <w:tcMar>
+              <w:top w:type="dxa" w:w="60"/>
+              <w:left w:type="dxa" w:w="100"/>
+              <w:bottom w:type="dxa" w:w="60"/>
+              <w:right w:type="dxa" w:w="100"/>
+            </w:tcMar>
+          </w:tcPr>
+          <w:p>
+            <w:pPr>
+              <w:spacing w:after="40"/>
+            </w:pPr>
+            <w:r>
+              <w:rPr>
+                <w:rFonts w:ascii="Arial" w:cs="Arial" w:eastAsia="Arial" w:hAnsi="Arial"/>
+              </w:rPr>
+              <w:t xml:space="preserve">Account in BP Payment Transactions; existing accounts kept.</w:t>
+            </w:r>
+          </w:p>
+        </w:tc>
+        <w:tc>
+          <w:tcPr>
+            <w:tcW w:type="dxa" w:w="722"/>
+            <w:tcBorders>
+              <w:top w:val="single" w:color="A6A6A6" w:sz="4"/>
+              <w:left w:val="single" w:color="A6A6A6" w:sz="4"/>
+              <w:bottom w:val="single" w:color="A6A6A6" w:sz="4"/>
+              <w:right w:val="single" w:color="A6A6A6" w:sz="4"/>
+            </w:tcBorders>
+            <w:tcMar>
+              <w:top w:type="dxa" w:w="60"/>
+              <w:left w:type="dxa" w:w="100"/>
+              <w:bottom w:type="dxa" w:w="60"/>
+              <w:right w:type="dxa" w:w="100"/>
+            </w:tcMar>
+          </w:tcPr>
+          <w:p>
+            <w:pPr>
+              <w:spacing w:after="40"/>
+            </w:pPr>
+          </w:p>
+        </w:tc>
+        <w:tc>
+          <w:tcPr>
+            <w:tcW w:type="dxa" w:w="903"/>
             <w:tcBorders>
               <w:top w:val="single" w:color="A6A6A6" w:sz="4"/>
               <w:left w:val="single" w:color="A6A6A6" w:sz="4"/>
@@ -8731,141 +11036,113 @@
       <w:tr>
         <w:tc>
           <w:tcPr>
-            <w:tcW w:type="dxa" w:w="451"/>
-            <w:tcBorders>
-              <w:top w:val="single" w:color="A6A6A6" w:sz="4"/>
-              <w:left w:val="single" w:color="A6A6A6" w:sz="4"/>
-              <w:bottom w:val="single" w:color="A6A6A6" w:sz="4"/>
-              <w:right w:val="single" w:color="A6A6A6" w:sz="4"/>
-            </w:tcBorders>
-            <w:tcMar>
-              <w:top w:type="dxa" w:w="60"/>
-              <w:left w:type="dxa" w:w="100"/>
-              <w:bottom w:type="dxa" w:w="60"/>
-              <w:right w:type="dxa" w:w="100"/>
-            </w:tcMar>
-          </w:tcPr>
-          <w:p>
-            <w:pPr>
-              <w:spacing w:after="40"/>
-            </w:pPr>
-            <w:r>
-              <w:rPr>
-                <w:rFonts w:ascii="Arial" w:cs="Arial" w:eastAsia="Arial" w:hAnsi="Arial"/>
-              </w:rPr>
-              <w:t xml:space="preserve">13</w:t>
-            </w:r>
-          </w:p>
-        </w:tc>
-        <w:tc>
-          <w:tcPr>
-            <w:tcW w:type="dxa" w:w="993"/>
-            <w:tcBorders>
-              <w:top w:val="single" w:color="A6A6A6" w:sz="4"/>
-              <w:left w:val="single" w:color="A6A6A6" w:sz="4"/>
-              <w:bottom w:val="single" w:color="A6A6A6" w:sz="4"/>
-              <w:right w:val="single" w:color="A6A6A6" w:sz="4"/>
-            </w:tcBorders>
-            <w:tcMar>
-              <w:top w:type="dxa" w:w="60"/>
-              <w:left w:type="dxa" w:w="100"/>
-              <w:bottom w:type="dxa" w:w="60"/>
-              <w:right w:type="dxa" w:w="100"/>
-            </w:tcMar>
-          </w:tcPr>
-          <w:p>
-            <w:pPr>
-              <w:spacing w:after="40"/>
-            </w:pPr>
-            <w:r>
-              <w:rPr>
-                <w:rFonts w:ascii="Arial" w:cs="Arial" w:eastAsia="Arial" w:hAnsi="Arial"/>
-              </w:rPr>
-              <w:t xml:space="preserve">Vendor</w:t>
-            </w:r>
-          </w:p>
-        </w:tc>
-        <w:tc>
-          <w:tcPr>
-            <w:tcW w:type="dxa" w:w="2527"/>
-            <w:tcBorders>
-              <w:top w:val="single" w:color="A6A6A6" w:sz="4"/>
-              <w:left w:val="single" w:color="A6A6A6" w:sz="4"/>
-              <w:bottom w:val="single" w:color="A6A6A6" w:sz="4"/>
-              <w:right w:val="single" w:color="A6A6A6" w:sz="4"/>
-            </w:tcBorders>
-            <w:tcMar>
-              <w:top w:type="dxa" w:w="60"/>
-              <w:left w:type="dxa" w:w="100"/>
-              <w:bottom w:type="dxa" w:w="60"/>
-              <w:right w:type="dxa" w:w="100"/>
-            </w:tcMar>
-          </w:tcPr>
-          <w:p>
-            <w:pPr>
-              <w:spacing w:after="40"/>
-            </w:pPr>
-            <w:r>
-              <w:rPr>
-                <w:rFonts w:ascii="Arial" w:cs="Arial" w:eastAsia="Arial" w:hAnsi="Arial"/>
-              </w:rPr>
-              <w:t xml:space="preserve">Vendor creation, test run then live</w:t>
-            </w:r>
-          </w:p>
-        </w:tc>
-        <w:tc>
-          <w:tcPr>
-            <w:tcW w:type="dxa" w:w="2527"/>
-            <w:tcBorders>
-              <w:top w:val="single" w:color="A6A6A6" w:sz="4"/>
-              <w:left w:val="single" w:color="A6A6A6" w:sz="4"/>
-              <w:bottom w:val="single" w:color="A6A6A6" w:sz="4"/>
-              <w:right w:val="single" w:color="A6A6A6" w:sz="4"/>
-            </w:tcBorders>
-            <w:tcMar>
-              <w:top w:type="dxa" w:w="60"/>
-              <w:left w:type="dxa" w:w="100"/>
-              <w:bottom w:type="dxa" w:w="60"/>
-              <w:right w:type="dxa" w:w="100"/>
-            </w:tcMar>
-          </w:tcPr>
-          <w:p>
-            <w:pPr>
-              <w:spacing w:after="40"/>
-            </w:pPr>
-            <w:r>
-              <w:rPr>
-                <w:rFonts w:ascii="Arial" w:cs="Arial" w:eastAsia="Arial" w:hAnsi="Arial"/>
-              </w:rPr>
-              <w:t xml:space="preserve">New vendor number; vendor in BP</w:t>
-            </w:r>
-          </w:p>
-        </w:tc>
-        <w:tc>
-          <w:tcPr>
-            <w:tcW w:type="dxa" w:w="1083"/>
-            <w:tcBorders>
-              <w:top w:val="single" w:color="A6A6A6" w:sz="4"/>
-              <w:left w:val="single" w:color="A6A6A6" w:sz="4"/>
-              <w:bottom w:val="single" w:color="A6A6A6" w:sz="4"/>
-              <w:right w:val="single" w:color="A6A6A6" w:sz="4"/>
-            </w:tcBorders>
-            <w:tcMar>
-              <w:top w:type="dxa" w:w="60"/>
-              <w:left w:type="dxa" w:w="100"/>
-              <w:bottom w:type="dxa" w:w="60"/>
-              <w:right w:type="dxa" w:w="100"/>
-            </w:tcMar>
-          </w:tcPr>
-          <w:p>
-            <w:pPr>
-              <w:spacing w:after="40"/>
-            </w:pPr>
-          </w:p>
-        </w:tc>
-        <w:tc>
-          <w:tcPr>
-            <w:tcW w:type="dxa" w:w="1445"/>
+            <w:tcW w:type="dxa" w:w="722"/>
+            <w:tcBorders>
+              <w:top w:val="single" w:color="A6A6A6" w:sz="4"/>
+              <w:left w:val="single" w:color="A6A6A6" w:sz="4"/>
+              <w:bottom w:val="single" w:color="A6A6A6" w:sz="4"/>
+              <w:right w:val="single" w:color="A6A6A6" w:sz="4"/>
+            </w:tcBorders>
+            <w:tcMar>
+              <w:top w:type="dxa" w:w="60"/>
+              <w:left w:type="dxa" w:w="100"/>
+              <w:bottom w:type="dxa" w:w="60"/>
+              <w:right w:type="dxa" w:w="100"/>
+            </w:tcMar>
+          </w:tcPr>
+          <w:p>
+            <w:pPr>
+              <w:spacing w:after="40"/>
+            </w:pPr>
+            <w:r>
+              <w:rPr>
+                <w:rFonts w:ascii="Arial" w:cs="Arial" w:eastAsia="Arial" w:hAnsi="Arial"/>
+              </w:rPr>
+              <w:t xml:space="preserve">V-13</w:t>
+            </w:r>
+          </w:p>
+        </w:tc>
+        <w:tc>
+          <w:tcPr>
+            <w:tcW w:type="dxa" w:w="3610"/>
+            <w:tcBorders>
+              <w:top w:val="single" w:color="A6A6A6" w:sz="4"/>
+              <w:left w:val="single" w:color="A6A6A6" w:sz="4"/>
+              <w:bottom w:val="single" w:color="A6A6A6" w:sz="4"/>
+              <w:right w:val="single" w:color="A6A6A6" w:sz="4"/>
+            </w:tcBorders>
+            <w:tcMar>
+              <w:top w:type="dxa" w:w="60"/>
+              <w:left w:type="dxa" w:w="100"/>
+              <w:bottom w:type="dxa" w:w="60"/>
+              <w:right w:type="dxa" w:w="100"/>
+            </w:tcMar>
+          </w:tcPr>
+          <w:p>
+            <w:pPr>
+              <w:spacing w:after="40"/>
+            </w:pPr>
+            <w:r>
+              <w:rPr>
+                <w:rFonts w:ascii="Arial" w:cs="Arial" w:eastAsia="Arial" w:hAnsi="Arial"/>
+              </w:rPr>
+              <w:t xml:space="preserve">CIN details.</w:t>
+            </w:r>
+          </w:p>
+        </w:tc>
+        <w:tc>
+          <w:tcPr>
+            <w:tcW w:type="dxa" w:w="3069"/>
+            <w:tcBorders>
+              <w:top w:val="single" w:color="A6A6A6" w:sz="4"/>
+              <w:left w:val="single" w:color="A6A6A6" w:sz="4"/>
+              <w:bottom w:val="single" w:color="A6A6A6" w:sz="4"/>
+              <w:right w:val="single" w:color="A6A6A6" w:sz="4"/>
+            </w:tcBorders>
+            <w:tcMar>
+              <w:top w:type="dxa" w:w="60"/>
+              <w:left w:type="dxa" w:w="100"/>
+              <w:bottom w:type="dxa" w:w="60"/>
+              <w:right w:type="dxa" w:w="100"/>
+            </w:tcMar>
+          </w:tcPr>
+          <w:p>
+            <w:pPr>
+              <w:spacing w:after="40"/>
+            </w:pPr>
+            <w:r>
+              <w:rPr>
+                <w:rFonts w:ascii="Arial" w:cs="Arial" w:eastAsia="Arial" w:hAnsi="Arial"/>
+              </w:rPr>
+              <w:t xml:space="preserve">Fields visible in BP.</w:t>
+            </w:r>
+          </w:p>
+        </w:tc>
+        <w:tc>
+          <w:tcPr>
+            <w:tcW w:type="dxa" w:w="722"/>
+            <w:tcBorders>
+              <w:top w:val="single" w:color="A6A6A6" w:sz="4"/>
+              <w:left w:val="single" w:color="A6A6A6" w:sz="4"/>
+              <w:bottom w:val="single" w:color="A6A6A6" w:sz="4"/>
+              <w:right w:val="single" w:color="A6A6A6" w:sz="4"/>
+            </w:tcBorders>
+            <w:tcMar>
+              <w:top w:type="dxa" w:w="60"/>
+              <w:left w:type="dxa" w:w="100"/>
+              <w:bottom w:type="dxa" w:w="60"/>
+              <w:right w:type="dxa" w:w="100"/>
+            </w:tcMar>
+          </w:tcPr>
+          <w:p>
+            <w:pPr>
+              <w:spacing w:after="40"/>
+            </w:pPr>
+          </w:p>
+        </w:tc>
+        <w:tc>
+          <w:tcPr>
+            <w:tcW w:type="dxa" w:w="903"/>
             <w:tcBorders>
               <w:top w:val="single" w:color="A6A6A6" w:sz="4"/>
               <w:left w:val="single" w:color="A6A6A6" w:sz="4"/>
@@ -8889,141 +11166,113 @@
       <w:tr>
         <w:tc>
           <w:tcPr>
-            <w:tcW w:type="dxa" w:w="451"/>
-            <w:tcBorders>
-              <w:top w:val="single" w:color="A6A6A6" w:sz="4"/>
-              <w:left w:val="single" w:color="A6A6A6" w:sz="4"/>
-              <w:bottom w:val="single" w:color="A6A6A6" w:sz="4"/>
-              <w:right w:val="single" w:color="A6A6A6" w:sz="4"/>
-            </w:tcBorders>
-            <w:tcMar>
-              <w:top w:type="dxa" w:w="60"/>
-              <w:left w:type="dxa" w:w="100"/>
-              <w:bottom w:type="dxa" w:w="60"/>
-              <w:right w:type="dxa" w:w="100"/>
-            </w:tcMar>
-          </w:tcPr>
-          <w:p>
-            <w:pPr>
-              <w:spacing w:after="40"/>
-            </w:pPr>
-            <w:r>
-              <w:rPr>
-                <w:rFonts w:ascii="Arial" w:cs="Arial" w:eastAsia="Arial" w:hAnsi="Arial"/>
-              </w:rPr>
-              <w:t xml:space="preserve">14</w:t>
-            </w:r>
-          </w:p>
-        </w:tc>
-        <w:tc>
-          <w:tcPr>
-            <w:tcW w:type="dxa" w:w="993"/>
-            <w:tcBorders>
-              <w:top w:val="single" w:color="A6A6A6" w:sz="4"/>
-              <w:left w:val="single" w:color="A6A6A6" w:sz="4"/>
-              <w:bottom w:val="single" w:color="A6A6A6" w:sz="4"/>
-              <w:right w:val="single" w:color="A6A6A6" w:sz="4"/>
-            </w:tcBorders>
-            <w:tcMar>
-              <w:top w:type="dxa" w:w="60"/>
-              <w:left w:type="dxa" w:w="100"/>
-              <w:bottom w:type="dxa" w:w="60"/>
-              <w:right w:type="dxa" w:w="100"/>
-            </w:tcMar>
-          </w:tcPr>
-          <w:p>
-            <w:pPr>
-              <w:spacing w:after="40"/>
-            </w:pPr>
-            <w:r>
-              <w:rPr>
-                <w:rFonts w:ascii="Arial" w:cs="Arial" w:eastAsia="Arial" w:hAnsi="Arial"/>
-              </w:rPr>
-              <w:t xml:space="preserve">Vendor</w:t>
-            </w:r>
-          </w:p>
-        </w:tc>
-        <w:tc>
-          <w:tcPr>
-            <w:tcW w:type="dxa" w:w="2527"/>
-            <w:tcBorders>
-              <w:top w:val="single" w:color="A6A6A6" w:sz="4"/>
-              <w:left w:val="single" w:color="A6A6A6" w:sz="4"/>
-              <w:bottom w:val="single" w:color="A6A6A6" w:sz="4"/>
-              <w:right w:val="single" w:color="A6A6A6" w:sz="4"/>
-            </w:tcBorders>
-            <w:tcMar>
-              <w:top w:type="dxa" w:w="60"/>
-              <w:left w:type="dxa" w:w="100"/>
-              <w:bottom w:type="dxa" w:w="60"/>
-              <w:right w:type="dxa" w:w="100"/>
-            </w:tcMar>
-          </w:tcPr>
-          <w:p>
-            <w:pPr>
-              <w:spacing w:after="40"/>
-            </w:pPr>
-            <w:r>
-              <w:rPr>
-                <w:rFonts w:ascii="Arial" w:cs="Arial" w:eastAsia="Arial" w:hAnsi="Arial"/>
-              </w:rPr>
-              <w:t xml:space="preserve">Vendor extension</w:t>
-            </w:r>
-          </w:p>
-        </w:tc>
-        <w:tc>
-          <w:tcPr>
-            <w:tcW w:type="dxa" w:w="2527"/>
-            <w:tcBorders>
-              <w:top w:val="single" w:color="A6A6A6" w:sz="4"/>
-              <w:left w:val="single" w:color="A6A6A6" w:sz="4"/>
-              <w:bottom w:val="single" w:color="A6A6A6" w:sz="4"/>
-              <w:right w:val="single" w:color="A6A6A6" w:sz="4"/>
-            </w:tcBorders>
-            <w:tcMar>
-              <w:top w:type="dxa" w:w="60"/>
-              <w:left w:type="dxa" w:w="100"/>
-              <w:bottom w:type="dxa" w:w="60"/>
-              <w:right w:type="dxa" w:w="100"/>
-            </w:tcMar>
-          </w:tcPr>
-          <w:p>
-            <w:pPr>
-              <w:spacing w:after="40"/>
-            </w:pPr>
-            <w:r>
-              <w:rPr>
-                <w:rFonts w:ascii="Arial" w:cs="Arial" w:eastAsia="Arial" w:hAnsi="Arial"/>
-              </w:rPr>
-              <w:t xml:space="preserve">New company code / purch. org in BP</w:t>
-            </w:r>
-          </w:p>
-        </w:tc>
-        <w:tc>
-          <w:tcPr>
-            <w:tcW w:type="dxa" w:w="1083"/>
-            <w:tcBorders>
-              <w:top w:val="single" w:color="A6A6A6" w:sz="4"/>
-              <w:left w:val="single" w:color="A6A6A6" w:sz="4"/>
-              <w:bottom w:val="single" w:color="A6A6A6" w:sz="4"/>
-              <w:right w:val="single" w:color="A6A6A6" w:sz="4"/>
-            </w:tcBorders>
-            <w:tcMar>
-              <w:top w:type="dxa" w:w="60"/>
-              <w:left w:type="dxa" w:w="100"/>
-              <w:bottom w:type="dxa" w:w="60"/>
-              <w:right w:type="dxa" w:w="100"/>
-            </w:tcMar>
-          </w:tcPr>
-          <w:p>
-            <w:pPr>
-              <w:spacing w:after="40"/>
-            </w:pPr>
-          </w:p>
-        </w:tc>
-        <w:tc>
-          <w:tcPr>
-            <w:tcW w:type="dxa" w:w="1445"/>
+            <w:tcW w:type="dxa" w:w="722"/>
+            <w:tcBorders>
+              <w:top w:val="single" w:color="A6A6A6" w:sz="4"/>
+              <w:left w:val="single" w:color="A6A6A6" w:sz="4"/>
+              <w:bottom w:val="single" w:color="A6A6A6" w:sz="4"/>
+              <w:right w:val="single" w:color="A6A6A6" w:sz="4"/>
+            </w:tcBorders>
+            <w:tcMar>
+              <w:top w:type="dxa" w:w="60"/>
+              <w:left w:type="dxa" w:w="100"/>
+              <w:bottom w:type="dxa" w:w="60"/>
+              <w:right w:type="dxa" w:w="100"/>
+            </w:tcMar>
+          </w:tcPr>
+          <w:p>
+            <w:pPr>
+              <w:spacing w:after="40"/>
+            </w:pPr>
+            <w:r>
+              <w:rPr>
+                <w:rFonts w:ascii="Arial" w:cs="Arial" w:eastAsia="Arial" w:hAnsi="Arial"/>
+              </w:rPr>
+              <w:t xml:space="preserve">V-14</w:t>
+            </w:r>
+          </w:p>
+        </w:tc>
+        <w:tc>
+          <w:tcPr>
+            <w:tcW w:type="dxa" w:w="3610"/>
+            <w:tcBorders>
+              <w:top w:val="single" w:color="A6A6A6" w:sz="4"/>
+              <w:left w:val="single" w:color="A6A6A6" w:sz="4"/>
+              <w:bottom w:val="single" w:color="A6A6A6" w:sz="4"/>
+              <w:right w:val="single" w:color="A6A6A6" w:sz="4"/>
+            </w:tcBorders>
+            <w:tcMar>
+              <w:top w:type="dxa" w:w="60"/>
+              <w:left w:type="dxa" w:w="100"/>
+              <w:bottom w:type="dxa" w:w="60"/>
+              <w:right w:type="dxa" w:w="100"/>
+            </w:tcMar>
+          </w:tcPr>
+          <w:p>
+            <w:pPr>
+              <w:spacing w:after="40"/>
+            </w:pPr>
+            <w:r>
+              <w:rPr>
+                <w:rFonts w:ascii="Arial" w:cs="Arial" w:eastAsia="Arial" w:hAnsi="Arial"/>
+              </w:rPr>
+              <w:t xml:space="preserve">Partner functions, including one row whose partner vendor is not extended to that purchasing organisation. (retest)</w:t>
+            </w:r>
+          </w:p>
+        </w:tc>
+        <w:tc>
+          <w:tcPr>
+            <w:tcW w:type="dxa" w:w="3069"/>
+            <w:tcBorders>
+              <w:top w:val="single" w:color="A6A6A6" w:sz="4"/>
+              <w:left w:val="single" w:color="A6A6A6" w:sz="4"/>
+              <w:bottom w:val="single" w:color="A6A6A6" w:sz="4"/>
+              <w:right w:val="single" w:color="A6A6A6" w:sz="4"/>
+            </w:tcBorders>
+            <w:tcMar>
+              <w:top w:type="dxa" w:w="60"/>
+              <w:left w:type="dxa" w:w="100"/>
+              <w:bottom w:type="dxa" w:w="60"/>
+              <w:right w:type="dxa" w:w="100"/>
+            </w:tcMar>
+          </w:tcPr>
+          <w:p>
+            <w:pPr>
+              <w:spacing w:after="40"/>
+            </w:pPr>
+            <w:r>
+              <w:rPr>
+                <w:rFonts w:ascii="Arial" w:cs="Arial" w:eastAsia="Arial" w:hAnsi="Arial"/>
+              </w:rPr>
+              <w:t xml:space="preserve">Green only where the partner was added; for the other row one red line saying the partner is not extended to that purchasing organisation.</w:t>
+            </w:r>
+          </w:p>
+        </w:tc>
+        <w:tc>
+          <w:tcPr>
+            <w:tcW w:type="dxa" w:w="722"/>
+            <w:tcBorders>
+              <w:top w:val="single" w:color="A6A6A6" w:sz="4"/>
+              <w:left w:val="single" w:color="A6A6A6" w:sz="4"/>
+              <w:bottom w:val="single" w:color="A6A6A6" w:sz="4"/>
+              <w:right w:val="single" w:color="A6A6A6" w:sz="4"/>
+            </w:tcBorders>
+            <w:tcMar>
+              <w:top w:type="dxa" w:w="60"/>
+              <w:left w:type="dxa" w:w="100"/>
+              <w:bottom w:type="dxa" w:w="60"/>
+              <w:right w:type="dxa" w:w="100"/>
+            </w:tcMar>
+          </w:tcPr>
+          <w:p>
+            <w:pPr>
+              <w:spacing w:after="40"/>
+            </w:pPr>
+          </w:p>
+        </w:tc>
+        <w:tc>
+          <w:tcPr>
+            <w:tcW w:type="dxa" w:w="903"/>
             <w:tcBorders>
               <w:top w:val="single" w:color="A6A6A6" w:sz="4"/>
               <w:left w:val="single" w:color="A6A6A6" w:sz="4"/>
@@ -9047,141 +11296,113 @@
       <w:tr>
         <w:tc>
           <w:tcPr>
-            <w:tcW w:type="dxa" w:w="451"/>
-            <w:tcBorders>
-              <w:top w:val="single" w:color="A6A6A6" w:sz="4"/>
-              <w:left w:val="single" w:color="A6A6A6" w:sz="4"/>
-              <w:bottom w:val="single" w:color="A6A6A6" w:sz="4"/>
-              <w:right w:val="single" w:color="A6A6A6" w:sz="4"/>
-            </w:tcBorders>
-            <w:tcMar>
-              <w:top w:type="dxa" w:w="60"/>
-              <w:left w:type="dxa" w:w="100"/>
-              <w:bottom w:type="dxa" w:w="60"/>
-              <w:right w:type="dxa" w:w="100"/>
-            </w:tcMar>
-          </w:tcPr>
-          <w:p>
-            <w:pPr>
-              <w:spacing w:after="40"/>
-            </w:pPr>
-            <w:r>
-              <w:rPr>
-                <w:rFonts w:ascii="Arial" w:cs="Arial" w:eastAsia="Arial" w:hAnsi="Arial"/>
-              </w:rPr>
-              <w:t xml:space="preserve">15</w:t>
-            </w:r>
-          </w:p>
-        </w:tc>
-        <w:tc>
-          <w:tcPr>
-            <w:tcW w:type="dxa" w:w="993"/>
-            <w:tcBorders>
-              <w:top w:val="single" w:color="A6A6A6" w:sz="4"/>
-              <w:left w:val="single" w:color="A6A6A6" w:sz="4"/>
-              <w:bottom w:val="single" w:color="A6A6A6" w:sz="4"/>
-              <w:right w:val="single" w:color="A6A6A6" w:sz="4"/>
-            </w:tcBorders>
-            <w:tcMar>
-              <w:top w:type="dxa" w:w="60"/>
-              <w:left w:type="dxa" w:w="100"/>
-              <w:bottom w:type="dxa" w:w="60"/>
-              <w:right w:type="dxa" w:w="100"/>
-            </w:tcMar>
-          </w:tcPr>
-          <w:p>
-            <w:pPr>
-              <w:spacing w:after="40"/>
-            </w:pPr>
-            <w:r>
-              <w:rPr>
-                <w:rFonts w:ascii="Arial" w:cs="Arial" w:eastAsia="Arial" w:hAnsi="Arial"/>
-              </w:rPr>
-              <w:t xml:space="preserve">Vendor</w:t>
-            </w:r>
-          </w:p>
-        </w:tc>
-        <w:tc>
-          <w:tcPr>
-            <w:tcW w:type="dxa" w:w="2527"/>
-            <w:tcBorders>
-              <w:top w:val="single" w:color="A6A6A6" w:sz="4"/>
-              <w:left w:val="single" w:color="A6A6A6" w:sz="4"/>
-              <w:bottom w:val="single" w:color="A6A6A6" w:sz="4"/>
-              <w:right w:val="single" w:color="A6A6A6" w:sz="4"/>
-            </w:tcBorders>
-            <w:tcMar>
-              <w:top w:type="dxa" w:w="60"/>
-              <w:left w:type="dxa" w:w="100"/>
-              <w:bottom w:type="dxa" w:w="60"/>
-              <w:right w:type="dxa" w:w="100"/>
-            </w:tcMar>
-          </w:tcPr>
-          <w:p>
-            <w:pPr>
-              <w:spacing w:after="40"/>
-            </w:pPr>
-            <w:r>
-              <w:rPr>
-                <w:rFonts w:ascii="Arial" w:cs="Arial" w:eastAsia="Arial" w:hAnsi="Arial"/>
-              </w:rPr>
-              <w:t xml:space="preserve">Withholding tax / TDS</w:t>
-            </w:r>
-          </w:p>
-        </w:tc>
-        <w:tc>
-          <w:tcPr>
-            <w:tcW w:type="dxa" w:w="2527"/>
-            <w:tcBorders>
-              <w:top w:val="single" w:color="A6A6A6" w:sz="4"/>
-              <w:left w:val="single" w:color="A6A6A6" w:sz="4"/>
-              <w:bottom w:val="single" w:color="A6A6A6" w:sz="4"/>
-              <w:right w:val="single" w:color="A6A6A6" w:sz="4"/>
-            </w:tcBorders>
-            <w:tcMar>
-              <w:top w:type="dxa" w:w="60"/>
-              <w:left w:type="dxa" w:w="100"/>
-              <w:bottom w:type="dxa" w:w="60"/>
-              <w:right w:type="dxa" w:w="100"/>
-            </w:tcMar>
-          </w:tcPr>
-          <w:p>
-            <w:pPr>
-              <w:spacing w:after="40"/>
-            </w:pPr>
-            <w:r>
-              <w:rPr>
-                <w:rFonts w:ascii="Arial" w:cs="Arial" w:eastAsia="Arial" w:hAnsi="Arial"/>
-              </w:rPr>
-              <w:t xml:space="preserve">Tax types in BP company code data</w:t>
-            </w:r>
-          </w:p>
-        </w:tc>
-        <w:tc>
-          <w:tcPr>
-            <w:tcW w:type="dxa" w:w="1083"/>
-            <w:tcBorders>
-              <w:top w:val="single" w:color="A6A6A6" w:sz="4"/>
-              <w:left w:val="single" w:color="A6A6A6" w:sz="4"/>
-              <w:bottom w:val="single" w:color="A6A6A6" w:sz="4"/>
-              <w:right w:val="single" w:color="A6A6A6" w:sz="4"/>
-            </w:tcBorders>
-            <w:tcMar>
-              <w:top w:type="dxa" w:w="60"/>
-              <w:left w:type="dxa" w:w="100"/>
-              <w:bottom w:type="dxa" w:w="60"/>
-              <w:right w:type="dxa" w:w="100"/>
-            </w:tcMar>
-          </w:tcPr>
-          <w:p>
-            <w:pPr>
-              <w:spacing w:after="40"/>
-            </w:pPr>
-          </w:p>
-        </w:tc>
-        <w:tc>
-          <w:tcPr>
-            <w:tcW w:type="dxa" w:w="1445"/>
+            <w:tcW w:type="dxa" w:w="722"/>
+            <w:tcBorders>
+              <w:top w:val="single" w:color="A6A6A6" w:sz="4"/>
+              <w:left w:val="single" w:color="A6A6A6" w:sz="4"/>
+              <w:bottom w:val="single" w:color="A6A6A6" w:sz="4"/>
+              <w:right w:val="single" w:color="A6A6A6" w:sz="4"/>
+            </w:tcBorders>
+            <w:tcMar>
+              <w:top w:type="dxa" w:w="60"/>
+              <w:left w:type="dxa" w:w="100"/>
+              <w:bottom w:type="dxa" w:w="60"/>
+              <w:right w:type="dxa" w:w="100"/>
+            </w:tcMar>
+          </w:tcPr>
+          <w:p>
+            <w:pPr>
+              <w:spacing w:after="40"/>
+            </w:pPr>
+            <w:r>
+              <w:rPr>
+                <w:rFonts w:ascii="Arial" w:cs="Arial" w:eastAsia="Arial" w:hAnsi="Arial"/>
+              </w:rPr>
+              <w:t xml:space="preserve">V-15</w:t>
+            </w:r>
+          </w:p>
+        </w:tc>
+        <w:tc>
+          <w:tcPr>
+            <w:tcW w:type="dxa" w:w="3610"/>
+            <w:tcBorders>
+              <w:top w:val="single" w:color="A6A6A6" w:sz="4"/>
+              <w:left w:val="single" w:color="A6A6A6" w:sz="4"/>
+              <w:bottom w:val="single" w:color="A6A6A6" w:sz="4"/>
+              <w:right w:val="single" w:color="A6A6A6" w:sz="4"/>
+            </w:tcBorders>
+            <w:tcMar>
+              <w:top w:type="dxa" w:w="60"/>
+              <w:left w:type="dxa" w:w="100"/>
+              <w:bottom w:type="dxa" w:w="60"/>
+              <w:right w:type="dxa" w:w="100"/>
+            </w:tcMar>
+          </w:tcPr>
+          <w:p>
+            <w:pPr>
+              <w:spacing w:after="40"/>
+            </w:pPr>
+            <w:r>
+              <w:rPr>
+                <w:rFonts w:ascii="Arial" w:cs="Arial" w:eastAsia="Arial" w:hAnsi="Arial"/>
+              </w:rPr>
+              <w:t xml:space="preserve">Block, then unblock.</w:t>
+            </w:r>
+          </w:p>
+        </w:tc>
+        <w:tc>
+          <w:tcPr>
+            <w:tcW w:type="dxa" w:w="3069"/>
+            <w:tcBorders>
+              <w:top w:val="single" w:color="A6A6A6" w:sz="4"/>
+              <w:left w:val="single" w:color="A6A6A6" w:sz="4"/>
+              <w:bottom w:val="single" w:color="A6A6A6" w:sz="4"/>
+              <w:right w:val="single" w:color="A6A6A6" w:sz="4"/>
+            </w:tcBorders>
+            <w:tcMar>
+              <w:top w:type="dxa" w:w="60"/>
+              <w:left w:type="dxa" w:w="100"/>
+              <w:bottom w:type="dxa" w:w="60"/>
+              <w:right w:type="dxa" w:w="100"/>
+            </w:tcMar>
+          </w:tcPr>
+          <w:p>
+            <w:pPr>
+              <w:spacing w:after="40"/>
+            </w:pPr>
+            <w:r>
+              <w:rPr>
+                <w:rFonts w:ascii="Arial" w:cs="Arial" w:eastAsia="Arial" w:hAnsi="Arial"/>
+              </w:rPr>
+              <w:t xml:space="preserve">Blocks set, then cleared, in BP.</w:t>
+            </w:r>
+          </w:p>
+        </w:tc>
+        <w:tc>
+          <w:tcPr>
+            <w:tcW w:type="dxa" w:w="722"/>
+            <w:tcBorders>
+              <w:top w:val="single" w:color="A6A6A6" w:sz="4"/>
+              <w:left w:val="single" w:color="A6A6A6" w:sz="4"/>
+              <w:bottom w:val="single" w:color="A6A6A6" w:sz="4"/>
+              <w:right w:val="single" w:color="A6A6A6" w:sz="4"/>
+            </w:tcBorders>
+            <w:tcMar>
+              <w:top w:type="dxa" w:w="60"/>
+              <w:left w:type="dxa" w:w="100"/>
+              <w:bottom w:type="dxa" w:w="60"/>
+              <w:right w:type="dxa" w:w="100"/>
+            </w:tcMar>
+          </w:tcPr>
+          <w:p>
+            <w:pPr>
+              <w:spacing w:after="40"/>
+            </w:pPr>
+          </w:p>
+        </w:tc>
+        <w:tc>
+          <w:tcPr>
+            <w:tcW w:type="dxa" w:w="903"/>
             <w:tcBorders>
               <w:top w:val="single" w:color="A6A6A6" w:sz="4"/>
               <w:left w:val="single" w:color="A6A6A6" w:sz="4"/>
@@ -9205,773 +11426,113 @@
       <w:tr>
         <w:tc>
           <w:tcPr>
-            <w:tcW w:type="dxa" w:w="451"/>
-            <w:tcBorders>
-              <w:top w:val="single" w:color="A6A6A6" w:sz="4"/>
-              <w:left w:val="single" w:color="A6A6A6" w:sz="4"/>
-              <w:bottom w:val="single" w:color="A6A6A6" w:sz="4"/>
-              <w:right w:val="single" w:color="A6A6A6" w:sz="4"/>
-            </w:tcBorders>
-            <w:tcMar>
-              <w:top w:type="dxa" w:w="60"/>
-              <w:left w:type="dxa" w:w="100"/>
-              <w:bottom w:type="dxa" w:w="60"/>
-              <w:right w:type="dxa" w:w="100"/>
-            </w:tcMar>
-          </w:tcPr>
-          <w:p>
-            <w:pPr>
-              <w:spacing w:after="40"/>
-            </w:pPr>
-            <w:r>
-              <w:rPr>
-                <w:rFonts w:ascii="Arial" w:cs="Arial" w:eastAsia="Arial" w:hAnsi="Arial"/>
-              </w:rPr>
-              <w:t xml:space="preserve">16</w:t>
-            </w:r>
-          </w:p>
-        </w:tc>
-        <w:tc>
-          <w:tcPr>
-            <w:tcW w:type="dxa" w:w="993"/>
-            <w:tcBorders>
-              <w:top w:val="single" w:color="A6A6A6" w:sz="4"/>
-              <w:left w:val="single" w:color="A6A6A6" w:sz="4"/>
-              <w:bottom w:val="single" w:color="A6A6A6" w:sz="4"/>
-              <w:right w:val="single" w:color="A6A6A6" w:sz="4"/>
-            </w:tcBorders>
-            <w:tcMar>
-              <w:top w:type="dxa" w:w="60"/>
-              <w:left w:type="dxa" w:w="100"/>
-              <w:bottom w:type="dxa" w:w="60"/>
-              <w:right w:type="dxa" w:w="100"/>
-            </w:tcMar>
-          </w:tcPr>
-          <w:p>
-            <w:pPr>
-              <w:spacing w:after="40"/>
-            </w:pPr>
-            <w:r>
-              <w:rPr>
-                <w:rFonts w:ascii="Arial" w:cs="Arial" w:eastAsia="Arial" w:hAnsi="Arial"/>
-              </w:rPr>
-              <w:t xml:space="preserve">Vendor</w:t>
-            </w:r>
-          </w:p>
-        </w:tc>
-        <w:tc>
-          <w:tcPr>
-            <w:tcW w:type="dxa" w:w="2527"/>
-            <w:tcBorders>
-              <w:top w:val="single" w:color="A6A6A6" w:sz="4"/>
-              <w:left w:val="single" w:color="A6A6A6" w:sz="4"/>
-              <w:bottom w:val="single" w:color="A6A6A6" w:sz="4"/>
-              <w:right w:val="single" w:color="A6A6A6" w:sz="4"/>
-            </w:tcBorders>
-            <w:tcMar>
-              <w:top w:type="dxa" w:w="60"/>
-              <w:left w:type="dxa" w:w="100"/>
-              <w:bottom w:type="dxa" w:w="60"/>
-              <w:right w:type="dxa" w:w="100"/>
-            </w:tcMar>
-          </w:tcPr>
-          <w:p>
-            <w:pPr>
-              <w:spacing w:after="40"/>
-            </w:pPr>
-            <w:r>
-              <w:rPr>
-                <w:rFonts w:ascii="Arial" w:cs="Arial" w:eastAsia="Arial" w:hAnsi="Arial"/>
-              </w:rPr>
-              <w:t xml:space="preserve">TAN exemption</w:t>
-            </w:r>
-          </w:p>
-        </w:tc>
-        <w:tc>
-          <w:tcPr>
-            <w:tcW w:type="dxa" w:w="2527"/>
-            <w:tcBorders>
-              <w:top w:val="single" w:color="A6A6A6" w:sz="4"/>
-              <w:left w:val="single" w:color="A6A6A6" w:sz="4"/>
-              <w:bottom w:val="single" w:color="A6A6A6" w:sz="4"/>
-              <w:right w:val="single" w:color="A6A6A6" w:sz="4"/>
-            </w:tcBorders>
-            <w:tcMar>
-              <w:top w:type="dxa" w:w="60"/>
-              <w:left w:type="dxa" w:w="100"/>
-              <w:bottom w:type="dxa" w:w="60"/>
-              <w:right w:type="dxa" w:w="100"/>
-            </w:tcMar>
-          </w:tcPr>
-          <w:p>
-            <w:pPr>
-              <w:spacing w:after="40"/>
-            </w:pPr>
-            <w:r>
-              <w:rPr>
-                <w:rFonts w:ascii="Arial" w:cs="Arial" w:eastAsia="Arial" w:hAnsi="Arial"/>
-              </w:rPr>
-              <w:t xml:space="preserve">Records in FIWTIN_TAN_EXEM</w:t>
-            </w:r>
-          </w:p>
-        </w:tc>
-        <w:tc>
-          <w:tcPr>
-            <w:tcW w:type="dxa" w:w="1083"/>
-            <w:tcBorders>
-              <w:top w:val="single" w:color="A6A6A6" w:sz="4"/>
-              <w:left w:val="single" w:color="A6A6A6" w:sz="4"/>
-              <w:bottom w:val="single" w:color="A6A6A6" w:sz="4"/>
-              <w:right w:val="single" w:color="A6A6A6" w:sz="4"/>
-            </w:tcBorders>
-            <w:tcMar>
-              <w:top w:type="dxa" w:w="60"/>
-              <w:left w:type="dxa" w:w="100"/>
-              <w:bottom w:type="dxa" w:w="60"/>
-              <w:right w:type="dxa" w:w="100"/>
-            </w:tcMar>
-          </w:tcPr>
-          <w:p>
-            <w:pPr>
-              <w:spacing w:after="40"/>
-            </w:pPr>
-          </w:p>
-        </w:tc>
-        <w:tc>
-          <w:tcPr>
-            <w:tcW w:type="dxa" w:w="1445"/>
-            <w:tcBorders>
-              <w:top w:val="single" w:color="A6A6A6" w:sz="4"/>
-              <w:left w:val="single" w:color="A6A6A6" w:sz="4"/>
-              <w:bottom w:val="single" w:color="A6A6A6" w:sz="4"/>
-              <w:right w:val="single" w:color="A6A6A6" w:sz="4"/>
-            </w:tcBorders>
-            <w:tcMar>
-              <w:top w:type="dxa" w:w="60"/>
-              <w:left w:type="dxa" w:w="100"/>
-              <w:bottom w:type="dxa" w:w="60"/>
-              <w:right w:type="dxa" w:w="100"/>
-            </w:tcMar>
-          </w:tcPr>
-          <w:p>
-            <w:pPr>
-              <w:spacing w:after="40"/>
-            </w:pPr>
-          </w:p>
-        </w:tc>
-      </w:tr>
-      <w:tr>
-        <w:tc>
-          <w:tcPr>
-            <w:tcW w:type="dxa" w:w="451"/>
-            <w:tcBorders>
-              <w:top w:val="single" w:color="A6A6A6" w:sz="4"/>
-              <w:left w:val="single" w:color="A6A6A6" w:sz="4"/>
-              <w:bottom w:val="single" w:color="A6A6A6" w:sz="4"/>
-              <w:right w:val="single" w:color="A6A6A6" w:sz="4"/>
-            </w:tcBorders>
-            <w:tcMar>
-              <w:top w:type="dxa" w:w="60"/>
-              <w:left w:type="dxa" w:w="100"/>
-              <w:bottom w:type="dxa" w:w="60"/>
-              <w:right w:type="dxa" w:w="100"/>
-            </w:tcMar>
-          </w:tcPr>
-          <w:p>
-            <w:pPr>
-              <w:spacing w:after="40"/>
-            </w:pPr>
-            <w:r>
-              <w:rPr>
-                <w:rFonts w:ascii="Arial" w:cs="Arial" w:eastAsia="Arial" w:hAnsi="Arial"/>
-              </w:rPr>
-              <w:t xml:space="preserve">17</w:t>
-            </w:r>
-          </w:p>
-        </w:tc>
-        <w:tc>
-          <w:tcPr>
-            <w:tcW w:type="dxa" w:w="993"/>
-            <w:tcBorders>
-              <w:top w:val="single" w:color="A6A6A6" w:sz="4"/>
-              <w:left w:val="single" w:color="A6A6A6" w:sz="4"/>
-              <w:bottom w:val="single" w:color="A6A6A6" w:sz="4"/>
-              <w:right w:val="single" w:color="A6A6A6" w:sz="4"/>
-            </w:tcBorders>
-            <w:tcMar>
-              <w:top w:type="dxa" w:w="60"/>
-              <w:left w:type="dxa" w:w="100"/>
-              <w:bottom w:type="dxa" w:w="60"/>
-              <w:right w:type="dxa" w:w="100"/>
-            </w:tcMar>
-          </w:tcPr>
-          <w:p>
-            <w:pPr>
-              <w:spacing w:after="40"/>
-            </w:pPr>
-            <w:r>
-              <w:rPr>
-                <w:rFonts w:ascii="Arial" w:cs="Arial" w:eastAsia="Arial" w:hAnsi="Arial"/>
-              </w:rPr>
-              <w:t xml:space="preserve">Vendor</w:t>
-            </w:r>
-          </w:p>
-        </w:tc>
-        <w:tc>
-          <w:tcPr>
-            <w:tcW w:type="dxa" w:w="2527"/>
-            <w:tcBorders>
-              <w:top w:val="single" w:color="A6A6A6" w:sz="4"/>
-              <w:left w:val="single" w:color="A6A6A6" w:sz="4"/>
-              <w:bottom w:val="single" w:color="A6A6A6" w:sz="4"/>
-              <w:right w:val="single" w:color="A6A6A6" w:sz="4"/>
-            </w:tcBorders>
-            <w:tcMar>
-              <w:top w:type="dxa" w:w="60"/>
-              <w:left w:type="dxa" w:w="100"/>
-              <w:bottom w:type="dxa" w:w="60"/>
-              <w:right w:type="dxa" w:w="100"/>
-            </w:tcMar>
-          </w:tcPr>
-          <w:p>
-            <w:pPr>
-              <w:spacing w:after="40"/>
-            </w:pPr>
-            <w:r>
-              <w:rPr>
-                <w:rFonts w:ascii="Arial" w:cs="Arial" w:eastAsia="Arial" w:hAnsi="Arial"/>
-              </w:rPr>
-              <w:t xml:space="preserve">Vendor bank details</w:t>
-            </w:r>
-          </w:p>
-        </w:tc>
-        <w:tc>
-          <w:tcPr>
-            <w:tcW w:type="dxa" w:w="2527"/>
-            <w:tcBorders>
-              <w:top w:val="single" w:color="A6A6A6" w:sz="4"/>
-              <w:left w:val="single" w:color="A6A6A6" w:sz="4"/>
-              <w:bottom w:val="single" w:color="A6A6A6" w:sz="4"/>
-              <w:right w:val="single" w:color="A6A6A6" w:sz="4"/>
-            </w:tcBorders>
-            <w:tcMar>
-              <w:top w:type="dxa" w:w="60"/>
-              <w:left w:type="dxa" w:w="100"/>
-              <w:bottom w:type="dxa" w:w="60"/>
-              <w:right w:type="dxa" w:w="100"/>
-            </w:tcMar>
-          </w:tcPr>
-          <w:p>
-            <w:pPr>
-              <w:spacing w:after="40"/>
-            </w:pPr>
-            <w:r>
-              <w:rPr>
-                <w:rFonts w:ascii="Arial" w:cs="Arial" w:eastAsia="Arial" w:hAnsi="Arial"/>
-              </w:rPr>
-              <w:t xml:space="preserve">Account in BP Payment Transactions</w:t>
-            </w:r>
-          </w:p>
-        </w:tc>
-        <w:tc>
-          <w:tcPr>
-            <w:tcW w:type="dxa" w:w="1083"/>
-            <w:tcBorders>
-              <w:top w:val="single" w:color="A6A6A6" w:sz="4"/>
-              <w:left w:val="single" w:color="A6A6A6" w:sz="4"/>
-              <w:bottom w:val="single" w:color="A6A6A6" w:sz="4"/>
-              <w:right w:val="single" w:color="A6A6A6" w:sz="4"/>
-            </w:tcBorders>
-            <w:tcMar>
-              <w:top w:type="dxa" w:w="60"/>
-              <w:left w:type="dxa" w:w="100"/>
-              <w:bottom w:type="dxa" w:w="60"/>
-              <w:right w:type="dxa" w:w="100"/>
-            </w:tcMar>
-          </w:tcPr>
-          <w:p>
-            <w:pPr>
-              <w:spacing w:after="40"/>
-            </w:pPr>
-          </w:p>
-        </w:tc>
-        <w:tc>
-          <w:tcPr>
-            <w:tcW w:type="dxa" w:w="1445"/>
-            <w:tcBorders>
-              <w:top w:val="single" w:color="A6A6A6" w:sz="4"/>
-              <w:left w:val="single" w:color="A6A6A6" w:sz="4"/>
-              <w:bottom w:val="single" w:color="A6A6A6" w:sz="4"/>
-              <w:right w:val="single" w:color="A6A6A6" w:sz="4"/>
-            </w:tcBorders>
-            <w:tcMar>
-              <w:top w:type="dxa" w:w="60"/>
-              <w:left w:type="dxa" w:w="100"/>
-              <w:bottom w:type="dxa" w:w="60"/>
-              <w:right w:type="dxa" w:w="100"/>
-            </w:tcMar>
-          </w:tcPr>
-          <w:p>
-            <w:pPr>
-              <w:spacing w:after="40"/>
-            </w:pPr>
-          </w:p>
-        </w:tc>
-      </w:tr>
-      <w:tr>
-        <w:tc>
-          <w:tcPr>
-            <w:tcW w:type="dxa" w:w="451"/>
-            <w:tcBorders>
-              <w:top w:val="single" w:color="A6A6A6" w:sz="4"/>
-              <w:left w:val="single" w:color="A6A6A6" w:sz="4"/>
-              <w:bottom w:val="single" w:color="A6A6A6" w:sz="4"/>
-              <w:right w:val="single" w:color="A6A6A6" w:sz="4"/>
-            </w:tcBorders>
-            <w:tcMar>
-              <w:top w:type="dxa" w:w="60"/>
-              <w:left w:type="dxa" w:w="100"/>
-              <w:bottom w:type="dxa" w:w="60"/>
-              <w:right w:type="dxa" w:w="100"/>
-            </w:tcMar>
-          </w:tcPr>
-          <w:p>
-            <w:pPr>
-              <w:spacing w:after="40"/>
-            </w:pPr>
-            <w:r>
-              <w:rPr>
-                <w:rFonts w:ascii="Arial" w:cs="Arial" w:eastAsia="Arial" w:hAnsi="Arial"/>
-              </w:rPr>
-              <w:t xml:space="preserve">18</w:t>
-            </w:r>
-          </w:p>
-        </w:tc>
-        <w:tc>
-          <w:tcPr>
-            <w:tcW w:type="dxa" w:w="993"/>
-            <w:tcBorders>
-              <w:top w:val="single" w:color="A6A6A6" w:sz="4"/>
-              <w:left w:val="single" w:color="A6A6A6" w:sz="4"/>
-              <w:bottom w:val="single" w:color="A6A6A6" w:sz="4"/>
-              <w:right w:val="single" w:color="A6A6A6" w:sz="4"/>
-            </w:tcBorders>
-            <w:tcMar>
-              <w:top w:type="dxa" w:w="60"/>
-              <w:left w:type="dxa" w:w="100"/>
-              <w:bottom w:type="dxa" w:w="60"/>
-              <w:right w:type="dxa" w:w="100"/>
-            </w:tcMar>
-          </w:tcPr>
-          <w:p>
-            <w:pPr>
-              <w:spacing w:after="40"/>
-            </w:pPr>
-            <w:r>
-              <w:rPr>
-                <w:rFonts w:ascii="Arial" w:cs="Arial" w:eastAsia="Arial" w:hAnsi="Arial"/>
-              </w:rPr>
-              <w:t xml:space="preserve">Vendor</w:t>
-            </w:r>
-          </w:p>
-        </w:tc>
-        <w:tc>
-          <w:tcPr>
-            <w:tcW w:type="dxa" w:w="2527"/>
-            <w:tcBorders>
-              <w:top w:val="single" w:color="A6A6A6" w:sz="4"/>
-              <w:left w:val="single" w:color="A6A6A6" w:sz="4"/>
-              <w:bottom w:val="single" w:color="A6A6A6" w:sz="4"/>
-              <w:right w:val="single" w:color="A6A6A6" w:sz="4"/>
-            </w:tcBorders>
-            <w:tcMar>
-              <w:top w:type="dxa" w:w="60"/>
-              <w:left w:type="dxa" w:w="100"/>
-              <w:bottom w:type="dxa" w:w="60"/>
-              <w:right w:type="dxa" w:w="100"/>
-            </w:tcMar>
-          </w:tcPr>
-          <w:p>
-            <w:pPr>
-              <w:spacing w:after="40"/>
-            </w:pPr>
-            <w:r>
-              <w:rPr>
-                <w:rFonts w:ascii="Arial" w:cs="Arial" w:eastAsia="Arial" w:hAnsi="Arial"/>
-              </w:rPr>
-              <w:t xml:space="preserve">CIN details</w:t>
-            </w:r>
-          </w:p>
-        </w:tc>
-        <w:tc>
-          <w:tcPr>
-            <w:tcW w:type="dxa" w:w="2527"/>
-            <w:tcBorders>
-              <w:top w:val="single" w:color="A6A6A6" w:sz="4"/>
-              <w:left w:val="single" w:color="A6A6A6" w:sz="4"/>
-              <w:bottom w:val="single" w:color="A6A6A6" w:sz="4"/>
-              <w:right w:val="single" w:color="A6A6A6" w:sz="4"/>
-            </w:tcBorders>
-            <w:tcMar>
-              <w:top w:type="dxa" w:w="60"/>
-              <w:left w:type="dxa" w:w="100"/>
-              <w:bottom w:type="dxa" w:w="60"/>
-              <w:right w:type="dxa" w:w="100"/>
-            </w:tcMar>
-          </w:tcPr>
-          <w:p>
-            <w:pPr>
-              <w:spacing w:after="40"/>
-            </w:pPr>
-            <w:r>
-              <w:rPr>
-                <w:rFonts w:ascii="Arial" w:cs="Arial" w:eastAsia="Arial" w:hAnsi="Arial"/>
-              </w:rPr>
-              <w:t xml:space="preserve">CIN fields in BP</w:t>
-            </w:r>
-          </w:p>
-        </w:tc>
-        <w:tc>
-          <w:tcPr>
-            <w:tcW w:type="dxa" w:w="1083"/>
-            <w:tcBorders>
-              <w:top w:val="single" w:color="A6A6A6" w:sz="4"/>
-              <w:left w:val="single" w:color="A6A6A6" w:sz="4"/>
-              <w:bottom w:val="single" w:color="A6A6A6" w:sz="4"/>
-              <w:right w:val="single" w:color="A6A6A6" w:sz="4"/>
-            </w:tcBorders>
-            <w:tcMar>
-              <w:top w:type="dxa" w:w="60"/>
-              <w:left w:type="dxa" w:w="100"/>
-              <w:bottom w:type="dxa" w:w="60"/>
-              <w:right w:type="dxa" w:w="100"/>
-            </w:tcMar>
-          </w:tcPr>
-          <w:p>
-            <w:pPr>
-              <w:spacing w:after="40"/>
-            </w:pPr>
-          </w:p>
-        </w:tc>
-        <w:tc>
-          <w:tcPr>
-            <w:tcW w:type="dxa" w:w="1445"/>
-            <w:tcBorders>
-              <w:top w:val="single" w:color="A6A6A6" w:sz="4"/>
-              <w:left w:val="single" w:color="A6A6A6" w:sz="4"/>
-              <w:bottom w:val="single" w:color="A6A6A6" w:sz="4"/>
-              <w:right w:val="single" w:color="A6A6A6" w:sz="4"/>
-            </w:tcBorders>
-            <w:tcMar>
-              <w:top w:type="dxa" w:w="60"/>
-              <w:left w:type="dxa" w:w="100"/>
-              <w:bottom w:type="dxa" w:w="60"/>
-              <w:right w:type="dxa" w:w="100"/>
-            </w:tcMar>
-          </w:tcPr>
-          <w:p>
-            <w:pPr>
-              <w:spacing w:after="40"/>
-            </w:pPr>
-          </w:p>
-        </w:tc>
-      </w:tr>
-      <w:tr>
-        <w:tc>
-          <w:tcPr>
-            <w:tcW w:type="dxa" w:w="451"/>
-            <w:tcBorders>
-              <w:top w:val="single" w:color="A6A6A6" w:sz="4"/>
-              <w:left w:val="single" w:color="A6A6A6" w:sz="4"/>
-              <w:bottom w:val="single" w:color="A6A6A6" w:sz="4"/>
-              <w:right w:val="single" w:color="A6A6A6" w:sz="4"/>
-            </w:tcBorders>
-            <w:tcMar>
-              <w:top w:type="dxa" w:w="60"/>
-              <w:left w:type="dxa" w:w="100"/>
-              <w:bottom w:type="dxa" w:w="60"/>
-              <w:right w:type="dxa" w:w="100"/>
-            </w:tcMar>
-          </w:tcPr>
-          <w:p>
-            <w:pPr>
-              <w:spacing w:after="40"/>
-            </w:pPr>
-            <w:r>
-              <w:rPr>
-                <w:rFonts w:ascii="Arial" w:cs="Arial" w:eastAsia="Arial" w:hAnsi="Arial"/>
-              </w:rPr>
-              <w:t xml:space="preserve">19</w:t>
-            </w:r>
-          </w:p>
-        </w:tc>
-        <w:tc>
-          <w:tcPr>
-            <w:tcW w:type="dxa" w:w="993"/>
-            <w:tcBorders>
-              <w:top w:val="single" w:color="A6A6A6" w:sz="4"/>
-              <w:left w:val="single" w:color="A6A6A6" w:sz="4"/>
-              <w:bottom w:val="single" w:color="A6A6A6" w:sz="4"/>
-              <w:right w:val="single" w:color="A6A6A6" w:sz="4"/>
-            </w:tcBorders>
-            <w:tcMar>
-              <w:top w:type="dxa" w:w="60"/>
-              <w:left w:type="dxa" w:w="100"/>
-              <w:bottom w:type="dxa" w:w="60"/>
-              <w:right w:type="dxa" w:w="100"/>
-            </w:tcMar>
-          </w:tcPr>
-          <w:p>
-            <w:pPr>
-              <w:spacing w:after="40"/>
-            </w:pPr>
-            <w:r>
-              <w:rPr>
-                <w:rFonts w:ascii="Arial" w:cs="Arial" w:eastAsia="Arial" w:hAnsi="Arial"/>
-              </w:rPr>
-              <w:t xml:space="preserve">Vendor</w:t>
-            </w:r>
-          </w:p>
-        </w:tc>
-        <w:tc>
-          <w:tcPr>
-            <w:tcW w:type="dxa" w:w="2527"/>
-            <w:tcBorders>
-              <w:top w:val="single" w:color="A6A6A6" w:sz="4"/>
-              <w:left w:val="single" w:color="A6A6A6" w:sz="4"/>
-              <w:bottom w:val="single" w:color="A6A6A6" w:sz="4"/>
-              <w:right w:val="single" w:color="A6A6A6" w:sz="4"/>
-            </w:tcBorders>
-            <w:tcMar>
-              <w:top w:type="dxa" w:w="60"/>
-              <w:left w:type="dxa" w:w="100"/>
-              <w:bottom w:type="dxa" w:w="60"/>
-              <w:right w:type="dxa" w:w="100"/>
-            </w:tcMar>
-          </w:tcPr>
-          <w:p>
-            <w:pPr>
-              <w:spacing w:after="40"/>
-            </w:pPr>
-            <w:r>
-              <w:rPr>
-                <w:rFonts w:ascii="Arial" w:cs="Arial" w:eastAsia="Arial" w:hAnsi="Arial"/>
-              </w:rPr>
-              <w:t xml:space="preserve">Partner functions</w:t>
-            </w:r>
-          </w:p>
-        </w:tc>
-        <w:tc>
-          <w:tcPr>
-            <w:tcW w:type="dxa" w:w="2527"/>
-            <w:tcBorders>
-              <w:top w:val="single" w:color="A6A6A6" w:sz="4"/>
-              <w:left w:val="single" w:color="A6A6A6" w:sz="4"/>
-              <w:bottom w:val="single" w:color="A6A6A6" w:sz="4"/>
-              <w:right w:val="single" w:color="A6A6A6" w:sz="4"/>
-            </w:tcBorders>
-            <w:tcMar>
-              <w:top w:type="dxa" w:w="60"/>
-              <w:left w:type="dxa" w:w="100"/>
-              <w:bottom w:type="dxa" w:w="60"/>
-              <w:right w:type="dxa" w:w="100"/>
-            </w:tcMar>
-          </w:tcPr>
-          <w:p>
-            <w:pPr>
-              <w:spacing w:after="40"/>
-            </w:pPr>
-            <w:r>
-              <w:rPr>
-                <w:rFonts w:ascii="Arial" w:cs="Arial" w:eastAsia="Arial" w:hAnsi="Arial"/>
-              </w:rPr>
-              <w:t xml:space="preserve">Partners in BP purchasing data</w:t>
-            </w:r>
-          </w:p>
-        </w:tc>
-        <w:tc>
-          <w:tcPr>
-            <w:tcW w:type="dxa" w:w="1083"/>
-            <w:tcBorders>
-              <w:top w:val="single" w:color="A6A6A6" w:sz="4"/>
-              <w:left w:val="single" w:color="A6A6A6" w:sz="4"/>
-              <w:bottom w:val="single" w:color="A6A6A6" w:sz="4"/>
-              <w:right w:val="single" w:color="A6A6A6" w:sz="4"/>
-            </w:tcBorders>
-            <w:tcMar>
-              <w:top w:type="dxa" w:w="60"/>
-              <w:left w:type="dxa" w:w="100"/>
-              <w:bottom w:type="dxa" w:w="60"/>
-              <w:right w:type="dxa" w:w="100"/>
-            </w:tcMar>
-          </w:tcPr>
-          <w:p>
-            <w:pPr>
-              <w:spacing w:after="40"/>
-            </w:pPr>
-          </w:p>
-        </w:tc>
-        <w:tc>
-          <w:tcPr>
-            <w:tcW w:type="dxa" w:w="1445"/>
-            <w:tcBorders>
-              <w:top w:val="single" w:color="A6A6A6" w:sz="4"/>
-              <w:left w:val="single" w:color="A6A6A6" w:sz="4"/>
-              <w:bottom w:val="single" w:color="A6A6A6" w:sz="4"/>
-              <w:right w:val="single" w:color="A6A6A6" w:sz="4"/>
-            </w:tcBorders>
-            <w:tcMar>
-              <w:top w:type="dxa" w:w="60"/>
-              <w:left w:type="dxa" w:w="100"/>
-              <w:bottom w:type="dxa" w:w="60"/>
-              <w:right w:type="dxa" w:w="100"/>
-            </w:tcMar>
-          </w:tcPr>
-          <w:p>
-            <w:pPr>
-              <w:spacing w:after="40"/>
-            </w:pPr>
-          </w:p>
-        </w:tc>
-      </w:tr>
-      <w:tr>
-        <w:tc>
-          <w:tcPr>
-            <w:tcW w:type="dxa" w:w="451"/>
-            <w:tcBorders>
-              <w:top w:val="single" w:color="A6A6A6" w:sz="4"/>
-              <w:left w:val="single" w:color="A6A6A6" w:sz="4"/>
-              <w:bottom w:val="single" w:color="A6A6A6" w:sz="4"/>
-              <w:right w:val="single" w:color="A6A6A6" w:sz="4"/>
-            </w:tcBorders>
-            <w:tcMar>
-              <w:top w:type="dxa" w:w="60"/>
-              <w:left w:type="dxa" w:w="100"/>
-              <w:bottom w:type="dxa" w:w="60"/>
-              <w:right w:type="dxa" w:w="100"/>
-            </w:tcMar>
-          </w:tcPr>
-          <w:p>
-            <w:pPr>
-              <w:spacing w:after="40"/>
-            </w:pPr>
-            <w:r>
-              <w:rPr>
-                <w:rFonts w:ascii="Arial" w:cs="Arial" w:eastAsia="Arial" w:hAnsi="Arial"/>
-              </w:rPr>
-              <w:t xml:space="preserve">20</w:t>
-            </w:r>
-          </w:p>
-        </w:tc>
-        <w:tc>
-          <w:tcPr>
-            <w:tcW w:type="dxa" w:w="993"/>
-            <w:tcBorders>
-              <w:top w:val="single" w:color="A6A6A6" w:sz="4"/>
-              <w:left w:val="single" w:color="A6A6A6" w:sz="4"/>
-              <w:bottom w:val="single" w:color="A6A6A6" w:sz="4"/>
-              <w:right w:val="single" w:color="A6A6A6" w:sz="4"/>
-            </w:tcBorders>
-            <w:tcMar>
-              <w:top w:type="dxa" w:w="60"/>
-              <w:left w:type="dxa" w:w="100"/>
-              <w:bottom w:type="dxa" w:w="60"/>
-              <w:right w:type="dxa" w:w="100"/>
-            </w:tcMar>
-          </w:tcPr>
-          <w:p>
-            <w:pPr>
-              <w:spacing w:after="40"/>
-            </w:pPr>
-            <w:r>
-              <w:rPr>
-                <w:rFonts w:ascii="Arial" w:cs="Arial" w:eastAsia="Arial" w:hAnsi="Arial"/>
-              </w:rPr>
-              <w:t xml:space="preserve">Vendor</w:t>
-            </w:r>
-          </w:p>
-        </w:tc>
-        <w:tc>
-          <w:tcPr>
-            <w:tcW w:type="dxa" w:w="2527"/>
-            <w:tcBorders>
-              <w:top w:val="single" w:color="A6A6A6" w:sz="4"/>
-              <w:left w:val="single" w:color="A6A6A6" w:sz="4"/>
-              <w:bottom w:val="single" w:color="A6A6A6" w:sz="4"/>
-              <w:right w:val="single" w:color="A6A6A6" w:sz="4"/>
-            </w:tcBorders>
-            <w:tcMar>
-              <w:top w:type="dxa" w:w="60"/>
-              <w:left w:type="dxa" w:w="100"/>
-              <w:bottom w:type="dxa" w:w="60"/>
-              <w:right w:type="dxa" w:w="100"/>
-            </w:tcMar>
-          </w:tcPr>
-          <w:p>
-            <w:pPr>
-              <w:spacing w:after="40"/>
-            </w:pPr>
-            <w:r>
-              <w:rPr>
-                <w:rFonts w:ascii="Arial" w:cs="Arial" w:eastAsia="Arial" w:hAnsi="Arial"/>
-              </w:rPr>
-              <w:t xml:space="preserve">Block / unblock</w:t>
-            </w:r>
-          </w:p>
-        </w:tc>
-        <w:tc>
-          <w:tcPr>
-            <w:tcW w:type="dxa" w:w="2527"/>
-            <w:tcBorders>
-              <w:top w:val="single" w:color="A6A6A6" w:sz="4"/>
-              <w:left w:val="single" w:color="A6A6A6" w:sz="4"/>
-              <w:bottom w:val="single" w:color="A6A6A6" w:sz="4"/>
-              <w:right w:val="single" w:color="A6A6A6" w:sz="4"/>
-            </w:tcBorders>
-            <w:tcMar>
-              <w:top w:type="dxa" w:w="60"/>
-              <w:left w:type="dxa" w:w="100"/>
-              <w:bottom w:type="dxa" w:w="60"/>
-              <w:right w:type="dxa" w:w="100"/>
-            </w:tcMar>
-          </w:tcPr>
-          <w:p>
-            <w:pPr>
-              <w:spacing w:after="40"/>
-            </w:pPr>
-            <w:r>
-              <w:rPr>
-                <w:rFonts w:ascii="Arial" w:cs="Arial" w:eastAsia="Arial" w:hAnsi="Arial"/>
-              </w:rPr>
-              <w:t xml:space="preserve">Blocks set / cleared in BP</w:t>
-            </w:r>
-          </w:p>
-        </w:tc>
-        <w:tc>
-          <w:tcPr>
-            <w:tcW w:type="dxa" w:w="1083"/>
-            <w:tcBorders>
-              <w:top w:val="single" w:color="A6A6A6" w:sz="4"/>
-              <w:left w:val="single" w:color="A6A6A6" w:sz="4"/>
-              <w:bottom w:val="single" w:color="A6A6A6" w:sz="4"/>
-              <w:right w:val="single" w:color="A6A6A6" w:sz="4"/>
-            </w:tcBorders>
-            <w:tcMar>
-              <w:top w:type="dxa" w:w="60"/>
-              <w:left w:type="dxa" w:w="100"/>
-              <w:bottom w:type="dxa" w:w="60"/>
-              <w:right w:type="dxa" w:w="100"/>
-            </w:tcMar>
-          </w:tcPr>
-          <w:p>
-            <w:pPr>
-              <w:spacing w:after="40"/>
-            </w:pPr>
-          </w:p>
-        </w:tc>
-        <w:tc>
-          <w:tcPr>
-            <w:tcW w:type="dxa" w:w="1445"/>
+            <w:tcW w:type="dxa" w:w="722"/>
+            <w:tcBorders>
+              <w:top w:val="single" w:color="A6A6A6" w:sz="4"/>
+              <w:left w:val="single" w:color="A6A6A6" w:sz="4"/>
+              <w:bottom w:val="single" w:color="A6A6A6" w:sz="4"/>
+              <w:right w:val="single" w:color="A6A6A6" w:sz="4"/>
+            </w:tcBorders>
+            <w:tcMar>
+              <w:top w:type="dxa" w:w="60"/>
+              <w:left w:type="dxa" w:w="100"/>
+              <w:bottom w:type="dxa" w:w="60"/>
+              <w:right w:type="dxa" w:w="100"/>
+            </w:tcMar>
+          </w:tcPr>
+          <w:p>
+            <w:pPr>
+              <w:spacing w:after="40"/>
+            </w:pPr>
+            <w:r>
+              <w:rPr>
+                <w:rFonts w:ascii="Arial" w:cs="Arial" w:eastAsia="Arial" w:hAnsi="Arial"/>
+              </w:rPr>
+              <w:t xml:space="preserve">V-16</w:t>
+            </w:r>
+          </w:p>
+        </w:tc>
+        <w:tc>
+          <w:tcPr>
+            <w:tcW w:type="dxa" w:w="3610"/>
+            <w:tcBorders>
+              <w:top w:val="single" w:color="A6A6A6" w:sz="4"/>
+              <w:left w:val="single" w:color="A6A6A6" w:sz="4"/>
+              <w:bottom w:val="single" w:color="A6A6A6" w:sz="4"/>
+              <w:right w:val="single" w:color="A6A6A6" w:sz="4"/>
+            </w:tcBorders>
+            <w:tcMar>
+              <w:top w:type="dxa" w:w="60"/>
+              <w:left w:type="dxa" w:w="100"/>
+              <w:bottom w:type="dxa" w:w="60"/>
+              <w:right w:type="dxa" w:w="100"/>
+            </w:tcMar>
+          </w:tcPr>
+          <w:p>
+            <w:pPr>
+              <w:spacing w:after="40"/>
+            </w:pPr>
+            <w:r>
+              <w:rPr>
+                <w:rFonts w:ascii="Arial" w:cs="Arial" w:eastAsia="Arial" w:hAnsi="Arial"/>
+              </w:rPr>
+              <w:t xml:space="preserve">A TDS file whose vendor column is empty. (retest)</w:t>
+            </w:r>
+          </w:p>
+        </w:tc>
+        <w:tc>
+          <w:tcPr>
+            <w:tcW w:type="dxa" w:w="3069"/>
+            <w:tcBorders>
+              <w:top w:val="single" w:color="A6A6A6" w:sz="4"/>
+              <w:left w:val="single" w:color="A6A6A6" w:sz="4"/>
+              <w:bottom w:val="single" w:color="A6A6A6" w:sz="4"/>
+              <w:right w:val="single" w:color="A6A6A6" w:sz="4"/>
+            </w:tcBorders>
+            <w:tcMar>
+              <w:top w:type="dxa" w:w="60"/>
+              <w:left w:type="dxa" w:w="100"/>
+              <w:bottom w:type="dxa" w:w="60"/>
+              <w:right w:type="dxa" w:w="100"/>
+            </w:tcMar>
+          </w:tcPr>
+          <w:p>
+            <w:pPr>
+              <w:spacing w:after="40"/>
+            </w:pPr>
+            <w:r>
+              <w:rPr>
+                <w:rFonts w:ascii="Arial" w:cs="Arial" w:eastAsia="Arial" w:hAnsi="Arial"/>
+              </w:rPr>
+              <w:t xml:space="preserve">A message naming the tab, the number of rows and the empty column - not "No data rows were found".</w:t>
+            </w:r>
+          </w:p>
+        </w:tc>
+        <w:tc>
+          <w:tcPr>
+            <w:tcW w:type="dxa" w:w="722"/>
+            <w:tcBorders>
+              <w:top w:val="single" w:color="A6A6A6" w:sz="4"/>
+              <w:left w:val="single" w:color="A6A6A6" w:sz="4"/>
+              <w:bottom w:val="single" w:color="A6A6A6" w:sz="4"/>
+              <w:right w:val="single" w:color="A6A6A6" w:sz="4"/>
+            </w:tcBorders>
+            <w:tcMar>
+              <w:top w:type="dxa" w:w="60"/>
+              <w:left w:type="dxa" w:w="100"/>
+              <w:bottom w:type="dxa" w:w="60"/>
+              <w:right w:type="dxa" w:w="100"/>
+            </w:tcMar>
+          </w:tcPr>
+          <w:p>
+            <w:pPr>
+              <w:spacing w:after="40"/>
+            </w:pPr>
+          </w:p>
+        </w:tc>
+        <w:tc>
+          <w:tcPr>
+            <w:tcW w:type="dxa" w:w="903"/>
             <w:tcBorders>
               <w:top w:val="single" w:color="A6A6A6" w:sz="4"/>
               <w:left w:val="single" w:color="A6A6A6" w:sz="4"/>
